--- a/manuscript/manuscript_JTM_zh.docx
+++ b/manuscript/manuscript_JTM_zh.docx
@@ -282,6 +282,9 @@
       </w:r>
     </w:p>
     <w:p>
+      <w:pPr>
+        <w:spacing w:after="240"/>
+      </w:pPr>
       <w:r>
         <w:rPr>
           <w:b/>
@@ -342,29 +345,1835 @@
       </w:r>
     </w:p>
     <w:p>
+      <w:r>
+        <w:rPr>
+          <w:b/>
+        </w:rPr>
+        <w:t xml:space="preserve">表 1 </w:t>
+      </w:r>
+      <w:r>
+        <w:t>纳入研究的队列</w:t>
+      </w:r>
+    </w:p>
+    <w:tbl>
+      <w:tblPr>
+        <w:tblStyle w:val="TableGrid"/>
+        <w:tblW w:type="auto" w:w="0"/>
+        <w:tblLook w:firstColumn="1" w:firstRow="1" w:lastColumn="0" w:lastRow="0" w:noHBand="0" w:noVBand="1" w:val="04A0"/>
+      </w:tblPr>
+      <w:tblGrid>
+        <w:gridCol w:w="1045"/>
+        <w:gridCol w:w="1045"/>
+        <w:gridCol w:w="1045"/>
+        <w:gridCol w:w="1045"/>
+        <w:gridCol w:w="1045"/>
+        <w:gridCol w:w="1045"/>
+        <w:gridCol w:w="1045"/>
+        <w:gridCol w:w="1045"/>
+        <w:gridCol w:w="1045"/>
+      </w:tblGrid>
+      <w:tr>
+        <w:tc>
+          <w:tcPr>
+            <w:tcW w:type="dxa" w:w="1045"/>
+          </w:tcPr>
+          <w:p>
+            <w:r>
+              <w:rPr>
+                <w:sz w:val="15"/>
+              </w:rPr>
+              <w:t>Accession</w:t>
+            </w:r>
+          </w:p>
+        </w:tc>
+        <w:tc>
+          <w:tcPr>
+            <w:tcW w:type="dxa" w:w="1045"/>
+          </w:tcPr>
+          <w:p>
+            <w:r>
+              <w:rPr>
+                <w:sz w:val="15"/>
+              </w:rPr>
+              <w:t>Disease</w:t>
+            </w:r>
+          </w:p>
+        </w:tc>
+        <w:tc>
+          <w:tcPr>
+            <w:tcW w:type="dxa" w:w="1045"/>
+          </w:tcPr>
+          <w:p>
+            <w:r>
+              <w:rPr>
+                <w:sz w:val="15"/>
+              </w:rPr>
+              <w:t>Design</w:t>
+            </w:r>
+          </w:p>
+        </w:tc>
+        <w:tc>
+          <w:tcPr>
+            <w:tcW w:type="dxa" w:w="1045"/>
+          </w:tcPr>
+          <w:p>
+            <w:r>
+              <w:rPr>
+                <w:sz w:val="15"/>
+              </w:rPr>
+              <w:t>Platform</w:t>
+            </w:r>
+          </w:p>
+        </w:tc>
+        <w:tc>
+          <w:tcPr>
+            <w:tcW w:type="dxa" w:w="1045"/>
+          </w:tcPr>
+          <w:p>
+            <w:r>
+              <w:rPr>
+                <w:sz w:val="15"/>
+              </w:rPr>
+              <w:t>Cases</w:t>
+            </w:r>
+          </w:p>
+        </w:tc>
+        <w:tc>
+          <w:tcPr>
+            <w:tcW w:type="dxa" w:w="1045"/>
+          </w:tcPr>
+          <w:p>
+            <w:r>
+              <w:rPr>
+                <w:sz w:val="15"/>
+              </w:rPr>
+              <w:t>Controls</w:t>
+            </w:r>
+          </w:p>
+        </w:tc>
+        <w:tc>
+          <w:tcPr>
+            <w:tcW w:type="dxa" w:w="1045"/>
+          </w:tcPr>
+          <w:p>
+            <w:r>
+              <w:rPr>
+                <w:sz w:val="15"/>
+              </w:rPr>
+              <w:t>DE method</w:t>
+            </w:r>
+          </w:p>
+        </w:tc>
+        <w:tc>
+          <w:tcPr>
+            <w:tcW w:type="dxa" w:w="1045"/>
+          </w:tcPr>
+          <w:p>
+            <w:r>
+              <w:rPr>
+                <w:sz w:val="15"/>
+              </w:rPr>
+              <w:t>DEGs FDR05</w:t>
+            </w:r>
+          </w:p>
+        </w:tc>
+        <w:tc>
+          <w:tcPr>
+            <w:tcW w:type="dxa" w:w="1045"/>
+          </w:tcPr>
+          <w:p>
+            <w:r>
+              <w:rPr>
+                <w:sz w:val="15"/>
+              </w:rPr>
+              <w:t>Role</w:t>
+            </w:r>
+          </w:p>
+        </w:tc>
+      </w:tr>
+      <w:tr>
+        <w:tc>
+          <w:tcPr>
+            <w:tcW w:type="dxa" w:w="1045"/>
+          </w:tcPr>
+          <w:p>
+            <w:r>
+              <w:rPr>
+                <w:sz w:val="15"/>
+              </w:rPr>
+              <w:t>GSE26155</w:t>
+            </w:r>
+          </w:p>
+        </w:tc>
+        <w:tc>
+          <w:tcPr>
+            <w:tcW w:type="dxa" w:w="1045"/>
+          </w:tcPr>
+          <w:p>
+            <w:r>
+              <w:rPr>
+                <w:sz w:val="15"/>
+              </w:rPr>
+              <w:t>ATAA</w:t>
+            </w:r>
+          </w:p>
+        </w:tc>
+        <w:tc>
+          <w:tcPr>
+            <w:tcW w:type="dxa" w:w="1045"/>
+          </w:tcPr>
+          <w:p>
+            <w:r>
+              <w:rPr>
+                <w:sz w:val="15"/>
+              </w:rPr>
+              <w:t>Ascending aorta intima-media; dilated (&gt;45 mm) vs non-dilated (&lt;40 mm) TAV patients</w:t>
+            </w:r>
+          </w:p>
+        </w:tc>
+        <w:tc>
+          <w:tcPr>
+            <w:tcW w:type="dxa" w:w="1045"/>
+          </w:tcPr>
+          <w:p>
+            <w:r>
+              <w:rPr>
+                <w:sz w:val="15"/>
+              </w:rPr>
+              <w:t>Affymetrix Human Exon 1.0 ST</w:t>
+            </w:r>
+          </w:p>
+        </w:tc>
+        <w:tc>
+          <w:tcPr>
+            <w:tcW w:type="dxa" w:w="1045"/>
+          </w:tcPr>
+          <w:p>
+            <w:r>
+              <w:rPr>
+                <w:sz w:val="15"/>
+              </w:rPr>
+              <w:t>ATAA=22</w:t>
+            </w:r>
+          </w:p>
+        </w:tc>
+        <w:tc>
+          <w:tcPr>
+            <w:tcW w:type="dxa" w:w="1045"/>
+          </w:tcPr>
+          <w:p>
+            <w:r>
+              <w:rPr>
+                <w:sz w:val="15"/>
+              </w:rPr>
+              <w:t>31</w:t>
+            </w:r>
+          </w:p>
+        </w:tc>
+        <w:tc>
+          <w:tcPr>
+            <w:tcW w:type="dxa" w:w="1045"/>
+          </w:tcPr>
+          <w:p>
+            <w:r>
+              <w:rPr>
+                <w:sz w:val="15"/>
+              </w:rPr>
+              <w:t>limma-trend</w:t>
+            </w:r>
+          </w:p>
+        </w:tc>
+        <w:tc>
+          <w:tcPr>
+            <w:tcW w:type="dxa" w:w="1045"/>
+          </w:tcPr>
+          <w:p>
+            <w:r>
+              <w:rPr>
+                <w:sz w:val="15"/>
+              </w:rPr>
+              <w:t>1966</w:t>
+            </w:r>
+          </w:p>
+        </w:tc>
+        <w:tc>
+          <w:tcPr>
+            <w:tcW w:type="dxa" w:w="1045"/>
+          </w:tcPr>
+          <w:p>
+            <w:r>
+              <w:rPr>
+                <w:sz w:val="15"/>
+              </w:rPr>
+              <w:t>ATAA meta-analysis</w:t>
+            </w:r>
+          </w:p>
+        </w:tc>
+      </w:tr>
+      <w:tr>
+        <w:tc>
+          <w:tcPr>
+            <w:tcW w:type="dxa" w:w="1045"/>
+          </w:tcPr>
+          <w:p>
+            <w:r>
+              <w:rPr>
+                <w:sz w:val="15"/>
+              </w:rPr>
+              <w:t>GSE140947</w:t>
+            </w:r>
+          </w:p>
+        </w:tc>
+        <w:tc>
+          <w:tcPr>
+            <w:tcW w:type="dxa" w:w="1045"/>
+          </w:tcPr>
+          <w:p>
+            <w:r>
+              <w:rPr>
+                <w:sz w:val="15"/>
+              </w:rPr>
+              <w:t>ATAA</w:t>
+            </w:r>
+          </w:p>
+        </w:tc>
+        <w:tc>
+          <w:tcPr>
+            <w:tcW w:type="dxa" w:w="1045"/>
+          </w:tcPr>
+          <w:p>
+            <w:r>
+              <w:rPr>
+                <w:sz w:val="15"/>
+              </w:rPr>
+              <w:t>Ascending aortic media (aneurysm neck + belly per patient) vs organ-donor media</w:t>
+            </w:r>
+          </w:p>
+        </w:tc>
+        <w:tc>
+          <w:tcPr>
+            <w:tcW w:type="dxa" w:w="1045"/>
+          </w:tcPr>
+          <w:p>
+            <w:r>
+              <w:rPr>
+                <w:sz w:val="15"/>
+              </w:rPr>
+              <w:t>RNA-seq (NextSeq 500)</w:t>
+            </w:r>
+          </w:p>
+        </w:tc>
+        <w:tc>
+          <w:tcPr>
+            <w:tcW w:type="dxa" w:w="1045"/>
+          </w:tcPr>
+          <w:p>
+            <w:r>
+              <w:rPr>
+                <w:sz w:val="15"/>
+              </w:rPr>
+              <w:t>ATAA=6</w:t>
+            </w:r>
+          </w:p>
+        </w:tc>
+        <w:tc>
+          <w:tcPr>
+            <w:tcW w:type="dxa" w:w="1045"/>
+          </w:tcPr>
+          <w:p>
+            <w:r>
+              <w:rPr>
+                <w:sz w:val="15"/>
+              </w:rPr>
+              <w:t>6</w:t>
+            </w:r>
+          </w:p>
+        </w:tc>
+        <w:tc>
+          <w:tcPr>
+            <w:tcW w:type="dxa" w:w="1045"/>
+          </w:tcPr>
+          <w:p>
+            <w:r>
+              <w:rPr>
+                <w:sz w:val="15"/>
+              </w:rPr>
+              <w:t>DESeq2</w:t>
+            </w:r>
+          </w:p>
+        </w:tc>
+        <w:tc>
+          <w:tcPr>
+            <w:tcW w:type="dxa" w:w="1045"/>
+          </w:tcPr>
+          <w:p>
+            <w:r>
+              <w:rPr>
+                <w:sz w:val="15"/>
+              </w:rPr>
+              <w:t>1186</w:t>
+            </w:r>
+          </w:p>
+        </w:tc>
+        <w:tc>
+          <w:tcPr>
+            <w:tcW w:type="dxa" w:w="1045"/>
+          </w:tcPr>
+          <w:p>
+            <w:r>
+              <w:rPr>
+                <w:sz w:val="15"/>
+              </w:rPr>
+              <w:t>ATAA meta-analysis</w:t>
+            </w:r>
+          </w:p>
+        </w:tc>
+      </w:tr>
+      <w:tr>
+        <w:tc>
+          <w:tcPr>
+            <w:tcW w:type="dxa" w:w="1045"/>
+          </w:tcPr>
+          <w:p>
+            <w:r>
+              <w:rPr>
+                <w:sz w:val="15"/>
+              </w:rPr>
+              <w:t>GSE235161</w:t>
+            </w:r>
+          </w:p>
+        </w:tc>
+        <w:tc>
+          <w:tcPr>
+            <w:tcW w:type="dxa" w:w="1045"/>
+          </w:tcPr>
+          <w:p>
+            <w:r>
+              <w:rPr>
+                <w:sz w:val="15"/>
+              </w:rPr>
+              <w:t>ATAA</w:t>
+            </w:r>
+          </w:p>
+        </w:tc>
+        <w:tc>
+          <w:tcPr>
+            <w:tcW w:type="dxa" w:w="1045"/>
+          </w:tcPr>
+          <w:p>
+            <w:r>
+              <w:rPr>
+                <w:sz w:val="15"/>
+              </w:rPr>
+              <w:t>Thoracic aortic aneurysm tissue (surgical) vs non-aneurysmal aorta (CABG/donor)</w:t>
+            </w:r>
+          </w:p>
+        </w:tc>
+        <w:tc>
+          <w:tcPr>
+            <w:tcW w:type="dxa" w:w="1045"/>
+          </w:tcPr>
+          <w:p>
+            <w:r>
+              <w:rPr>
+                <w:sz w:val="15"/>
+              </w:rPr>
+              <w:t>RNA-seq (FPKM)</w:t>
+            </w:r>
+          </w:p>
+        </w:tc>
+        <w:tc>
+          <w:tcPr>
+            <w:tcW w:type="dxa" w:w="1045"/>
+          </w:tcPr>
+          <w:p>
+            <w:r>
+              <w:rPr>
+                <w:sz w:val="15"/>
+              </w:rPr>
+              <w:t>ATAA=31</w:t>
+            </w:r>
+          </w:p>
+        </w:tc>
+        <w:tc>
+          <w:tcPr>
+            <w:tcW w:type="dxa" w:w="1045"/>
+          </w:tcPr>
+          <w:p>
+            <w:r>
+              <w:rPr>
+                <w:sz w:val="15"/>
+              </w:rPr>
+              <w:t>11</w:t>
+            </w:r>
+          </w:p>
+        </w:tc>
+        <w:tc>
+          <w:tcPr>
+            <w:tcW w:type="dxa" w:w="1045"/>
+          </w:tcPr>
+          <w:p>
+            <w:r>
+              <w:rPr>
+                <w:sz w:val="15"/>
+              </w:rPr>
+              <w:t>limma-trend</w:t>
+            </w:r>
+          </w:p>
+        </w:tc>
+        <w:tc>
+          <w:tcPr>
+            <w:tcW w:type="dxa" w:w="1045"/>
+          </w:tcPr>
+          <w:p>
+            <w:r>
+              <w:rPr>
+                <w:sz w:val="15"/>
+              </w:rPr>
+              <w:t>7</w:t>
+            </w:r>
+          </w:p>
+        </w:tc>
+        <w:tc>
+          <w:tcPr>
+            <w:tcW w:type="dxa" w:w="1045"/>
+          </w:tcPr>
+          <w:p>
+            <w:r>
+              <w:rPr>
+                <w:sz w:val="15"/>
+              </w:rPr>
+              <w:t>ATAA meta-analysis</w:t>
+            </w:r>
+          </w:p>
+        </w:tc>
+      </w:tr>
+      <w:tr>
+        <w:tc>
+          <w:tcPr>
+            <w:tcW w:type="dxa" w:w="1045"/>
+          </w:tcPr>
+          <w:p>
+            <w:r>
+              <w:rPr>
+                <w:sz w:val="15"/>
+              </w:rPr>
+              <w:t>GSE202267</w:t>
+            </w:r>
+          </w:p>
+        </w:tc>
+        <w:tc>
+          <w:tcPr>
+            <w:tcW w:type="dxa" w:w="1045"/>
+          </w:tcPr>
+          <w:p>
+            <w:r>
+              <w:rPr>
+                <w:sz w:val="15"/>
+              </w:rPr>
+              <w:t>ATAA</w:t>
+            </w:r>
+          </w:p>
+        </w:tc>
+        <w:tc>
+          <w:tcPr>
+            <w:tcW w:type="dxa" w:w="1045"/>
+          </w:tcPr>
+          <w:p>
+            <w:r>
+              <w:rPr>
+                <w:sz w:val="15"/>
+              </w:rPr>
+              <w:t>Thoracic aortic aneurysm vs non-aneurysmal aorta (surgical controls)</w:t>
+            </w:r>
+          </w:p>
+        </w:tc>
+        <w:tc>
+          <w:tcPr>
+            <w:tcW w:type="dxa" w:w="1045"/>
+          </w:tcPr>
+          <w:p>
+            <w:r>
+              <w:rPr>
+                <w:sz w:val="15"/>
+              </w:rPr>
+              <w:t>RNA-seq (counts)</w:t>
+            </w:r>
+          </w:p>
+        </w:tc>
+        <w:tc>
+          <w:tcPr>
+            <w:tcW w:type="dxa" w:w="1045"/>
+          </w:tcPr>
+          <w:p>
+            <w:r>
+              <w:rPr>
+                <w:sz w:val="15"/>
+              </w:rPr>
+              <w:t>ATAA=4</w:t>
+            </w:r>
+          </w:p>
+        </w:tc>
+        <w:tc>
+          <w:tcPr>
+            <w:tcW w:type="dxa" w:w="1045"/>
+          </w:tcPr>
+          <w:p>
+            <w:r>
+              <w:rPr>
+                <w:sz w:val="15"/>
+              </w:rPr>
+              <w:t>4</w:t>
+            </w:r>
+          </w:p>
+        </w:tc>
+        <w:tc>
+          <w:tcPr>
+            <w:tcW w:type="dxa" w:w="1045"/>
+          </w:tcPr>
+          <w:p>
+            <w:r>
+              <w:rPr>
+                <w:sz w:val="15"/>
+              </w:rPr>
+              <w:t>DESeq2</w:t>
+            </w:r>
+          </w:p>
+        </w:tc>
+        <w:tc>
+          <w:tcPr>
+            <w:tcW w:type="dxa" w:w="1045"/>
+          </w:tcPr>
+          <w:p>
+            <w:r>
+              <w:rPr>
+                <w:sz w:val="15"/>
+              </w:rPr>
+              <w:t>81</w:t>
+            </w:r>
+          </w:p>
+        </w:tc>
+        <w:tc>
+          <w:tcPr>
+            <w:tcW w:type="dxa" w:w="1045"/>
+          </w:tcPr>
+          <w:p>
+            <w:r>
+              <w:rPr>
+                <w:sz w:val="15"/>
+              </w:rPr>
+              <w:t>ATAA meta-analysis</w:t>
+            </w:r>
+          </w:p>
+        </w:tc>
+      </w:tr>
+      <w:tr>
+        <w:tc>
+          <w:tcPr>
+            <w:tcW w:type="dxa" w:w="1045"/>
+          </w:tcPr>
+          <w:p>
+            <w:r>
+              <w:rPr>
+                <w:sz w:val="15"/>
+              </w:rPr>
+              <w:t>GSE52093</w:t>
+            </w:r>
+          </w:p>
+        </w:tc>
+        <w:tc>
+          <w:tcPr>
+            <w:tcW w:type="dxa" w:w="1045"/>
+          </w:tcPr>
+          <w:p>
+            <w:r>
+              <w:rPr>
+                <w:sz w:val="15"/>
+              </w:rPr>
+              <w:t>TAAD</w:t>
+            </w:r>
+          </w:p>
+        </w:tc>
+        <w:tc>
+          <w:tcPr>
+            <w:tcW w:type="dxa" w:w="1045"/>
+          </w:tcPr>
+          <w:p>
+            <w:r>
+              <w:rPr>
+                <w:sz w:val="15"/>
+              </w:rPr>
+              <w:t>Acute Stanford type A dissection, ascending aorta vs normal ascending aorta</w:t>
+            </w:r>
+          </w:p>
+        </w:tc>
+        <w:tc>
+          <w:tcPr>
+            <w:tcW w:type="dxa" w:w="1045"/>
+          </w:tcPr>
+          <w:p>
+            <w:r>
+              <w:rPr>
+                <w:sz w:val="15"/>
+              </w:rPr>
+              <w:t>Illumina HumanHT-12 V4</w:t>
+            </w:r>
+          </w:p>
+        </w:tc>
+        <w:tc>
+          <w:tcPr>
+            <w:tcW w:type="dxa" w:w="1045"/>
+          </w:tcPr>
+          <w:p>
+            <w:r>
+              <w:rPr>
+                <w:sz w:val="15"/>
+              </w:rPr>
+              <w:t>TAAD=7</w:t>
+            </w:r>
+          </w:p>
+        </w:tc>
+        <w:tc>
+          <w:tcPr>
+            <w:tcW w:type="dxa" w:w="1045"/>
+          </w:tcPr>
+          <w:p>
+            <w:r>
+              <w:rPr>
+                <w:sz w:val="15"/>
+              </w:rPr>
+              <w:t>5</w:t>
+            </w:r>
+          </w:p>
+        </w:tc>
+        <w:tc>
+          <w:tcPr>
+            <w:tcW w:type="dxa" w:w="1045"/>
+          </w:tcPr>
+          <w:p>
+            <w:r>
+              <w:rPr>
+                <w:sz w:val="15"/>
+              </w:rPr>
+              <w:t>limma-trend</w:t>
+            </w:r>
+          </w:p>
+        </w:tc>
+        <w:tc>
+          <w:tcPr>
+            <w:tcW w:type="dxa" w:w="1045"/>
+          </w:tcPr>
+          <w:p>
+            <w:r>
+              <w:rPr>
+                <w:sz w:val="15"/>
+              </w:rPr>
+              <w:t>1928</w:t>
+            </w:r>
+          </w:p>
+        </w:tc>
+        <w:tc>
+          <w:tcPr>
+            <w:tcW w:type="dxa" w:w="1045"/>
+          </w:tcPr>
+          <w:p>
+            <w:r>
+              <w:rPr>
+                <w:sz w:val="15"/>
+              </w:rPr>
+              <w:t>TAAD meta-analysis</w:t>
+            </w:r>
+          </w:p>
+        </w:tc>
+      </w:tr>
+      <w:tr>
+        <w:tc>
+          <w:tcPr>
+            <w:tcW w:type="dxa" w:w="1045"/>
+          </w:tcPr>
+          <w:p>
+            <w:r>
+              <w:rPr>
+                <w:sz w:val="15"/>
+              </w:rPr>
+              <w:t>GSE153434</w:t>
+            </w:r>
+          </w:p>
+        </w:tc>
+        <w:tc>
+          <w:tcPr>
+            <w:tcW w:type="dxa" w:w="1045"/>
+          </w:tcPr>
+          <w:p>
+            <w:r>
+              <w:rPr>
+                <w:sz w:val="15"/>
+              </w:rPr>
+              <w:t>TAAD</w:t>
+            </w:r>
+          </w:p>
+        </w:tc>
+        <w:tc>
+          <w:tcPr>
+            <w:tcW w:type="dxa" w:w="1045"/>
+          </w:tcPr>
+          <w:p>
+            <w:r>
+              <w:rPr>
+                <w:sz w:val="15"/>
+              </w:rPr>
+              <w:t>Acute type A dissection ascending aorta vs normal (heart-transplant donors)</w:t>
+            </w:r>
+          </w:p>
+        </w:tc>
+        <w:tc>
+          <w:tcPr>
+            <w:tcW w:type="dxa" w:w="1045"/>
+          </w:tcPr>
+          <w:p>
+            <w:r>
+              <w:rPr>
+                <w:sz w:val="15"/>
+              </w:rPr>
+              <w:t>RNA-seq (HiSeq X Ten)</w:t>
+            </w:r>
+          </w:p>
+        </w:tc>
+        <w:tc>
+          <w:tcPr>
+            <w:tcW w:type="dxa" w:w="1045"/>
+          </w:tcPr>
+          <w:p>
+            <w:r>
+              <w:rPr>
+                <w:sz w:val="15"/>
+              </w:rPr>
+              <w:t>TAAD=10</w:t>
+            </w:r>
+          </w:p>
+        </w:tc>
+        <w:tc>
+          <w:tcPr>
+            <w:tcW w:type="dxa" w:w="1045"/>
+          </w:tcPr>
+          <w:p>
+            <w:r>
+              <w:rPr>
+                <w:sz w:val="15"/>
+              </w:rPr>
+              <w:t>10</w:t>
+            </w:r>
+          </w:p>
+        </w:tc>
+        <w:tc>
+          <w:tcPr>
+            <w:tcW w:type="dxa" w:w="1045"/>
+          </w:tcPr>
+          <w:p>
+            <w:r>
+              <w:rPr>
+                <w:sz w:val="15"/>
+              </w:rPr>
+              <w:t>DESeq2</w:t>
+            </w:r>
+          </w:p>
+        </w:tc>
+        <w:tc>
+          <w:tcPr>
+            <w:tcW w:type="dxa" w:w="1045"/>
+          </w:tcPr>
+          <w:p>
+            <w:r>
+              <w:rPr>
+                <w:sz w:val="15"/>
+              </w:rPr>
+              <w:t>3097</w:t>
+            </w:r>
+          </w:p>
+        </w:tc>
+        <w:tc>
+          <w:tcPr>
+            <w:tcW w:type="dxa" w:w="1045"/>
+          </w:tcPr>
+          <w:p>
+            <w:r>
+              <w:rPr>
+                <w:sz w:val="15"/>
+              </w:rPr>
+              <w:t>TAAD meta-analysis</w:t>
+            </w:r>
+          </w:p>
+        </w:tc>
+      </w:tr>
+      <w:tr>
+        <w:tc>
+          <w:tcPr>
+            <w:tcW w:type="dxa" w:w="1045"/>
+          </w:tcPr>
+          <w:p>
+            <w:r>
+              <w:rPr>
+                <w:sz w:val="15"/>
+              </w:rPr>
+              <w:t>GSE98770</w:t>
+            </w:r>
+          </w:p>
+        </w:tc>
+        <w:tc>
+          <w:tcPr>
+            <w:tcW w:type="dxa" w:w="1045"/>
+          </w:tcPr>
+          <w:p>
+            <w:r>
+              <w:rPr>
+                <w:sz w:val="15"/>
+              </w:rPr>
+              <w:t>TAAD</w:t>
+            </w:r>
+          </w:p>
+        </w:tc>
+        <w:tc>
+          <w:tcPr>
+            <w:tcW w:type="dxa" w:w="1045"/>
+          </w:tcPr>
+          <w:p>
+            <w:r>
+              <w:rPr>
+                <w:sz w:val="15"/>
+              </w:rPr>
+              <w:t>Acute type A dissection intima-media vs transplant-donor ascending aorta</w:t>
+            </w:r>
+          </w:p>
+        </w:tc>
+        <w:tc>
+          <w:tcPr>
+            <w:tcW w:type="dxa" w:w="1045"/>
+          </w:tcPr>
+          <w:p>
+            <w:r>
+              <w:rPr>
+                <w:sz w:val="15"/>
+              </w:rPr>
+              <w:t>Agilent SurePrint G3 8x60K</w:t>
+            </w:r>
+          </w:p>
+        </w:tc>
+        <w:tc>
+          <w:tcPr>
+            <w:tcW w:type="dxa" w:w="1045"/>
+          </w:tcPr>
+          <w:p>
+            <w:r>
+              <w:rPr>
+                <w:sz w:val="15"/>
+              </w:rPr>
+              <w:t>TAAD=6</w:t>
+            </w:r>
+          </w:p>
+        </w:tc>
+        <w:tc>
+          <w:tcPr>
+            <w:tcW w:type="dxa" w:w="1045"/>
+          </w:tcPr>
+          <w:p>
+            <w:r>
+              <w:rPr>
+                <w:sz w:val="15"/>
+              </w:rPr>
+              <w:t>5</w:t>
+            </w:r>
+          </w:p>
+        </w:tc>
+        <w:tc>
+          <w:tcPr>
+            <w:tcW w:type="dxa" w:w="1045"/>
+          </w:tcPr>
+          <w:p>
+            <w:r>
+              <w:rPr>
+                <w:sz w:val="15"/>
+              </w:rPr>
+              <w:t>limma-trend</w:t>
+            </w:r>
+          </w:p>
+        </w:tc>
+        <w:tc>
+          <w:tcPr>
+            <w:tcW w:type="dxa" w:w="1045"/>
+          </w:tcPr>
+          <w:p>
+            <w:r>
+              <w:rPr>
+                <w:sz w:val="15"/>
+              </w:rPr>
+              <w:t>1323</w:t>
+            </w:r>
+          </w:p>
+        </w:tc>
+        <w:tc>
+          <w:tcPr>
+            <w:tcW w:type="dxa" w:w="1045"/>
+          </w:tcPr>
+          <w:p>
+            <w:r>
+              <w:rPr>
+                <w:sz w:val="15"/>
+              </w:rPr>
+              <w:t>TAAD meta-analysis</w:t>
+            </w:r>
+          </w:p>
+        </w:tc>
+      </w:tr>
+      <w:tr>
+        <w:tc>
+          <w:tcPr>
+            <w:tcW w:type="dxa" w:w="1045"/>
+          </w:tcPr>
+          <w:p>
+            <w:r>
+              <w:rPr>
+                <w:sz w:val="15"/>
+              </w:rPr>
+              <w:t>GSE294606</w:t>
+            </w:r>
+          </w:p>
+        </w:tc>
+        <w:tc>
+          <w:tcPr>
+            <w:tcW w:type="dxa" w:w="1045"/>
+          </w:tcPr>
+          <w:p>
+            <w:r>
+              <w:rPr>
+                <w:sz w:val="15"/>
+              </w:rPr>
+              <w:t>TAAD</w:t>
+            </w:r>
+          </w:p>
+        </w:tc>
+        <w:tc>
+          <w:tcPr>
+            <w:tcW w:type="dxa" w:w="1045"/>
+          </w:tcPr>
+          <w:p>
+            <w:r>
+              <w:rPr>
+                <w:sz w:val="15"/>
+              </w:rPr>
+              <w:t>Aortic dissection tissue vs control aorta</w:t>
+            </w:r>
+          </w:p>
+        </w:tc>
+        <w:tc>
+          <w:tcPr>
+            <w:tcW w:type="dxa" w:w="1045"/>
+          </w:tcPr>
+          <w:p>
+            <w:r>
+              <w:rPr>
+                <w:sz w:val="15"/>
+              </w:rPr>
+              <w:t>RNA-seq (counts)</w:t>
+            </w:r>
+          </w:p>
+        </w:tc>
+        <w:tc>
+          <w:tcPr>
+            <w:tcW w:type="dxa" w:w="1045"/>
+          </w:tcPr>
+          <w:p>
+            <w:r>
+              <w:rPr>
+                <w:sz w:val="15"/>
+              </w:rPr>
+              <w:t>TAAD=8</w:t>
+            </w:r>
+          </w:p>
+        </w:tc>
+        <w:tc>
+          <w:tcPr>
+            <w:tcW w:type="dxa" w:w="1045"/>
+          </w:tcPr>
+          <w:p>
+            <w:r>
+              <w:rPr>
+                <w:sz w:val="15"/>
+              </w:rPr>
+              <w:t>5</w:t>
+            </w:r>
+          </w:p>
+        </w:tc>
+        <w:tc>
+          <w:tcPr>
+            <w:tcW w:type="dxa" w:w="1045"/>
+          </w:tcPr>
+          <w:p>
+            <w:r>
+              <w:rPr>
+                <w:sz w:val="15"/>
+              </w:rPr>
+              <w:t>DESeq2</w:t>
+            </w:r>
+          </w:p>
+        </w:tc>
+        <w:tc>
+          <w:tcPr>
+            <w:tcW w:type="dxa" w:w="1045"/>
+          </w:tcPr>
+          <w:p>
+            <w:r>
+              <w:rPr>
+                <w:sz w:val="15"/>
+              </w:rPr>
+              <w:t>1408</w:t>
+            </w:r>
+          </w:p>
+        </w:tc>
+        <w:tc>
+          <w:tcPr>
+            <w:tcW w:type="dxa" w:w="1045"/>
+          </w:tcPr>
+          <w:p>
+            <w:r>
+              <w:rPr>
+                <w:sz w:val="15"/>
+              </w:rPr>
+              <w:t>TAAD meta-analysis</w:t>
+            </w:r>
+          </w:p>
+        </w:tc>
+      </w:tr>
+      <w:tr>
+        <w:tc>
+          <w:tcPr>
+            <w:tcW w:type="dxa" w:w="1045"/>
+          </w:tcPr>
+          <w:p>
+            <w:r>
+              <w:rPr>
+                <w:sz w:val="15"/>
+              </w:rPr>
+              <w:t>GSE267434</w:t>
+            </w:r>
+          </w:p>
+        </w:tc>
+        <w:tc>
+          <w:tcPr>
+            <w:tcW w:type="dxa" w:w="1045"/>
+          </w:tcPr>
+          <w:p>
+            <w:r>
+              <w:rPr>
+                <w:sz w:val="15"/>
+              </w:rPr>
+              <w:t>TAAD</w:t>
+            </w:r>
+          </w:p>
+        </w:tc>
+        <w:tc>
+          <w:tcPr>
+            <w:tcW w:type="dxa" w:w="1045"/>
+          </w:tcPr>
+          <w:p>
+            <w:r>
+              <w:rPr>
+                <w:sz w:val="15"/>
+              </w:rPr>
+              <w:t>Dissected ascending aorta vs normal ascending aorta</w:t>
+            </w:r>
+          </w:p>
+        </w:tc>
+        <w:tc>
+          <w:tcPr>
+            <w:tcW w:type="dxa" w:w="1045"/>
+          </w:tcPr>
+          <w:p>
+            <w:r>
+              <w:rPr>
+                <w:sz w:val="15"/>
+              </w:rPr>
+              <w:t>RNA-seq (FPKM)</w:t>
+            </w:r>
+          </w:p>
+        </w:tc>
+        <w:tc>
+          <w:tcPr>
+            <w:tcW w:type="dxa" w:w="1045"/>
+          </w:tcPr>
+          <w:p>
+            <w:r>
+              <w:rPr>
+                <w:sz w:val="15"/>
+              </w:rPr>
+              <w:t>TAAD=6</w:t>
+            </w:r>
+          </w:p>
+        </w:tc>
+        <w:tc>
+          <w:tcPr>
+            <w:tcW w:type="dxa" w:w="1045"/>
+          </w:tcPr>
+          <w:p>
+            <w:r>
+              <w:rPr>
+                <w:sz w:val="15"/>
+              </w:rPr>
+              <w:t>6</w:t>
+            </w:r>
+          </w:p>
+        </w:tc>
+        <w:tc>
+          <w:tcPr>
+            <w:tcW w:type="dxa" w:w="1045"/>
+          </w:tcPr>
+          <w:p>
+            <w:r>
+              <w:rPr>
+                <w:sz w:val="15"/>
+              </w:rPr>
+              <w:t>limma-trend</w:t>
+            </w:r>
+          </w:p>
+        </w:tc>
+        <w:tc>
+          <w:tcPr>
+            <w:tcW w:type="dxa" w:w="1045"/>
+          </w:tcPr>
+          <w:p>
+            <w:r>
+              <w:rPr>
+                <w:sz w:val="15"/>
+              </w:rPr>
+              <w:t>1051</w:t>
+            </w:r>
+          </w:p>
+        </w:tc>
+        <w:tc>
+          <w:tcPr>
+            <w:tcW w:type="dxa" w:w="1045"/>
+          </w:tcPr>
+          <w:p>
+            <w:r>
+              <w:rPr>
+                <w:sz w:val="15"/>
+              </w:rPr>
+              <w:t>TAAD meta-analysis</w:t>
+            </w:r>
+          </w:p>
+        </w:tc>
+      </w:tr>
+      <w:tr>
+        <w:tc>
+          <w:tcPr>
+            <w:tcW w:type="dxa" w:w="1045"/>
+          </w:tcPr>
+          <w:p>
+            <w:r>
+              <w:rPr>
+                <w:sz w:val="15"/>
+              </w:rPr>
+              <w:t>GSE147026</w:t>
+            </w:r>
+          </w:p>
+        </w:tc>
+        <w:tc>
+          <w:tcPr>
+            <w:tcW w:type="dxa" w:w="1045"/>
+          </w:tcPr>
+          <w:p>
+            <w:r>
+              <w:rPr>
+                <w:sz w:val="15"/>
+              </w:rPr>
+              <w:t>TAAD</w:t>
+            </w:r>
+          </w:p>
+        </w:tc>
+        <w:tc>
+          <w:tcPr>
+            <w:tcW w:type="dxa" w:w="1045"/>
+          </w:tcPr>
+          <w:p>
+            <w:r>
+              <w:rPr>
+                <w:sz w:val="15"/>
+              </w:rPr>
+              <w:t>Acute dissection aortic media vs control media</w:t>
+            </w:r>
+          </w:p>
+        </w:tc>
+        <w:tc>
+          <w:tcPr>
+            <w:tcW w:type="dxa" w:w="1045"/>
+          </w:tcPr>
+          <w:p>
+            <w:r>
+              <w:rPr>
+                <w:sz w:val="15"/>
+              </w:rPr>
+              <w:t>RNA-seq</w:t>
+            </w:r>
+          </w:p>
+        </w:tc>
+        <w:tc>
+          <w:tcPr>
+            <w:tcW w:type="dxa" w:w="1045"/>
+          </w:tcPr>
+          <w:p>
+            <w:r>
+              <w:rPr>
+                <w:sz w:val="15"/>
+              </w:rPr>
+              <w:t>TAAD=4</w:t>
+            </w:r>
+          </w:p>
+        </w:tc>
+        <w:tc>
+          <w:tcPr>
+            <w:tcW w:type="dxa" w:w="1045"/>
+          </w:tcPr>
+          <w:p>
+            <w:r>
+              <w:rPr>
+                <w:sz w:val="15"/>
+              </w:rPr>
+              <w:t>4</w:t>
+            </w:r>
+          </w:p>
+        </w:tc>
+        <w:tc>
+          <w:tcPr>
+            <w:tcW w:type="dxa" w:w="1045"/>
+          </w:tcPr>
+          <w:p>
+            <w:r>
+              <w:rPr>
+                <w:sz w:val="15"/>
+              </w:rPr>
+              <w:t>limma-trend</w:t>
+            </w:r>
+          </w:p>
+        </w:tc>
+        <w:tc>
+          <w:tcPr>
+            <w:tcW w:type="dxa" w:w="1045"/>
+          </w:tcPr>
+          <w:p>
+            <w:r>
+              <w:rPr>
+                <w:sz w:val="15"/>
+              </w:rPr>
+              <w:t>1161</w:t>
+            </w:r>
+          </w:p>
+        </w:tc>
+        <w:tc>
+          <w:tcPr>
+            <w:tcW w:type="dxa" w:w="1045"/>
+          </w:tcPr>
+          <w:p>
+            <w:r>
+              <w:rPr>
+                <w:sz w:val="15"/>
+              </w:rPr>
+              <w:t>TAAD meta-analysis</w:t>
+            </w:r>
+          </w:p>
+        </w:tc>
+      </w:tr>
+      <w:tr>
+        <w:tc>
+          <w:tcPr>
+            <w:tcW w:type="dxa" w:w="1045"/>
+          </w:tcPr>
+          <w:p>
+            <w:r>
+              <w:rPr>
+                <w:sz w:val="15"/>
+              </w:rPr>
+              <w:t>GSE190635</w:t>
+            </w:r>
+          </w:p>
+        </w:tc>
+        <w:tc>
+          <w:tcPr>
+            <w:tcW w:type="dxa" w:w="1045"/>
+          </w:tcPr>
+          <w:p>
+            <w:r>
+              <w:rPr>
+                <w:sz w:val="15"/>
+              </w:rPr>
+              <w:t>TAAD</w:t>
+            </w:r>
+          </w:p>
+        </w:tc>
+        <w:tc>
+          <w:tcPr>
+            <w:tcW w:type="dxa" w:w="1045"/>
+          </w:tcPr>
+          <w:p>
+            <w:r>
+              <w:rPr>
+                <w:sz w:val="15"/>
+              </w:rPr>
+              <w:t>Aortic dissection vs healthy control aorta (excluded: label inconsistency)</w:t>
+            </w:r>
+          </w:p>
+        </w:tc>
+        <w:tc>
+          <w:tcPr>
+            <w:tcW w:type="dxa" w:w="1045"/>
+          </w:tcPr>
+          <w:p>
+            <w:r>
+              <w:rPr>
+                <w:sz w:val="15"/>
+              </w:rPr>
+              <w:t>Affymetrix HG-U133 Plus 2.0</w:t>
+            </w:r>
+          </w:p>
+        </w:tc>
+        <w:tc>
+          <w:tcPr>
+            <w:tcW w:type="dxa" w:w="1045"/>
+          </w:tcPr>
+          <w:p>
+            <w:r>
+              <w:rPr>
+                <w:sz w:val="15"/>
+              </w:rPr>
+              <w:t>TAAD=4</w:t>
+            </w:r>
+          </w:p>
+        </w:tc>
+        <w:tc>
+          <w:tcPr>
+            <w:tcW w:type="dxa" w:w="1045"/>
+          </w:tcPr>
+          <w:p>
+            <w:r>
+              <w:rPr>
+                <w:sz w:val="15"/>
+              </w:rPr>
+              <w:t>4</w:t>
+            </w:r>
+          </w:p>
+        </w:tc>
+        <w:tc>
+          <w:tcPr>
+            <w:tcW w:type="dxa" w:w="1045"/>
+          </w:tcPr>
+          <w:p>
+            <w:r>
+              <w:rPr>
+                <w:sz w:val="15"/>
+              </w:rPr>
+              <w:t>limma-trend</w:t>
+            </w:r>
+          </w:p>
+        </w:tc>
+        <w:tc>
+          <w:tcPr>
+            <w:tcW w:type="dxa" w:w="1045"/>
+          </w:tcPr>
+          <w:p>
+            <w:r>
+              <w:rPr>
+                <w:sz w:val="15"/>
+              </w:rPr>
+              <w:t>0</w:t>
+            </w:r>
+          </w:p>
+        </w:tc>
+        <w:tc>
+          <w:tcPr>
+            <w:tcW w:type="dxa" w:w="1045"/>
+          </w:tcPr>
+          <w:p>
+            <w:r>
+              <w:rPr>
+                <w:sz w:val="15"/>
+              </w:rPr>
+              <w:t>excluded (QC)</w:t>
+            </w:r>
+          </w:p>
+        </w:tc>
+      </w:tr>
+      <w:tr>
+        <w:tc>
+          <w:tcPr>
+            <w:tcW w:type="dxa" w:w="1045"/>
+          </w:tcPr>
+          <w:p>
+            <w:r>
+              <w:rPr>
+                <w:sz w:val="15"/>
+              </w:rPr>
+              <w:t>GSE318877</w:t>
+            </w:r>
+          </w:p>
+        </w:tc>
+        <w:tc>
+          <w:tcPr>
+            <w:tcW w:type="dxa" w:w="1045"/>
+          </w:tcPr>
+          <w:p>
+            <w:r>
+              <w:rPr>
+                <w:sz w:val="15"/>
+              </w:rPr>
+              <w:t>ATAA_vs_TAAD</w:t>
+            </w:r>
+          </w:p>
+        </w:tc>
+        <w:tc>
+          <w:tcPr>
+            <w:tcW w:type="dxa" w:w="1045"/>
+          </w:tcPr>
+          <w:p>
+            <w:r>
+              <w:rPr>
+                <w:sz w:val="15"/>
+              </w:rPr>
+              <w:t>Micro-regional (100 um) punches of ascending aortic media; dissection (3 pts) vs dilatation (4 pts); 70 punches</w:t>
+            </w:r>
+          </w:p>
+        </w:tc>
+        <w:tc>
+          <w:tcPr>
+            <w:tcW w:type="dxa" w:w="1045"/>
+          </w:tcPr>
+          <w:p>
+            <w:r>
+              <w:rPr>
+                <w:sz w:val="15"/>
+              </w:rPr>
+              <w:t>Micro-regional RNA-seq</w:t>
+            </w:r>
+          </w:p>
+        </w:tc>
+        <w:tc>
+          <w:tcPr>
+            <w:tcW w:type="dxa" w:w="1045"/>
+          </w:tcPr>
+          <w:p>
+            <w:r>
+              <w:rPr>
+                <w:sz w:val="15"/>
+              </w:rPr>
+              <w:t>TAAD=3 subjects (34 punches)</w:t>
+            </w:r>
+          </w:p>
+        </w:tc>
+        <w:tc>
+          <w:tcPr>
+            <w:tcW w:type="dxa" w:w="1045"/>
+          </w:tcPr>
+          <w:p>
+            <w:r>
+              <w:rPr>
+                <w:sz w:val="15"/>
+              </w:rPr>
+              <w:t>ATAA=4 subjects (36 punches)</w:t>
+            </w:r>
+          </w:p>
+        </w:tc>
+        <w:tc>
+          <w:tcPr>
+            <w:tcW w:type="dxa" w:w="1045"/>
+          </w:tcPr>
+          <w:p>
+            <w:r>
+              <w:rPr>
+                <w:sz w:val="15"/>
+              </w:rPr>
+              <w:t>DESeq2</w:t>
+            </w:r>
+          </w:p>
+        </w:tc>
+        <w:tc>
+          <w:tcPr>
+            <w:tcW w:type="dxa" w:w="1045"/>
+          </w:tcPr>
+          <w:p>
+            <w:r>
+              <w:rPr>
+                <w:sz w:val="15"/>
+              </w:rPr>
+              <w:t>486</w:t>
+            </w:r>
+          </w:p>
+        </w:tc>
+        <w:tc>
+          <w:tcPr>
+            <w:tcW w:type="dxa" w:w="1045"/>
+          </w:tcPr>
+          <w:p>
+            <w:r>
+              <w:rPr>
+                <w:sz w:val="15"/>
+              </w:rPr>
+              <w:t>direct TAAD-vs-ATAA contrast</w:t>
+            </w:r>
+          </w:p>
+        </w:tc>
+      </w:tr>
+      <w:tr>
+        <w:tc>
+          <w:tcPr>
+            <w:tcW w:type="dxa" w:w="1045"/>
+          </w:tcPr>
+          <w:p>
+            <w:r>
+              <w:rPr>
+                <w:sz w:val="15"/>
+              </w:rPr>
+              <w:t>GSE155468</w:t>
+            </w:r>
+          </w:p>
+        </w:tc>
+        <w:tc>
+          <w:tcPr>
+            <w:tcW w:type="dxa" w:w="1045"/>
+          </w:tcPr>
+          <w:p>
+            <w:r>
+              <w:rPr>
+                <w:sz w:val="15"/>
+              </w:rPr>
+              <w:t>ATAA</w:t>
+            </w:r>
+          </w:p>
+        </w:tc>
+        <w:tc>
+          <w:tcPr>
+            <w:tcW w:type="dxa" w:w="1045"/>
+          </w:tcPr>
+          <w:p>
+            <w:r>
+              <w:rPr>
+                <w:sz w:val="15"/>
+              </w:rPr>
+              <w:t>scRNA-seq of ascending aorta: 8 ATAA vs 3 controls</w:t>
+            </w:r>
+          </w:p>
+        </w:tc>
+        <w:tc>
+          <w:tcPr>
+            <w:tcW w:type="dxa" w:w="1045"/>
+          </w:tcPr>
+          <w:p>
+            <w:r>
+              <w:rPr>
+                <w:sz w:val="15"/>
+              </w:rPr>
+              <w:t>10x Genomics</w:t>
+            </w:r>
+          </w:p>
+        </w:tc>
+        <w:tc>
+          <w:tcPr>
+            <w:tcW w:type="dxa" w:w="1045"/>
+          </w:tcPr>
+          <w:p>
+            <w:r>
+              <w:rPr>
+                <w:sz w:val="15"/>
+              </w:rPr>
+              <w:t>ATAA=8</w:t>
+            </w:r>
+          </w:p>
+        </w:tc>
+        <w:tc>
+          <w:tcPr>
+            <w:tcW w:type="dxa" w:w="1045"/>
+          </w:tcPr>
+          <w:p>
+            <w:r>
+              <w:rPr>
+                <w:sz w:val="15"/>
+              </w:rPr>
+              <w:t>3</w:t>
+            </w:r>
+          </w:p>
+        </w:tc>
+        <w:tc>
+          <w:tcPr>
+            <w:tcW w:type="dxa" w:w="1045"/>
+          </w:tcPr>
+          <w:p>
+            <w:r>
+              <w:rPr>
+                <w:sz w:val="15"/>
+              </w:rPr>
+              <w:t>pseudo-bulk limma</w:t>
+            </w:r>
+          </w:p>
+        </w:tc>
+        <w:tc>
+          <w:tcPr>
+            <w:tcW w:type="dxa" w:w="1045"/>
+          </w:tcPr>
+          <w:p>
+            <w:r>
+              <w:rPr>
+                <w:sz w:val="15"/>
+              </w:rPr>
+              <w:t>-</w:t>
+            </w:r>
+          </w:p>
+        </w:tc>
+        <w:tc>
+          <w:tcPr>
+            <w:tcW w:type="dxa" w:w="1045"/>
+          </w:tcPr>
+          <w:p>
+            <w:r>
+              <w:rPr>
+                <w:sz w:val="15"/>
+              </w:rPr>
+              <w:t>single-cell validation</w:t>
+            </w:r>
+          </w:p>
+        </w:tc>
+      </w:tr>
+      <w:tr>
+        <w:tc>
+          <w:tcPr>
+            <w:tcW w:type="dxa" w:w="1045"/>
+          </w:tcPr>
+          <w:p>
+            <w:r>
+              <w:rPr>
+                <w:sz w:val="15"/>
+              </w:rPr>
+              <w:t>GSE213740</w:t>
+            </w:r>
+          </w:p>
+        </w:tc>
+        <w:tc>
+          <w:tcPr>
+            <w:tcW w:type="dxa" w:w="1045"/>
+          </w:tcPr>
+          <w:p>
+            <w:r>
+              <w:rPr>
+                <w:sz w:val="15"/>
+              </w:rPr>
+              <w:t>TAAD</w:t>
+            </w:r>
+          </w:p>
+        </w:tc>
+        <w:tc>
+          <w:tcPr>
+            <w:tcW w:type="dxa" w:w="1045"/>
+          </w:tcPr>
+          <w:p>
+            <w:r>
+              <w:rPr>
+                <w:sz w:val="15"/>
+              </w:rPr>
+              <w:t>scRNA-seq of ascending aortic wall: 6 sporadic type A dissection vs 3 donors</w:t>
+            </w:r>
+          </w:p>
+        </w:tc>
+        <w:tc>
+          <w:tcPr>
+            <w:tcW w:type="dxa" w:w="1045"/>
+          </w:tcPr>
+          <w:p>
+            <w:r>
+              <w:rPr>
+                <w:sz w:val="15"/>
+              </w:rPr>
+              <w:t>10x Genomics</w:t>
+            </w:r>
+          </w:p>
+        </w:tc>
+        <w:tc>
+          <w:tcPr>
+            <w:tcW w:type="dxa" w:w="1045"/>
+          </w:tcPr>
+          <w:p>
+            <w:r>
+              <w:rPr>
+                <w:sz w:val="15"/>
+              </w:rPr>
+              <w:t>TAAD=6</w:t>
+            </w:r>
+          </w:p>
+        </w:tc>
+        <w:tc>
+          <w:tcPr>
+            <w:tcW w:type="dxa" w:w="1045"/>
+          </w:tcPr>
+          <w:p>
+            <w:r>
+              <w:rPr>
+                <w:sz w:val="15"/>
+              </w:rPr>
+              <w:t>3</w:t>
+            </w:r>
+          </w:p>
+        </w:tc>
+        <w:tc>
+          <w:tcPr>
+            <w:tcW w:type="dxa" w:w="1045"/>
+          </w:tcPr>
+          <w:p>
+            <w:r>
+              <w:rPr>
+                <w:sz w:val="15"/>
+              </w:rPr>
+              <w:t>pseudo-bulk limma</w:t>
+            </w:r>
+          </w:p>
+        </w:tc>
+        <w:tc>
+          <w:tcPr>
+            <w:tcW w:type="dxa" w:w="1045"/>
+          </w:tcPr>
+          <w:p>
+            <w:r>
+              <w:rPr>
+                <w:sz w:val="15"/>
+              </w:rPr>
+              <w:t>-</w:t>
+            </w:r>
+          </w:p>
+        </w:tc>
+        <w:tc>
+          <w:tcPr>
+            <w:tcW w:type="dxa" w:w="1045"/>
+          </w:tcPr>
+          <w:p>
+            <w:r>
+              <w:rPr>
+                <w:sz w:val="15"/>
+              </w:rPr>
+              <w:t>single-cell validation</w:t>
+            </w:r>
+          </w:p>
+        </w:tc>
+      </w:tr>
+    </w:tbl>
+    <w:p>
       <w:pPr>
-        <w:pStyle w:val="Heading2"/>
+        <w:spacing w:after="120"/>
       </w:pPr>
-      <w:r>
-        <w:t>预处理</w:t>
-      </w:r>
-    </w:p>
-    <w:p>
-      <w:r>
-        <w:t>所有队列以单一 Python 流程处理（附加文件 2）。基因符号依据 NCBI gene_info 别名表统一为现行命名；同一基因的多个探针取平均强度最高者（芯片）或求和（counts/FPKM）。平台特异步骤：GSE26155，Affymetrix Human Exon 1.0 ST 的 RMA 转录簇值经 GPL5175 基因注释，限定三叶瓣患者的内膜-中膜活检，按扩张（&gt;45 mm）与未扩张（&lt;40 mm）分组（"临界"样本剔除）；GSE52093，Illumina HumanHT-12 v4 原始（未标准化）强度重新处理（log2 转换、分位数标准化，探针在 ≥3 张芯片检出 P&lt;0.05 时保留），样本身份经与 GEO 矩阵的秩相关确认；GSE98770，因 GEO 上传的 GeneSpring 矩阵不含任何分组相关信号，故从原始 Agilent Feature Extraction 文件的 gProcessedSignal 重新处理（log2、分位数标准化、探针在 ≥3 张芯片显著高于背景）；GSE190635，MAS5 log2 值（GPL570 注释）；GSE140947，基因 counts，每例受试者的两个区域样本（动脉瘤体+瘤颈；供体升主动脉中段+远段）求和得到受试者水平文库（6 vs 6）；GSE153434、GSE202267 与 GSE294606，基因 counts；GSE235161，来自总 RNA 文库的 FPKM，因 rRNA 与 7SL 转录本主导原始值，限定蛋白编码基因、重新缩放为每百万转录本并分位数标准化；GSE267434，转录本水平 FPKM 依 Ensembl release 110 汇总到基因；GSE147026，上传的标准化表达值。对 GSE318877，70 个穿刺样本水平的 count 文件（每例患者中膜 4 个显微区域，各 2–3 个重复）按受试者求和用于主要的受试者水平比较（3 例夹层 vs 4 例扩张），并在穿刺样本水平进行签名评分。</w:t>
-      </w:r>
     </w:p>
     <w:p>
       <w:pPr>
         <w:pStyle w:val="Heading2"/>
       </w:pPr>
       <w:r>
-        <w:t>差异表达与质量控制</w:t>
+        <w:t>预处理</w:t>
       </w:r>
     </w:p>
     <w:p>
       <w:r>
-        <w:t>count 数据以 DESeq2（PyDESeq2 v0.5.4 实现；Wald 检验，设计 ~group；基因需在不少于较小组样本数的样本中 counts ≥10）估计差异表达 [19,20]。芯片和标准化表达数据采用 limma 线性模型加经验贝叶斯校正并启用均值-方差趋势选项（limma-trend，inmoose 实现）[21]。错误发现率（FDR）以 Benjamini–Hochberg 法控制 [22]。逐队列检查主成分分析和火山图（附加文件 3）。队列间一致性以两队列中任一 FDR&lt;0.05 的基因上校正统计量的 Spearman 相关量化。GSE190635 因其谱与其他所有 TAAD 队列呈负相关（ρ = −0.37 至 −0.68）——提示上传数据分组标签不一致——而被排除，但为透明起见仍保留在一致性矩阵中。</w:t>
+        <w:t>所有队列以单一 Python 流程处理（附加文件 2）。基因符号依据 NCBI gene_info 别名表统一为现行命名；同一基因的多个探针取平均强度最高者（芯片）或求和（counts/FPKM）。平台特异步骤：GSE26155，Affymetrix Human Exon 1.0 ST 的 RMA 转录簇值经 GPL5175 基因注释，限定三叶瓣患者的内膜-中膜活检，按扩张（&gt;45 mm）与未扩张（&lt;40 mm）分组（"临界"样本剔除）；GSE52093，Illumina HumanHT-12 v4 原始（未标准化）强度重新处理（log2 转换、分位数标准化，探针在 ≥3 张芯片检出 P&lt;0.05 时保留），样本身份经与 GEO 矩阵的秩相关确认；GSE98770，因 GEO 上传的 GeneSpring 矩阵不含任何分组相关信号，故从原始 Agilent Feature Extraction 文件的 gProcessedSignal 重新处理（log2、分位数标准化、探针在 ≥3 张芯片显著高于背景）；GSE190635，MAS5 log2 值（GPL570 注释）；GSE140947，基因 counts，每例受试者的两个区域样本（动脉瘤体+瘤颈；供体升主动脉中段+远段）求和得到受试者水平文库（6 vs 6）；GSE153434、GSE202267 与 GSE294606，基因 counts；GSE235161，来自总 RNA 文库的 FPKM，因 rRNA 与 7SL 转录本主导原始值，限定蛋白编码基因、重新缩放为每百万转录本并分位数标准化；GSE267434，转录本水平 FPKM 依 Ensembl release 110 汇总到基因；GSE147026，上传的标准化表达值。对 GSE318877，70 个穿刺样本水平的 count 文件（每例患者中膜 4 个显微区域，各 2–3 个重复）按受试者求和用于主要的受试者水平比较（3 例夹层 vs 4 例扩张），并在穿刺样本水平进行签名评分。</w:t>
       </w:r>
     </w:p>
     <w:p>
@@ -372,57 +2181,12 @@
         <w:pStyle w:val="Heading2"/>
       </w:pPr>
       <w:r>
-        <w:t>Meta 分析与基因分类</w:t>
+        <w:t>差异表达与质量控制</w:t>
       </w:r>
     </w:p>
     <w:p>
       <w:r>
-        <w:t>对每种疾病，队列统计量以 Stouffer 加权 Z 法（权重 = √n）合并，效应量以 DerSimonian–Laird 随机效应模型合并 log2 倍数变化，以 I² 衡量异质性 [23,24]。仅考虑在 ≥75% 队列中存在的基因。共识差异表达基因（DEG）须满足 meta-FDR&lt;0.05、在 ≥75% 队列中方向一致、且在 ≥50% 队列中名义 P&lt;0.05 且方向一致。以留一队列（LOCO）重分析评估稳健性。基因分类为：</w:t>
-      </w:r>
-      <w:r>
-        <w:rPr>
-          <w:i/>
-        </w:rPr>
-        <w:t>共享</w:t>
-      </w:r>
-      <w:r>
-        <w:t>（两病均为共识 DEG 且方向相同）、</w:t>
-      </w:r>
-      <w:r>
-        <w:rPr>
-          <w:i/>
-        </w:rPr>
-        <w:t>方向相反</w:t>
-      </w:r>
-      <w:r>
-        <w:t>（两病均为 DEG 但方向相反）、</w:t>
-      </w:r>
-      <w:r>
-        <w:rPr>
-          <w:i/>
-        </w:rPr>
-        <w:t>TAAD 特异</w:t>
-      </w:r>
-      <w:r>
-        <w:t>（TAAD 中为共识 DEG；ATAA 中 meta-FDR&gt;0.10 或方向相反）、</w:t>
-      </w:r>
-      <w:r>
-        <w:rPr>
-          <w:i/>
-        </w:rPr>
-        <w:t>ATAA 特异</w:t>
-      </w:r>
-      <w:r>
-        <w:t>（镜像定义），或在某一疾病中</w:t>
-      </w:r>
-      <w:r>
-        <w:rPr>
-          <w:i/>
-        </w:rPr>
-        <w:t>更强</w:t>
-      </w:r>
-      <w:r>
-        <w:t>（一病为 DEG，另一病有一致方向的 meta-FDR ≤0.10 趋势）。疾病间差异以 z_diff = (LFC_TAAD − LFC_ATAA)/√(SE_TAAD² + SE_ATAA²) 正式检验；"严格"特异基因另需 FDR_diff&lt;0.05。共识 DEG 集合的重叠以超几何分布检验。</w:t>
+        <w:t>count 数据以 DESeq2（PyDESeq2 v0.5.4 实现；Wald 检验，设计 ~group；基因需在不少于较小组样本数的样本中 counts ≥10）估计差异表达 [19,20]。芯片和标准化表达数据采用 limma 线性模型加经验贝叶斯校正并启用均值-方差趋势选项（limma-trend，inmoose 实现）[21]。错误发现率（FDR）以 Benjamini–Hochberg 法控制 [22]。逐队列检查主成分分析和火山图（附加文件 3）。队列间一致性以两队列中任一 FDR&lt;0.05 的基因上校正统计量的 Spearman 相关量化。GSE190635 因其谱与其他所有 TAAD 队列呈负相关（ρ = −0.37 至 −0.68）——提示上传数据分组标签不一致——而被排除，但为透明起见仍保留在一致性矩阵中。</w:t>
       </w:r>
     </w:p>
     <w:p>
@@ -430,12 +2194,57 @@
         <w:pStyle w:val="Heading2"/>
       </w:pPr>
       <w:r>
-        <w:t>通路分析</w:t>
+        <w:t>Meta 分析与基因分类</w:t>
       </w:r>
     </w:p>
     <w:p>
       <w:r>
-        <w:t>对每个队列的校正统计量及三种 meta 排序（ATAA meta-z、TAAD meta-z 及差异统计量 z_diff）运行预排序 GSEA（gseapy v1.3.1；1,000 次置换；基因集大小 15–500）[25,26]，使用 MSigDB v2024.1 的 Hallmark、KEGG（legacy）和 Reactome 集合 [27]。依据疾病排序上 FDR&lt;0.05 和差异排序上 FDR_diff&lt;0.05，将通路分类为共享、TAAD 特异、ATAA 特异或方向相反。基因类别的富集分析（超几何检验，以全部 meta 分析基因为背景）使用 Enrichr 的 GO Biological Process 2023、KEGG 2021、Reactome 2022、MSigDB Hallmark 2020 和 TRRUST 2019 库 [28]。</w:t>
+        <w:t>对每种疾病，队列统计量以 Stouffer 加权 Z 法（权重 = √n）合并，效应量以 DerSimonian–Laird 随机效应模型合并 log2 倍数变化，以 I² 衡量异质性 [23,24]。仅考虑在 ≥75% 队列中存在的基因。共识差异表达基因（DEG）须满足 meta-FDR&lt;0.05、在 ≥75% 队列中方向一致、且在 ≥50% 队列中名义 P&lt;0.05 且方向一致。以留一队列（LOCO）重分析评估稳健性。基因分类为：</w:t>
+      </w:r>
+      <w:r>
+        <w:rPr>
+          <w:i/>
+        </w:rPr>
+        <w:t>共享</w:t>
+      </w:r>
+      <w:r>
+        <w:t>（两病均为共识 DEG 且方向相同）、</w:t>
+      </w:r>
+      <w:r>
+        <w:rPr>
+          <w:i/>
+        </w:rPr>
+        <w:t>方向相反</w:t>
+      </w:r>
+      <w:r>
+        <w:t>（两病均为 DEG 但方向相反）、</w:t>
+      </w:r>
+      <w:r>
+        <w:rPr>
+          <w:i/>
+        </w:rPr>
+        <w:t>TAAD 特异</w:t>
+      </w:r>
+      <w:r>
+        <w:t>（TAAD 中为共识 DEG；ATAA 中 meta-FDR&gt;0.10 或方向相反）、</w:t>
+      </w:r>
+      <w:r>
+        <w:rPr>
+          <w:i/>
+        </w:rPr>
+        <w:t>ATAA 特异</w:t>
+      </w:r>
+      <w:r>
+        <w:t>（镜像定义），或在某一疾病中</w:t>
+      </w:r>
+      <w:r>
+        <w:rPr>
+          <w:i/>
+        </w:rPr>
+        <w:t>更强</w:t>
+      </w:r>
+      <w:r>
+        <w:t>（一病为 DEG，另一病有一致方向的 meta-FDR ≤0.10 趋势）。疾病间差异以 z_diff = (LFC_TAAD − LFC_ATAA)/√(SE_TAAD² + SE_ATAA²) 正式检验；"严格"特异基因另需 FDR_diff&lt;0.05。共识 DEG 集合的重叠以超几何分布检验。</w:t>
       </w:r>
     </w:p>
     <w:p>
@@ -443,12 +2252,12 @@
         <w:pStyle w:val="Heading2"/>
       </w:pPr>
       <w:r>
-        <w:t>单细胞图谱与细胞组成推断</w:t>
+        <w:t>通路分析</w:t>
       </w:r>
     </w:p>
     <w:p>
       <w:r>
-        <w:t>GSE155468（8 例 ATAA、3 例对照）与 GSE213740（6 例 TAAD、3 例供体）的细胞经质控过滤（200–6,000 个基因、线粒体读段 &lt;20%），每样本下采样至 ≤4,000 个细胞，标准化、对数转换后基于 2,000 个高变基因的 40 个主成分以 Harmony 整合（Scanpy v1.11）[29,30]。Leiden 聚类（分辨率 0.8）以经典标志基因和簇水平标志基因发现进行注释；一个共表达髓系与壁细胞基因的簇（906 个细胞）作为疑似双细胞剔除，最终保留 73,755 个细胞、12 种细胞类型。细胞类型标志基因集（≤50 个基因；一对多 Wilcoxon 检验，log2FC&gt;1.5，校正 P&lt;0.01，在该类型 &gt;30% 细胞、其他细胞 &lt;25% 表达）用作 bulk 队列的单样本 GSEA（ssGSEA）基因集 [31,32]。ssGSEA 评分在队列内 z 标准化，疾病对对照的效应以 Hedges' g 表示并按疾病以随机效应 meta 分析合并。基于标志基因的评分可在 scRNA-seq 数据的样本水平伪 bulk 谱中恢复真实比例（SMC、成纤维细胞、内皮细胞、巨噬细胞和 T 细胞评分的 Spearman ρ = 0.94–0.96；附加文件 4）。细胞类型分辨的伪 bulk 谱（每样本每细胞类型 counts 求和，≥10 个细胞）以 limma-trend 检验，用于评估 bulk 基因类别的细胞来源及细胞类型特异的复现。</w:t>
+        <w:t>对每个队列的校正统计量及三种 meta 排序（ATAA meta-z、TAAD meta-z 及差异统计量 z_diff）运行预排序 GSEA（gseapy v1.3.1；1,000 次置换；基因集大小 15–500）[25,26]，使用 MSigDB v2024.1 的 Hallmark、KEGG（legacy）和 Reactome 集合 [27]。依据疾病排序上 FDR&lt;0.05 和差异排序上 FDR_diff&lt;0.05，将通路分类为共享、TAAD 特异、ATAA 特异或方向相反。基因类别的富集分析（超几何检验，以全部 meta 分析基因为背景）使用 Enrichr 的 GO Biological Process 2023、KEGG 2021、Reactome 2022、MSigDB Hallmark 2020 和 TRRUST 2019 库 [28]。</w:t>
       </w:r>
     </w:p>
     <w:p>
@@ -456,12 +2265,12 @@
         <w:pStyle w:val="Heading2"/>
       </w:pPr>
       <w:r>
-        <w:t>蛋白-蛋白相互作用网络</w:t>
+        <w:t>单细胞图谱与细胞组成推断</w:t>
       </w:r>
     </w:p>
     <w:p>
       <w:r>
-        <w:t>TAAD 特异基因（按 |z| 前 1,200 个）与 ATAA 特异基因提交 STRING v12（人，综合评分 ≥700）[33]；以 NetworkX 计算度、最大团中心性和介数。</w:t>
+        <w:t>GSE155468（8 例 ATAA、3 例对照）与 GSE213740（6 例 TAAD、3 例供体）的细胞经质控过滤（200–6,000 个基因、线粒体读段 &lt;20%），每样本下采样至 ≤4,000 个细胞，标准化、对数转换后基于 2,000 个高变基因的 40 个主成分以 Harmony 整合（Scanpy v1.11）[29,30]。Leiden 聚类（分辨率 0.8）以经典标志基因和簇水平标志基因发现进行注释；一个共表达髓系与壁细胞基因的簇（906 个细胞）作为疑似双细胞剔除，最终保留 73,755 个细胞、12 种细胞类型。细胞类型标志基因集（≤50 个基因；一对多 Wilcoxon 检验，log2FC&gt;1.5，校正 P&lt;0.01，在该类型 &gt;30% 细胞、其他细胞 &lt;25% 表达）用作 bulk 队列的单样本 GSEA（ssGSEA）基因集 [31,32]。ssGSEA 评分在队列内 z 标准化，疾病对对照的效应以 Hedges' g 表示并按疾病以随机效应 meta 分析合并。基于标志基因的评分可在 scRNA-seq 数据的样本水平伪 bulk 谱中恢复真实比例（SMC、成纤维细胞、内皮细胞、巨噬细胞和 T 细胞评分的 Spearman ρ = 0.94–0.96；附加文件 4）。细胞类型分辨的伪 bulk 谱（每样本每细胞类型 counts 求和，≥10 个细胞）以 limma-trend 检验，用于评估 bulk 基因类别的细胞来源及细胞类型特异的复现。</w:t>
       </w:r>
     </w:p>
     <w:p>
@@ -469,12 +2278,12 @@
         <w:pStyle w:val="Heading2"/>
       </w:pPr>
       <w:r>
-        <w:t>对照参照签名评分与机器学习</w:t>
+        <w:t>蛋白-蛋白相互作用网络</w:t>
       </w:r>
     </w:p>
     <w:p>
       <w:r>
-        <w:t>为跨平台比较样本，每个疾病样本均相对其所在队列的非病变对照表达（逐基因 z 分数，以对照均值与 SD 计算，截断于 ±10）。签名评分 = 某类别上调基因 z 均值 − 下调基因 z 均值。以 scikit-learn 的 LOCO 弹性网逻辑回归（L1 比例 0.5，C=0.05，类别平衡）[34,35] 在共识 DEG 的对照参照谱上训练区分夹层与动脉瘤样本，每次留出一个队列；汇总的跨队列 AUC 由留出样本的预测概率计算。GSE318877（无对照）使用队列内 z 分数，并在穿刺样本与受试者水平以 Mann–Whitney 检验比较夹层与扩张。</w:t>
+        <w:t>TAAD 特异基因（按 |z| 前 1,200 个）与 ATAA 特异基因提交 STRING v12（人，综合评分 ≥700）[33]；以 NetworkX 计算度、最大团中心性和介数。</w:t>
       </w:r>
     </w:p>
     <w:p>
@@ -482,6 +2291,19 @@
         <w:pStyle w:val="Heading2"/>
       </w:pPr>
       <w:r>
+        <w:t>对照参照签名评分与机器学习</w:t>
+      </w:r>
+    </w:p>
+    <w:p>
+      <w:r>
+        <w:t>为跨平台比较样本，每个疾病样本均相对其所在队列的非病变对照表达（逐基因 z 分数，以对照均值与 SD 计算，截断于 ±10）。签名评分 = 某类别上调基因 z 均值 − 下调基因 z 均值。以 scikit-learn 的 LOCO 弹性网逻辑回归（L1 比例 0.5，C=0.05，类别平衡）[34,35] 在共识 DEG 的对照参照谱上训练区分夹层与动脉瘤样本，每次留出一个队列；汇总的跨队列 AUC 由留出样本的预测概率计算。GSE318877（无对照）使用队列内 z 分数，并在穿刺样本与受试者水平以 Mann–Whitney 检验比较夹层与扩张。</w:t>
+      </w:r>
+    </w:p>
+    <w:p>
+      <w:pPr>
+        <w:pStyle w:val="Heading2"/>
+      </w:pPr>
+      <w:r>
         <w:t>软件与代码</w:t>
       </w:r>
     </w:p>
@@ -539,2596 +2361,9 @@
       </w:r>
     </w:p>
     <w:p>
-      <w:r>
-        <w:t>队列间一致性显示出显著的不对称（图 1b）。尽管平台各异，TAAD 队列彼此高度一致（校正统计量 Spearman ρ 中位数 0.50，范围 0.23–0.71），而 ATAA 队列仅弱一致（ρ 中位数 0.12，范围 −0.09 至 0.22；与 TAAD 队列对比 Mann–Whitney P = 3.7×10⁻⁵）。ATAA 与 TAAD 队列间的一致性亦低（ρ 中位数 0.10）。一个 TAAD 队列（GSE190635）与其他所有 TAAD 队列呈负相关（ρ −0.37 至 −0.68），无法用生物学解释，最可能是分组标签互换，故予以排除。</w:t>
-      </w:r>
-    </w:p>
-    <w:p>
       <w:pPr>
-        <w:pStyle w:val="Heading2"/>
+        <w:jc w:val="center"/>
       </w:pPr>
-      <w:r>
-        <w:t>共识签名：稳健的夹层程序与脆弱的动脉瘤程序</w:t>
-      </w:r>
-    </w:p>
-    <w:p>
-      <w:r>
-        <w:t>随机效应 meta 分析识别出 2,198 个 TAAD 共识 DEG（上调 1,253、下调 945；DEG 的 I² 中位数 62%）和 499 个 ATAA 共识 DEG（上调 274、下调 225；I² 中位数 48%）。LOCO 分析显示 TAAD 签名对任一队列的剔除均稳健（保留 73–85% 的共识基因，方向 100% 保留，效应量 ρ ≥0.99），而 ATAA 签名严重依赖最大队列（剔除 GSE26155 仅保留 9% 的共识基因，剔除 GSE140947 保留 25%，剔除 GSE235161 保留 34%；附加文件 5）。因此 ATAA 签名应视为动脉瘤</w:t>
-      </w:r>
-      <w:r>
-        <w:rPr>
-          <w:i/>
-        </w:rPr>
-        <w:t>富集</w:t>
-      </w:r>
-      <w:r>
-        <w:t>的倾向而非固定程序，下文所有 ATAA 特异发现均在此前提下解释。</w:t>
-      </w:r>
-    </w:p>
-    <w:p>
-      <w:r>
-        <w:t>TAAD 共识基因以应激与损伤转录本为主（上调：</w:t>
-      </w:r>
-      <w:r>
-        <w:rPr>
-          <w:i/>
-        </w:rPr>
-        <w:t>DEPP1</w:t>
-      </w:r>
-      <w:r>
-        <w:t>、</w:t>
-      </w:r>
-      <w:r>
-        <w:rPr>
-          <w:i/>
-        </w:rPr>
-        <w:t>FAM20C</w:t>
-      </w:r>
-      <w:r>
-        <w:t>、</w:t>
-      </w:r>
-      <w:r>
-        <w:rPr>
-          <w:i/>
-        </w:rPr>
-        <w:t>MTHFD2</w:t>
-      </w:r>
-      <w:r>
-        <w:t>、</w:t>
-      </w:r>
-      <w:r>
-        <w:rPr>
-          <w:i/>
-        </w:rPr>
-        <w:t>MT1X</w:t>
-      </w:r>
-      <w:r>
-        <w:t>、</w:t>
-      </w:r>
-      <w:r>
-        <w:rPr>
-          <w:i/>
-        </w:rPr>
-        <w:t>MT2A</w:t>
-      </w:r>
-      <w:r>
-        <w:t>、</w:t>
-      </w:r>
-      <w:r>
-        <w:rPr>
-          <w:i/>
-        </w:rPr>
-        <w:t>VEGFA</w:t>
-      </w:r>
-      <w:r>
-        <w:t>、</w:t>
-      </w:r>
-      <w:r>
-        <w:rPr>
-          <w:i/>
-        </w:rPr>
-        <w:t>GLRX</w:t>
-      </w:r>
-      <w:r>
-        <w:t>、</w:t>
-      </w:r>
-      <w:r>
-        <w:rPr>
-          <w:i/>
-        </w:rPr>
-        <w:t>ANGPTL4</w:t>
-      </w:r>
-      <w:r>
-        <w:t>、</w:t>
-      </w:r>
-      <w:r>
-        <w:rPr>
-          <w:i/>
-        </w:rPr>
-        <w:t>HK2</w:t>
-      </w:r>
-      <w:r>
-        <w:t>、</w:t>
-      </w:r>
-      <w:r>
-        <w:rPr>
-          <w:i/>
-        </w:rPr>
-        <w:t>SOX4</w:t>
-      </w:r>
-      <w:r>
-        <w:t>、</w:t>
-      </w:r>
-      <w:r>
-        <w:rPr>
-          <w:i/>
-        </w:rPr>
-        <w:t>SERPINA1</w:t>
-      </w:r>
-      <w:r>
-        <w:t>、</w:t>
-      </w:r>
-      <w:r>
-        <w:rPr>
-          <w:i/>
-        </w:rPr>
-        <w:t>HMOX1</w:t>
-      </w:r>
-      <w:r>
-        <w:t>、</w:t>
-      </w:r>
-      <w:r>
-        <w:rPr>
-          <w:i/>
-        </w:rPr>
-        <w:t>NNMT</w:t>
-      </w:r>
-      <w:r>
-        <w:t>；下调：</w:t>
-      </w:r>
-      <w:r>
-        <w:rPr>
-          <w:i/>
-        </w:rPr>
-        <w:t>PTPRB</w:t>
-      </w:r>
-      <w:r>
-        <w:t>、</w:t>
-      </w:r>
-      <w:r>
-        <w:rPr>
-          <w:i/>
-        </w:rPr>
-        <w:t>ITGB4</w:t>
-      </w:r>
-      <w:r>
-        <w:t>、</w:t>
-      </w:r>
-      <w:r>
-        <w:rPr>
-          <w:i/>
-        </w:rPr>
-        <w:t>APOD</w:t>
-      </w:r>
-      <w:r>
-        <w:t>、</w:t>
-      </w:r>
-      <w:r>
-        <w:rPr>
-          <w:i/>
-        </w:rPr>
-        <w:t>ACKR1</w:t>
-      </w:r>
-      <w:r>
-        <w:t>、</w:t>
-      </w:r>
-      <w:r>
-        <w:rPr>
-          <w:i/>
-        </w:rPr>
-        <w:t>NOSTRIN</w:t>
-      </w:r>
-      <w:r>
-        <w:t>、</w:t>
-      </w:r>
-      <w:r>
-        <w:rPr>
-          <w:i/>
-        </w:rPr>
-        <w:t>TEK</w:t>
-      </w:r>
-      <w:r>
-        <w:t>、</w:t>
-      </w:r>
-      <w:r>
-        <w:rPr>
-          <w:i/>
-        </w:rPr>
-        <w:t>VWF</w:t>
-      </w:r>
-      <w:r>
-        <w:t>、</w:t>
-      </w:r>
-      <w:r>
-        <w:rPr>
-          <w:i/>
-        </w:rPr>
-        <w:t>PODXL</w:t>
-      </w:r>
-      <w:r>
-        <w:t>、</w:t>
-      </w:r>
-      <w:r>
-        <w:rPr>
-          <w:i/>
-        </w:rPr>
-        <w:t>PI16</w:t>
-      </w:r>
-      <w:r>
-        <w:t>、</w:t>
-      </w:r>
-      <w:r>
-        <w:rPr>
-          <w:i/>
-        </w:rPr>
-        <w:t>DCN</w:t>
-      </w:r>
-      <w:r>
-        <w:t>、</w:t>
-      </w:r>
-      <w:r>
-        <w:rPr>
-          <w:i/>
-        </w:rPr>
-        <w:t>CXCL14</w:t>
-      </w:r>
-      <w:r>
-        <w:t>、</w:t>
-      </w:r>
-      <w:r>
-        <w:rPr>
-          <w:i/>
-        </w:rPr>
-        <w:t>MYOCD</w:t>
-      </w:r>
-      <w:r>
-        <w:t>）。ATAA 共识基因以免疫转录本为主（上调：</w:t>
-      </w:r>
-      <w:r>
-        <w:rPr>
-          <w:i/>
-        </w:rPr>
-        <w:t>LGALS3BP</w:t>
-      </w:r>
-      <w:r>
-        <w:t>、</w:t>
-      </w:r>
-      <w:r>
-        <w:rPr>
-          <w:i/>
-        </w:rPr>
-        <w:t>HLA-DPA1</w:t>
-      </w:r>
-      <w:r>
-        <w:t>、</w:t>
-      </w:r>
-      <w:r>
-        <w:rPr>
-          <w:i/>
-        </w:rPr>
-        <w:t>SAMD9L</w:t>
-      </w:r>
-      <w:r>
-        <w:t>、</w:t>
-      </w:r>
-      <w:r>
-        <w:rPr>
-          <w:i/>
-        </w:rPr>
-        <w:t>CD83</w:t>
-      </w:r>
-      <w:r>
-        <w:t>、</w:t>
-      </w:r>
-      <w:r>
-        <w:rPr>
-          <w:i/>
-        </w:rPr>
-        <w:t>OAS2/3</w:t>
-      </w:r>
-      <w:r>
-        <w:t>、</w:t>
-      </w:r>
-      <w:r>
-        <w:rPr>
-          <w:i/>
-        </w:rPr>
-        <w:t>HLA-DRA</w:t>
-      </w:r>
-      <w:r>
-        <w:t>、</w:t>
-      </w:r>
-      <w:r>
-        <w:rPr>
-          <w:i/>
-        </w:rPr>
-        <w:t>HLA-DPB1</w:t>
-      </w:r>
-      <w:r>
-        <w:t>、</w:t>
-      </w:r>
-      <w:r>
-        <w:rPr>
-          <w:i/>
-        </w:rPr>
-        <w:t>CD74</w:t>
-      </w:r>
-      <w:r>
-        <w:t>、</w:t>
-      </w:r>
-      <w:r>
-        <w:rPr>
-          <w:i/>
-        </w:rPr>
-        <w:t>CXCR4</w:t>
-      </w:r>
-      <w:r>
-        <w:t>、</w:t>
-      </w:r>
-      <w:r>
-        <w:rPr>
-          <w:i/>
-        </w:rPr>
-        <w:t>VCAM1</w:t>
-      </w:r>
-      <w:r>
-        <w:t>、</w:t>
-      </w:r>
-      <w:r>
-        <w:rPr>
-          <w:i/>
-        </w:rPr>
-        <w:t>IL1B</w:t>
-      </w:r>
-      <w:r>
-        <w:t>、</w:t>
-      </w:r>
-      <w:r>
-        <w:rPr>
-          <w:i/>
-        </w:rPr>
-        <w:t>IL32</w:t>
-      </w:r>
-      <w:r>
-        <w:t>；下调：</w:t>
-      </w:r>
-      <w:r>
-        <w:rPr>
-          <w:i/>
-        </w:rPr>
-        <w:t>TIMP4</w:t>
-      </w:r>
-      <w:r>
-        <w:t>、</w:t>
-      </w:r>
-      <w:r>
-        <w:rPr>
-          <w:i/>
-        </w:rPr>
-        <w:t>CASQ1</w:t>
-      </w:r>
-      <w:r>
-        <w:t>、</w:t>
-      </w:r>
-      <w:r>
-        <w:rPr>
-          <w:i/>
-        </w:rPr>
-        <w:t>BMAL1</w:t>
-      </w:r>
-      <w:r>
-        <w:t>、</w:t>
-      </w:r>
-      <w:r>
-        <w:rPr>
-          <w:i/>
-        </w:rPr>
-        <w:t>ADRA2C</w:t>
-      </w:r>
-      <w:r>
-        <w:t>、</w:t>
-      </w:r>
-      <w:r>
-        <w:rPr>
-          <w:i/>
-        </w:rPr>
-        <w:t>HIF3A</w:t>
-      </w:r>
-      <w:r>
-        <w:t>、</w:t>
-      </w:r>
-      <w:r>
-        <w:rPr>
-          <w:i/>
-        </w:rPr>
-        <w:t>ATP1A2</w:t>
-      </w:r>
-      <w:r>
-        <w:t>、</w:t>
-      </w:r>
-      <w:r>
-        <w:rPr>
-          <w:i/>
-        </w:rPr>
-        <w:t>NPAS2</w:t>
-      </w:r>
-      <w:r>
-        <w:t>）。</w:t>
-      </w:r>
-    </w:p>
-    <w:p>
-      <w:pPr>
-        <w:pStyle w:val="Heading2"/>
-      </w:pPr>
-      <w:r>
-        <w:t>基因层面比较：两病共享甚少</w:t>
-      </w:r>
-    </w:p>
-    <w:p>
-      <w:r>
-        <w:t>两病中均有定量的 11,235 个基因的 meta 分析 log2 倍数变化仅弱相关（Spearman ρ=0.11；在 DEG 并集内 ρ=0.18；图 2a）。在两病均有数据的 474 个 ATAA 与 2,090 个 TAAD 共识 DEG 中，137 个重叠（期望 88；超几何 P = 1.7×10⁻⁸；Jaccard 指数 0.056）：107 个方向一致，30 个方向相反。应用疾病间差异检验后，1,780 个基因归为 TAAD 特异（737 个 FDR_diff&lt;0.05），230 个为 ATAA 特异（44 个 FDR_diff&lt;0.05），173 个在 TAAD 中更强，107 个在 ATAA 中更强，107 个共享一致，30 个方向相反（图 2c；附加文件 6）。</w:t>
-      </w:r>
-    </w:p>
-    <w:p>
-      <w:r>
-        <w:t xml:space="preserve">共享一致核心包括上调的 </w:t>
-      </w:r>
-      <w:r>
-        <w:rPr>
-          <w:i/>
-        </w:rPr>
-        <w:t>VEGFA</w:t>
-      </w:r>
-      <w:r>
-        <w:t>、</w:t>
-      </w:r>
-      <w:r>
-        <w:rPr>
-          <w:i/>
-        </w:rPr>
-        <w:t>APLN</w:t>
-      </w:r>
-      <w:r>
-        <w:t>、</w:t>
-      </w:r>
-      <w:r>
-        <w:rPr>
-          <w:i/>
-        </w:rPr>
-        <w:t>TNFRSF1A</w:t>
-      </w:r>
-      <w:r>
-        <w:t>、</w:t>
-      </w:r>
-      <w:r>
-        <w:rPr>
-          <w:i/>
-        </w:rPr>
-        <w:t>ANGPTL2</w:t>
-      </w:r>
-      <w:r>
-        <w:t>、</w:t>
-      </w:r>
-      <w:r>
-        <w:rPr>
-          <w:i/>
-        </w:rPr>
-        <w:t>TFPI</w:t>
-      </w:r>
-      <w:r>
-        <w:t>、</w:t>
-      </w:r>
-      <w:r>
-        <w:rPr>
-          <w:i/>
-        </w:rPr>
-        <w:t>HSPA5</w:t>
-      </w:r>
-      <w:r>
-        <w:t>、</w:t>
-      </w:r>
-      <w:r>
-        <w:rPr>
-          <w:i/>
-        </w:rPr>
-        <w:t>HSPA8</w:t>
-      </w:r>
-      <w:r>
-        <w:t>、</w:t>
-      </w:r>
-      <w:r>
-        <w:rPr>
-          <w:i/>
-        </w:rPr>
-        <w:t>RUNX1</w:t>
-      </w:r>
-      <w:r>
-        <w:t>、</w:t>
-      </w:r>
-      <w:r>
-        <w:rPr>
-          <w:i/>
-        </w:rPr>
-        <w:t>SERPINH1</w:t>
-      </w:r>
-      <w:r>
-        <w:t>、</w:t>
-      </w:r>
-      <w:r>
-        <w:rPr>
-          <w:i/>
-        </w:rPr>
-        <w:t>P4HA1</w:t>
-      </w:r>
-      <w:r>
-        <w:t>、</w:t>
-      </w:r>
-      <w:r>
-        <w:rPr>
-          <w:i/>
-        </w:rPr>
-        <w:t>PLOD1</w:t>
-      </w:r>
-      <w:r>
-        <w:t>、</w:t>
-      </w:r>
-      <w:r>
-        <w:rPr>
-          <w:i/>
-        </w:rPr>
-        <w:t>LOXL3</w:t>
-      </w:r>
-      <w:r>
-        <w:t xml:space="preserve"> 和 </w:t>
-      </w:r>
-      <w:r>
-        <w:rPr>
-          <w:i/>
-        </w:rPr>
-        <w:t>VCAN</w:t>
-      </w:r>
-      <w:r>
-        <w:t>（血管生成、未折叠蛋白反应和胶原修饰基因）以及下调的 SMC 钙处理与收缩支持基因（</w:t>
-      </w:r>
-      <w:r>
-        <w:rPr>
-          <w:i/>
-        </w:rPr>
-        <w:t>RYR2</w:t>
-      </w:r>
-      <w:r>
-        <w:t>、</w:t>
-      </w:r>
-      <w:r>
-        <w:rPr>
-          <w:i/>
-        </w:rPr>
-        <w:t>CASQ1</w:t>
-      </w:r>
-      <w:r>
-        <w:t>、</w:t>
-      </w:r>
-      <w:r>
-        <w:rPr>
-          <w:i/>
-        </w:rPr>
-        <w:t>DES</w:t>
-      </w:r>
-      <w:r>
-        <w:t>、</w:t>
-      </w:r>
-      <w:r>
-        <w:rPr>
-          <w:i/>
-        </w:rPr>
-        <w:t>ACTN2</w:t>
-      </w:r>
-      <w:r>
-        <w:t>、</w:t>
-      </w:r>
-      <w:r>
-        <w:rPr>
-          <w:i/>
-        </w:rPr>
-        <w:t>FILIP1</w:t>
-      </w:r>
-      <w:r>
-        <w:t>、</w:t>
-      </w:r>
-      <w:r>
-        <w:rPr>
-          <w:i/>
-        </w:rPr>
-        <w:t>TRPC1</w:t>
-      </w:r>
-      <w:r>
-        <w:t>、</w:t>
-      </w:r>
-      <w:r>
-        <w:rPr>
-          <w:i/>
-        </w:rPr>
-        <w:t>ATP8A1</w:t>
-      </w:r>
-      <w:r>
-        <w:t>、</w:t>
-      </w:r>
-      <w:r>
-        <w:rPr>
-          <w:i/>
-        </w:rPr>
-        <w:t>SPARCL1</w:t>
-      </w:r>
-      <w:r>
-        <w:t xml:space="preserve">）。因此两病均显示 SMC 功能性去分化和基质合成激活的证据，尽管 SMC 收缩机器本身的改变不同（见下）。方向相反的基因包括 </w:t>
-      </w:r>
-      <w:r>
-        <w:rPr>
-          <w:i/>
-        </w:rPr>
-        <w:t>TNC</w:t>
-      </w:r>
-      <w:r>
-        <w:t>（ATAA 下调、TAAD 上调）、</w:t>
-      </w:r>
-      <w:r>
-        <w:rPr>
-          <w:i/>
-        </w:rPr>
-        <w:t>C3</w:t>
-      </w:r>
-      <w:r>
-        <w:t>（ATAA 上调、TAAD 强烈下调）、</w:t>
-      </w:r>
-      <w:r>
-        <w:rPr>
-          <w:i/>
-        </w:rPr>
-        <w:t>HMGA1</w:t>
-      </w:r>
-      <w:r>
-        <w:t>、</w:t>
-      </w:r>
-      <w:r>
-        <w:rPr>
-          <w:i/>
-        </w:rPr>
-        <w:t>F3</w:t>
-      </w:r>
-      <w:r>
-        <w:t>、</w:t>
-      </w:r>
-      <w:r>
-        <w:rPr>
-          <w:i/>
-        </w:rPr>
-        <w:t>MEDAG</w:t>
-      </w:r>
-      <w:r>
-        <w:t>、</w:t>
-      </w:r>
-      <w:r>
-        <w:rPr>
-          <w:i/>
-        </w:rPr>
-        <w:t>SPOCK1</w:t>
-      </w:r>
-      <w:r>
-        <w:t xml:space="preserve"> 及生物钟基因 </w:t>
-      </w:r>
-      <w:r>
-        <w:rPr>
-          <w:i/>
-        </w:rPr>
-        <w:t>PER3</w:t>
-      </w:r>
-      <w:r>
-        <w:t>。</w:t>
-      </w:r>
-    </w:p>
-    <w:p>
-      <w:r>
-        <w:t>经典主动脉病基因清楚地体现了这种分离（附加文件 6）。SMC 收缩程序仅在 TAAD 中丢失（</w:t>
-      </w:r>
-      <w:r>
-        <w:rPr>
-          <w:i/>
-        </w:rPr>
-        <w:t>MYOCD</w:t>
-      </w:r>
-      <w:r>
-        <w:t xml:space="preserve"> log2FC −1.60，FDR 1×10⁻²⁰；</w:t>
-      </w:r>
-      <w:r>
-        <w:rPr>
-          <w:i/>
-        </w:rPr>
-        <w:t>ACTA2</w:t>
-      </w:r>
-      <w:r>
-        <w:t xml:space="preserve"> −1.17；</w:t>
-      </w:r>
-      <w:r>
-        <w:rPr>
-          <w:i/>
-        </w:rPr>
-        <w:t>CNN1</w:t>
-      </w:r>
-      <w:r>
-        <w:t xml:space="preserve"> −1.62；</w:t>
-      </w:r>
-      <w:r>
-        <w:rPr>
-          <w:i/>
-        </w:rPr>
-        <w:t>LMOD1</w:t>
-      </w:r>
-      <w:r>
-        <w:t xml:space="preserve"> −0.86；</w:t>
-      </w:r>
-      <w:r>
-        <w:rPr>
-          <w:i/>
-        </w:rPr>
-        <w:t>MYH11</w:t>
-      </w:r>
-      <w:r>
-        <w:t xml:space="preserve"> −0.65），在 ATAA 中无变化（</w:t>
-      </w:r>
-      <w:r>
-        <w:rPr>
-          <w:i/>
-        </w:rPr>
-        <w:t>MYOCD</w:t>
-      </w:r>
-      <w:r>
-        <w:t xml:space="preserve"> +0.11；</w:t>
-      </w:r>
-      <w:r>
-        <w:rPr>
-          <w:i/>
-        </w:rPr>
-        <w:t>ACTA2</w:t>
-      </w:r>
-      <w:r>
-        <w:t xml:space="preserve"> +0.11）。内皮（</w:t>
-      </w:r>
-      <w:r>
-        <w:rPr>
-          <w:i/>
-        </w:rPr>
-        <w:t>VWF</w:t>
-      </w:r>
-      <w:r>
-        <w:t xml:space="preserve"> −3.17、</w:t>
-      </w:r>
-      <w:r>
-        <w:rPr>
-          <w:i/>
-        </w:rPr>
-        <w:t>PECAM1</w:t>
-      </w:r>
-      <w:r>
-        <w:t xml:space="preserve"> −1.41、</w:t>
-      </w:r>
-      <w:r>
-        <w:rPr>
-          <w:i/>
-        </w:rPr>
-        <w:t>PTPRB</w:t>
-      </w:r>
-      <w:r>
-        <w:t xml:space="preserve"> −2.65）与外膜成纤维细胞（</w:t>
-      </w:r>
-      <w:r>
-        <w:rPr>
-          <w:i/>
-        </w:rPr>
-        <w:t>PI16</w:t>
-      </w:r>
-      <w:r>
-        <w:t>、</w:t>
-      </w:r>
-      <w:r>
-        <w:rPr>
-          <w:i/>
-        </w:rPr>
-        <w:t>DCN</w:t>
-      </w:r>
-      <w:r>
-        <w:t>、</w:t>
-      </w:r>
-      <w:r>
-        <w:rPr>
-          <w:i/>
-        </w:rPr>
-        <w:t>APOD</w:t>
-      </w:r>
-      <w:r>
-        <w:t>、</w:t>
-      </w:r>
-      <w:r>
-        <w:rPr>
-          <w:i/>
-        </w:rPr>
-        <w:t>CXCL14</w:t>
-      </w:r>
-      <w:r>
-        <w:t>）转录本同样仅在 TAAD 中丢失。固有炎症介质在 TAAD 中强烈且特异地上调（</w:t>
-      </w:r>
-      <w:r>
-        <w:rPr>
-          <w:i/>
-        </w:rPr>
-        <w:t>IL6</w:t>
-      </w:r>
-      <w:r>
-        <w:t xml:space="preserve"> +3.20、</w:t>
-      </w:r>
-      <w:r>
-        <w:rPr>
-          <w:i/>
-        </w:rPr>
-        <w:t>CXCL8</w:t>
-      </w:r>
-      <w:r>
-        <w:t xml:space="preserve"> +2.52、</w:t>
-      </w:r>
-      <w:r>
-        <w:rPr>
-          <w:i/>
-        </w:rPr>
-        <w:t>CCL2</w:t>
-      </w:r>
-      <w:r>
-        <w:t xml:space="preserve"> +2.15、</w:t>
-      </w:r>
-      <w:r>
-        <w:rPr>
-          <w:i/>
-        </w:rPr>
-        <w:t>S100A9</w:t>
-      </w:r>
-      <w:r>
-        <w:t xml:space="preserve"> +1.57、</w:t>
-      </w:r>
-      <w:r>
-        <w:rPr>
-          <w:i/>
-        </w:rPr>
-        <w:t>SPP1</w:t>
-      </w:r>
-      <w:r>
-        <w:t xml:space="preserve"> +2.47、</w:t>
-      </w:r>
-      <w:r>
-        <w:rPr>
-          <w:i/>
-        </w:rPr>
-        <w:t>SERPINE1</w:t>
-      </w:r>
-      <w:r>
-        <w:t xml:space="preserve"> +1.73、</w:t>
-      </w:r>
-      <w:r>
-        <w:rPr>
-          <w:i/>
-        </w:rPr>
-        <w:t>TIMP1</w:t>
-      </w:r>
-      <w:r>
-        <w:t xml:space="preserve"> +1.18、</w:t>
-      </w:r>
-      <w:r>
-        <w:rPr>
-          <w:i/>
-        </w:rPr>
-        <w:t>MMP14</w:t>
-      </w:r>
-      <w:r>
-        <w:t xml:space="preserve"> +0.99），伴缺氧和应激基因（</w:t>
-      </w:r>
-      <w:r>
-        <w:rPr>
-          <w:i/>
-        </w:rPr>
-        <w:t>HIF1A</w:t>
-      </w:r>
-      <w:r>
-        <w:t xml:space="preserve"> +1.03、</w:t>
-      </w:r>
-      <w:r>
-        <w:rPr>
-          <w:i/>
-        </w:rPr>
-        <w:t>HMOX1</w:t>
-      </w:r>
-      <w:r>
-        <w:t xml:space="preserve"> +2.44、</w:t>
-      </w:r>
-      <w:r>
-        <w:rPr>
-          <w:i/>
-        </w:rPr>
-        <w:t>MT2A</w:t>
-      </w:r>
-      <w:r>
-        <w:t xml:space="preserve"> +2.42、</w:t>
-      </w:r>
-      <w:r>
-        <w:rPr>
-          <w:i/>
-        </w:rPr>
-        <w:t>CDKN1A</w:t>
-      </w:r>
-      <w:r>
-        <w:t xml:space="preserve"> +1.33）及转录因子 </w:t>
-      </w:r>
-      <w:r>
-        <w:rPr>
-          <w:i/>
-        </w:rPr>
-        <w:t>MYC</w:t>
-      </w:r>
-      <w:r>
-        <w:t>（+1.77）、</w:t>
-      </w:r>
-      <w:r>
-        <w:rPr>
-          <w:i/>
-        </w:rPr>
-        <w:t>STAT3</w:t>
-      </w:r>
-      <w:r>
-        <w:t xml:space="preserve">（+0.66）和 </w:t>
-      </w:r>
-      <w:r>
-        <w:rPr>
-          <w:i/>
-        </w:rPr>
-        <w:t>SOX4</w:t>
-      </w:r>
-      <w:r>
-        <w:t>（+1.71）。相反，MHC II 类分子（</w:t>
-      </w:r>
-      <w:r>
-        <w:rPr>
-          <w:i/>
-        </w:rPr>
-        <w:t>CD74</w:t>
-      </w:r>
-      <w:r>
-        <w:t xml:space="preserve"> +0.76、</w:t>
-      </w:r>
-      <w:r>
-        <w:rPr>
-          <w:i/>
-        </w:rPr>
-        <w:t>HLA-DRA</w:t>
-      </w:r>
-      <w:r>
-        <w:t xml:space="preserve"> +0.87、</w:t>
-      </w:r>
-      <w:r>
-        <w:rPr>
-          <w:i/>
-        </w:rPr>
-        <w:t>HLA-DPA1</w:t>
-      </w:r>
-      <w:r>
-        <w:t>、</w:t>
-      </w:r>
-      <w:r>
-        <w:rPr>
-          <w:i/>
-        </w:rPr>
-        <w:t>HLA-DPB1</w:t>
-      </w:r>
-      <w:r>
-        <w:t>）与干扰素刺激基因（</w:t>
-      </w:r>
-      <w:r>
-        <w:rPr>
-          <w:i/>
-        </w:rPr>
-        <w:t>CXCL10</w:t>
-      </w:r>
-      <w:r>
-        <w:t xml:space="preserve"> +1.59、</w:t>
-      </w:r>
-      <w:r>
-        <w:rPr>
-          <w:i/>
-        </w:rPr>
-        <w:t>OAS1</w:t>
-      </w:r>
-      <w:r>
-        <w:t xml:space="preserve"> +0.61、</w:t>
-      </w:r>
-      <w:r>
-        <w:rPr>
-          <w:i/>
-        </w:rPr>
-        <w:t>MX1</w:t>
-      </w:r>
-      <w:r>
-        <w:t xml:space="preserve"> +0.69、</w:t>
-      </w:r>
-      <w:r>
-        <w:rPr>
-          <w:i/>
-        </w:rPr>
-        <w:t>IFIT1</w:t>
-      </w:r>
-      <w:r>
-        <w:t xml:space="preserve"> +0.62）仅在 ATAA 中上调，在 TAAD 中无变化或下调（</w:t>
-      </w:r>
-      <w:r>
-        <w:rPr>
-          <w:i/>
-        </w:rPr>
-        <w:t>CXCL10</w:t>
-      </w:r>
-      <w:r>
-        <w:t xml:space="preserve"> −0.50；</w:t>
-      </w:r>
-      <w:r>
-        <w:rPr>
-          <w:i/>
-        </w:rPr>
-        <w:t>IFIT1</w:t>
-      </w:r>
-      <w:r>
-        <w:t xml:space="preserve"> −0.51）。TGF-β 通路基因（</w:t>
-      </w:r>
-      <w:r>
-        <w:rPr>
-          <w:i/>
-        </w:rPr>
-        <w:t>TGFB1</w:t>
-      </w:r>
-      <w:r>
-        <w:t>、</w:t>
-      </w:r>
-      <w:r>
-        <w:rPr>
-          <w:i/>
-        </w:rPr>
-        <w:t>SMAD3</w:t>
-      </w:r>
-      <w:r>
-        <w:t>、</w:t>
-      </w:r>
-      <w:r>
-        <w:rPr>
-          <w:i/>
-        </w:rPr>
-        <w:t>FBN1</w:t>
-      </w:r>
-      <w:r>
-        <w:t xml:space="preserve">）在两病中均轻度升高但 TAAD 更强，而 </w:t>
-      </w:r>
-      <w:r>
-        <w:rPr>
-          <w:i/>
-        </w:rPr>
-        <w:t>MMP2</w:t>
-      </w:r>
-      <w:r>
-        <w:t>/</w:t>
-      </w:r>
-      <w:r>
-        <w:rPr>
-          <w:i/>
-        </w:rPr>
-        <w:t>MMP9</w:t>
-      </w:r>
-      <w:r>
-        <w:t xml:space="preserve"> 在两病中均无稳定改变。</w:t>
-      </w:r>
-    </w:p>
-    <w:p>
-      <w:pPr>
-        <w:pStyle w:val="Heading2"/>
-      </w:pPr>
-      <w:r>
-        <w:t>通路层面比较</w:t>
-      </w:r>
-    </w:p>
-    <w:p>
-      <w:r>
-        <w:t>对疾病 meta 排序的 GSEA 将上述差异纳入一个连贯的框架（图 3；附加文件 7）。15 个 Hallmark 基因集为共享，包括 TNF-α 经 NF-κB 信号（ATAA NES 2.35，TAAD 2.63）、炎症反应、IL-6/JAK/STAT3、缺氧、上皮-间质转化、TGF-β 信号、补体、血管生成、凋亡、同种异体排斥、干扰素-γ 反应、未折叠蛋白反应、糖酵解和 G2M 检查点。12 个 Hallmark 集为 TAAD 特异：MYC 靶基因 V1/V2（TAAD NES 3.02 和 2.75，ATAA 为 0.66 和 0.77）、mTORC1 信号、E2F 靶基因、DNA 修复、活性氧通路、p53 通路、PI3K/AKT/mTOR、紫外反应-上调和外源物代谢正向富集，而肌生成（NES −2.31）和 KRAS 信号-下调负向富集。在 KEGG 与 Reactome 中，TAAD 特异的负向富集以血管平滑肌收缩（NES −2.54）、平滑肌收缩、钙信号和心肌病基因集为首，正向富集为核糖体、剪接体、蛋白酶体、DNA 复制、嘧啶/嘌呤代谢、糖酵解、磷酸戊糖途径、谷胱甘肽代谢、翻译、rRNA 加工和 NFE2L2 介导事件——呈现急性细胞应激伴生物合成、增殖和抗氧化机器激活的整体图景。</w:t>
-      </w:r>
-    </w:p>
-    <w:p>
-      <w:r>
-        <w:t>ATAA 特异或 ATAA 独有的富集集中于干扰素-α 反应（ATAA NES 2.74，TAAD 0.97；FDR_diff&lt;0.001）、凝血、有丝分裂纺锤体、Notch 与 Hedgehog 信号，以及 KEGG 中由抗原呈递驱动的同种异体排斥、移植物抗宿主病、自身免疫性甲状腺病和 1 型糖尿病基因集（ATAA NES 均 ≥2.3，TAAD ≤ −1.1）、白细胞跨内皮迁移及细胞粘附分子（ATAA NES +2.33，TAAD −1.84）。在 ATAA 而非 TAAD 中富集的 Reactome 基因集包括整合素细胞表面相互作用、胶原链三聚化、胶原形成、ECM 蛋白聚糖、干扰素 α/β 信号，以及淋巴样与非淋巴样细胞间的免疫调节相互作用。两个 Hallmark 集方向相反：紫外反应-下调和顶端连接在 ATAA 中正向、在 TAAD 中负向富集。</w:t>
-      </w:r>
-    </w:p>
-    <w:p>
-      <w:r>
-        <w:t>基因类别的富集分析给出相同图景（附加文件 8）：ATAA 特异上调基因富集于干扰素-γ/α 反应（校正 P = 4×10⁻⁸）、抗病毒防御与 RFX5 调控子（MHC II 类转录）；TAAD 特异上调基因富集于 MYC 靶基因（校正 P = 2×10⁻²²）、mTORC1、TNF-α/NF-κB、核糖体生物合成、缺氧与炎症反应；TAAD 特异下调基因富集于血管平滑肌收缩（校正 P = 7×10⁻⁸）、粘着斑、肌生成和 cGMP-PKG 信号。ATAA 中更强的基因富集于 NF-κB（</w:t>
-      </w:r>
-      <w:r>
-        <w:rPr>
-          <w:i/>
-        </w:rPr>
-        <w:t>NFKB1</w:t>
-      </w:r>
-      <w:r>
-        <w:t>/</w:t>
-      </w:r>
-      <w:r>
-        <w:rPr>
-          <w:i/>
-        </w:rPr>
-        <w:t>RELA</w:t>
-      </w:r>
-      <w:r>
-        <w:t>）靶基因，TAAD 中更强的基因富集于 NF-κB 和 SP1 靶基因及 EMT。</w:t>
-      </w:r>
-    </w:p>
-    <w:p>
-      <w:pPr>
-        <w:pStyle w:val="Heading2"/>
-      </w:pPr>
-      <w:r>
-        <w:t>推断的细胞组成在两病间分化</w:t>
-      </w:r>
-    </w:p>
-    <w:p>
-      <w:r>
-        <w:t>两个 scRNA-seq 数据集整合后得到包含 73,755 个细胞、12 个群体的图谱，包括收缩型与表型转换型 SMC、纤维肌细胞群（</w:t>
-      </w:r>
-      <w:r>
-        <w:rPr>
-          <w:i/>
-        </w:rPr>
-        <w:t>LTBP2</w:t>
-      </w:r>
-      <w:r>
-        <w:t>、</w:t>
-      </w:r>
-      <w:r>
-        <w:rPr>
-          <w:i/>
-        </w:rPr>
-        <w:t>EFEMP1</w:t>
-      </w:r>
-      <w:r>
-        <w:t>、</w:t>
-      </w:r>
-      <w:r>
-        <w:rPr>
-          <w:i/>
-        </w:rPr>
-        <w:t>COL1A1</w:t>
-      </w:r>
-      <w:r>
-        <w:t>、</w:t>
-      </w:r>
-      <w:r>
-        <w:rPr>
-          <w:i/>
-        </w:rPr>
-        <w:t>DKK3</w:t>
-      </w:r>
-      <w:r>
-        <w:t>）、成纤维细胞、内皮细胞、巨噬细胞、S100A8/A9⁺ 炎性髓系细胞、T、NK、B、浆细胞和肥大细胞（图 7a；附加文件 4）。以该图谱衍生的标志基因集推断每个 bulk 队列的细胞组成（图 4）。</w:t>
-      </w:r>
-    </w:p>
-    <w:p>
-      <w:r>
-        <w:t>在 TAAD 中，收缩型 SMC（合并 Hedges' g = −1.48，P = 2×10⁻⁸）、表型转换型 SMC（g = −1.93）、纤维肌细胞（g = −0.84）、成纤维细胞（g = −1.55）和内皮细胞（g = −2.25，P = 4×10⁻⁴）评分均降低，而炎性髓系评分升高（g = +1.31，P = 0.005），巨噬细胞与淋巴细胞评分无变化。相反，ATAA 中无任何壁细胞、成纤维细胞或内皮细胞评分降低（收缩型 SMC g = −0.15；纤维肌细胞 g = +0.58），而 T 细胞（g = +0.78，P = 1×10⁻⁴）、NK（g = +0.76，P = 2×10⁻⁴）、浆细胞（g = +0.49，P = 0.015）和 B 细胞（g = +0.68）评分升高。SMC、纤维肌细胞、成纤维细胞、内皮细胞和 T 细胞评分的疾病间差异具有统计学意义（P_diff ≤0.027）。单细胞比例方向一致：GSE155468 中 ATAA 的 T 细胞占捕获细胞的比例由 7.9% 升至 46.4%（Mann–Whitney P = 0.024），GSE213740 中 TAAD 的 S100A8/A9⁺ 髓系比例由 4.2% 升至 18.6%（图 7b、c）；但解离依赖的捕获偏倚（动脉瘤数据集中 SMC 明显欠代表）使 scRNA-seq 数据集之间无法定量比较壁细胞比例。</w:t>
-      </w:r>
-    </w:p>
-    <w:p>
-      <w:pPr>
-        <w:pStyle w:val="Heading2"/>
-      </w:pPr>
-      <w:r>
-        <w:t>基因类别的细胞来源与单细胞复现</w:t>
-      </w:r>
-    </w:p>
-    <w:p>
-      <w:r>
-        <w:t>将基因类别映射到对照主动脉的细胞类型显示：TAAD 特异下调基因主要由收缩型 SMC（占 35%）和内皮细胞（23%）表达，而 TAAD 特异上调基因最常由炎性髓系细胞（19%）、内皮细胞（14%）和成纤维细胞（12%）表达；ATAA 特异上调基因最常由巨噬细胞（19%）、成纤维细胞（16%）和纤维肌细胞（13%）表达；共享下调基因绝大多数为收缩型 SMC 转录本（61%；图 8c）。因此，TAAD 签名的一部分可由细胞组成变化解释，但相当一部分反映了驻留细胞内的转录重编程。</w:t>
-      </w:r>
-    </w:p>
-    <w:p>
-      <w:r>
-        <w:t>细胞类型分辨的伪 bulk 比较证实了这一点，并表明两病间的分化在单个细胞类型内亦成立（图 8a、b；附加文件 4）。在 TAAD 数据集中，TAAD 特异基因在收缩型 SMC（方向一致率 69%）、表型转换型 SMC（80%）、纤维肌细胞（74%）、成纤维细胞（76%）和内皮细胞（76%；Wilcoxon P 均 &lt;10⁻¹⁰）内均按预期方向改变，而在 ATAA 数据集中相同基因在相应细胞类型内仅呈边缘一致（51–60%；带符号 log2FC 中位数 ≤0.14）。相反，ATAA 特异基因在动脉瘤壁细胞与基质细胞内得到中等程度复现（收缩型 SMC 64%、表型转换型 SMC 60%、纤维肌细胞 56%、成纤维细胞 56%；P ≤0.013），但在夹层细胞内被主动逆转（收缩型 SMC 24%、成纤维细胞 27%、内皮细胞 32%、髓系细胞 32–34%；带符号 log2FC 中位数 −0.25 至 −0.33；P 均 &lt;10⁻⁵）。共享一致基因在两个数据集的壁细胞内均得到复现（ATAA 中收缩型 SMC 91%、纤维肌细胞 88%；TAAD 中表型转换型 SMC 81%、内皮细胞 77%）。在单基因层面，金属硫蛋白/应激簇（</w:t>
-      </w:r>
-      <w:r>
-        <w:rPr>
-          <w:i/>
-        </w:rPr>
-        <w:t>MT1X</w:t>
-      </w:r>
-      <w:r>
-        <w:t>、</w:t>
-      </w:r>
-      <w:r>
-        <w:rPr>
-          <w:i/>
-        </w:rPr>
-        <w:t>MT2A</w:t>
-      </w:r>
-      <w:r>
-        <w:t>、</w:t>
-      </w:r>
-      <w:r>
-        <w:rPr>
-          <w:i/>
-        </w:rPr>
-        <w:t>GLRX</w:t>
-      </w:r>
-      <w:r>
-        <w:t>、</w:t>
-      </w:r>
-      <w:r>
-        <w:rPr>
-          <w:i/>
-        </w:rPr>
-        <w:t>HK2</w:t>
-      </w:r>
-      <w:r>
-        <w:t>、</w:t>
-      </w:r>
-      <w:r>
-        <w:rPr>
-          <w:i/>
-        </w:rPr>
-        <w:t>SERPINA1</w:t>
-      </w:r>
-      <w:r>
-        <w:t>、</w:t>
-      </w:r>
-      <w:r>
-        <w:rPr>
-          <w:i/>
-        </w:rPr>
-        <w:t>NNMT</w:t>
-      </w:r>
-      <w:r>
-        <w:t>、</w:t>
-      </w:r>
-      <w:r>
-        <w:rPr>
-          <w:i/>
-        </w:rPr>
-        <w:t>SLC38A5</w:t>
-      </w:r>
-      <w:r>
-        <w:t>）仅在夹层的 SMC、纤维肌细胞和成纤维细胞群中被诱导，而 MHC II 类基因（</w:t>
-      </w:r>
-      <w:r>
-        <w:rPr>
-          <w:i/>
-        </w:rPr>
-        <w:t>HLA-DRA</w:t>
-      </w:r>
-      <w:r>
-        <w:t>、</w:t>
-      </w:r>
-      <w:r>
-        <w:rPr>
-          <w:i/>
-        </w:rPr>
-        <w:t>HLA-DPA1</w:t>
-      </w:r>
-      <w:r>
-        <w:t>、</w:t>
-      </w:r>
-      <w:r>
-        <w:rPr>
-          <w:i/>
-        </w:rPr>
-        <w:t>HLA-DPB1</w:t>
-      </w:r>
-      <w:r>
-        <w:t>、</w:t>
-      </w:r>
-      <w:r>
-        <w:rPr>
-          <w:i/>
-        </w:rPr>
-        <w:t>CD74</w:t>
-      </w:r>
-      <w:r>
-        <w:t>）、</w:t>
-      </w:r>
-      <w:r>
-        <w:rPr>
-          <w:i/>
-        </w:rPr>
-        <w:t>OAS2</w:t>
-      </w:r>
-      <w:r>
-        <w:t xml:space="preserve"> 和 </w:t>
-      </w:r>
-      <w:r>
-        <w:rPr>
-          <w:i/>
-        </w:rPr>
-        <w:t>SFRP4</w:t>
-      </w:r>
-      <w:r>
-        <w:t xml:space="preserve"> 在动脉瘤基质细胞中被诱导、在夹层细胞中降低（图 8a、b）。因此，疾病特异程序代表主动脉壁驻留细胞的细胞内在重编程，而非仅是浸润细胞含量的差异。</w:t>
-      </w:r>
-    </w:p>
-    <w:p>
-      <w:pPr>
-        <w:pStyle w:val="Heading2"/>
-      </w:pPr>
-      <w:r>
-        <w:t>蛋白-蛋白相互作用枢纽</w:t>
-      </w:r>
-    </w:p>
-    <w:p>
-      <w:r>
-        <w:t xml:space="preserve">TAAD 特异基因的 STRING 网络（818 个节点，2,983 条相互作用）以 </w:t>
-      </w:r>
-      <w:r>
-        <w:rPr>
-          <w:i/>
-        </w:rPr>
-        <w:t>AKT1</w:t>
-      </w:r>
-      <w:r>
-        <w:t>（度 53）、</w:t>
-      </w:r>
-      <w:r>
-        <w:rPr>
-          <w:i/>
-        </w:rPr>
-        <w:t>STAT3</w:t>
-      </w:r>
-      <w:r>
-        <w:t>（49）、</w:t>
-      </w:r>
-      <w:r>
-        <w:rPr>
-          <w:i/>
-        </w:rPr>
-        <w:t>MYC</w:t>
-      </w:r>
-      <w:r>
-        <w:t>（49）、</w:t>
-      </w:r>
-      <w:r>
-        <w:rPr>
-          <w:i/>
-        </w:rPr>
-        <w:t>GAPDH</w:t>
-      </w:r>
-      <w:r>
-        <w:t>、</w:t>
-      </w:r>
-      <w:r>
-        <w:rPr>
-          <w:i/>
-        </w:rPr>
-        <w:t>HIF1A</w:t>
-      </w:r>
-      <w:r>
-        <w:t>、</w:t>
-      </w:r>
-      <w:r>
-        <w:rPr>
-          <w:i/>
-        </w:rPr>
-        <w:t>HSP90AB1</w:t>
-      </w:r>
-      <w:r>
-        <w:t xml:space="preserve"> 及一个致密的核糖体生物合成因子模块（</w:t>
-      </w:r>
-      <w:r>
-        <w:rPr>
-          <w:i/>
-        </w:rPr>
-        <w:t>MRTO4</w:t>
-      </w:r>
-      <w:r>
-        <w:t>、</w:t>
-      </w:r>
-      <w:r>
-        <w:rPr>
-          <w:i/>
-        </w:rPr>
-        <w:t>RPF2</w:t>
-      </w:r>
-      <w:r>
-        <w:t>、</w:t>
-      </w:r>
-      <w:r>
-        <w:rPr>
-          <w:i/>
-        </w:rPr>
-        <w:t>NOP56</w:t>
-      </w:r>
-      <w:r>
-        <w:t>、</w:t>
-      </w:r>
-      <w:r>
-        <w:rPr>
-          <w:i/>
-        </w:rPr>
-        <w:t>FBL</w:t>
-      </w:r>
-      <w:r>
-        <w:t>、</w:t>
-      </w:r>
-      <w:r>
-        <w:rPr>
-          <w:i/>
-        </w:rPr>
-        <w:t>NAT10</w:t>
-      </w:r>
-      <w:r>
-        <w:t>、</w:t>
-      </w:r>
-      <w:r>
-        <w:rPr>
-          <w:i/>
-        </w:rPr>
-        <w:t>DKC1</w:t>
-      </w:r>
-      <w:r>
-        <w:t>、</w:t>
-      </w:r>
-      <w:r>
-        <w:rPr>
-          <w:i/>
-        </w:rPr>
-        <w:t>PES1</w:t>
-      </w:r>
-      <w:r>
-        <w:t>）为中心，</w:t>
-      </w:r>
-      <w:r>
-        <w:rPr>
-          <w:i/>
-        </w:rPr>
-        <w:t>PKM</w:t>
-      </w:r>
-      <w:r>
-        <w:t>、</w:t>
-      </w:r>
-      <w:r>
-        <w:rPr>
-          <w:i/>
-        </w:rPr>
-        <w:t>GAPDH</w:t>
-      </w:r>
-      <w:r>
-        <w:t>、</w:t>
-      </w:r>
-      <w:r>
-        <w:rPr>
-          <w:i/>
-        </w:rPr>
-        <w:t>LAMB1</w:t>
-      </w:r>
-      <w:r>
-        <w:t>、</w:t>
-      </w:r>
-      <w:r>
-        <w:rPr>
-          <w:i/>
-        </w:rPr>
-        <w:t>ITGA5</w:t>
-      </w:r>
-      <w:r>
-        <w:t>、</w:t>
-      </w:r>
-      <w:r>
-        <w:rPr>
-          <w:i/>
-        </w:rPr>
-        <w:t>FURIN</w:t>
-      </w:r>
-      <w:r>
-        <w:t>、</w:t>
-      </w:r>
-      <w:r>
-        <w:rPr>
-          <w:i/>
-        </w:rPr>
-        <w:t>ANPEP</w:t>
-      </w:r>
-      <w:r>
-        <w:t xml:space="preserve"> 和 </w:t>
-      </w:r>
-      <w:r>
-        <w:rPr>
-          <w:i/>
-        </w:rPr>
-        <w:t>TLR2</w:t>
-      </w:r>
-      <w:r>
-        <w:t xml:space="preserve"> 构成得分最高的团（图 6a）。ATAA 特异网络（69 个节点，116 条相互作用）是一个单一的干扰素模块（</w:t>
-      </w:r>
-      <w:r>
-        <w:rPr>
-          <w:i/>
-        </w:rPr>
-        <w:t>OAS1/2/3</w:t>
-      </w:r>
-      <w:r>
-        <w:t>、</w:t>
-      </w:r>
-      <w:r>
-        <w:rPr>
-          <w:i/>
-        </w:rPr>
-        <w:t>IFIT1/2/3</w:t>
-      </w:r>
-      <w:r>
-        <w:t>、</w:t>
-      </w:r>
-      <w:r>
-        <w:rPr>
-          <w:i/>
-        </w:rPr>
-        <w:t>MX1/2</w:t>
-      </w:r>
-      <w:r>
-        <w:t>、</w:t>
-      </w:r>
-      <w:r>
-        <w:rPr>
-          <w:i/>
-        </w:rPr>
-        <w:t>IFI44L</w:t>
-      </w:r>
-      <w:r>
-        <w:t>、</w:t>
-      </w:r>
-      <w:r>
-        <w:rPr>
-          <w:i/>
-        </w:rPr>
-        <w:t>IFI6</w:t>
-      </w:r>
-      <w:r>
-        <w:t>、</w:t>
-      </w:r>
-      <w:r>
-        <w:rPr>
-          <w:i/>
-        </w:rPr>
-        <w:t>DHX58</w:t>
-      </w:r>
-      <w:r>
-        <w:t>、</w:t>
-      </w:r>
-      <w:r>
-        <w:rPr>
-          <w:i/>
-        </w:rPr>
-        <w:t>TRIM22</w:t>
-      </w:r>
-      <w:r>
-        <w:t>、</w:t>
-      </w:r>
-      <w:r>
-        <w:rPr>
-          <w:i/>
-        </w:rPr>
-        <w:t>SAMD9L</w:t>
-      </w:r>
-      <w:r>
-        <w:t xml:space="preserve">），经 </w:t>
-      </w:r>
-      <w:r>
-        <w:rPr>
-          <w:i/>
-        </w:rPr>
-        <w:t>CXCL10</w:t>
-      </w:r>
-      <w:r>
-        <w:t xml:space="preserve"> 连接到抗原呈递模块（</w:t>
-      </w:r>
-      <w:r>
-        <w:rPr>
-          <w:i/>
-        </w:rPr>
-        <w:t>CD74</w:t>
-      </w:r>
-      <w:r>
-        <w:t>、</w:t>
-      </w:r>
-      <w:r>
-        <w:rPr>
-          <w:i/>
-        </w:rPr>
-        <w:t>HLA-DRA</w:t>
-      </w:r>
-      <w:r>
-        <w:t>、</w:t>
-      </w:r>
-      <w:r>
-        <w:rPr>
-          <w:i/>
-        </w:rPr>
-        <w:t>HLA-DPA1</w:t>
-      </w:r>
-      <w:r>
-        <w:t>、</w:t>
-      </w:r>
-      <w:r>
-        <w:rPr>
-          <w:i/>
-        </w:rPr>
-        <w:t>HLA-DPB1</w:t>
-      </w:r>
-      <w:r>
-        <w:t xml:space="preserve">）及 </w:t>
-      </w:r>
-      <w:r>
-        <w:rPr>
-          <w:i/>
-        </w:rPr>
-        <w:t>COL1A2</w:t>
-      </w:r>
-      <w:r>
-        <w:t>/</w:t>
-      </w:r>
-      <w:r>
-        <w:rPr>
-          <w:i/>
-        </w:rPr>
-        <w:t>ITGA4</w:t>
-      </w:r>
-      <w:r>
-        <w:t>，并有一个小的生物钟节点（</w:t>
-      </w:r>
-      <w:r>
-        <w:rPr>
-          <w:i/>
-        </w:rPr>
-        <w:t>BMAL1</w:t>
-      </w:r>
-      <w:r>
-        <w:t>、</w:t>
-      </w:r>
-      <w:r>
-        <w:rPr>
-          <w:i/>
-        </w:rPr>
-        <w:t>NPAS2</w:t>
-      </w:r>
-      <w:r>
-        <w:t>、</w:t>
-      </w:r>
-      <w:r>
-        <w:rPr>
-          <w:i/>
-        </w:rPr>
-        <w:t>CRY2</w:t>
-      </w:r>
-      <w:r>
-        <w:t>、</w:t>
-      </w:r>
-      <w:r>
-        <w:rPr>
-          <w:i/>
-        </w:rPr>
-        <w:t>BHLHE41</w:t>
-      </w:r>
-      <w:r>
-        <w:t>；图 6b；附加文件 9）。</w:t>
-      </w:r>
-    </w:p>
-    <w:p>
-      <w:pPr>
-        <w:pStyle w:val="Heading2"/>
-      </w:pPr>
-      <w:r>
-        <w:t>在直接比较夹层与扩张的独立队列中的验证</w:t>
-      </w:r>
-    </w:p>
-    <w:p>
-      <w:r>
-        <w:t>GSE318877 在同一平台上对 3 例夹层与 4 例扩张升主动脉的 70 个显微切割中膜穿刺样本进行了测序，允许进行不受 meta 分析中对照组织差异影响的直接比较。在通路层面，meta 差异排序（TAAD − ATAA）的 NES 与直接的夹层 vs 扩张比较的 NES 在 1,116 个基因集上相关（Spearman ρ=0.42，P = 5×10⁻⁴⁸；图 3b）。MYC 靶基因（NES 3.19）、氧化磷酸化、翻译、rRNA 加工、蛋白酶体、p53 稳定化、NFE2L2 事件、ROS 通路、mTORC1、DNA 修复和 E2F 靶基因在夹层中膜高于扩张中膜，而平滑肌收缩、钙信号和心肌病基因集更低，复现了 TAAD 特异程序。在基因层面，TAAD 特异基因有 60.4% 按预测方向改变，带符号效应中位数为正（Wilcoxon P = 1.2×10⁻²⁸），且 TAAD 特异签名评分在四个中膜显微区域中均为夹层穿刺样本高于扩张（中位数 0.06 vs −0.16；穿刺样本水平 Mann–Whitney P = 5×10⁻⁶；AUC 0.82；受试者水平 P = 0.11，n = 3 vs 4；图 5d）。ATAA 富集程序在该队列中未被复现为动脉瘤所限：ATAA 特异基因无一致方向（42% 一致），干扰素-α 反应在夹层中膜中反而更高（NES 1.94）。推断的细胞组成差异在中膜穿刺样本中亦未复现（ρ = −0.23），这与样本不含内膜和外膜相符。</w:t>
-      </w:r>
-    </w:p>
-    <w:p>
-      <w:pPr>
-        <w:pStyle w:val="Heading2"/>
-      </w:pPr>
-      <w:r>
-        <w:t>跨队列机器学习</w:t>
-      </w:r>
-    </w:p>
-    <w:p>
-      <w:r>
-        <w:t xml:space="preserve">在对照参照谱上，TAAD 特异评分在每个 TAAD 队列中均升高（中位数 3.2–6.2），在每个 ATAA 队列中接近零（−0.6 至 0.3）；而 ATAA 特异评分在所有 ATAA 队列中为正（0.6–3.2），在 6 个 TAAD 队列中的 4 个为负（图 5a、b）。由于这些评分部分存在循环论证，另训练了 LOCO 弹性网分类器以区分夹层与动脉瘤样本，每次留出一个队列：汇总的跨队列 AUC 为 0.92（准确率 88.5%）。每个 TAAD 队列的分类准确率 ≥75%，GSE26155 与 GSE140947（ATAA）分别为 95% 和 100%，而异质的 ATAA 队列 GSE235161 与 GSE202267 分别为 77% 和 50%，反映其疾病信号较弱（附加文件 10）。23 基因共识面板以 </w:t>
-      </w:r>
-      <w:r>
-        <w:rPr>
-          <w:i/>
-        </w:rPr>
-        <w:t>TRAF3IP2</w:t>
-      </w:r>
-      <w:r>
-        <w:t>、</w:t>
-      </w:r>
-      <w:r>
-        <w:rPr>
-          <w:i/>
-        </w:rPr>
-        <w:t>HMGA1</w:t>
-      </w:r>
-      <w:r>
-        <w:t>、</w:t>
-      </w:r>
-      <w:r>
-        <w:rPr>
-          <w:i/>
-        </w:rPr>
-        <w:t>SOX4</w:t>
-      </w:r>
-      <w:r>
-        <w:t>、</w:t>
-      </w:r>
-      <w:r>
-        <w:rPr>
-          <w:i/>
-        </w:rPr>
-        <w:t>SLC25A22</w:t>
-      </w:r>
-      <w:r>
-        <w:t>、</w:t>
-      </w:r>
-      <w:r>
-        <w:rPr>
-          <w:i/>
-        </w:rPr>
-        <w:t>UTP4</w:t>
-      </w:r>
-      <w:r>
-        <w:t>、</w:t>
-      </w:r>
-      <w:r>
-        <w:rPr>
-          <w:i/>
-        </w:rPr>
-        <w:t>AKR1C3</w:t>
-      </w:r>
-      <w:r>
-        <w:t xml:space="preserve"> 和 </w:t>
-      </w:r>
-      <w:r>
-        <w:rPr>
-          <w:i/>
-        </w:rPr>
-        <w:t>SHMT2</w:t>
-      </w:r>
-      <w:r>
-        <w:t xml:space="preserve">（倾向夹层）及 </w:t>
-      </w:r>
-      <w:r>
-        <w:rPr>
-          <w:i/>
-        </w:rPr>
-        <w:t>LGALS3BP</w:t>
-      </w:r>
-      <w:r>
-        <w:t>、</w:t>
-      </w:r>
-      <w:r>
-        <w:rPr>
-          <w:i/>
-        </w:rPr>
-        <w:t>REEP1</w:t>
-      </w:r>
-      <w:r>
-        <w:t>、</w:t>
-      </w:r>
-      <w:r>
-        <w:rPr>
-          <w:i/>
-        </w:rPr>
-        <w:t>NOSTRIN</w:t>
-      </w:r>
-      <w:r>
-        <w:t>、</w:t>
-      </w:r>
-      <w:r>
-        <w:rPr>
-          <w:i/>
-        </w:rPr>
-        <w:t>TPM1</w:t>
-      </w:r>
-      <w:r>
-        <w:t>、</w:t>
-      </w:r>
-      <w:r>
-        <w:rPr>
-          <w:i/>
-        </w:rPr>
-        <w:t>NHS</w:t>
-      </w:r>
-      <w:r>
-        <w:t xml:space="preserve"> 和 </w:t>
-      </w:r>
-      <w:r>
-        <w:rPr>
-          <w:i/>
-        </w:rPr>
-        <w:t>SDHD</w:t>
-      </w:r>
-      <w:r>
-        <w:t>（倾向动脉瘤）为首。应用于 scRNA-seq 数据集的样本水平伪 bulk 谱时，ATAA 特异评分可完全区分动脉瘤与夹层样本（AUC 1.00），而 TAAD 特异评分与分类器则不能（AUC 0.42 和 0.60），原因是解离的动脉瘤样本以免疫细胞为主，因而携带炎症性伪 bulk 谱。</w:t>
-      </w:r>
-    </w:p>
-    <w:p>
-      <w:pPr>
-        <w:pStyle w:val="Heading1"/>
-      </w:pPr>
-      <w:r>
-        <w:t>讨论</w:t>
-      </w:r>
-    </w:p>
-    <w:p>
-      <w:r>
-        <w:t>通过以单一流程重新分析所有可获得的人类升主动脉组织转录组，我们表明急性 A 型夹层与升主动脉瘤受大部分不同的分子程序驱动，仅有较小的共享核心。三个发现尤为突出。第一，夹层签名在 6 个队列、4 种平台间高度可重复，而动脉瘤签名弱且依赖队列。第二，两病在性质上不同：TAAD 以 SMC 收缩程序及内皮/外膜转录本丢失、缺氧、氧化应激、MYC/mTORC1 生物合成、p53 和未折叠蛋白程序激活以及固有（中性粒细胞/单核细胞、IL-6/STAT3）炎症为特征，而 ATAA 以 I 型干扰素信号、MHC II 类抗原呈递、淋巴细胞浸润和胶原/ECM 重塑为特征且无 SMC 含量丢失。第三，夹层特异程序在夹层与扩张中膜的独立同队列比较中得到复现，并支持 AUC 0.92 的跨队列分类。</w:t>
-      </w:r>
-    </w:p>
-    <w:p>
-      <w:pPr>
-        <w:pStyle w:val="Heading2"/>
-      </w:pPr>
-      <w:r>
-        <w:t>可重复性的不对称</w:t>
-      </w:r>
-    </w:p>
-    <w:p>
-      <w:r>
-        <w:t>考虑到平台、对照组织和中心的异质性，夹层签名的可重复性令人瞩目，提示急性夹层对主动脉壁施加了一种主导的、刻板的转录反应。相反，ATAA 签名脆弱：剔除最大队列即去除 91% 的共识基因，且各动脉瘤队列彼此的相关性并不优于其与夹层队列的相关性。多种因素促成这一现象：动脉瘤是惰性、异质的状态，涵盖二叶瓣、退行性和综合征性等生物学不同的病因 [12,36]；对照组织从瓣膜手术患者的未扩张主动脉（GSE26155）到器官供体（GSE140947）不等，取样的壁层也不同。其实际意义在于：源自单一小队列的 ATAA 标志物或"枢纽基因"结论——此类发表甚多——在得到复制前应视为初步，而单队列夹层研究更可能具有普遍性。本研究的 LOCO 框架为此类复制提供了模板。</w:t>
-      </w:r>
-    </w:p>
-    <w:p>
-      <w:pPr>
-        <w:pStyle w:val="Heading2"/>
-      </w:pPr>
-      <w:r>
-        <w:t>夹层：伴平滑肌丢失与固有炎症的急性损伤</w:t>
-      </w:r>
-    </w:p>
-    <w:p>
-      <w:r>
-        <w:t>夹层程序整合了若干既往被分别描述的机制。</w:t>
-      </w:r>
-      <w:r>
-        <w:rPr>
-          <w:i/>
-        </w:rPr>
-        <w:t>MYOCD</w:t>
-      </w:r>
-      <w:r>
-        <w:t>、</w:t>
-      </w:r>
-      <w:r>
-        <w:rPr>
-          <w:i/>
-        </w:rPr>
-        <w:t>ACTA2</w:t>
-      </w:r>
-      <w:r>
-        <w:t>、</w:t>
-      </w:r>
-      <w:r>
-        <w:rPr>
-          <w:i/>
-        </w:rPr>
-        <w:t>CNN1</w:t>
-      </w:r>
-      <w:r>
-        <w:t>、</w:t>
-      </w:r>
-      <w:r>
-        <w:rPr>
-          <w:i/>
-        </w:rPr>
-        <w:t>LMOD1</w:t>
-      </w:r>
-      <w:r>
-        <w:t xml:space="preserve"> 和 </w:t>
-      </w:r>
-      <w:r>
-        <w:rPr>
-          <w:i/>
-        </w:rPr>
-        <w:t>MYH11</w:t>
-      </w:r>
-      <w:r>
-        <w:t xml:space="preserve"> 的丢失，加上平滑肌收缩和钙信号基因集的负向富集及 SMC 标志评分的降低，同时记录了 SMC 的丢失与去分化，与组织学上的 SMC 耗竭以及 SMC 力生成受损易致夹层的遗传学证据一致 [14,15,37,38]。内皮（</w:t>
-      </w:r>
-      <w:r>
-        <w:rPr>
-          <w:i/>
-        </w:rPr>
-        <w:t>VWF</w:t>
-      </w:r>
-      <w:r>
-        <w:t>、</w:t>
-      </w:r>
-      <w:r>
-        <w:rPr>
-          <w:i/>
-        </w:rPr>
-        <w:t>PECAM1</w:t>
-      </w:r>
-      <w:r>
-        <w:t>、</w:t>
-      </w:r>
-      <w:r>
-        <w:rPr>
-          <w:i/>
-        </w:rPr>
-        <w:t>TEK</w:t>
-      </w:r>
-      <w:r>
-        <w:t>、</w:t>
-      </w:r>
-      <w:r>
-        <w:rPr>
-          <w:i/>
-        </w:rPr>
-        <w:t>ACKR1</w:t>
-      </w:r>
-      <w:r>
-        <w:t>）与外膜成纤维细胞（</w:t>
-      </w:r>
-      <w:r>
-        <w:rPr>
-          <w:i/>
-        </w:rPr>
-        <w:t>PI16</w:t>
-      </w:r>
-      <w:r>
-        <w:t>、</w:t>
-      </w:r>
-      <w:r>
-        <w:rPr>
-          <w:i/>
-        </w:rPr>
-        <w:t>DCN</w:t>
-      </w:r>
-      <w:r>
-        <w:t>、</w:t>
-      </w:r>
-      <w:r>
-        <w:rPr>
-          <w:i/>
-        </w:rPr>
-        <w:t>APOD</w:t>
-      </w:r>
-      <w:r>
-        <w:t>、</w:t>
-      </w:r>
-      <w:r>
-        <w:rPr>
-          <w:i/>
-        </w:rPr>
-        <w:t>CXCL14</w:t>
-      </w:r>
-      <w:r>
-        <w:t>）转录本的同时丢失最可能反映中膜分层与假腔形成，使取样中膜与内膜、外膜在物理上分离。叠加于这一结构性丢失之上的是细胞应激反应——缺氧（</w:t>
-      </w:r>
-      <w:r>
-        <w:rPr>
-          <w:i/>
-        </w:rPr>
-        <w:t>HIF1A</w:t>
-      </w:r>
-      <w:r>
-        <w:t>、</w:t>
-      </w:r>
-      <w:r>
-        <w:rPr>
-          <w:i/>
-        </w:rPr>
-        <w:t>VEGFA</w:t>
-      </w:r>
-      <w:r>
-        <w:t>、</w:t>
-      </w:r>
-      <w:r>
-        <w:rPr>
-          <w:i/>
-        </w:rPr>
-        <w:t>ANGPTL4</w:t>
-      </w:r>
-      <w:r>
-        <w:t>、</w:t>
-      </w:r>
-      <w:r>
-        <w:rPr>
-          <w:i/>
-        </w:rPr>
-        <w:t>HK2</w:t>
-      </w:r>
-      <w:r>
-        <w:t>）、血红素/金属应激（</w:t>
-      </w:r>
-      <w:r>
-        <w:rPr>
-          <w:i/>
-        </w:rPr>
-        <w:t>HMOX1</w:t>
-      </w:r>
-      <w:r>
-        <w:t>、</w:t>
-      </w:r>
-      <w:r>
-        <w:rPr>
-          <w:i/>
-        </w:rPr>
-        <w:t>MT1X</w:t>
-      </w:r>
-      <w:r>
-        <w:t>、</w:t>
-      </w:r>
-      <w:r>
-        <w:rPr>
-          <w:i/>
-        </w:rPr>
-        <w:t>MT2A</w:t>
-      </w:r>
-      <w:r>
-        <w:t>）、未折叠蛋白反应、NFE2L2 抗氧化靶基因、p53/</w:t>
-      </w:r>
-      <w:r>
-        <w:rPr>
-          <w:i/>
-        </w:rPr>
-        <w:t>CDKN1A</w:t>
-      </w:r>
-      <w:r>
-        <w:t xml:space="preserve"> 及 DNA 损伤检查点——以及 MYC、mTORC1、核糖体生物合成、翻译和核苷酸代谢的显著激活。这一生物合成程序在直接比较队列中得到复现（MYC 靶基因 NES 3.19），并在相互作用网络中锚定于 </w:t>
-      </w:r>
-      <w:r>
-        <w:rPr>
-          <w:i/>
-        </w:rPr>
-        <w:t>AKT1</w:t>
-      </w:r>
-      <w:r>
-        <w:t>、</w:t>
-      </w:r>
-      <w:r>
-        <w:rPr>
-          <w:i/>
-        </w:rPr>
-        <w:t>STAT3</w:t>
-      </w:r>
-      <w:r>
-        <w:t xml:space="preserve"> 和 </w:t>
-      </w:r>
-      <w:r>
-        <w:rPr>
-          <w:i/>
-        </w:rPr>
-        <w:t>MYC</w:t>
-      </w:r>
-      <w:r>
-        <w:t>；它在主动脉疾病中鲜受关注，与存活壁细胞和浸润白细胞的伤口愈合反应相容，并提示在实验模型中可预防夹层的 mTOR 抑制 [39] 可能部分经由此轴起作用。最后，固有炎症组分（</w:t>
-      </w:r>
-      <w:r>
-        <w:rPr>
-          <w:i/>
-        </w:rPr>
-        <w:t>IL6</w:t>
-      </w:r>
-      <w:r>
-        <w:t>、</w:t>
-      </w:r>
-      <w:r>
-        <w:rPr>
-          <w:i/>
-        </w:rPr>
-        <w:t>CXCL8</w:t>
-      </w:r>
-      <w:r>
-        <w:t>、</w:t>
-      </w:r>
-      <w:r>
-        <w:rPr>
-          <w:i/>
-        </w:rPr>
-        <w:t>CCL2</w:t>
-      </w:r>
-      <w:r>
-        <w:t>、</w:t>
-      </w:r>
-      <w:r>
-        <w:rPr>
-          <w:i/>
-        </w:rPr>
-        <w:t>S100A8/A9</w:t>
-      </w:r>
-      <w:r>
-        <w:t>、</w:t>
-      </w:r>
-      <w:r>
-        <w:rPr>
-          <w:i/>
-        </w:rPr>
-        <w:t>SPP1</w:t>
-      </w:r>
-      <w:r>
-        <w:t>、</w:t>
-      </w:r>
-      <w:r>
-        <w:rPr>
-          <w:i/>
-        </w:rPr>
-        <w:t>SERPINE1</w:t>
-      </w:r>
-      <w:r>
-        <w:t>、</w:t>
-      </w:r>
-      <w:r>
-        <w:rPr>
-          <w:i/>
-        </w:rPr>
-        <w:t>TIMP1</w:t>
-      </w:r>
-      <w:r>
-        <w:t>、</w:t>
-      </w:r>
-      <w:r>
-        <w:rPr>
-          <w:i/>
-        </w:rPr>
-        <w:t>MMP14</w:t>
-      </w:r>
-      <w:r>
-        <w:t>；S100A8/A9⁺ 髓系浸润）与实验性和人类夹层中中性粒细胞、GM-CSF 驱动的髓系细胞和 IL-6/STAT3 信号的既定作用一致 [8–11,40]。由于夹层标本在事件发生后数小时至数天获取，该程序的一部分必然是反应性而非致病性的；直接比较队列和单细胞数据支持其存在于中膜本身，但其与内膜撕裂的时间关系无法从手术采集的组织中确定。</w:t>
-      </w:r>
-    </w:p>
-    <w:p>
-      <w:pPr>
-        <w:pStyle w:val="Heading2"/>
-      </w:pPr>
-      <w:r>
-        <w:t>动脉瘤：干扰素、抗原呈递与基质重塑而无平滑肌丢失</w:t>
-      </w:r>
-    </w:p>
-    <w:p>
-      <w:r>
-        <w:t>动脉瘤富集程序以干扰素刺激基因、MHC II 类分子、RFX5 调控子、</w:t>
-      </w:r>
-      <w:r>
-        <w:rPr>
-          <w:i/>
-        </w:rPr>
-        <w:t>CXCL10</w:t>
-      </w:r>
-      <w:r>
-        <w:t>、</w:t>
-      </w:r>
-      <w:r>
-        <w:rPr>
-          <w:i/>
-        </w:rPr>
-        <w:t>VCAM1</w:t>
-      </w:r>
-      <w:r>
-        <w:t>、</w:t>
-      </w:r>
-      <w:r>
-        <w:rPr>
-          <w:i/>
-        </w:rPr>
-        <w:t>ITGA4</w:t>
-      </w:r>
-      <w:r>
-        <w:t xml:space="preserve"> 和 </w:t>
-      </w:r>
-      <w:r>
-        <w:rPr>
-          <w:i/>
-        </w:rPr>
-        <w:t>CXCR4</w:t>
-      </w:r>
-      <w:r>
-        <w:t xml:space="preserve"> 以及胶原组装和 ECM 基因集为主，伴推断的 T、NK、浆细胞和 B 细胞浸润但 SMC、成纤维细胞和内皮细胞含量保留。这一谱与 ATAA 组织学上以淋巴细胞为主、巨噬细胞较少的浸润和中膜增生性重塑 [12,13] 以及 ASAP 研究中三叶瓣动脉瘤的免疫激活 [36] 相符。干扰素和抗原呈递签名已被关联于腹主动脉瘤的适应性免疫激活 [41] 和 SMC 表型转换，CXCL10 是 T 细胞趋化因子；本研究将这些观察扩展至升主动脉，并表明该程序不为急性夹层组织所共享——夹层中干扰素刺激基因相对对照无变化或降低。尽管与 TAAD 共享钙处理基因的轻度下调，ATAA 中无收缩基因丢失，提示散发性动脉瘤扩张更多由基质重塑和慢性免疫活动驱动，而非明显的 SMC 耗竭，与 Tang 等描述的增生性而非少细胞中膜一致 [13]。需注意两点：ATAA 程序依赖队列；且在直接的显微区域比较中，夹层中膜的干扰素活性高于而非低于扩张中膜；因此干扰素程序最好描述为相对非病变主动脉在动脉瘤中富集，而非在夹层中缺失。一个新颖且尚无解释的观察是动脉瘤中生物钟基因（</w:t>
-      </w:r>
-      <w:r>
-        <w:rPr>
-          <w:i/>
-        </w:rPr>
-        <w:t>BMAL1/ARNTL</w:t>
-      </w:r>
-      <w:r>
-        <w:t>、</w:t>
-      </w:r>
-      <w:r>
-        <w:rPr>
-          <w:i/>
-        </w:rPr>
-        <w:t>NPAS2</w:t>
-      </w:r>
-      <w:r>
-        <w:t>、</w:t>
-      </w:r>
-      <w:r>
-        <w:rPr>
-          <w:i/>
-        </w:rPr>
-        <w:t>PER3</w:t>
-      </w:r>
-      <w:r>
-        <w:t>、</w:t>
-      </w:r>
-      <w:r>
-        <w:rPr>
-          <w:i/>
-        </w:rPr>
-        <w:t>CRY2</w:t>
-      </w:r>
-      <w:r>
-        <w:t>）的协同下调，这与小鼠中生物钟破坏促进主动脉瘤的报道一致 [42]，值得专门研究。</w:t>
-      </w:r>
-    </w:p>
-    <w:p>
-      <w:pPr>
-        <w:pStyle w:val="Heading2"/>
-      </w:pPr>
-      <w:r>
-        <w:t>共享核心</w:t>
-      </w:r>
-    </w:p>
-    <w:p>
-      <w:r>
-        <w:t>107 个共享基因和 15 个共享 Hallmark 基因集定义了共同的易损程序：NF-κB、IL-6/JAK/STAT3 和缺氧信号，血管生成（</w:t>
-      </w:r>
-      <w:r>
-        <w:rPr>
-          <w:i/>
-        </w:rPr>
-        <w:t>VEGFA</w:t>
-      </w:r>
-      <w:r>
-        <w:t>、</w:t>
-      </w:r>
-      <w:r>
-        <w:rPr>
-          <w:i/>
-        </w:rPr>
-        <w:t>APLN</w:t>
-      </w:r>
-      <w:r>
-        <w:t>），未折叠蛋白及胶原修饰酶（</w:t>
-      </w:r>
-      <w:r>
-        <w:rPr>
-          <w:i/>
-        </w:rPr>
-        <w:t>SERPINH1</w:t>
-      </w:r>
-      <w:r>
-        <w:t>、</w:t>
-      </w:r>
-      <w:r>
-        <w:rPr>
-          <w:i/>
-        </w:rPr>
-        <w:t>P4HA1</w:t>
-      </w:r>
-      <w:r>
-        <w:t>、</w:t>
-      </w:r>
-      <w:r>
-        <w:rPr>
-          <w:i/>
-        </w:rPr>
-        <w:t>PLOD1</w:t>
-      </w:r>
-      <w:r>
-        <w:t>、</w:t>
-      </w:r>
-      <w:r>
-        <w:rPr>
-          <w:i/>
-        </w:rPr>
-        <w:t>LOXL3</w:t>
-      </w:r>
-      <w:r>
-        <w:t>），TGF-β 信号，以及 SMC 钙处理基因（</w:t>
-      </w:r>
-      <w:r>
-        <w:rPr>
-          <w:i/>
-        </w:rPr>
-        <w:t>RYR2</w:t>
-      </w:r>
-      <w:r>
-        <w:t>、</w:t>
-      </w:r>
-      <w:r>
-        <w:rPr>
-          <w:i/>
-        </w:rPr>
-        <w:t>CASQ1</w:t>
-      </w:r>
-      <w:r>
-        <w:t>、</w:t>
-      </w:r>
-      <w:r>
-        <w:rPr>
-          <w:i/>
-        </w:rPr>
-        <w:t>DES</w:t>
-      </w:r>
-      <w:r>
-        <w:t>、</w:t>
-      </w:r>
-      <w:r>
-        <w:rPr>
-          <w:i/>
-        </w:rPr>
-        <w:t>ACTN2</w:t>
-      </w:r>
-      <w:r>
-        <w:t xml:space="preserve">）的丢失。这些过程正是单队列研究中最常报道的，也是旨在同时惠及两病的治疗最合理的靶点。值得注意的是，TGF-β 通路基因在两病中均升高且 TAAD 更强，与晚期主动脉病中代偿性或适应不良性 TGF-β 激活的概念一致 [4,16]；而 </w:t>
-      </w:r>
-      <w:r>
-        <w:rPr>
-          <w:i/>
-        </w:rPr>
-        <w:t>MMP2</w:t>
-      </w:r>
-      <w:r>
-        <w:t xml:space="preserve"> 与 </w:t>
-      </w:r>
-      <w:r>
-        <w:rPr>
-          <w:i/>
-        </w:rPr>
-        <w:t>MMP9</w:t>
-      </w:r>
-      <w:r>
-        <w:t xml:space="preserve"> 在转录本水平在两病中均无稳定改变，提示不宜将这些转录本用作组织标志物。</w:t>
-      </w:r>
-    </w:p>
-    <w:p>
-      <w:pPr>
-        <w:pStyle w:val="Heading2"/>
-      </w:pPr>
-      <w:r>
-        <w:t>转化意义</w:t>
-      </w:r>
-    </w:p>
-    <w:p>
-      <w:r>
-        <w:t>疾病特异程序提示不同的治疗逻辑：夹层中限制急性应激信号（IL-6/STAT3、mTORC1、氧化应激）和髓系募集；动脉瘤中调节适应性/干扰素驱动的炎症和基质重塑。可重复的夹层签名亦支持循环标志物的开发：其最特异的成员中多个（</w:t>
-      </w:r>
-      <w:r>
-        <w:rPr>
-          <w:i/>
-        </w:rPr>
-        <w:t>IL6</w:t>
-      </w:r>
-      <w:r>
-        <w:t>、</w:t>
-      </w:r>
-      <w:r>
-        <w:rPr>
-          <w:i/>
-        </w:rPr>
-        <w:t>CXCL8</w:t>
-      </w:r>
-      <w:r>
-        <w:t>、</w:t>
-      </w:r>
-      <w:r>
-        <w:rPr>
-          <w:i/>
-        </w:rPr>
-        <w:t>SPP1</w:t>
-      </w:r>
-      <w:r>
-        <w:t>、</w:t>
-      </w:r>
-      <w:r>
-        <w:rPr>
-          <w:i/>
-        </w:rPr>
-        <w:t>S100A8/A9</w:t>
-      </w:r>
-      <w:r>
-        <w:t>、</w:t>
-      </w:r>
-      <w:r>
-        <w:rPr>
-          <w:i/>
-        </w:rPr>
-        <w:t>SERPINE1</w:t>
-      </w:r>
-      <w:r>
-        <w:t>、</w:t>
-      </w:r>
-      <w:r>
-        <w:rPr>
-          <w:i/>
-        </w:rPr>
-        <w:t>TIMP1</w:t>
-      </w:r>
-      <w:r>
-        <w:t>、</w:t>
-      </w:r>
-      <w:r>
-        <w:rPr>
-          <w:i/>
-        </w:rPr>
-        <w:t>HMOX1</w:t>
-      </w:r>
-      <w:r>
-        <w:t>）编码分泌或脱落蛋白，且 LOCO 分类器表明一个紧凑面板可跨平台区分夹层与动脉瘤组织。这一区分能否在血液中捕获，以及开始获得夹层程序的动脉瘤是否面临迫近风险，是可检验的假设。</w:t>
-      </w:r>
-    </w:p>
-    <w:p>
-      <w:pPr>
-        <w:pStyle w:val="Heading2"/>
-      </w:pPr>
-      <w:r>
-        <w:t>局限性</w:t>
-      </w:r>
-    </w:p>
-    <w:p>
-      <w:r>
-        <w:t>本研究为回顾性，基于临床注释不完整的公开数据；年龄、性别、瓣膜形态、用药、主动脉直径和距夹层发生的时间均无法建模。对照组织在队列间不同，夹层标本固有地包含出血、坏死和反应性改变。基于标志评分的组成推断是相对而非绝对的，单细胞比例受解离偏倚影响。直接比较队列样本量小且限于中膜，限制了基因和组成层面的验证；样本水平伪 bulk 验证受解离动脉瘤组织中免疫细胞富集的混杂，细胞类型分辨的比较部分克服了这一问题。动脉瘤签名异质，其特异组分需在更大的、按病因分层的队列中复制。最后，未进行实验验证；本分析为机制研究提供假设。</w:t>
-      </w:r>
-    </w:p>
-    <w:p>
-      <w:pPr>
-        <w:pStyle w:val="Heading1"/>
-      </w:pPr>
-      <w:r>
-        <w:t>结论</w:t>
-      </w:r>
-    </w:p>
-    <w:p>
-      <w:r>
-        <w:t>在所有可获得的人类主动脉转录组中，急性 A 型夹层与升主动脉瘤显示有限的共享 NF-κB/IL-6/缺氧/TGF-β 核心，但在其他方面受不同的分子程序驱动：夹层由 SMC 丢失、急性缺氧与生物合成应激伴 MYC/mTORC1 激活以及固有炎症的可重复签名所定义，而动脉瘤由干扰素/抗原呈递程序伴淋巴细胞浸润和基质重塑、且无 SMC 丢失所定义。这些发现在分子层面不支持简单的"动脉瘤到夹层"连续体，并为疾病特异的标志物和靶点发现提供了经验证的框架与基因集。</w:t>
-      </w:r>
-    </w:p>
-    <w:p>
-      <w:pPr>
-        <w:pStyle w:val="Heading1"/>
-      </w:pPr>
-      <w:r>
-        <w:t>缩略语</w:t>
-      </w:r>
-    </w:p>
-    <w:p>
-      <w:r>
-        <w:t>ATAA：升主动脉瘤；TAAD：Stanford A 型主动脉夹层；SMC：平滑肌细胞；ECM：细胞外基质；GEO：基因表达综合数据库；DEG：差异表达基因；FDR：错误发现率；GSEA：基因集富集分析；ssGSEA：单样本 GSEA；NES：标准化富集分数；LOCO：留一队列；AUC：受试者工作特征曲线下面积；PPI：蛋白-蛋白相互作用；scRNA-seq：单细胞 RNA 测序；MHC：主要组织相容性复合体。</w:t>
-      </w:r>
-    </w:p>
-    <w:p>
-      <w:pPr>
-        <w:pStyle w:val="Heading1"/>
-      </w:pPr>
-      <w:r>
-        <w:t>声明</w:t>
-      </w:r>
-    </w:p>
-    <w:p>
-      <w:r>
-        <w:rPr>
-          <w:b/>
-        </w:rPr>
-        <w:t>伦理批准与知情同意</w:t>
-      </w:r>
-      <w:r>
-        <w:t xml:space="preserve"> 不适用；所有数据均为公开且去标识化。</w:t>
-      </w:r>
-    </w:p>
-    <w:p>
-      <w:r>
-        <w:rPr>
-          <w:b/>
-        </w:rPr>
-        <w:t>发表同意</w:t>
-      </w:r>
-      <w:r>
-        <w:t xml:space="preserve"> 不适用。</w:t>
-      </w:r>
-    </w:p>
-    <w:p>
-      <w:r>
-        <w:rPr>
-          <w:b/>
-        </w:rPr>
-        <w:t>数据与材料的可获得性</w:t>
-      </w:r>
-      <w:r>
-        <w:t xml:space="preserve"> 所有数据集可从 GEO 获取，登录号为 GSE26155、GSE140947、GSE235161、GSE202267、GSE52093、GSE153434、GSE98770、GSE294606、GSE267434、GSE147026、GSE190635、GSE318877、GSE155468 和 GSE213740。分析代码、处理后表达矩阵、队列水平与 meta 分析结果表、通路、细胞组成、网络及分类器输出均在配套仓库（scripts/、results/、figures/ 目录）及附加文件中提供。</w:t>
-      </w:r>
-    </w:p>
-    <w:p>
-      <w:r>
-        <w:rPr>
-          <w:b/>
-        </w:rPr>
-        <w:t>利益冲突</w:t>
-      </w:r>
-      <w:r>
-        <w:t xml:space="preserve"> 作者声明无利益冲突。</w:t>
-      </w:r>
-    </w:p>
-    <w:p>
-      <w:r>
-        <w:rPr>
-          <w:b/>
-        </w:rPr>
-        <w:t>基金</w:t>
-      </w:r>
-      <w:r>
-        <w:t xml:space="preserve"> [待补充。]</w:t>
-      </w:r>
-    </w:p>
-    <w:p>
-      <w:r>
-        <w:rPr>
-          <w:b/>
-        </w:rPr>
-        <w:t>作者贡献</w:t>
-      </w:r>
-      <w:r>
-        <w:t xml:space="preserve"> [待补充：构思与设计；数据获取与分析；结果解释；起草；批判性修改。所有作者均阅读并批准最终稿。]</w:t>
-      </w:r>
-    </w:p>
-    <w:p>
-      <w:r>
-        <w:rPr>
-          <w:b/>
-        </w:rPr>
-        <w:t>致谢</w:t>
-      </w:r>
-      <w:r>
-        <w:t xml:space="preserve"> 感谢将原始数据集上传至 GEO 的各研究者。</w:t>
-      </w:r>
-    </w:p>
-    <w:p>
-      <w:pPr>
-        <w:pStyle w:val="Heading1"/>
-      </w:pPr>
-      <w:r>
-        <w:t>参考文献</w:t>
-      </w:r>
-    </w:p>
-    <w:p>
-      <w:r>
-        <w:t>（与英文稿相同，采用 Vancouver 顺序编号，共 48 条；见 manuscript.md。）</w:t>
-      </w:r>
-    </w:p>
-    <w:p>
-      <w:pPr>
-        <w:pStyle w:val="Heading1"/>
-      </w:pPr>
-      <w:r>
-        <w:t>图注</w:t>
-      </w:r>
-    </w:p>
-    <w:p>
       <w:r>
         <w:drawing>
           <wp:inline xmlns:a="http://schemas.openxmlformats.org/drawingml/2006/main" xmlns:pic="http://schemas.openxmlformats.org/drawingml/2006/picture">
@@ -3165,6 +2400,9 @@
       </w:r>
     </w:p>
     <w:p>
+      <w:pPr>
+        <w:jc w:val="center"/>
+      </w:pPr>
       <w:r>
         <w:drawing>
           <wp:inline xmlns:a="http://schemas.openxmlformats.org/drawingml/2006/main" xmlns:pic="http://schemas.openxmlformats.org/drawingml/2006/picture">
@@ -3201,35 +2439,494 @@
       </w:r>
     </w:p>
     <w:p>
+      <w:pPr>
+        <w:spacing w:after="280"/>
+      </w:pPr>
       <w:r>
         <w:rPr>
           <w:b/>
+          <w:sz w:val="20"/>
         </w:rPr>
         <w:t>图 1 研究设计与队列一致性。</w:t>
       </w:r>
       <w:r>
+        <w:rPr>
+          <w:sz w:val="20"/>
+        </w:rPr>
         <w:t xml:space="preserve"> </w:t>
       </w:r>
       <w:r>
         <w:rPr>
           <w:b/>
+          <w:sz w:val="20"/>
         </w:rPr>
         <w:t>a</w:t>
       </w:r>
       <w:r>
+        <w:rPr>
+          <w:sz w:val="20"/>
+        </w:rPr>
         <w:t xml:space="preserve"> 数据来源、处理、meta 分析、比较与验证步骤概览。</w:t>
       </w:r>
       <w:r>
         <w:rPr>
           <w:b/>
+          <w:sz w:val="20"/>
         </w:rPr>
         <w:t>b</w:t>
       </w:r>
       <w:r>
+        <w:rPr>
+          <w:sz w:val="20"/>
+        </w:rPr>
         <w:t xml:space="preserve"> 各队列间在任一队列 FDR&lt;0.05 基因上的校正差异表达统计量的两两 Spearman 相关；TAAD 队列彼此一致而 ATAA 队列不一致，GSE190635 与其他所有 TAAD 队列负相关（已排除）。</w:t>
       </w:r>
     </w:p>
     <w:p>
+      <w:r>
+        <w:t>队列间一致性显示出显著的不对称（图 1b）。尽管平台各异，TAAD 队列彼此高度一致（校正统计量 Spearman ρ 中位数 0.50，范围 0.23–0.71），而 ATAA 队列仅弱一致（ρ 中位数 0.12，范围 −0.09 至 0.22；与 TAAD 队列对比 Mann–Whitney P = 3.7×10⁻⁵）。ATAA 与 TAAD 队列间的一致性亦低（ρ 中位数 0.10）。一个 TAAD 队列（GSE190635）与其他所有 TAAD 队列呈负相关（ρ −0.37 至 −0.68），无法用生物学解释，最可能是分组标签互换，故予以排除。</w:t>
+      </w:r>
+    </w:p>
+    <w:p>
+      <w:pPr>
+        <w:pStyle w:val="Heading2"/>
+      </w:pPr>
+      <w:r>
+        <w:t>共识签名：稳健的夹层程序与脆弱的动脉瘤程序</w:t>
+      </w:r>
+    </w:p>
+    <w:p>
+      <w:r>
+        <w:t>随机效应 meta 分析识别出 2,198 个 TAAD 共识 DEG（上调 1,253、下调 945；DEG 的 I² 中位数 62%）和 499 个 ATAA 共识 DEG（上调 274、下调 225；I² 中位数 48%）。LOCO 分析显示 TAAD 签名对任一队列的剔除均稳健（保留 73–85% 的共识基因，方向 100% 保留，效应量 ρ ≥0.99），而 ATAA 签名严重依赖最大队列（剔除 GSE26155 仅保留 9% 的共识基因，剔除 GSE140947 保留 25%，剔除 GSE235161 保留 34%；附加文件 5）。因此 ATAA 签名应视为动脉瘤</w:t>
+      </w:r>
+      <w:r>
+        <w:rPr>
+          <w:i/>
+        </w:rPr>
+        <w:t>富集</w:t>
+      </w:r>
+      <w:r>
+        <w:t>的倾向而非固定程序，下文所有 ATAA 特异发现均在此前提下解释。</w:t>
+      </w:r>
+    </w:p>
+    <w:p>
+      <w:r>
+        <w:t>TAAD 共识基因以应激与损伤转录本为主（上调：</w:t>
+      </w:r>
+      <w:r>
+        <w:rPr>
+          <w:i/>
+        </w:rPr>
+        <w:t>DEPP1</w:t>
+      </w:r>
+      <w:r>
+        <w:t>、</w:t>
+      </w:r>
+      <w:r>
+        <w:rPr>
+          <w:i/>
+        </w:rPr>
+        <w:t>FAM20C</w:t>
+      </w:r>
+      <w:r>
+        <w:t>、</w:t>
+      </w:r>
+      <w:r>
+        <w:rPr>
+          <w:i/>
+        </w:rPr>
+        <w:t>MTHFD2</w:t>
+      </w:r>
+      <w:r>
+        <w:t>、</w:t>
+      </w:r>
+      <w:r>
+        <w:rPr>
+          <w:i/>
+        </w:rPr>
+        <w:t>MT1X</w:t>
+      </w:r>
+      <w:r>
+        <w:t>、</w:t>
+      </w:r>
+      <w:r>
+        <w:rPr>
+          <w:i/>
+        </w:rPr>
+        <w:t>MT2A</w:t>
+      </w:r>
+      <w:r>
+        <w:t>、</w:t>
+      </w:r>
+      <w:r>
+        <w:rPr>
+          <w:i/>
+        </w:rPr>
+        <w:t>VEGFA</w:t>
+      </w:r>
+      <w:r>
+        <w:t>、</w:t>
+      </w:r>
+      <w:r>
+        <w:rPr>
+          <w:i/>
+        </w:rPr>
+        <w:t>GLRX</w:t>
+      </w:r>
+      <w:r>
+        <w:t>、</w:t>
+      </w:r>
+      <w:r>
+        <w:rPr>
+          <w:i/>
+        </w:rPr>
+        <w:t>ANGPTL4</w:t>
+      </w:r>
+      <w:r>
+        <w:t>、</w:t>
+      </w:r>
+      <w:r>
+        <w:rPr>
+          <w:i/>
+        </w:rPr>
+        <w:t>HK2</w:t>
+      </w:r>
+      <w:r>
+        <w:t>、</w:t>
+      </w:r>
+      <w:r>
+        <w:rPr>
+          <w:i/>
+        </w:rPr>
+        <w:t>SOX4</w:t>
+      </w:r>
+      <w:r>
+        <w:t>、</w:t>
+      </w:r>
+      <w:r>
+        <w:rPr>
+          <w:i/>
+        </w:rPr>
+        <w:t>SERPINA1</w:t>
+      </w:r>
+      <w:r>
+        <w:t>、</w:t>
+      </w:r>
+      <w:r>
+        <w:rPr>
+          <w:i/>
+        </w:rPr>
+        <w:t>HMOX1</w:t>
+      </w:r>
+      <w:r>
+        <w:t>、</w:t>
+      </w:r>
+      <w:r>
+        <w:rPr>
+          <w:i/>
+        </w:rPr>
+        <w:t>NNMT</w:t>
+      </w:r>
+      <w:r>
+        <w:t>；下调：</w:t>
+      </w:r>
+      <w:r>
+        <w:rPr>
+          <w:i/>
+        </w:rPr>
+        <w:t>PTPRB</w:t>
+      </w:r>
+      <w:r>
+        <w:t>、</w:t>
+      </w:r>
+      <w:r>
+        <w:rPr>
+          <w:i/>
+        </w:rPr>
+        <w:t>ITGB4</w:t>
+      </w:r>
+      <w:r>
+        <w:t>、</w:t>
+      </w:r>
+      <w:r>
+        <w:rPr>
+          <w:i/>
+        </w:rPr>
+        <w:t>APOD</w:t>
+      </w:r>
+      <w:r>
+        <w:t>、</w:t>
+      </w:r>
+      <w:r>
+        <w:rPr>
+          <w:i/>
+        </w:rPr>
+        <w:t>ACKR1</w:t>
+      </w:r>
+      <w:r>
+        <w:t>、</w:t>
+      </w:r>
+      <w:r>
+        <w:rPr>
+          <w:i/>
+        </w:rPr>
+        <w:t>NOSTRIN</w:t>
+      </w:r>
+      <w:r>
+        <w:t>、</w:t>
+      </w:r>
+      <w:r>
+        <w:rPr>
+          <w:i/>
+        </w:rPr>
+        <w:t>TEK</w:t>
+      </w:r>
+      <w:r>
+        <w:t>、</w:t>
+      </w:r>
+      <w:r>
+        <w:rPr>
+          <w:i/>
+        </w:rPr>
+        <w:t>VWF</w:t>
+      </w:r>
+      <w:r>
+        <w:t>、</w:t>
+      </w:r>
+      <w:r>
+        <w:rPr>
+          <w:i/>
+        </w:rPr>
+        <w:t>PODXL</w:t>
+      </w:r>
+      <w:r>
+        <w:t>、</w:t>
+      </w:r>
+      <w:r>
+        <w:rPr>
+          <w:i/>
+        </w:rPr>
+        <w:t>PI16</w:t>
+      </w:r>
+      <w:r>
+        <w:t>、</w:t>
+      </w:r>
+      <w:r>
+        <w:rPr>
+          <w:i/>
+        </w:rPr>
+        <w:t>DCN</w:t>
+      </w:r>
+      <w:r>
+        <w:t>、</w:t>
+      </w:r>
+      <w:r>
+        <w:rPr>
+          <w:i/>
+        </w:rPr>
+        <w:t>CXCL14</w:t>
+      </w:r>
+      <w:r>
+        <w:t>、</w:t>
+      </w:r>
+      <w:r>
+        <w:rPr>
+          <w:i/>
+        </w:rPr>
+        <w:t>MYOCD</w:t>
+      </w:r>
+      <w:r>
+        <w:t>）。ATAA 共识基因以免疫转录本为主（上调：</w:t>
+      </w:r>
+      <w:r>
+        <w:rPr>
+          <w:i/>
+        </w:rPr>
+        <w:t>LGALS3BP</w:t>
+      </w:r>
+      <w:r>
+        <w:t>、</w:t>
+      </w:r>
+      <w:r>
+        <w:rPr>
+          <w:i/>
+        </w:rPr>
+        <w:t>HLA-DPA1</w:t>
+      </w:r>
+      <w:r>
+        <w:t>、</w:t>
+      </w:r>
+      <w:r>
+        <w:rPr>
+          <w:i/>
+        </w:rPr>
+        <w:t>SAMD9L</w:t>
+      </w:r>
+      <w:r>
+        <w:t>、</w:t>
+      </w:r>
+      <w:r>
+        <w:rPr>
+          <w:i/>
+        </w:rPr>
+        <w:t>CD83</w:t>
+      </w:r>
+      <w:r>
+        <w:t>、</w:t>
+      </w:r>
+      <w:r>
+        <w:rPr>
+          <w:i/>
+        </w:rPr>
+        <w:t>OAS2/3</w:t>
+      </w:r>
+      <w:r>
+        <w:t>、</w:t>
+      </w:r>
+      <w:r>
+        <w:rPr>
+          <w:i/>
+        </w:rPr>
+        <w:t>HLA-DRA</w:t>
+      </w:r>
+      <w:r>
+        <w:t>、</w:t>
+      </w:r>
+      <w:r>
+        <w:rPr>
+          <w:i/>
+        </w:rPr>
+        <w:t>HLA-DPB1</w:t>
+      </w:r>
+      <w:r>
+        <w:t>、</w:t>
+      </w:r>
+      <w:r>
+        <w:rPr>
+          <w:i/>
+        </w:rPr>
+        <w:t>CD74</w:t>
+      </w:r>
+      <w:r>
+        <w:t>、</w:t>
+      </w:r>
+      <w:r>
+        <w:rPr>
+          <w:i/>
+        </w:rPr>
+        <w:t>CXCR4</w:t>
+      </w:r>
+      <w:r>
+        <w:t>、</w:t>
+      </w:r>
+      <w:r>
+        <w:rPr>
+          <w:i/>
+        </w:rPr>
+        <w:t>VCAM1</w:t>
+      </w:r>
+      <w:r>
+        <w:t>、</w:t>
+      </w:r>
+      <w:r>
+        <w:rPr>
+          <w:i/>
+        </w:rPr>
+        <w:t>IL1B</w:t>
+      </w:r>
+      <w:r>
+        <w:t>、</w:t>
+      </w:r>
+      <w:r>
+        <w:rPr>
+          <w:i/>
+        </w:rPr>
+        <w:t>IL32</w:t>
+      </w:r>
+      <w:r>
+        <w:t>；下调：</w:t>
+      </w:r>
+      <w:r>
+        <w:rPr>
+          <w:i/>
+        </w:rPr>
+        <w:t>TIMP4</w:t>
+      </w:r>
+      <w:r>
+        <w:t>、</w:t>
+      </w:r>
+      <w:r>
+        <w:rPr>
+          <w:i/>
+        </w:rPr>
+        <w:t>CASQ1</w:t>
+      </w:r>
+      <w:r>
+        <w:t>、</w:t>
+      </w:r>
+      <w:r>
+        <w:rPr>
+          <w:i/>
+        </w:rPr>
+        <w:t>BMAL1</w:t>
+      </w:r>
+      <w:r>
+        <w:t>、</w:t>
+      </w:r>
+      <w:r>
+        <w:rPr>
+          <w:i/>
+        </w:rPr>
+        <w:t>ADRA2C</w:t>
+      </w:r>
+      <w:r>
+        <w:t>、</w:t>
+      </w:r>
+      <w:r>
+        <w:rPr>
+          <w:i/>
+        </w:rPr>
+        <w:t>HIF3A</w:t>
+      </w:r>
+      <w:r>
+        <w:t>、</w:t>
+      </w:r>
+      <w:r>
+        <w:rPr>
+          <w:i/>
+        </w:rPr>
+        <w:t>ATP1A2</w:t>
+      </w:r>
+      <w:r>
+        <w:t>、</w:t>
+      </w:r>
+      <w:r>
+        <w:rPr>
+          <w:i/>
+        </w:rPr>
+        <w:t>NPAS2</w:t>
+      </w:r>
+      <w:r>
+        <w:t>）。</w:t>
+      </w:r>
+    </w:p>
+    <w:p>
+      <w:pPr>
+        <w:pStyle w:val="Heading2"/>
+      </w:pPr>
+      <w:r>
+        <w:t>基因层面比较：两病共享甚少</w:t>
+      </w:r>
+    </w:p>
+    <w:p>
+      <w:r>
+        <w:t>两病中均有定量的 11,235 个基因的 meta 分析 log2 倍数变化仅弱相关（Spearman ρ=0.11；在 DEG 并集内 ρ=0.18；图 2a）。在两病均有数据的 474 个 ATAA 与 2,090 个 TAAD 共识 DEG 中，137 个重叠（期望 88；超几何 P = 1.7×10⁻⁸；Jaccard 指数 0.056）：107 个方向一致，30 个方向相反。应用疾病间差异检验后，1,780 个基因归为 TAAD 特异（737 个 FDR_diff&lt;0.05），230 个为 ATAA 特异（44 个 FDR_diff&lt;0.05），173 个在 TAAD 中更强，107 个在 ATAA 中更强，107 个共享一致，30 个方向相反（图 2c；附加文件 6）。</w:t>
+      </w:r>
+    </w:p>
+    <w:p>
+      <w:pPr>
+        <w:jc w:val="center"/>
+      </w:pPr>
       <w:r>
         <w:drawing>
           <wp:inline xmlns:a="http://schemas.openxmlformats.org/drawingml/2006/main" xmlns:pic="http://schemas.openxmlformats.org/drawingml/2006/picture">
@@ -3266,44 +2963,737 @@
       </w:r>
     </w:p>
     <w:p>
+      <w:pPr>
+        <w:spacing w:after="280"/>
+      </w:pPr>
       <w:r>
         <w:rPr>
           <w:b/>
+          <w:sz w:val="20"/>
         </w:rPr>
         <w:t>图 2 ATAA 与 TAAD 的基因层面比较。</w:t>
       </w:r>
       <w:r>
+        <w:rPr>
+          <w:sz w:val="20"/>
+        </w:rPr>
         <w:t xml:space="preserve"> </w:t>
       </w:r>
       <w:r>
         <w:rPr>
           <w:b/>
+          <w:sz w:val="20"/>
         </w:rPr>
         <w:t>a</w:t>
       </w:r>
       <w:r>
+        <w:rPr>
+          <w:sz w:val="20"/>
+        </w:rPr>
         <w:t xml:space="preserve"> 两病均有定量的 11,235 个基因的随机效应 meta 分析 log2 倍数变化（疾病 vs 非病变主动脉），按基因类别着色。</w:t>
       </w:r>
       <w:r>
         <w:rPr>
           <w:b/>
+          <w:sz w:val="20"/>
         </w:rPr>
         <w:t>b</w:t>
       </w:r>
       <w:r>
+        <w:rPr>
+          <w:sz w:val="20"/>
+        </w:rPr>
         <w:t xml:space="preserve"> 预测的疾病间差异（log2FC_TAAD − log2FC_ATAA）与独立直接比较队列 GSE318877 中夹层 vs 扩张中膜的观察 log2 倍数变化；红色为 FDR_diff&lt;0.05 的基因。</w:t>
       </w:r>
       <w:r>
         <w:rPr>
           <w:b/>
+          <w:sz w:val="20"/>
         </w:rPr>
         <w:t>c</w:t>
       </w:r>
       <w:r>
+        <w:rPr>
+          <w:sz w:val="20"/>
+        </w:rPr>
         <w:t xml:space="preserve"> 各类别共识 DEG 数目。</w:t>
       </w:r>
     </w:p>
     <w:p>
+      <w:r>
+        <w:t xml:space="preserve">共享一致核心包括上调的 </w:t>
+      </w:r>
+      <w:r>
+        <w:rPr>
+          <w:i/>
+        </w:rPr>
+        <w:t>VEGFA</w:t>
+      </w:r>
+      <w:r>
+        <w:t>、</w:t>
+      </w:r>
+      <w:r>
+        <w:rPr>
+          <w:i/>
+        </w:rPr>
+        <w:t>APLN</w:t>
+      </w:r>
+      <w:r>
+        <w:t>、</w:t>
+      </w:r>
+      <w:r>
+        <w:rPr>
+          <w:i/>
+        </w:rPr>
+        <w:t>TNFRSF1A</w:t>
+      </w:r>
+      <w:r>
+        <w:t>、</w:t>
+      </w:r>
+      <w:r>
+        <w:rPr>
+          <w:i/>
+        </w:rPr>
+        <w:t>ANGPTL2</w:t>
+      </w:r>
+      <w:r>
+        <w:t>、</w:t>
+      </w:r>
+      <w:r>
+        <w:rPr>
+          <w:i/>
+        </w:rPr>
+        <w:t>TFPI</w:t>
+      </w:r>
+      <w:r>
+        <w:t>、</w:t>
+      </w:r>
+      <w:r>
+        <w:rPr>
+          <w:i/>
+        </w:rPr>
+        <w:t>HSPA5</w:t>
+      </w:r>
+      <w:r>
+        <w:t>、</w:t>
+      </w:r>
+      <w:r>
+        <w:rPr>
+          <w:i/>
+        </w:rPr>
+        <w:t>HSPA8</w:t>
+      </w:r>
+      <w:r>
+        <w:t>、</w:t>
+      </w:r>
+      <w:r>
+        <w:rPr>
+          <w:i/>
+        </w:rPr>
+        <w:t>RUNX1</w:t>
+      </w:r>
+      <w:r>
+        <w:t>、</w:t>
+      </w:r>
+      <w:r>
+        <w:rPr>
+          <w:i/>
+        </w:rPr>
+        <w:t>SERPINH1</w:t>
+      </w:r>
+      <w:r>
+        <w:t>、</w:t>
+      </w:r>
+      <w:r>
+        <w:rPr>
+          <w:i/>
+        </w:rPr>
+        <w:t>P4HA1</w:t>
+      </w:r>
+      <w:r>
+        <w:t>、</w:t>
+      </w:r>
+      <w:r>
+        <w:rPr>
+          <w:i/>
+        </w:rPr>
+        <w:t>PLOD1</w:t>
+      </w:r>
+      <w:r>
+        <w:t>、</w:t>
+      </w:r>
+      <w:r>
+        <w:rPr>
+          <w:i/>
+        </w:rPr>
+        <w:t>LOXL3</w:t>
+      </w:r>
+      <w:r>
+        <w:t xml:space="preserve"> 和 </w:t>
+      </w:r>
+      <w:r>
+        <w:rPr>
+          <w:i/>
+        </w:rPr>
+        <w:t>VCAN</w:t>
+      </w:r>
+      <w:r>
+        <w:t>（血管生成、未折叠蛋白反应和胶原修饰基因）以及下调的 SMC 钙处理与收缩支持基因（</w:t>
+      </w:r>
+      <w:r>
+        <w:rPr>
+          <w:i/>
+        </w:rPr>
+        <w:t>RYR2</w:t>
+      </w:r>
+      <w:r>
+        <w:t>、</w:t>
+      </w:r>
+      <w:r>
+        <w:rPr>
+          <w:i/>
+        </w:rPr>
+        <w:t>CASQ1</w:t>
+      </w:r>
+      <w:r>
+        <w:t>、</w:t>
+      </w:r>
+      <w:r>
+        <w:rPr>
+          <w:i/>
+        </w:rPr>
+        <w:t>DES</w:t>
+      </w:r>
+      <w:r>
+        <w:t>、</w:t>
+      </w:r>
+      <w:r>
+        <w:rPr>
+          <w:i/>
+        </w:rPr>
+        <w:t>ACTN2</w:t>
+      </w:r>
+      <w:r>
+        <w:t>、</w:t>
+      </w:r>
+      <w:r>
+        <w:rPr>
+          <w:i/>
+        </w:rPr>
+        <w:t>FILIP1</w:t>
+      </w:r>
+      <w:r>
+        <w:t>、</w:t>
+      </w:r>
+      <w:r>
+        <w:rPr>
+          <w:i/>
+        </w:rPr>
+        <w:t>TRPC1</w:t>
+      </w:r>
+      <w:r>
+        <w:t>、</w:t>
+      </w:r>
+      <w:r>
+        <w:rPr>
+          <w:i/>
+        </w:rPr>
+        <w:t>ATP8A1</w:t>
+      </w:r>
+      <w:r>
+        <w:t>、</w:t>
+      </w:r>
+      <w:r>
+        <w:rPr>
+          <w:i/>
+        </w:rPr>
+        <w:t>SPARCL1</w:t>
+      </w:r>
+      <w:r>
+        <w:t xml:space="preserve">）。因此两病均显示 SMC 功能性去分化和基质合成激活的证据，尽管 SMC 收缩机器本身的改变不同（见下）。方向相反的基因包括 </w:t>
+      </w:r>
+      <w:r>
+        <w:rPr>
+          <w:i/>
+        </w:rPr>
+        <w:t>TNC</w:t>
+      </w:r>
+      <w:r>
+        <w:t>（ATAA 下调、TAAD 上调）、</w:t>
+      </w:r>
+      <w:r>
+        <w:rPr>
+          <w:i/>
+        </w:rPr>
+        <w:t>C3</w:t>
+      </w:r>
+      <w:r>
+        <w:t>（ATAA 上调、TAAD 强烈下调）、</w:t>
+      </w:r>
+      <w:r>
+        <w:rPr>
+          <w:i/>
+        </w:rPr>
+        <w:t>HMGA1</w:t>
+      </w:r>
+      <w:r>
+        <w:t>、</w:t>
+      </w:r>
+      <w:r>
+        <w:rPr>
+          <w:i/>
+        </w:rPr>
+        <w:t>F3</w:t>
+      </w:r>
+      <w:r>
+        <w:t>、</w:t>
+      </w:r>
+      <w:r>
+        <w:rPr>
+          <w:i/>
+        </w:rPr>
+        <w:t>MEDAG</w:t>
+      </w:r>
+      <w:r>
+        <w:t>、</w:t>
+      </w:r>
+      <w:r>
+        <w:rPr>
+          <w:i/>
+        </w:rPr>
+        <w:t>SPOCK1</w:t>
+      </w:r>
+      <w:r>
+        <w:t xml:space="preserve"> 及生物钟基因 </w:t>
+      </w:r>
+      <w:r>
+        <w:rPr>
+          <w:i/>
+        </w:rPr>
+        <w:t>PER3</w:t>
+      </w:r>
+      <w:r>
+        <w:t>。</w:t>
+      </w:r>
+    </w:p>
+    <w:p>
+      <w:r>
+        <w:t>经典主动脉病基因清楚地体现了这种分离（附加文件 6）。SMC 收缩程序仅在 TAAD 中丢失（</w:t>
+      </w:r>
+      <w:r>
+        <w:rPr>
+          <w:i/>
+        </w:rPr>
+        <w:t>MYOCD</w:t>
+      </w:r>
+      <w:r>
+        <w:t xml:space="preserve"> log2FC −1.60，FDR 1×10⁻²⁰；</w:t>
+      </w:r>
+      <w:r>
+        <w:rPr>
+          <w:i/>
+        </w:rPr>
+        <w:t>ACTA2</w:t>
+      </w:r>
+      <w:r>
+        <w:t xml:space="preserve"> −1.17；</w:t>
+      </w:r>
+      <w:r>
+        <w:rPr>
+          <w:i/>
+        </w:rPr>
+        <w:t>CNN1</w:t>
+      </w:r>
+      <w:r>
+        <w:t xml:space="preserve"> −1.62；</w:t>
+      </w:r>
+      <w:r>
+        <w:rPr>
+          <w:i/>
+        </w:rPr>
+        <w:t>LMOD1</w:t>
+      </w:r>
+      <w:r>
+        <w:t xml:space="preserve"> −0.86；</w:t>
+      </w:r>
+      <w:r>
+        <w:rPr>
+          <w:i/>
+        </w:rPr>
+        <w:t>MYH11</w:t>
+      </w:r>
+      <w:r>
+        <w:t xml:space="preserve"> −0.65），在 ATAA 中无变化（</w:t>
+      </w:r>
+      <w:r>
+        <w:rPr>
+          <w:i/>
+        </w:rPr>
+        <w:t>MYOCD</w:t>
+      </w:r>
+      <w:r>
+        <w:t xml:space="preserve"> +0.11；</w:t>
+      </w:r>
+      <w:r>
+        <w:rPr>
+          <w:i/>
+        </w:rPr>
+        <w:t>ACTA2</w:t>
+      </w:r>
+      <w:r>
+        <w:t xml:space="preserve"> +0.11）。内皮（</w:t>
+      </w:r>
+      <w:r>
+        <w:rPr>
+          <w:i/>
+        </w:rPr>
+        <w:t>VWF</w:t>
+      </w:r>
+      <w:r>
+        <w:t xml:space="preserve"> −3.17、</w:t>
+      </w:r>
+      <w:r>
+        <w:rPr>
+          <w:i/>
+        </w:rPr>
+        <w:t>PECAM1</w:t>
+      </w:r>
+      <w:r>
+        <w:t xml:space="preserve"> −1.41、</w:t>
+      </w:r>
+      <w:r>
+        <w:rPr>
+          <w:i/>
+        </w:rPr>
+        <w:t>PTPRB</w:t>
+      </w:r>
+      <w:r>
+        <w:t xml:space="preserve"> −2.65）与外膜成纤维细胞（</w:t>
+      </w:r>
+      <w:r>
+        <w:rPr>
+          <w:i/>
+        </w:rPr>
+        <w:t>PI16</w:t>
+      </w:r>
+      <w:r>
+        <w:t>、</w:t>
+      </w:r>
+      <w:r>
+        <w:rPr>
+          <w:i/>
+        </w:rPr>
+        <w:t>DCN</w:t>
+      </w:r>
+      <w:r>
+        <w:t>、</w:t>
+      </w:r>
+      <w:r>
+        <w:rPr>
+          <w:i/>
+        </w:rPr>
+        <w:t>APOD</w:t>
+      </w:r>
+      <w:r>
+        <w:t>、</w:t>
+      </w:r>
+      <w:r>
+        <w:rPr>
+          <w:i/>
+        </w:rPr>
+        <w:t>CXCL14</w:t>
+      </w:r>
+      <w:r>
+        <w:t>）转录本同样仅在 TAAD 中丢失。固有炎症介质在 TAAD 中强烈且特异地上调（</w:t>
+      </w:r>
+      <w:r>
+        <w:rPr>
+          <w:i/>
+        </w:rPr>
+        <w:t>IL6</w:t>
+      </w:r>
+      <w:r>
+        <w:t xml:space="preserve"> +3.20、</w:t>
+      </w:r>
+      <w:r>
+        <w:rPr>
+          <w:i/>
+        </w:rPr>
+        <w:t>CXCL8</w:t>
+      </w:r>
+      <w:r>
+        <w:t xml:space="preserve"> +2.52、</w:t>
+      </w:r>
+      <w:r>
+        <w:rPr>
+          <w:i/>
+        </w:rPr>
+        <w:t>CCL2</w:t>
+      </w:r>
+      <w:r>
+        <w:t xml:space="preserve"> +2.15、</w:t>
+      </w:r>
+      <w:r>
+        <w:rPr>
+          <w:i/>
+        </w:rPr>
+        <w:t>S100A9</w:t>
+      </w:r>
+      <w:r>
+        <w:t xml:space="preserve"> +1.57、</w:t>
+      </w:r>
+      <w:r>
+        <w:rPr>
+          <w:i/>
+        </w:rPr>
+        <w:t>SPP1</w:t>
+      </w:r>
+      <w:r>
+        <w:t xml:space="preserve"> +2.47、</w:t>
+      </w:r>
+      <w:r>
+        <w:rPr>
+          <w:i/>
+        </w:rPr>
+        <w:t>SERPINE1</w:t>
+      </w:r>
+      <w:r>
+        <w:t xml:space="preserve"> +1.73、</w:t>
+      </w:r>
+      <w:r>
+        <w:rPr>
+          <w:i/>
+        </w:rPr>
+        <w:t>TIMP1</w:t>
+      </w:r>
+      <w:r>
+        <w:t xml:space="preserve"> +1.18、</w:t>
+      </w:r>
+      <w:r>
+        <w:rPr>
+          <w:i/>
+        </w:rPr>
+        <w:t>MMP14</w:t>
+      </w:r>
+      <w:r>
+        <w:t xml:space="preserve"> +0.99），伴缺氧和应激基因（</w:t>
+      </w:r>
+      <w:r>
+        <w:rPr>
+          <w:i/>
+        </w:rPr>
+        <w:t>HIF1A</w:t>
+      </w:r>
+      <w:r>
+        <w:t xml:space="preserve"> +1.03、</w:t>
+      </w:r>
+      <w:r>
+        <w:rPr>
+          <w:i/>
+        </w:rPr>
+        <w:t>HMOX1</w:t>
+      </w:r>
+      <w:r>
+        <w:t xml:space="preserve"> +2.44、</w:t>
+      </w:r>
+      <w:r>
+        <w:rPr>
+          <w:i/>
+        </w:rPr>
+        <w:t>MT2A</w:t>
+      </w:r>
+      <w:r>
+        <w:t xml:space="preserve"> +2.42、</w:t>
+      </w:r>
+      <w:r>
+        <w:rPr>
+          <w:i/>
+        </w:rPr>
+        <w:t>CDKN1A</w:t>
+      </w:r>
+      <w:r>
+        <w:t xml:space="preserve"> +1.33）及转录因子 </w:t>
+      </w:r>
+      <w:r>
+        <w:rPr>
+          <w:i/>
+        </w:rPr>
+        <w:t>MYC</w:t>
+      </w:r>
+      <w:r>
+        <w:t>（+1.77）、</w:t>
+      </w:r>
+      <w:r>
+        <w:rPr>
+          <w:i/>
+        </w:rPr>
+        <w:t>STAT3</w:t>
+      </w:r>
+      <w:r>
+        <w:t xml:space="preserve">（+0.66）和 </w:t>
+      </w:r>
+      <w:r>
+        <w:rPr>
+          <w:i/>
+        </w:rPr>
+        <w:t>SOX4</w:t>
+      </w:r>
+      <w:r>
+        <w:t>（+1.71）。相反，MHC II 类分子（</w:t>
+      </w:r>
+      <w:r>
+        <w:rPr>
+          <w:i/>
+        </w:rPr>
+        <w:t>CD74</w:t>
+      </w:r>
+      <w:r>
+        <w:t xml:space="preserve"> +0.76、</w:t>
+      </w:r>
+      <w:r>
+        <w:rPr>
+          <w:i/>
+        </w:rPr>
+        <w:t>HLA-DRA</w:t>
+      </w:r>
+      <w:r>
+        <w:t xml:space="preserve"> +0.87、</w:t>
+      </w:r>
+      <w:r>
+        <w:rPr>
+          <w:i/>
+        </w:rPr>
+        <w:t>HLA-DPA1</w:t>
+      </w:r>
+      <w:r>
+        <w:t>、</w:t>
+      </w:r>
+      <w:r>
+        <w:rPr>
+          <w:i/>
+        </w:rPr>
+        <w:t>HLA-DPB1</w:t>
+      </w:r>
+      <w:r>
+        <w:t>）与干扰素刺激基因（</w:t>
+      </w:r>
+      <w:r>
+        <w:rPr>
+          <w:i/>
+        </w:rPr>
+        <w:t>CXCL10</w:t>
+      </w:r>
+      <w:r>
+        <w:t xml:space="preserve"> +1.59、</w:t>
+      </w:r>
+      <w:r>
+        <w:rPr>
+          <w:i/>
+        </w:rPr>
+        <w:t>OAS1</w:t>
+      </w:r>
+      <w:r>
+        <w:t xml:space="preserve"> +0.61、</w:t>
+      </w:r>
+      <w:r>
+        <w:rPr>
+          <w:i/>
+        </w:rPr>
+        <w:t>MX1</w:t>
+      </w:r>
+      <w:r>
+        <w:t xml:space="preserve"> +0.69、</w:t>
+      </w:r>
+      <w:r>
+        <w:rPr>
+          <w:i/>
+        </w:rPr>
+        <w:t>IFIT1</w:t>
+      </w:r>
+      <w:r>
+        <w:t xml:space="preserve"> +0.62）仅在 ATAA 中上调，在 TAAD 中无变化或下调（</w:t>
+      </w:r>
+      <w:r>
+        <w:rPr>
+          <w:i/>
+        </w:rPr>
+        <w:t>CXCL10</w:t>
+      </w:r>
+      <w:r>
+        <w:t xml:space="preserve"> −0.50；</w:t>
+      </w:r>
+      <w:r>
+        <w:rPr>
+          <w:i/>
+        </w:rPr>
+        <w:t>IFIT1</w:t>
+      </w:r>
+      <w:r>
+        <w:t xml:space="preserve"> −0.51）。TGF-β 通路基因（</w:t>
+      </w:r>
+      <w:r>
+        <w:rPr>
+          <w:i/>
+        </w:rPr>
+        <w:t>TGFB1</w:t>
+      </w:r>
+      <w:r>
+        <w:t>、</w:t>
+      </w:r>
+      <w:r>
+        <w:rPr>
+          <w:i/>
+        </w:rPr>
+        <w:t>SMAD3</w:t>
+      </w:r>
+      <w:r>
+        <w:t>、</w:t>
+      </w:r>
+      <w:r>
+        <w:rPr>
+          <w:i/>
+        </w:rPr>
+        <w:t>FBN1</w:t>
+      </w:r>
+      <w:r>
+        <w:t xml:space="preserve">）在两病中均轻度升高但 TAAD 更强，而 </w:t>
+      </w:r>
+      <w:r>
+        <w:rPr>
+          <w:i/>
+        </w:rPr>
+        <w:t>MMP2</w:t>
+      </w:r>
+      <w:r>
+        <w:t>/</w:t>
+      </w:r>
+      <w:r>
+        <w:rPr>
+          <w:i/>
+        </w:rPr>
+        <w:t>MMP9</w:t>
+      </w:r>
+      <w:r>
+        <w:t xml:space="preserve"> 在两病中均无稳定改变。</w:t>
+      </w:r>
+    </w:p>
+    <w:p>
+      <w:pPr>
+        <w:pStyle w:val="Heading2"/>
+      </w:pPr>
+      <w:r>
+        <w:t>通路层面比较</w:t>
+      </w:r>
+    </w:p>
+    <w:p>
+      <w:r>
+        <w:t>对疾病 meta 排序的 GSEA 将上述差异纳入一个连贯的框架（图 3；附加文件 7）。15 个 Hallmark 基因集为共享，包括 TNF-α 经 NF-κB 信号（ATAA NES 2.35，TAAD 2.63）、炎症反应、IL-6/JAK/STAT3、缺氧、上皮-间质转化、TGF-β 信号、补体、血管生成、凋亡、同种异体排斥、干扰素-γ 反应、未折叠蛋白反应、糖酵解和 G2M 检查点。12 个 Hallmark 集为 TAAD 特异：MYC 靶基因 V1/V2（TAAD NES 3.02 和 2.75，ATAA 为 0.66 和 0.77）、mTORC1 信号、E2F 靶基因、DNA 修复、活性氧通路、p53 通路、PI3K/AKT/mTOR、紫外反应-上调和外源物代谢正向富集，而肌生成（NES −2.31）和 KRAS 信号-下调负向富集。在 KEGG 与 Reactome 中，TAAD 特异的负向富集以血管平滑肌收缩（NES −2.54）、平滑肌收缩、钙信号和心肌病基因集为首，正向富集为核糖体、剪接体、蛋白酶体、DNA 复制、嘧啶/嘌呤代谢、糖酵解、磷酸戊糖途径、谷胱甘肽代谢、翻译、rRNA 加工和 NFE2L2 介导事件——呈现急性细胞应激伴生物合成、增殖和抗氧化机器激活的整体图景。</w:t>
+      </w:r>
+    </w:p>
+    <w:p>
+      <w:pPr>
+        <w:jc w:val="center"/>
+      </w:pPr>
       <w:r>
         <w:drawing>
           <wp:inline xmlns:a="http://schemas.openxmlformats.org/drawingml/2006/main" xmlns:pic="http://schemas.openxmlformats.org/drawingml/2006/picture">
@@ -3340,6 +3730,9 @@
       </w:r>
     </w:p>
     <w:p>
+      <w:pPr>
+        <w:jc w:val="center"/>
+      </w:pPr>
       <w:r>
         <w:drawing>
           <wp:inline xmlns:a="http://schemas.openxmlformats.org/drawingml/2006/main" xmlns:pic="http://schemas.openxmlformats.org/drawingml/2006/picture">
@@ -3376,39 +3769,134 @@
       </w:r>
     </w:p>
     <w:p>
+      <w:pPr>
+        <w:spacing w:after="280"/>
+      </w:pPr>
       <w:r>
         <w:rPr>
           <w:b/>
+          <w:sz w:val="20"/>
         </w:rPr>
         <w:t>图 3 通路层面比较。</w:t>
       </w:r>
       <w:r>
+        <w:rPr>
+          <w:sz w:val="20"/>
+        </w:rPr>
         <w:t xml:space="preserve"> </w:t>
       </w:r>
       <w:r>
         <w:rPr>
           <w:b/>
+          <w:sz w:val="20"/>
         </w:rPr>
         <w:t>a</w:t>
       </w:r>
       <w:r>
+        <w:rPr>
+          <w:sz w:val="20"/>
+        </w:rPr>
         <w:t xml:space="preserve"> 各队列、ATAA 与 TAAD meta 排序、差异排序（TAAD − ATAA）及直接比较（GSE318877）的 Hallmark GSEA 标准化富集分数（NES）；星号为 FDR&lt;0.05；行按差异 NES 排序。</w:t>
       </w:r>
       <w:r>
         <w:rPr>
           <w:b/>
+          <w:sz w:val="20"/>
         </w:rPr>
         <w:t>b</w:t>
       </w:r>
       <w:r>
+        <w:rPr>
+          <w:sz w:val="20"/>
+        </w:rPr>
         <w:t xml:space="preserve"> 左：ATAA 与 TAAD 疾病水平 Hallmark NES 对比；右：meta 差异排序的 NES 与直接夹层 vs 扩张比较的 NES 在所有 Hallmark、KEGG 和 Reactome 基因集上的关系（ρ=0.42）。</w:t>
       </w:r>
     </w:p>
     <w:p>
       <w:r>
+        <w:t>ATAA 特异或 ATAA 独有的富集集中于干扰素-α 反应（ATAA NES 2.74，TAAD 0.97；FDR_diff&lt;0.001）、凝血、有丝分裂纺锤体、Notch 与 Hedgehog 信号，以及 KEGG 中由抗原呈递驱动的同种异体排斥、移植物抗宿主病、自身免疫性甲状腺病和 1 型糖尿病基因集（ATAA NES 均 ≥2.3，TAAD ≤ −1.1）、白细胞跨内皮迁移及细胞粘附分子（ATAA NES +2.33，TAAD −1.84）。在 ATAA 而非 TAAD 中富集的 Reactome 基因集包括整合素细胞表面相互作用、胶原链三聚化、胶原形成、ECM 蛋白聚糖、干扰素 α/β 信号，以及淋巴样与非淋巴样细胞间的免疫调节相互作用。两个 Hallmark 集方向相反：紫外反应-下调和顶端连接在 ATAA 中正向、在 TAAD 中负向富集。</w:t>
+      </w:r>
+    </w:p>
+    <w:p>
+      <w:r>
+        <w:t>基因类别的富集分析给出相同图景（附加文件 8）：ATAA 特异上调基因富集于干扰素-γ/α 反应（校正 P = 4×10⁻⁸）、抗病毒防御与 RFX5 调控子（MHC II 类转录）；TAAD 特异上调基因富集于 MYC 靶基因（校正 P = 2×10⁻²²）、mTORC1、TNF-α/NF-κB、核糖体生物合成、缺氧与炎症反应；TAAD 特异下调基因富集于血管平滑肌收缩（校正 P = 7×10⁻⁸）、粘着斑、肌生成和 cGMP-PKG 信号。ATAA 中更强的基因富集于 NF-κB（</w:t>
+      </w:r>
+      <w:r>
+        <w:rPr>
+          <w:i/>
+        </w:rPr>
+        <w:t>NFKB1</w:t>
+      </w:r>
+      <w:r>
+        <w:t>/</w:t>
+      </w:r>
+      <w:r>
+        <w:rPr>
+          <w:i/>
+        </w:rPr>
+        <w:t>RELA</w:t>
+      </w:r>
+      <w:r>
+        <w:t>）靶基因，TAAD 中更强的基因富集于 NF-κB 和 SP1 靶基因及 EMT。</w:t>
+      </w:r>
+    </w:p>
+    <w:p>
+      <w:pPr>
+        <w:pStyle w:val="Heading2"/>
+      </w:pPr>
+      <w:r>
+        <w:t>推断的细胞组成在两病间分化</w:t>
+      </w:r>
+    </w:p>
+    <w:p>
+      <w:r>
+        <w:t>两个 scRNA-seq 数据集整合后得到包含 73,755 个细胞、12 个群体的图谱，包括收缩型与表型转换型 SMC、纤维肌细胞群（</w:t>
+      </w:r>
+      <w:r>
+        <w:rPr>
+          <w:i/>
+        </w:rPr>
+        <w:t>LTBP2</w:t>
+      </w:r>
+      <w:r>
+        <w:t>、</w:t>
+      </w:r>
+      <w:r>
+        <w:rPr>
+          <w:i/>
+        </w:rPr>
+        <w:t>EFEMP1</w:t>
+      </w:r>
+      <w:r>
+        <w:t>、</w:t>
+      </w:r>
+      <w:r>
+        <w:rPr>
+          <w:i/>
+        </w:rPr>
+        <w:t>COL1A1</w:t>
+      </w:r>
+      <w:r>
+        <w:t>、</w:t>
+      </w:r>
+      <w:r>
+        <w:rPr>
+          <w:i/>
+        </w:rPr>
+        <w:t>DKK3</w:t>
+      </w:r>
+      <w:r>
+        <w:t>）、成纤维细胞、内皮细胞、巨噬细胞、S100A8/A9⁺ 炎性髓系细胞、T、NK、B、浆细胞和肥大细胞（图 4a；附加文件 4）。以该图谱衍生的标志基因集推断每个 bulk 队列的细胞组成（图 5）。</w:t>
+      </w:r>
+    </w:p>
+    <w:p>
+      <w:pPr>
+        <w:jc w:val="center"/>
+      </w:pPr>
+      <w:r>
         <w:drawing>
           <wp:inline xmlns:a="http://schemas.openxmlformats.org/drawingml/2006/main" xmlns:pic="http://schemas.openxmlformats.org/drawingml/2006/picture">
-            <wp:extent cx="5760720" cy="2437228"/>
+            <wp:extent cx="5760720" cy="1792224"/>
             <wp:docPr id="6" name="Picture 6"/>
             <wp:cNvGraphicFramePr>
               <a:graphicFrameLocks noChangeAspect="1"/>
@@ -3417,11 +3905,94 @@
               <a:graphicData uri="http://schemas.openxmlformats.org/drawingml/2006/picture">
                 <pic:pic>
                   <pic:nvPicPr>
-                    <pic:cNvPr id="0" name="Fig4_cell_composition.png"/>
+                    <pic:cNvPr id="0" name="Fig4_scRNA_overview.png"/>
                     <pic:cNvPicPr/>
                   </pic:nvPicPr>
                   <pic:blipFill>
                     <a:blip r:embed="rId14"/>
+                    <a:stretch>
+                      <a:fillRect/>
+                    </a:stretch>
+                  </pic:blipFill>
+                  <pic:spPr>
+                    <a:xfrm>
+                      <a:off x="0" y="0"/>
+                      <a:ext cx="5760720" cy="1792224"/>
+                    </a:xfrm>
+                    <a:prstGeom prst="rect"/>
+                  </pic:spPr>
+                </pic:pic>
+              </a:graphicData>
+            </a:graphic>
+          </wp:inline>
+        </w:drawing>
+      </w:r>
+    </w:p>
+    <w:p>
+      <w:pPr>
+        <w:spacing w:after="280"/>
+      </w:pPr>
+      <w:r>
+        <w:rPr>
+          <w:b/>
+          <w:sz w:val="20"/>
+        </w:rPr>
+        <w:t>图 4 人升主动脉整合单细胞图谱。</w:t>
+      </w:r>
+      <w:r>
+        <w:rPr>
+          <w:sz w:val="20"/>
+        </w:rPr>
+        <w:t xml:space="preserve"> </w:t>
+      </w:r>
+      <w:r>
+        <w:rPr>
+          <w:b/>
+          <w:sz w:val="20"/>
+        </w:rPr>
+        <w:t>a</w:t>
+      </w:r>
+      <w:r>
+        <w:rPr>
+          <w:sz w:val="20"/>
+        </w:rPr>
+        <w:t xml:space="preserve"> GSE155468 与 GSE213740 经 Harmony 整合后 73,755 个细胞的 UMAP。</w:t>
+      </w:r>
+      <w:r>
+        <w:rPr>
+          <w:b/>
+          <w:sz w:val="20"/>
+        </w:rPr>
+        <w:t>b、c</w:t>
+      </w:r>
+      <w:r>
+        <w:rPr>
+          <w:sz w:val="20"/>
+        </w:rPr>
+        <w:t xml:space="preserve"> 各数据集中各组的平均细胞类型比例。</w:t>
+      </w:r>
+    </w:p>
+    <w:p>
+      <w:pPr>
+        <w:jc w:val="center"/>
+      </w:pPr>
+      <w:r>
+        <w:drawing>
+          <wp:inline xmlns:a="http://schemas.openxmlformats.org/drawingml/2006/main" xmlns:pic="http://schemas.openxmlformats.org/drawingml/2006/picture">
+            <wp:extent cx="5760720" cy="2437228"/>
+            <wp:docPr id="7" name="Picture 7"/>
+            <wp:cNvGraphicFramePr>
+              <a:graphicFrameLocks noChangeAspect="1"/>
+            </wp:cNvGraphicFramePr>
+            <a:graphic>
+              <a:graphicData uri="http://schemas.openxmlformats.org/drawingml/2006/picture">
+                <pic:pic>
+                  <pic:nvPicPr>
+                    <pic:cNvPr id="0" name="Fig5_cell_composition.png"/>
+                    <pic:cNvPicPr/>
+                  </pic:nvPicPr>
+                  <pic:blipFill>
+                    <a:blip r:embed="rId15"/>
                     <a:stretch>
                       <a:fillRect/>
                     </a:stretch>
@@ -3441,40 +4012,76 @@
       </w:r>
     </w:p>
     <w:p>
+      <w:pPr>
+        <w:spacing w:after="280"/>
+      </w:pPr>
       <w:r>
         <w:rPr>
           <w:b/>
-        </w:rPr>
-        <w:t>图 4 推断的细胞组成。</w:t>
-      </w:r>
-      <w:r>
+          <w:sz w:val="20"/>
+        </w:rPr>
+        <w:t>图 5 推断的细胞组成。</w:t>
+      </w:r>
+      <w:r>
+        <w:rPr>
+          <w:sz w:val="20"/>
+        </w:rPr>
         <w:t xml:space="preserve"> </w:t>
       </w:r>
       <w:r>
         <w:rPr>
           <w:b/>
+          <w:sz w:val="20"/>
         </w:rPr>
         <w:t>a</w:t>
       </w:r>
       <w:r>
+        <w:rPr>
+          <w:sz w:val="20"/>
+        </w:rPr>
         <w:t xml:space="preserve"> ATAA（绿）与 TAAD（红）相对对照的 ssGSEA 细胞类型评分的合并 Hedges' g（±95% CI），并标出直接夹层 vs 扩张效应（菱形）；#，P_diff&lt;0.05。</w:t>
       </w:r>
       <w:r>
         <w:rPr>
           <w:b/>
+          <w:sz w:val="20"/>
         </w:rPr>
         <w:t>b</w:t>
       </w:r>
       <w:r>
+        <w:rPr>
+          <w:sz w:val="20"/>
+        </w:rPr>
         <w:t xml:space="preserve"> 各队列效应；星号为 Mann–Whitney P&lt;0.05。</w:t>
       </w:r>
     </w:p>
     <w:p>
       <w:r>
+        <w:t>在 TAAD 中，收缩型 SMC（合并 Hedges' g = −1.48，P = 2×10⁻⁸）、表型转换型 SMC（g = −1.93）、纤维肌细胞（g = −0.84）、成纤维细胞（g = −1.55）和内皮细胞（g = −2.25，P = 4×10⁻⁴）评分均降低，而炎性髓系评分升高（g = +1.31，P = 0.005），巨噬细胞与淋巴细胞评分无变化。相反，ATAA 中无任何壁细胞、成纤维细胞或内皮细胞评分降低（收缩型 SMC g = −0.15；纤维肌细胞 g = +0.58），而 T 细胞（g = +0.78，P = 1×10⁻⁴）、NK（g = +0.76，P = 2×10⁻⁴）、浆细胞（g = +0.49，P = 0.015）和 B 细胞（g = +0.68）评分升高。SMC、纤维肌细胞、成纤维细胞、内皮细胞和 T 细胞评分的疾病间差异具有统计学意义（P_diff ≤0.027）。单细胞比例方向一致：GSE155468 中 ATAA 的 T 细胞占捕获细胞的比例由 7.9% 升至 46.4%（Mann–Whitney P = 0.024），GSE213740 中 TAAD 的 S100A8/A9⁺ 髓系比例由 4.2% 升至 18.6%（图 4b、c）；但解离依赖的捕获偏倚（动脉瘤数据集中 SMC 明显欠代表）使 scRNA-seq 数据集之间无法定量比较壁细胞比例。</w:t>
+      </w:r>
+    </w:p>
+    <w:p>
+      <w:pPr>
+        <w:pStyle w:val="Heading2"/>
+      </w:pPr>
+      <w:r>
+        <w:t>基因类别的细胞来源与单细胞复现</w:t>
+      </w:r>
+    </w:p>
+    <w:p>
+      <w:r>
+        <w:t>将基因类别映射到对照主动脉的细胞类型显示：TAAD 特异下调基因主要由收缩型 SMC（占 35%）和内皮细胞（23%）表达，而 TAAD 特异上调基因最常由炎性髓系细胞（19%）、内皮细胞（14%）和成纤维细胞（12%）表达；ATAA 特异上调基因最常由巨噬细胞（19%）、成纤维细胞（16%）和纤维肌细胞（13%）表达；共享下调基因绝大多数为收缩型 SMC 转录本（61%；图 6c）。因此，TAAD 签名的一部分可由细胞组成变化解释，但相当一部分反映了驻留细胞内的转录重编程。</w:t>
+      </w:r>
+    </w:p>
+    <w:p>
+      <w:pPr>
+        <w:jc w:val="center"/>
+      </w:pPr>
+      <w:r>
         <w:drawing>
           <wp:inline xmlns:a="http://schemas.openxmlformats.org/drawingml/2006/main" xmlns:pic="http://schemas.openxmlformats.org/drawingml/2006/picture">
-            <wp:extent cx="5760720" cy="1491010"/>
-            <wp:docPr id="7" name="Picture 7"/>
+            <wp:extent cx="5760720" cy="2122371"/>
+            <wp:docPr id="8" name="Picture 8"/>
             <wp:cNvGraphicFramePr>
               <a:graphicFrameLocks noChangeAspect="1"/>
             </wp:cNvGraphicFramePr>
@@ -3482,11 +4089,676 @@
               <a:graphicData uri="http://schemas.openxmlformats.org/drawingml/2006/picture">
                 <pic:pic>
                   <pic:nvPicPr>
-                    <pic:cNvPr id="0" name="Fig5_signature_ml.png"/>
+                    <pic:cNvPr id="0" name="Fig6_sc_validation.png"/>
                     <pic:cNvPicPr/>
                   </pic:nvPicPr>
                   <pic:blipFill>
-                    <a:blip r:embed="rId15"/>
+                    <a:blip r:embed="rId16"/>
+                    <a:stretch>
+                      <a:fillRect/>
+                    </a:stretch>
+                  </pic:blipFill>
+                  <pic:spPr>
+                    <a:xfrm>
+                      <a:off x="0" y="0"/>
+                      <a:ext cx="5760720" cy="2122371"/>
+                    </a:xfrm>
+                    <a:prstGeom prst="rect"/>
+                  </pic:spPr>
+                </pic:pic>
+              </a:graphicData>
+            </a:graphic>
+          </wp:inline>
+        </w:drawing>
+      </w:r>
+    </w:p>
+    <w:p>
+      <w:pPr>
+        <w:spacing w:after="280"/>
+      </w:pPr>
+      <w:r>
+        <w:rPr>
+          <w:b/>
+          <w:sz w:val="20"/>
+        </w:rPr>
+        <w:t>图 6 细胞类型分辨的验证。</w:t>
+      </w:r>
+      <w:r>
+        <w:rPr>
+          <w:sz w:val="20"/>
+        </w:rPr>
+        <w:t xml:space="preserve"> </w:t>
+      </w:r>
+      <w:r>
+        <w:rPr>
+          <w:b/>
+          <w:sz w:val="20"/>
+        </w:rPr>
+        <w:t>a、b</w:t>
+      </w:r>
+      <w:r>
+        <w:rPr>
+          <w:sz w:val="20"/>
+        </w:rPr>
+        <w:t xml:space="preserve"> GSE155468（ATAA）与 GSE213740（TAAD）中各细胞类型的伪 bulk log2 倍数变化（疾病 vs 对照），示前列 TAAD 特异与 ATAA 特异基因。</w:t>
+      </w:r>
+      <w:r>
+        <w:rPr>
+          <w:b/>
+          <w:sz w:val="20"/>
+        </w:rPr>
+        <w:t>c</w:t>
+      </w:r>
+      <w:r>
+        <w:rPr>
+          <w:sz w:val="20"/>
+        </w:rPr>
+        <w:t xml:space="preserve"> 对照主动脉中各基因类别表达可归于各细胞类型的比例。</w:t>
+      </w:r>
+    </w:p>
+    <w:p>
+      <w:r>
+        <w:t>细胞类型分辨的伪 bulk 比较证实了这一点，并表明两病间的分化在单个细胞类型内亦成立（图 6a、b；附加文件 4）。在 TAAD 数据集中，TAAD 特异基因在收缩型 SMC（方向一致率 69%）、表型转换型 SMC（80%）、纤维肌细胞（74%）、成纤维细胞（76%）和内皮细胞（76%；Wilcoxon P 均 &lt;10⁻¹⁰）内均按预期方向改变，而在 ATAA 数据集中相同基因在相应细胞类型内仅呈边缘一致（51–60%；带符号 log2FC 中位数 ≤0.14）。相反，ATAA 特异基因在动脉瘤壁细胞与基质细胞内得到中等程度复现（收缩型 SMC 64%、表型转换型 SMC 60%、纤维肌细胞 56%、成纤维细胞 56%；P ≤0.013），但在夹层细胞内被主动逆转（收缩型 SMC 24%、成纤维细胞 27%、内皮细胞 32%、髓系细胞 32–34%；带符号 log2FC 中位数 −0.25 至 −0.33；P 均 &lt;10⁻⁵）。共享一致基因在两个数据集的壁细胞内均得到复现（ATAA 中收缩型 SMC 91%、纤维肌细胞 88%；TAAD 中表型转换型 SMC 81%、内皮细胞 77%）。在单基因层面，金属硫蛋白/应激簇（</w:t>
+      </w:r>
+      <w:r>
+        <w:rPr>
+          <w:i/>
+        </w:rPr>
+        <w:t>MT1X</w:t>
+      </w:r>
+      <w:r>
+        <w:t>、</w:t>
+      </w:r>
+      <w:r>
+        <w:rPr>
+          <w:i/>
+        </w:rPr>
+        <w:t>MT2A</w:t>
+      </w:r>
+      <w:r>
+        <w:t>、</w:t>
+      </w:r>
+      <w:r>
+        <w:rPr>
+          <w:i/>
+        </w:rPr>
+        <w:t>GLRX</w:t>
+      </w:r>
+      <w:r>
+        <w:t>、</w:t>
+      </w:r>
+      <w:r>
+        <w:rPr>
+          <w:i/>
+        </w:rPr>
+        <w:t>HK2</w:t>
+      </w:r>
+      <w:r>
+        <w:t>、</w:t>
+      </w:r>
+      <w:r>
+        <w:rPr>
+          <w:i/>
+        </w:rPr>
+        <w:t>SERPINA1</w:t>
+      </w:r>
+      <w:r>
+        <w:t>、</w:t>
+      </w:r>
+      <w:r>
+        <w:rPr>
+          <w:i/>
+        </w:rPr>
+        <w:t>NNMT</w:t>
+      </w:r>
+      <w:r>
+        <w:t>、</w:t>
+      </w:r>
+      <w:r>
+        <w:rPr>
+          <w:i/>
+        </w:rPr>
+        <w:t>SLC38A5</w:t>
+      </w:r>
+      <w:r>
+        <w:t>）仅在夹层的 SMC、纤维肌细胞和成纤维细胞群中被诱导，而 MHC II 类基因（</w:t>
+      </w:r>
+      <w:r>
+        <w:rPr>
+          <w:i/>
+        </w:rPr>
+        <w:t>HLA-DRA</w:t>
+      </w:r>
+      <w:r>
+        <w:t>、</w:t>
+      </w:r>
+      <w:r>
+        <w:rPr>
+          <w:i/>
+        </w:rPr>
+        <w:t>HLA-DPA1</w:t>
+      </w:r>
+      <w:r>
+        <w:t>、</w:t>
+      </w:r>
+      <w:r>
+        <w:rPr>
+          <w:i/>
+        </w:rPr>
+        <w:t>HLA-DPB1</w:t>
+      </w:r>
+      <w:r>
+        <w:t>、</w:t>
+      </w:r>
+      <w:r>
+        <w:rPr>
+          <w:i/>
+        </w:rPr>
+        <w:t>CD74</w:t>
+      </w:r>
+      <w:r>
+        <w:t>）、</w:t>
+      </w:r>
+      <w:r>
+        <w:rPr>
+          <w:i/>
+        </w:rPr>
+        <w:t>OAS2</w:t>
+      </w:r>
+      <w:r>
+        <w:t xml:space="preserve"> 和 </w:t>
+      </w:r>
+      <w:r>
+        <w:rPr>
+          <w:i/>
+        </w:rPr>
+        <w:t>SFRP4</w:t>
+      </w:r>
+      <w:r>
+        <w:t xml:space="preserve"> 在动脉瘤基质细胞中被诱导、在夹层细胞中降低（图 6a、b）。因此，疾病特异程序代表主动脉壁驻留细胞的细胞内在重编程，而非仅是浸润细胞含量的差异。</w:t>
+      </w:r>
+    </w:p>
+    <w:p>
+      <w:pPr>
+        <w:pStyle w:val="Heading2"/>
+      </w:pPr>
+      <w:r>
+        <w:t>蛋白-蛋白相互作用枢纽</w:t>
+      </w:r>
+    </w:p>
+    <w:p>
+      <w:r>
+        <w:t xml:space="preserve">TAAD 特异基因的 STRING 网络（818 个节点，2,983 条相互作用）以 </w:t>
+      </w:r>
+      <w:r>
+        <w:rPr>
+          <w:i/>
+        </w:rPr>
+        <w:t>AKT1</w:t>
+      </w:r>
+      <w:r>
+        <w:t>（度 53）、</w:t>
+      </w:r>
+      <w:r>
+        <w:rPr>
+          <w:i/>
+        </w:rPr>
+        <w:t>STAT3</w:t>
+      </w:r>
+      <w:r>
+        <w:t>（49）、</w:t>
+      </w:r>
+      <w:r>
+        <w:rPr>
+          <w:i/>
+        </w:rPr>
+        <w:t>MYC</w:t>
+      </w:r>
+      <w:r>
+        <w:t>（49）、</w:t>
+      </w:r>
+      <w:r>
+        <w:rPr>
+          <w:i/>
+        </w:rPr>
+        <w:t>GAPDH</w:t>
+      </w:r>
+      <w:r>
+        <w:t>、</w:t>
+      </w:r>
+      <w:r>
+        <w:rPr>
+          <w:i/>
+        </w:rPr>
+        <w:t>HIF1A</w:t>
+      </w:r>
+      <w:r>
+        <w:t>、</w:t>
+      </w:r>
+      <w:r>
+        <w:rPr>
+          <w:i/>
+        </w:rPr>
+        <w:t>HSP90AB1</w:t>
+      </w:r>
+      <w:r>
+        <w:t xml:space="preserve"> 及一个致密的核糖体生物合成因子模块（</w:t>
+      </w:r>
+      <w:r>
+        <w:rPr>
+          <w:i/>
+        </w:rPr>
+        <w:t>MRTO4</w:t>
+      </w:r>
+      <w:r>
+        <w:t>、</w:t>
+      </w:r>
+      <w:r>
+        <w:rPr>
+          <w:i/>
+        </w:rPr>
+        <w:t>RPF2</w:t>
+      </w:r>
+      <w:r>
+        <w:t>、</w:t>
+      </w:r>
+      <w:r>
+        <w:rPr>
+          <w:i/>
+        </w:rPr>
+        <w:t>NOP56</w:t>
+      </w:r>
+      <w:r>
+        <w:t>、</w:t>
+      </w:r>
+      <w:r>
+        <w:rPr>
+          <w:i/>
+        </w:rPr>
+        <w:t>FBL</w:t>
+      </w:r>
+      <w:r>
+        <w:t>、</w:t>
+      </w:r>
+      <w:r>
+        <w:rPr>
+          <w:i/>
+        </w:rPr>
+        <w:t>NAT10</w:t>
+      </w:r>
+      <w:r>
+        <w:t>、</w:t>
+      </w:r>
+      <w:r>
+        <w:rPr>
+          <w:i/>
+        </w:rPr>
+        <w:t>DKC1</w:t>
+      </w:r>
+      <w:r>
+        <w:t>、</w:t>
+      </w:r>
+      <w:r>
+        <w:rPr>
+          <w:i/>
+        </w:rPr>
+        <w:t>PES1</w:t>
+      </w:r>
+      <w:r>
+        <w:t>）为中心，</w:t>
+      </w:r>
+      <w:r>
+        <w:rPr>
+          <w:i/>
+        </w:rPr>
+        <w:t>PKM</w:t>
+      </w:r>
+      <w:r>
+        <w:t>、</w:t>
+      </w:r>
+      <w:r>
+        <w:rPr>
+          <w:i/>
+        </w:rPr>
+        <w:t>GAPDH</w:t>
+      </w:r>
+      <w:r>
+        <w:t>、</w:t>
+      </w:r>
+      <w:r>
+        <w:rPr>
+          <w:i/>
+        </w:rPr>
+        <w:t>LAMB1</w:t>
+      </w:r>
+      <w:r>
+        <w:t>、</w:t>
+      </w:r>
+      <w:r>
+        <w:rPr>
+          <w:i/>
+        </w:rPr>
+        <w:t>ITGA5</w:t>
+      </w:r>
+      <w:r>
+        <w:t>、</w:t>
+      </w:r>
+      <w:r>
+        <w:rPr>
+          <w:i/>
+        </w:rPr>
+        <w:t>FURIN</w:t>
+      </w:r>
+      <w:r>
+        <w:t>、</w:t>
+      </w:r>
+      <w:r>
+        <w:rPr>
+          <w:i/>
+        </w:rPr>
+        <w:t>ANPEP</w:t>
+      </w:r>
+      <w:r>
+        <w:t xml:space="preserve"> 和 </w:t>
+      </w:r>
+      <w:r>
+        <w:rPr>
+          <w:i/>
+        </w:rPr>
+        <w:t>TLR2</w:t>
+      </w:r>
+      <w:r>
+        <w:t xml:space="preserve"> 构成得分最高的团（图 7a）。ATAA 特异网络（69 个节点，116 条相互作用）是一个单一的干扰素模块（</w:t>
+      </w:r>
+      <w:r>
+        <w:rPr>
+          <w:i/>
+        </w:rPr>
+        <w:t>OAS1/2/3</w:t>
+      </w:r>
+      <w:r>
+        <w:t>、</w:t>
+      </w:r>
+      <w:r>
+        <w:rPr>
+          <w:i/>
+        </w:rPr>
+        <w:t>IFIT1/2/3</w:t>
+      </w:r>
+      <w:r>
+        <w:t>、</w:t>
+      </w:r>
+      <w:r>
+        <w:rPr>
+          <w:i/>
+        </w:rPr>
+        <w:t>MX1/2</w:t>
+      </w:r>
+      <w:r>
+        <w:t>、</w:t>
+      </w:r>
+      <w:r>
+        <w:rPr>
+          <w:i/>
+        </w:rPr>
+        <w:t>IFI44L</w:t>
+      </w:r>
+      <w:r>
+        <w:t>、</w:t>
+      </w:r>
+      <w:r>
+        <w:rPr>
+          <w:i/>
+        </w:rPr>
+        <w:t>IFI6</w:t>
+      </w:r>
+      <w:r>
+        <w:t>、</w:t>
+      </w:r>
+      <w:r>
+        <w:rPr>
+          <w:i/>
+        </w:rPr>
+        <w:t>DHX58</w:t>
+      </w:r>
+      <w:r>
+        <w:t>、</w:t>
+      </w:r>
+      <w:r>
+        <w:rPr>
+          <w:i/>
+        </w:rPr>
+        <w:t>TRIM22</w:t>
+      </w:r>
+      <w:r>
+        <w:t>、</w:t>
+      </w:r>
+      <w:r>
+        <w:rPr>
+          <w:i/>
+        </w:rPr>
+        <w:t>SAMD9L</w:t>
+      </w:r>
+      <w:r>
+        <w:t xml:space="preserve">），经 </w:t>
+      </w:r>
+      <w:r>
+        <w:rPr>
+          <w:i/>
+        </w:rPr>
+        <w:t>CXCL10</w:t>
+      </w:r>
+      <w:r>
+        <w:t xml:space="preserve"> 连接到抗原呈递模块（</w:t>
+      </w:r>
+      <w:r>
+        <w:rPr>
+          <w:i/>
+        </w:rPr>
+        <w:t>CD74</w:t>
+      </w:r>
+      <w:r>
+        <w:t>、</w:t>
+      </w:r>
+      <w:r>
+        <w:rPr>
+          <w:i/>
+        </w:rPr>
+        <w:t>HLA-DRA</w:t>
+      </w:r>
+      <w:r>
+        <w:t>、</w:t>
+      </w:r>
+      <w:r>
+        <w:rPr>
+          <w:i/>
+        </w:rPr>
+        <w:t>HLA-DPA1</w:t>
+      </w:r>
+      <w:r>
+        <w:t>、</w:t>
+      </w:r>
+      <w:r>
+        <w:rPr>
+          <w:i/>
+        </w:rPr>
+        <w:t>HLA-DPB1</w:t>
+      </w:r>
+      <w:r>
+        <w:t xml:space="preserve">）及 </w:t>
+      </w:r>
+      <w:r>
+        <w:rPr>
+          <w:i/>
+        </w:rPr>
+        <w:t>COL1A2</w:t>
+      </w:r>
+      <w:r>
+        <w:t>/</w:t>
+      </w:r>
+      <w:r>
+        <w:rPr>
+          <w:i/>
+        </w:rPr>
+        <w:t>ITGA4</w:t>
+      </w:r>
+      <w:r>
+        <w:t>，并有一个小的生物钟节点（</w:t>
+      </w:r>
+      <w:r>
+        <w:rPr>
+          <w:i/>
+        </w:rPr>
+        <w:t>BMAL1</w:t>
+      </w:r>
+      <w:r>
+        <w:t>、</w:t>
+      </w:r>
+      <w:r>
+        <w:rPr>
+          <w:i/>
+        </w:rPr>
+        <w:t>NPAS2</w:t>
+      </w:r>
+      <w:r>
+        <w:t>、</w:t>
+      </w:r>
+      <w:r>
+        <w:rPr>
+          <w:i/>
+        </w:rPr>
+        <w:t>CRY2</w:t>
+      </w:r>
+      <w:r>
+        <w:t>、</w:t>
+      </w:r>
+      <w:r>
+        <w:rPr>
+          <w:i/>
+        </w:rPr>
+        <w:t>BHLHE41</w:t>
+      </w:r>
+      <w:r>
+        <w:t>；图 7b；附加文件 9）。</w:t>
+      </w:r>
+    </w:p>
+    <w:p>
+      <w:pPr>
+        <w:jc w:val="center"/>
+      </w:pPr>
+      <w:r>
+        <w:drawing>
+          <wp:inline xmlns:a="http://schemas.openxmlformats.org/drawingml/2006/main" xmlns:pic="http://schemas.openxmlformats.org/drawingml/2006/picture">
+            <wp:extent cx="5760720" cy="2880360"/>
+            <wp:docPr id="9" name="Picture 9"/>
+            <wp:cNvGraphicFramePr>
+              <a:graphicFrameLocks noChangeAspect="1"/>
+            </wp:cNvGraphicFramePr>
+            <a:graphic>
+              <a:graphicData uri="http://schemas.openxmlformats.org/drawingml/2006/picture">
+                <pic:pic>
+                  <pic:nvPicPr>
+                    <pic:cNvPr id="0" name="Fig7_PPI_hubs.png"/>
+                    <pic:cNvPicPr/>
+                  </pic:nvPicPr>
+                  <pic:blipFill>
+                    <a:blip r:embed="rId17"/>
+                    <a:stretch>
+                      <a:fillRect/>
+                    </a:stretch>
+                  </pic:blipFill>
+                  <pic:spPr>
+                    <a:xfrm>
+                      <a:off x="0" y="0"/>
+                      <a:ext cx="5760720" cy="2880360"/>
+                    </a:xfrm>
+                    <a:prstGeom prst="rect"/>
+                  </pic:spPr>
+                </pic:pic>
+              </a:graphicData>
+            </a:graphic>
+          </wp:inline>
+        </w:drawing>
+      </w:r>
+    </w:p>
+    <w:p>
+      <w:pPr>
+        <w:spacing w:after="280"/>
+      </w:pPr>
+      <w:r>
+        <w:rPr>
+          <w:b/>
+          <w:sz w:val="20"/>
+        </w:rPr>
+        <w:t>图 7 STRING 相互作用网络</w:t>
+      </w:r>
+      <w:r>
+        <w:rPr>
+          <w:sz w:val="20"/>
+        </w:rPr>
+        <w:t>：</w:t>
+      </w:r>
+      <w:r>
+        <w:rPr>
+          <w:b/>
+          <w:sz w:val="20"/>
+        </w:rPr>
+        <w:t>a</w:t>
+      </w:r>
+      <w:r>
+        <w:rPr>
+          <w:sz w:val="20"/>
+        </w:rPr>
+        <w:t xml:space="preserve"> TAAD 特异与 </w:t>
+      </w:r>
+      <w:r>
+        <w:rPr>
+          <w:b/>
+          <w:sz w:val="20"/>
+        </w:rPr>
+        <w:t>b</w:t>
+      </w:r>
+      <w:r>
+        <w:rPr>
+          <w:sz w:val="20"/>
+        </w:rPr>
+        <w:t xml:space="preserve"> ATAA 特异基因中前 40 位枢纽（红，在相应疾病中上调；蓝，下调；节点大小与度成正比）。</w:t>
+      </w:r>
+    </w:p>
+    <w:p>
+      <w:pPr>
+        <w:pStyle w:val="Heading2"/>
+      </w:pPr>
+      <w:r>
+        <w:t>在直接比较夹层与扩张的独立队列中的验证</w:t>
+      </w:r>
+    </w:p>
+    <w:p>
+      <w:r>
+        <w:t>GSE318877 在同一平台上对 3 例夹层与 4 例扩张升主动脉的 70 个显微切割中膜穿刺样本进行了测序，允许进行不受 meta 分析中对照组织差异影响的直接比较。在通路层面，meta 差异排序（TAAD − ATAA）的 NES 与直接的夹层 vs 扩张比较的 NES 在 1,116 个基因集上相关（Spearman ρ=0.42，P = 5×10⁻⁴⁸；图 3b）。MYC 靶基因（NES 3.19）、氧化磷酸化、翻译、rRNA 加工、蛋白酶体、p53 稳定化、NFE2L2 事件、ROS 通路、mTORC1、DNA 修复和 E2F 靶基因在夹层中膜高于扩张中膜，而平滑肌收缩、钙信号和心肌病基因集更低，复现了 TAAD 特异程序。在基因层面，TAAD 特异基因有 60.4% 按预测方向改变，带符号效应中位数为正（Wilcoxon P = 1.2×10⁻²⁸），且 TAAD 特异签名评分在四个中膜显微区域中均为夹层穿刺样本高于扩张（中位数 0.06 vs −0.16；穿刺样本水平 Mann–Whitney P = 5×10⁻⁶；AUC 0.82；受试者水平 P = 0.11，n = 3 vs 4；图 8d）。ATAA 富集程序在该队列中未被复现为动脉瘤所限：ATAA 特异基因无一致方向（42% 一致），干扰素-α 反应在夹层中膜中反而更高（NES 1.94）。推断的细胞组成差异在中膜穿刺样本中亦未复现（ρ = −0.23），这与样本不含内膜和外膜相符。</w:t>
+      </w:r>
+    </w:p>
+    <w:p>
+      <w:pPr>
+        <w:jc w:val="center"/>
+      </w:pPr>
+      <w:r>
+        <w:drawing>
+          <wp:inline xmlns:a="http://schemas.openxmlformats.org/drawingml/2006/main" xmlns:pic="http://schemas.openxmlformats.org/drawingml/2006/picture">
+            <wp:extent cx="5760720" cy="1491010"/>
+            <wp:docPr id="10" name="Picture 10"/>
+            <wp:cNvGraphicFramePr>
+              <a:graphicFrameLocks noChangeAspect="1"/>
+            </wp:cNvGraphicFramePr>
+            <a:graphic>
+              <a:graphicData uri="http://schemas.openxmlformats.org/drawingml/2006/picture">
+                <pic:pic>
+                  <pic:nvPicPr>
+                    <pic:cNvPr id="0" name="Fig8_signature_ml.png"/>
+                    <pic:cNvPicPr/>
+                  </pic:nvPicPr>
+                  <pic:blipFill>
+                    <a:blip r:embed="rId18"/>
                     <a:stretch>
                       <a:fillRect/>
                     </a:stretch>
@@ -3506,236 +4778,190 @@
       </w:r>
     </w:p>
     <w:p>
+      <w:pPr>
+        <w:spacing w:after="280"/>
+      </w:pPr>
       <w:r>
         <w:rPr>
           <w:b/>
-        </w:rPr>
-        <w:t>图 5 对照参照签名评分与留一队列分类。</w:t>
-      </w:r>
-      <w:r>
+          <w:sz w:val="20"/>
+        </w:rPr>
+        <w:t>图 8 对照参照签名评分与留一队列分类。</w:t>
+      </w:r>
+      <w:r>
+        <w:rPr>
+          <w:sz w:val="20"/>
+        </w:rPr>
         <w:t xml:space="preserve"> </w:t>
       </w:r>
       <w:r>
         <w:rPr>
           <w:b/>
+          <w:sz w:val="20"/>
         </w:rPr>
         <w:t>a、b</w:t>
       </w:r>
       <w:r>
+        <w:rPr>
+          <w:sz w:val="20"/>
+        </w:rPr>
         <w:t xml:space="preserve"> 疾病样本相对各自队列对照的 TAAD 特异与 ATAA 特异评分。</w:t>
       </w:r>
       <w:r>
         <w:rPr>
           <w:b/>
+          <w:sz w:val="20"/>
         </w:rPr>
         <w:t>c</w:t>
       </w:r>
       <w:r>
+        <w:rPr>
+          <w:sz w:val="20"/>
+        </w:rPr>
         <w:t xml:space="preserve"> LOCO 弹性网分类器（汇总留出预测）及其应用于 scRNA-seq 伪 bulk 谱的受试者工作特征曲线。</w:t>
       </w:r>
       <w:r>
         <w:rPr>
           <w:b/>
+          <w:sz w:val="20"/>
         </w:rPr>
         <w:t>d</w:t>
       </w:r>
       <w:r>
+        <w:rPr>
+          <w:sz w:val="20"/>
+        </w:rPr>
         <w:t xml:space="preserve"> GSE318877 中夹层与扩张主动脉中膜显微区域的 TAAD 特异评分，按受试者着色。</w:t>
       </w:r>
     </w:p>
     <w:p>
-      <w:r>
-        <w:drawing>
-          <wp:inline xmlns:a="http://schemas.openxmlformats.org/drawingml/2006/main" xmlns:pic="http://schemas.openxmlformats.org/drawingml/2006/picture">
-            <wp:extent cx="5760720" cy="2880360"/>
-            <wp:docPr id="8" name="Picture 8"/>
-            <wp:cNvGraphicFramePr>
-              <a:graphicFrameLocks noChangeAspect="1"/>
-            </wp:cNvGraphicFramePr>
-            <a:graphic>
-              <a:graphicData uri="http://schemas.openxmlformats.org/drawingml/2006/picture">
-                <pic:pic>
-                  <pic:nvPicPr>
-                    <pic:cNvPr id="0" name="Fig6_PPI_hubs.png"/>
-                    <pic:cNvPicPr/>
-                  </pic:nvPicPr>
-                  <pic:blipFill>
-                    <a:blip r:embed="rId16"/>
-                    <a:stretch>
-                      <a:fillRect/>
-                    </a:stretch>
-                  </pic:blipFill>
-                  <pic:spPr>
-                    <a:xfrm>
-                      <a:off x="0" y="0"/>
-                      <a:ext cx="5760720" cy="2880360"/>
-                    </a:xfrm>
-                    <a:prstGeom prst="rect"/>
-                  </pic:spPr>
-                </pic:pic>
-              </a:graphicData>
-            </a:graphic>
-          </wp:inline>
-        </w:drawing>
+      <w:pPr>
+        <w:pStyle w:val="Heading2"/>
+      </w:pPr>
+      <w:r>
+        <w:t>跨队列机器学习</w:t>
       </w:r>
     </w:p>
     <w:p>
       <w:r>
-        <w:rPr>
-          <w:b/>
-        </w:rPr>
-        <w:t>图 6 STRING 相互作用网络</w:t>
-      </w:r>
-      <w:r>
-        <w:t>：</w:t>
-      </w:r>
-      <w:r>
-        <w:rPr>
-          <w:b/>
-        </w:rPr>
-        <w:t>a</w:t>
-      </w:r>
-      <w:r>
-        <w:t xml:space="preserve"> TAAD 特异与 </w:t>
-      </w:r>
-      <w:r>
-        <w:rPr>
-          <w:b/>
-        </w:rPr>
-        <w:t>b</w:t>
-      </w:r>
-      <w:r>
-        <w:t xml:space="preserve"> ATAA 特异基因中前 40 位枢纽（红，在相应疾病中上调；蓝，下调；节点大小与度成正比）。</w:t>
-      </w:r>
-    </w:p>
-    <w:p>
-      <w:r>
-        <w:drawing>
-          <wp:inline xmlns:a="http://schemas.openxmlformats.org/drawingml/2006/main" xmlns:pic="http://schemas.openxmlformats.org/drawingml/2006/picture">
-            <wp:extent cx="5760720" cy="1792224"/>
-            <wp:docPr id="9" name="Picture 9"/>
-            <wp:cNvGraphicFramePr>
-              <a:graphicFrameLocks noChangeAspect="1"/>
-            </wp:cNvGraphicFramePr>
-            <a:graphic>
-              <a:graphicData uri="http://schemas.openxmlformats.org/drawingml/2006/picture">
-                <pic:pic>
-                  <pic:nvPicPr>
-                    <pic:cNvPr id="0" name="Fig7_scRNA_overview.png"/>
-                    <pic:cNvPicPr/>
-                  </pic:nvPicPr>
-                  <pic:blipFill>
-                    <a:blip r:embed="rId17"/>
-                    <a:stretch>
-                      <a:fillRect/>
-                    </a:stretch>
-                  </pic:blipFill>
-                  <pic:spPr>
-                    <a:xfrm>
-                      <a:off x="0" y="0"/>
-                      <a:ext cx="5760720" cy="1792224"/>
-                    </a:xfrm>
-                    <a:prstGeom prst="rect"/>
-                  </pic:spPr>
-                </pic:pic>
-              </a:graphicData>
-            </a:graphic>
-          </wp:inline>
-        </w:drawing>
-      </w:r>
-    </w:p>
-    <w:p>
-      <w:r>
-        <w:rPr>
-          <w:b/>
-        </w:rPr>
-        <w:t>图 7 人升主动脉整合单细胞图谱。</w:t>
-      </w:r>
-      <w:r>
-        <w:t xml:space="preserve"> </w:t>
-      </w:r>
-      <w:r>
-        <w:rPr>
-          <w:b/>
-        </w:rPr>
-        <w:t>a</w:t>
-      </w:r>
-      <w:r>
-        <w:t xml:space="preserve"> GSE155468 与 GSE213740 经 Harmony 整合后 73,755 个细胞的 UMAP。</w:t>
-      </w:r>
-      <w:r>
-        <w:rPr>
-          <w:b/>
-        </w:rPr>
-        <w:t>b、c</w:t>
-      </w:r>
-      <w:r>
-        <w:t xml:space="preserve"> 各数据集中各组的平均细胞类型比例。</w:t>
-      </w:r>
-    </w:p>
-    <w:p>
-      <w:r>
-        <w:drawing>
-          <wp:inline xmlns:a="http://schemas.openxmlformats.org/drawingml/2006/main" xmlns:pic="http://schemas.openxmlformats.org/drawingml/2006/picture">
-            <wp:extent cx="5760720" cy="2122371"/>
-            <wp:docPr id="10" name="Picture 10"/>
-            <wp:cNvGraphicFramePr>
-              <a:graphicFrameLocks noChangeAspect="1"/>
-            </wp:cNvGraphicFramePr>
-            <a:graphic>
-              <a:graphicData uri="http://schemas.openxmlformats.org/drawingml/2006/picture">
-                <pic:pic>
-                  <pic:nvPicPr>
-                    <pic:cNvPr id="0" name="Fig8_sc_validation.png"/>
-                    <pic:cNvPicPr/>
-                  </pic:nvPicPr>
-                  <pic:blipFill>
-                    <a:blip r:embed="rId18"/>
-                    <a:stretch>
-                      <a:fillRect/>
-                    </a:stretch>
-                  </pic:blipFill>
-                  <pic:spPr>
-                    <a:xfrm>
-                      <a:off x="0" y="0"/>
-                      <a:ext cx="5760720" cy="2122371"/>
-                    </a:xfrm>
-                    <a:prstGeom prst="rect"/>
-                  </pic:spPr>
-                </pic:pic>
-              </a:graphicData>
-            </a:graphic>
-          </wp:inline>
-        </w:drawing>
-      </w:r>
-    </w:p>
-    <w:p>
-      <w:r>
-        <w:rPr>
-          <w:b/>
-        </w:rPr>
-        <w:t>图 8 细胞类型分辨的验证。</w:t>
-      </w:r>
-      <w:r>
-        <w:t xml:space="preserve"> </w:t>
-      </w:r>
-      <w:r>
-        <w:rPr>
-          <w:b/>
-        </w:rPr>
-        <w:t>a、b</w:t>
-      </w:r>
-      <w:r>
-        <w:t xml:space="preserve"> GSE155468（ATAA）与 GSE213740（TAAD）中各细胞类型的伪 bulk log2 倍数变化（疾病 vs 对照），示前列 TAAD 特异与 ATAA 特异基因。</w:t>
-      </w:r>
-      <w:r>
-        <w:rPr>
-          <w:b/>
-        </w:rPr>
-        <w:t>c</w:t>
-      </w:r>
-      <w:r>
-        <w:t xml:space="preserve"> 对照主动脉中各基因类别表达可归于各细胞类型的比例。</w:t>
+        <w:t xml:space="preserve">在对照参照谱上，TAAD 特异评分在每个 TAAD 队列中均升高（中位数 3.2–6.2），在每个 ATAA 队列中接近零（−0.6 至 0.3）；而 ATAA 特异评分在所有 ATAA 队列中为正（0.6–3.2），在 6 个 TAAD 队列中的 4 个为负（图 8a、b）。由于这些评分部分存在循环论证，另训练了 LOCO 弹性网分类器以区分夹层与动脉瘤样本，每次留出一个队列：汇总的跨队列 AUC 为 0.92（准确率 88.5%）。每个 TAAD 队列的分类准确率 ≥75%，GSE26155 与 GSE140947（ATAA）分别为 95% 和 100%，而异质的 ATAA 队列 GSE235161 与 GSE202267 分别为 77% 和 50%，反映其疾病信号较弱（附加文件 10）。23 基因共识面板以 </w:t>
+      </w:r>
+      <w:r>
+        <w:rPr>
+          <w:i/>
+        </w:rPr>
+        <w:t>TRAF3IP2</w:t>
+      </w:r>
+      <w:r>
+        <w:t>、</w:t>
+      </w:r>
+      <w:r>
+        <w:rPr>
+          <w:i/>
+        </w:rPr>
+        <w:t>HMGA1</w:t>
+      </w:r>
+      <w:r>
+        <w:t>、</w:t>
+      </w:r>
+      <w:r>
+        <w:rPr>
+          <w:i/>
+        </w:rPr>
+        <w:t>SOX4</w:t>
+      </w:r>
+      <w:r>
+        <w:t>、</w:t>
+      </w:r>
+      <w:r>
+        <w:rPr>
+          <w:i/>
+        </w:rPr>
+        <w:t>SLC25A22</w:t>
+      </w:r>
+      <w:r>
+        <w:t>、</w:t>
+      </w:r>
+      <w:r>
+        <w:rPr>
+          <w:i/>
+        </w:rPr>
+        <w:t>UTP4</w:t>
+      </w:r>
+      <w:r>
+        <w:t>、</w:t>
+      </w:r>
+      <w:r>
+        <w:rPr>
+          <w:i/>
+        </w:rPr>
+        <w:t>AKR1C3</w:t>
+      </w:r>
+      <w:r>
+        <w:t xml:space="preserve"> 和 </w:t>
+      </w:r>
+      <w:r>
+        <w:rPr>
+          <w:i/>
+        </w:rPr>
+        <w:t>SHMT2</w:t>
+      </w:r>
+      <w:r>
+        <w:t xml:space="preserve">（倾向夹层）及 </w:t>
+      </w:r>
+      <w:r>
+        <w:rPr>
+          <w:i/>
+        </w:rPr>
+        <w:t>LGALS3BP</w:t>
+      </w:r>
+      <w:r>
+        <w:t>、</w:t>
+      </w:r>
+      <w:r>
+        <w:rPr>
+          <w:i/>
+        </w:rPr>
+        <w:t>REEP1</w:t>
+      </w:r>
+      <w:r>
+        <w:t>、</w:t>
+      </w:r>
+      <w:r>
+        <w:rPr>
+          <w:i/>
+        </w:rPr>
+        <w:t>NOSTRIN</w:t>
+      </w:r>
+      <w:r>
+        <w:t>、</w:t>
+      </w:r>
+      <w:r>
+        <w:rPr>
+          <w:i/>
+        </w:rPr>
+        <w:t>TPM1</w:t>
+      </w:r>
+      <w:r>
+        <w:t>、</w:t>
+      </w:r>
+      <w:r>
+        <w:rPr>
+          <w:i/>
+        </w:rPr>
+        <w:t>NHS</w:t>
+      </w:r>
+      <w:r>
+        <w:t xml:space="preserve"> 和 </w:t>
+      </w:r>
+      <w:r>
+        <w:rPr>
+          <w:i/>
+        </w:rPr>
+        <w:t>SDHD</w:t>
+      </w:r>
+      <w:r>
+        <w:t>（倾向动脉瘤）为首。应用于 scRNA-seq 数据集的样本水平伪 bulk 谱时，ATAA 特异评分可完全区分动脉瘤与夹层样本（AUC 1.00），而 TAAD 特异评分与分类器则不能（AUC 0.42 和 0.60），原因是解离的动脉瘤样本以免疫细胞为主，因而携带炎症性伪 bulk 谱。</w:t>
       </w:r>
     </w:p>
     <w:p>
@@ -3743,1823 +4969,747 @@
         <w:pStyle w:val="Heading1"/>
       </w:pPr>
       <w:r>
-        <w:t>表</w:t>
+        <w:t>讨论</w:t>
       </w:r>
     </w:p>
     <w:p>
       <w:r>
+        <w:t>通过以单一流程重新分析所有可获得的人类升主动脉组织转录组，我们表明急性 A 型夹层与升主动脉瘤受大部分不同的分子程序驱动，仅有较小的共享核心。三个发现尤为突出。第一，夹层签名在 6 个队列、4 种平台间高度可重复，而动脉瘤签名弱且依赖队列。第二，两病在性质上不同：TAAD 以 SMC 收缩程序及内皮/外膜转录本丢失、缺氧、氧化应激、MYC/mTORC1 生物合成、p53 和未折叠蛋白程序激活以及固有（中性粒细胞/单核细胞、IL-6/STAT3）炎症为特征，而 ATAA 以 I 型干扰素信号、MHC II 类抗原呈递、淋巴细胞浸润和胶原/ECM 重塑为特征且无 SMC 含量丢失。第三，夹层特异程序在夹层与扩张中膜的独立同队列比较中得到复现，并支持 AUC 0.92 的跨队列分类。</w:t>
+      </w:r>
+    </w:p>
+    <w:p>
+      <w:pPr>
+        <w:pStyle w:val="Heading2"/>
+      </w:pPr>
+      <w:r>
+        <w:t>可重复性的不对称</w:t>
+      </w:r>
+    </w:p>
+    <w:p>
+      <w:r>
+        <w:t>考虑到平台、对照组织和中心的异质性，夹层签名的可重复性令人瞩目，提示急性夹层对主动脉壁施加了一种主导的、刻板的转录反应。相反，ATAA 签名脆弱：剔除最大队列即去除 91% 的共识基因，且各动脉瘤队列彼此的相关性并不优于其与夹层队列的相关性。多种因素促成这一现象：动脉瘤是惰性、异质的状态，涵盖二叶瓣、退行性和综合征性等生物学不同的病因 [12,36]；对照组织从瓣膜手术患者的未扩张主动脉（GSE26155）到器官供体（GSE140947）不等，取样的壁层也不同。其实际意义在于：源自单一小队列的 ATAA 标志物或"枢纽基因"结论——此类发表甚多——在得到复制前应视为初步，而单队列夹层研究更可能具有普遍性。本研究的 LOCO 框架为此类复制提供了模板。</w:t>
+      </w:r>
+    </w:p>
+    <w:p>
+      <w:pPr>
+        <w:pStyle w:val="Heading2"/>
+      </w:pPr>
+      <w:r>
+        <w:t>夹层：伴平滑肌丢失与固有炎症的急性损伤</w:t>
+      </w:r>
+    </w:p>
+    <w:p>
+      <w:r>
+        <w:t>夹层程序整合了若干既往被分别描述的机制。</w:t>
+      </w:r>
+      <w:r>
+        <w:rPr>
+          <w:i/>
+        </w:rPr>
+        <w:t>MYOCD</w:t>
+      </w:r>
+      <w:r>
+        <w:t>、</w:t>
+      </w:r>
+      <w:r>
+        <w:rPr>
+          <w:i/>
+        </w:rPr>
+        <w:t>ACTA2</w:t>
+      </w:r>
+      <w:r>
+        <w:t>、</w:t>
+      </w:r>
+      <w:r>
+        <w:rPr>
+          <w:i/>
+        </w:rPr>
+        <w:t>CNN1</w:t>
+      </w:r>
+      <w:r>
+        <w:t>、</w:t>
+      </w:r>
+      <w:r>
+        <w:rPr>
+          <w:i/>
+        </w:rPr>
+        <w:t>LMOD1</w:t>
+      </w:r>
+      <w:r>
+        <w:t xml:space="preserve"> 和 </w:t>
+      </w:r>
+      <w:r>
+        <w:rPr>
+          <w:i/>
+        </w:rPr>
+        <w:t>MYH11</w:t>
+      </w:r>
+      <w:r>
+        <w:t xml:space="preserve"> 的丢失，加上平滑肌收缩和钙信号基因集的负向富集及 SMC 标志评分的降低，同时记录了 SMC 的丢失与去分化，与组织学上的 SMC 耗竭以及 SMC 力生成受损易致夹层的遗传学证据一致 [14,15,37,38]。内皮（</w:t>
+      </w:r>
+      <w:r>
+        <w:rPr>
+          <w:i/>
+        </w:rPr>
+        <w:t>VWF</w:t>
+      </w:r>
+      <w:r>
+        <w:t>、</w:t>
+      </w:r>
+      <w:r>
+        <w:rPr>
+          <w:i/>
+        </w:rPr>
+        <w:t>PECAM1</w:t>
+      </w:r>
+      <w:r>
+        <w:t>、</w:t>
+      </w:r>
+      <w:r>
+        <w:rPr>
+          <w:i/>
+        </w:rPr>
+        <w:t>TEK</w:t>
+      </w:r>
+      <w:r>
+        <w:t>、</w:t>
+      </w:r>
+      <w:r>
+        <w:rPr>
+          <w:i/>
+        </w:rPr>
+        <w:t>ACKR1</w:t>
+      </w:r>
+      <w:r>
+        <w:t>）与外膜成纤维细胞（</w:t>
+      </w:r>
+      <w:r>
+        <w:rPr>
+          <w:i/>
+        </w:rPr>
+        <w:t>PI16</w:t>
+      </w:r>
+      <w:r>
+        <w:t>、</w:t>
+      </w:r>
+      <w:r>
+        <w:rPr>
+          <w:i/>
+        </w:rPr>
+        <w:t>DCN</w:t>
+      </w:r>
+      <w:r>
+        <w:t>、</w:t>
+      </w:r>
+      <w:r>
+        <w:rPr>
+          <w:i/>
+        </w:rPr>
+        <w:t>APOD</w:t>
+      </w:r>
+      <w:r>
+        <w:t>、</w:t>
+      </w:r>
+      <w:r>
+        <w:rPr>
+          <w:i/>
+        </w:rPr>
+        <w:t>CXCL14</w:t>
+      </w:r>
+      <w:r>
+        <w:t>）转录本的同时丢失最可能反映中膜分层与假腔形成，使取样中膜与内膜、外膜在物理上分离。叠加于这一结构性丢失之上的是细胞应激反应——缺氧（</w:t>
+      </w:r>
+      <w:r>
+        <w:rPr>
+          <w:i/>
+        </w:rPr>
+        <w:t>HIF1A</w:t>
+      </w:r>
+      <w:r>
+        <w:t>、</w:t>
+      </w:r>
+      <w:r>
+        <w:rPr>
+          <w:i/>
+        </w:rPr>
+        <w:t>VEGFA</w:t>
+      </w:r>
+      <w:r>
+        <w:t>、</w:t>
+      </w:r>
+      <w:r>
+        <w:rPr>
+          <w:i/>
+        </w:rPr>
+        <w:t>ANGPTL4</w:t>
+      </w:r>
+      <w:r>
+        <w:t>、</w:t>
+      </w:r>
+      <w:r>
+        <w:rPr>
+          <w:i/>
+        </w:rPr>
+        <w:t>HK2</w:t>
+      </w:r>
+      <w:r>
+        <w:t>）、血红素/金属应激（</w:t>
+      </w:r>
+      <w:r>
+        <w:rPr>
+          <w:i/>
+        </w:rPr>
+        <w:t>HMOX1</w:t>
+      </w:r>
+      <w:r>
+        <w:t>、</w:t>
+      </w:r>
+      <w:r>
+        <w:rPr>
+          <w:i/>
+        </w:rPr>
+        <w:t>MT1X</w:t>
+      </w:r>
+      <w:r>
+        <w:t>、</w:t>
+      </w:r>
+      <w:r>
+        <w:rPr>
+          <w:i/>
+        </w:rPr>
+        <w:t>MT2A</w:t>
+      </w:r>
+      <w:r>
+        <w:t>）、未折叠蛋白反应、NFE2L2 抗氧化靶基因、p53/</w:t>
+      </w:r>
+      <w:r>
+        <w:rPr>
+          <w:i/>
+        </w:rPr>
+        <w:t>CDKN1A</w:t>
+      </w:r>
+      <w:r>
+        <w:t xml:space="preserve"> 及 DNA 损伤检查点——以及 MYC、mTORC1、核糖体生物合成、翻译和核苷酸代谢的显著激活。这一生物合成程序在直接比较队列中得到复现（MYC 靶基因 NES 3.19），并在相互作用网络中锚定于 </w:t>
+      </w:r>
+      <w:r>
+        <w:rPr>
+          <w:i/>
+        </w:rPr>
+        <w:t>AKT1</w:t>
+      </w:r>
+      <w:r>
+        <w:t>、</w:t>
+      </w:r>
+      <w:r>
+        <w:rPr>
+          <w:i/>
+        </w:rPr>
+        <w:t>STAT3</w:t>
+      </w:r>
+      <w:r>
+        <w:t xml:space="preserve"> 和 </w:t>
+      </w:r>
+      <w:r>
+        <w:rPr>
+          <w:i/>
+        </w:rPr>
+        <w:t>MYC</w:t>
+      </w:r>
+      <w:r>
+        <w:t>；它在主动脉疾病中鲜受关注，与存活壁细胞和浸润白细胞的伤口愈合反应相容，并提示在实验模型中可预防夹层的 mTOR 抑制 [39] 可能部分经由此轴起作用。最后，固有炎症组分（</w:t>
+      </w:r>
+      <w:r>
+        <w:rPr>
+          <w:i/>
+        </w:rPr>
+        <w:t>IL6</w:t>
+      </w:r>
+      <w:r>
+        <w:t>、</w:t>
+      </w:r>
+      <w:r>
+        <w:rPr>
+          <w:i/>
+        </w:rPr>
+        <w:t>CXCL8</w:t>
+      </w:r>
+      <w:r>
+        <w:t>、</w:t>
+      </w:r>
+      <w:r>
+        <w:rPr>
+          <w:i/>
+        </w:rPr>
+        <w:t>CCL2</w:t>
+      </w:r>
+      <w:r>
+        <w:t>、</w:t>
+      </w:r>
+      <w:r>
+        <w:rPr>
+          <w:i/>
+        </w:rPr>
+        <w:t>S100A8/A9</w:t>
+      </w:r>
+      <w:r>
+        <w:t>、</w:t>
+      </w:r>
+      <w:r>
+        <w:rPr>
+          <w:i/>
+        </w:rPr>
+        <w:t>SPP1</w:t>
+      </w:r>
+      <w:r>
+        <w:t>、</w:t>
+      </w:r>
+      <w:r>
+        <w:rPr>
+          <w:i/>
+        </w:rPr>
+        <w:t>SERPINE1</w:t>
+      </w:r>
+      <w:r>
+        <w:t>、</w:t>
+      </w:r>
+      <w:r>
+        <w:rPr>
+          <w:i/>
+        </w:rPr>
+        <w:t>TIMP1</w:t>
+      </w:r>
+      <w:r>
+        <w:t>、</w:t>
+      </w:r>
+      <w:r>
+        <w:rPr>
+          <w:i/>
+        </w:rPr>
+        <w:t>MMP14</w:t>
+      </w:r>
+      <w:r>
+        <w:t>；S100A8/A9⁺ 髓系浸润）与实验性和人类夹层中中性粒细胞、GM-CSF 驱动的髓系细胞和 IL-6/STAT3 信号的既定作用一致 [8–11,40]。由于夹层标本在事件发生后数小时至数天获取，该程序的一部分必然是反应性而非致病性的；直接比较队列和单细胞数据支持其存在于中膜本身，但其与内膜撕裂的时间关系无法从手术采集的组织中确定。</w:t>
+      </w:r>
+    </w:p>
+    <w:p>
+      <w:pPr>
+        <w:pStyle w:val="Heading2"/>
+      </w:pPr>
+      <w:r>
+        <w:t>动脉瘤：干扰素、抗原呈递与基质重塑而无平滑肌丢失</w:t>
+      </w:r>
+    </w:p>
+    <w:p>
+      <w:r>
+        <w:t>动脉瘤富集程序以干扰素刺激基因、MHC II 类分子、RFX5 调控子、</w:t>
+      </w:r>
+      <w:r>
+        <w:rPr>
+          <w:i/>
+        </w:rPr>
+        <w:t>CXCL10</w:t>
+      </w:r>
+      <w:r>
+        <w:t>、</w:t>
+      </w:r>
+      <w:r>
+        <w:rPr>
+          <w:i/>
+        </w:rPr>
+        <w:t>VCAM1</w:t>
+      </w:r>
+      <w:r>
+        <w:t>、</w:t>
+      </w:r>
+      <w:r>
+        <w:rPr>
+          <w:i/>
+        </w:rPr>
+        <w:t>ITGA4</w:t>
+      </w:r>
+      <w:r>
+        <w:t xml:space="preserve"> 和 </w:t>
+      </w:r>
+      <w:r>
+        <w:rPr>
+          <w:i/>
+        </w:rPr>
+        <w:t>CXCR4</w:t>
+      </w:r>
+      <w:r>
+        <w:t xml:space="preserve"> 以及胶原组装和 ECM 基因集为主，伴推断的 T、NK、浆细胞和 B 细胞浸润但 SMC、成纤维细胞和内皮细胞含量保留。这一谱与 ATAA 组织学上以淋巴细胞为主、巨噬细胞较少的浸润和中膜增生性重塑 [12,13] 以及 ASAP 研究中三叶瓣动脉瘤的免疫激活 [36] 相符。干扰素和抗原呈递签名已被关联于腹主动脉瘤的适应性免疫激活 [41] 和 SMC 表型转换，CXCL10 是 T 细胞趋化因子；本研究将这些观察扩展至升主动脉，并表明该程序不为急性夹层组织所共享——夹层中干扰素刺激基因相对对照无变化或降低。尽管与 TAAD 共享钙处理基因的轻度下调，ATAA 中无收缩基因丢失，提示散发性动脉瘤扩张更多由基质重塑和慢性免疫活动驱动，而非明显的 SMC 耗竭，与 Tang 等描述的增生性而非少细胞中膜一致 [13]。需注意两点：ATAA 程序依赖队列；且在直接的显微区域比较中，夹层中膜的干扰素活性高于而非低于扩张中膜；因此干扰素程序最好描述为相对非病变主动脉在动脉瘤中富集，而非在夹层中缺失。一个新颖且尚无解释的观察是动脉瘤中生物钟基因（</w:t>
+      </w:r>
+      <w:r>
+        <w:rPr>
+          <w:i/>
+        </w:rPr>
+        <w:t>BMAL1/ARNTL</w:t>
+      </w:r>
+      <w:r>
+        <w:t>、</w:t>
+      </w:r>
+      <w:r>
+        <w:rPr>
+          <w:i/>
+        </w:rPr>
+        <w:t>NPAS2</w:t>
+      </w:r>
+      <w:r>
+        <w:t>、</w:t>
+      </w:r>
+      <w:r>
+        <w:rPr>
+          <w:i/>
+        </w:rPr>
+        <w:t>PER3</w:t>
+      </w:r>
+      <w:r>
+        <w:t>、</w:t>
+      </w:r>
+      <w:r>
+        <w:rPr>
+          <w:i/>
+        </w:rPr>
+        <w:t>CRY2</w:t>
+      </w:r>
+      <w:r>
+        <w:t>）的协同下调，这与小鼠中生物钟破坏促进主动脉瘤的报道一致 [42]，值得专门研究。</w:t>
+      </w:r>
+    </w:p>
+    <w:p>
+      <w:pPr>
+        <w:pStyle w:val="Heading2"/>
+      </w:pPr>
+      <w:r>
+        <w:t>共享核心</w:t>
+      </w:r>
+    </w:p>
+    <w:p>
+      <w:r>
+        <w:t>107 个共享基因和 15 个共享 Hallmark 基因集定义了共同的易损程序：NF-κB、IL-6/JAK/STAT3 和缺氧信号，血管生成（</w:t>
+      </w:r>
+      <w:r>
+        <w:rPr>
+          <w:i/>
+        </w:rPr>
+        <w:t>VEGFA</w:t>
+      </w:r>
+      <w:r>
+        <w:t>、</w:t>
+      </w:r>
+      <w:r>
+        <w:rPr>
+          <w:i/>
+        </w:rPr>
+        <w:t>APLN</w:t>
+      </w:r>
+      <w:r>
+        <w:t>），未折叠蛋白及胶原修饰酶（</w:t>
+      </w:r>
+      <w:r>
+        <w:rPr>
+          <w:i/>
+        </w:rPr>
+        <w:t>SERPINH1</w:t>
+      </w:r>
+      <w:r>
+        <w:t>、</w:t>
+      </w:r>
+      <w:r>
+        <w:rPr>
+          <w:i/>
+        </w:rPr>
+        <w:t>P4HA1</w:t>
+      </w:r>
+      <w:r>
+        <w:t>、</w:t>
+      </w:r>
+      <w:r>
+        <w:rPr>
+          <w:i/>
+        </w:rPr>
+        <w:t>PLOD1</w:t>
+      </w:r>
+      <w:r>
+        <w:t>、</w:t>
+      </w:r>
+      <w:r>
+        <w:rPr>
+          <w:i/>
+        </w:rPr>
+        <w:t>LOXL3</w:t>
+      </w:r>
+      <w:r>
+        <w:t>），TGF-β 信号，以及 SMC 钙处理基因（</w:t>
+      </w:r>
+      <w:r>
+        <w:rPr>
+          <w:i/>
+        </w:rPr>
+        <w:t>RYR2</w:t>
+      </w:r>
+      <w:r>
+        <w:t>、</w:t>
+      </w:r>
+      <w:r>
+        <w:rPr>
+          <w:i/>
+        </w:rPr>
+        <w:t>CASQ1</w:t>
+      </w:r>
+      <w:r>
+        <w:t>、</w:t>
+      </w:r>
+      <w:r>
+        <w:rPr>
+          <w:i/>
+        </w:rPr>
+        <w:t>DES</w:t>
+      </w:r>
+      <w:r>
+        <w:t>、</w:t>
+      </w:r>
+      <w:r>
+        <w:rPr>
+          <w:i/>
+        </w:rPr>
+        <w:t>ACTN2</w:t>
+      </w:r>
+      <w:r>
+        <w:t xml:space="preserve">）的丢失。这些过程正是单队列研究中最常报道的，也是旨在同时惠及两病的治疗最合理的靶点。值得注意的是，TGF-β 通路基因在两病中均升高且 TAAD 更强，与晚期主动脉病中代偿性或适应不良性 TGF-β 激活的概念一致 [4,16]；而 </w:t>
+      </w:r>
+      <w:r>
+        <w:rPr>
+          <w:i/>
+        </w:rPr>
+        <w:t>MMP2</w:t>
+      </w:r>
+      <w:r>
+        <w:t xml:space="preserve"> 与 </w:t>
+      </w:r>
+      <w:r>
+        <w:rPr>
+          <w:i/>
+        </w:rPr>
+        <w:t>MMP9</w:t>
+      </w:r>
+      <w:r>
+        <w:t xml:space="preserve"> 在转录本水平在两病中均无稳定改变，提示不宜将这些转录本用作组织标志物。</w:t>
+      </w:r>
+    </w:p>
+    <w:p>
+      <w:pPr>
+        <w:pStyle w:val="Heading2"/>
+      </w:pPr>
+      <w:r>
+        <w:t>转化意义</w:t>
+      </w:r>
+    </w:p>
+    <w:p>
+      <w:r>
+        <w:t>疾病特异程序提示不同的治疗逻辑：夹层中限制急性应激信号（IL-6/STAT3、mTORC1、氧化应激）和髓系募集；动脉瘤中调节适应性/干扰素驱动的炎症和基质重塑。可重复的夹层签名亦支持循环标志物的开发：其最特异的成员中多个（</w:t>
+      </w:r>
+      <w:r>
+        <w:rPr>
+          <w:i/>
+        </w:rPr>
+        <w:t>IL6</w:t>
+      </w:r>
+      <w:r>
+        <w:t>、</w:t>
+      </w:r>
+      <w:r>
+        <w:rPr>
+          <w:i/>
+        </w:rPr>
+        <w:t>CXCL8</w:t>
+      </w:r>
+      <w:r>
+        <w:t>、</w:t>
+      </w:r>
+      <w:r>
+        <w:rPr>
+          <w:i/>
+        </w:rPr>
+        <w:t>SPP1</w:t>
+      </w:r>
+      <w:r>
+        <w:t>、</w:t>
+      </w:r>
+      <w:r>
+        <w:rPr>
+          <w:i/>
+        </w:rPr>
+        <w:t>S100A8/A9</w:t>
+      </w:r>
+      <w:r>
+        <w:t>、</w:t>
+      </w:r>
+      <w:r>
+        <w:rPr>
+          <w:i/>
+        </w:rPr>
+        <w:t>SERPINE1</w:t>
+      </w:r>
+      <w:r>
+        <w:t>、</w:t>
+      </w:r>
+      <w:r>
+        <w:rPr>
+          <w:i/>
+        </w:rPr>
+        <w:t>TIMP1</w:t>
+      </w:r>
+      <w:r>
+        <w:t>、</w:t>
+      </w:r>
+      <w:r>
+        <w:rPr>
+          <w:i/>
+        </w:rPr>
+        <w:t>HMOX1</w:t>
+      </w:r>
+      <w:r>
+        <w:t>）编码分泌或脱落蛋白，且 LOCO 分类器表明一个紧凑面板可跨平台区分夹层与动脉瘤组织。这一区分能否在血液中捕获，以及开始获得夹层程序的动脉瘤是否面临迫近风险，是可检验的假设。</w:t>
+      </w:r>
+    </w:p>
+    <w:p>
+      <w:pPr>
+        <w:pStyle w:val="Heading2"/>
+      </w:pPr>
+      <w:r>
+        <w:t>局限性</w:t>
+      </w:r>
+    </w:p>
+    <w:p>
+      <w:r>
+        <w:t>本研究为回顾性，基于临床注释不完整的公开数据；年龄、性别、瓣膜形态、用药、主动脉直径和距夹层发生的时间均无法建模。对照组织在队列间不同，夹层标本固有地包含出血、坏死和反应性改变。基于标志评分的组成推断是相对而非绝对的，单细胞比例受解离偏倚影响。直接比较队列样本量小且限于中膜，限制了基因和组成层面的验证；样本水平伪 bulk 验证受解离动脉瘤组织中免疫细胞富集的混杂，细胞类型分辨的比较部分克服了这一问题。动脉瘤签名异质，其特异组分需在更大的、按病因分层的队列中复制。最后，未进行实验验证；本分析为机制研究提供假设。</w:t>
+      </w:r>
+    </w:p>
+    <w:p>
+      <w:pPr>
+        <w:pStyle w:val="Heading1"/>
+      </w:pPr>
+      <w:r>
+        <w:t>结论</w:t>
+      </w:r>
+    </w:p>
+    <w:p>
+      <w:r>
+        <w:t>在所有可获得的人类主动脉转录组中，急性 A 型夹层与升主动脉瘤显示有限的共享 NF-κB/IL-6/缺氧/TGF-β 核心，但在其他方面受不同的分子程序驱动：夹层由 SMC 丢失、急性缺氧与生物合成应激伴 MYC/mTORC1 激活以及固有炎症的可重复签名所定义，而动脉瘤由干扰素/抗原呈递程序伴淋巴细胞浸润和基质重塑、且无 SMC 丢失所定义。这些发现在分子层面不支持简单的"动脉瘤到夹层"连续体，并为疾病特异的标志物和靶点发现提供了经验证的框架与基因集。</w:t>
+      </w:r>
+    </w:p>
+    <w:p>
+      <w:pPr>
+        <w:pStyle w:val="Heading1"/>
+      </w:pPr>
+      <w:r>
+        <w:t>缩略语</w:t>
+      </w:r>
+    </w:p>
+    <w:p>
+      <w:r>
+        <w:t>ATAA：升主动脉瘤；TAAD：Stanford A 型主动脉夹层；SMC：平滑肌细胞；ECM：细胞外基质；GEO：基因表达综合数据库；DEG：差异表达基因；FDR：错误发现率；GSEA：基因集富集分析；ssGSEA：单样本 GSEA；NES：标准化富集分数；LOCO：留一队列；AUC：受试者工作特征曲线下面积；PPI：蛋白-蛋白相互作用；scRNA-seq：单细胞 RNA 测序；MHC：主要组织相容性复合体。</w:t>
+      </w:r>
+    </w:p>
+    <w:p>
+      <w:pPr>
+        <w:pStyle w:val="Heading1"/>
+      </w:pPr>
+      <w:r>
+        <w:t>声明</w:t>
+      </w:r>
+    </w:p>
+    <w:p>
+      <w:r>
         <w:rPr>
           <w:b/>
         </w:rPr>
-        <w:t>表 1</w:t>
-      </w:r>
-      <w:r>
-        <w:t xml:space="preserve"> 纳入研究的队列（见 manuscript/Table1_cohorts.csv）。</w:t>
+        <w:t>伦理批准与知情同意</w:t>
+      </w:r>
+      <w:r>
+        <w:t xml:space="preserve"> 不适用；所有数据均为公开且去标识化。</w:t>
       </w:r>
     </w:p>
-    <w:tbl>
-      <w:tblPr>
-        <w:tblStyle w:val="TableGrid"/>
-        <w:tblW w:type="auto" w:w="0"/>
-        <w:tblLook w:firstColumn="1" w:firstRow="1" w:lastColumn="0" w:lastRow="0" w:noHBand="0" w:noVBand="1" w:val="04A0"/>
-      </w:tblPr>
-      <w:tblGrid>
-        <w:gridCol w:w="1045"/>
-        <w:gridCol w:w="1045"/>
-        <w:gridCol w:w="1045"/>
-        <w:gridCol w:w="1045"/>
-        <w:gridCol w:w="1045"/>
-        <w:gridCol w:w="1045"/>
-        <w:gridCol w:w="1045"/>
-        <w:gridCol w:w="1045"/>
-        <w:gridCol w:w="1045"/>
-      </w:tblGrid>
-      <w:tr>
-        <w:tc>
-          <w:tcPr>
-            <w:tcW w:type="dxa" w:w="1045"/>
-          </w:tcPr>
-          <w:p>
-            <w:r>
-              <w:rPr>
-                <w:sz w:val="16"/>
-              </w:rPr>
-              <w:t>Accession</w:t>
-            </w:r>
-          </w:p>
-        </w:tc>
-        <w:tc>
-          <w:tcPr>
-            <w:tcW w:type="dxa" w:w="1045"/>
-          </w:tcPr>
-          <w:p>
-            <w:r>
-              <w:rPr>
-                <w:sz w:val="16"/>
-              </w:rPr>
-              <w:t>Disease</w:t>
-            </w:r>
-          </w:p>
-        </w:tc>
-        <w:tc>
-          <w:tcPr>
-            <w:tcW w:type="dxa" w:w="1045"/>
-          </w:tcPr>
-          <w:p>
-            <w:r>
-              <w:rPr>
-                <w:sz w:val="16"/>
-              </w:rPr>
-              <w:t>Design</w:t>
-            </w:r>
-          </w:p>
-        </w:tc>
-        <w:tc>
-          <w:tcPr>
-            <w:tcW w:type="dxa" w:w="1045"/>
-          </w:tcPr>
-          <w:p>
-            <w:r>
-              <w:rPr>
-                <w:sz w:val="16"/>
-              </w:rPr>
-              <w:t>Platform</w:t>
-            </w:r>
-          </w:p>
-        </w:tc>
-        <w:tc>
-          <w:tcPr>
-            <w:tcW w:type="dxa" w:w="1045"/>
-          </w:tcPr>
-          <w:p>
-            <w:r>
-              <w:rPr>
-                <w:sz w:val="16"/>
-              </w:rPr>
-              <w:t>Cases</w:t>
-            </w:r>
-          </w:p>
-        </w:tc>
-        <w:tc>
-          <w:tcPr>
-            <w:tcW w:type="dxa" w:w="1045"/>
-          </w:tcPr>
-          <w:p>
-            <w:r>
-              <w:rPr>
-                <w:sz w:val="16"/>
-              </w:rPr>
-              <w:t>Controls</w:t>
-            </w:r>
-          </w:p>
-        </w:tc>
-        <w:tc>
-          <w:tcPr>
-            <w:tcW w:type="dxa" w:w="1045"/>
-          </w:tcPr>
-          <w:p>
-            <w:r>
-              <w:rPr>
-                <w:sz w:val="16"/>
-              </w:rPr>
-              <w:t>DE method</w:t>
-            </w:r>
-          </w:p>
-        </w:tc>
-        <w:tc>
-          <w:tcPr>
-            <w:tcW w:type="dxa" w:w="1045"/>
-          </w:tcPr>
-          <w:p>
-            <w:r>
-              <w:rPr>
-                <w:sz w:val="16"/>
-              </w:rPr>
-              <w:t>DEGs FDR05</w:t>
-            </w:r>
-          </w:p>
-        </w:tc>
-        <w:tc>
-          <w:tcPr>
-            <w:tcW w:type="dxa" w:w="1045"/>
-          </w:tcPr>
-          <w:p>
-            <w:r>
-              <w:rPr>
-                <w:sz w:val="16"/>
-              </w:rPr>
-              <w:t>Role</w:t>
-            </w:r>
-          </w:p>
-        </w:tc>
-      </w:tr>
-      <w:tr>
-        <w:tc>
-          <w:tcPr>
-            <w:tcW w:type="dxa" w:w="1045"/>
-          </w:tcPr>
-          <w:p>
-            <w:r>
-              <w:rPr>
-                <w:sz w:val="16"/>
-              </w:rPr>
-              <w:t>GSE26155</w:t>
-            </w:r>
-          </w:p>
-        </w:tc>
-        <w:tc>
-          <w:tcPr>
-            <w:tcW w:type="dxa" w:w="1045"/>
-          </w:tcPr>
-          <w:p>
-            <w:r>
-              <w:rPr>
-                <w:sz w:val="16"/>
-              </w:rPr>
-              <w:t>ATAA</w:t>
-            </w:r>
-          </w:p>
-        </w:tc>
-        <w:tc>
-          <w:tcPr>
-            <w:tcW w:type="dxa" w:w="1045"/>
-          </w:tcPr>
-          <w:p>
-            <w:r>
-              <w:rPr>
-                <w:sz w:val="16"/>
-              </w:rPr>
-              <w:t>Ascending aorta intima-media; dilated (&gt;45 mm) vs non-dilated (&lt;40 mm) TAV patients</w:t>
-            </w:r>
-          </w:p>
-        </w:tc>
-        <w:tc>
-          <w:tcPr>
-            <w:tcW w:type="dxa" w:w="1045"/>
-          </w:tcPr>
-          <w:p>
-            <w:r>
-              <w:rPr>
-                <w:sz w:val="16"/>
-              </w:rPr>
-              <w:t>Affymetrix Human Exon 1.0 ST</w:t>
-            </w:r>
-          </w:p>
-        </w:tc>
-        <w:tc>
-          <w:tcPr>
-            <w:tcW w:type="dxa" w:w="1045"/>
-          </w:tcPr>
-          <w:p>
-            <w:r>
-              <w:rPr>
-                <w:sz w:val="16"/>
-              </w:rPr>
-              <w:t>ATAA=22</w:t>
-            </w:r>
-          </w:p>
-        </w:tc>
-        <w:tc>
-          <w:tcPr>
-            <w:tcW w:type="dxa" w:w="1045"/>
-          </w:tcPr>
-          <w:p>
-            <w:r>
-              <w:rPr>
-                <w:sz w:val="16"/>
-              </w:rPr>
-              <w:t>31</w:t>
-            </w:r>
-          </w:p>
-        </w:tc>
-        <w:tc>
-          <w:tcPr>
-            <w:tcW w:type="dxa" w:w="1045"/>
-          </w:tcPr>
-          <w:p>
-            <w:r>
-              <w:rPr>
-                <w:sz w:val="16"/>
-              </w:rPr>
-              <w:t>limma-trend</w:t>
-            </w:r>
-          </w:p>
-        </w:tc>
-        <w:tc>
-          <w:tcPr>
-            <w:tcW w:type="dxa" w:w="1045"/>
-          </w:tcPr>
-          <w:p>
-            <w:r>
-              <w:rPr>
-                <w:sz w:val="16"/>
-              </w:rPr>
-              <w:t>1966</w:t>
-            </w:r>
-          </w:p>
-        </w:tc>
-        <w:tc>
-          <w:tcPr>
-            <w:tcW w:type="dxa" w:w="1045"/>
-          </w:tcPr>
-          <w:p>
-            <w:r>
-              <w:rPr>
-                <w:sz w:val="16"/>
-              </w:rPr>
-              <w:t>ATAA meta-analysis</w:t>
-            </w:r>
-          </w:p>
-        </w:tc>
-      </w:tr>
-      <w:tr>
-        <w:tc>
-          <w:tcPr>
-            <w:tcW w:type="dxa" w:w="1045"/>
-          </w:tcPr>
-          <w:p>
-            <w:r>
-              <w:rPr>
-                <w:sz w:val="16"/>
-              </w:rPr>
-              <w:t>GSE140947</w:t>
-            </w:r>
-          </w:p>
-        </w:tc>
-        <w:tc>
-          <w:tcPr>
-            <w:tcW w:type="dxa" w:w="1045"/>
-          </w:tcPr>
-          <w:p>
-            <w:r>
-              <w:rPr>
-                <w:sz w:val="16"/>
-              </w:rPr>
-              <w:t>ATAA</w:t>
-            </w:r>
-          </w:p>
-        </w:tc>
-        <w:tc>
-          <w:tcPr>
-            <w:tcW w:type="dxa" w:w="1045"/>
-          </w:tcPr>
-          <w:p>
-            <w:r>
-              <w:rPr>
-                <w:sz w:val="16"/>
-              </w:rPr>
-              <w:t>Ascending aortic media (aneurysm neck + belly per patient) vs organ-donor media</w:t>
-            </w:r>
-          </w:p>
-        </w:tc>
-        <w:tc>
-          <w:tcPr>
-            <w:tcW w:type="dxa" w:w="1045"/>
-          </w:tcPr>
-          <w:p>
-            <w:r>
-              <w:rPr>
-                <w:sz w:val="16"/>
-              </w:rPr>
-              <w:t>RNA-seq (NextSeq 500)</w:t>
-            </w:r>
-          </w:p>
-        </w:tc>
-        <w:tc>
-          <w:tcPr>
-            <w:tcW w:type="dxa" w:w="1045"/>
-          </w:tcPr>
-          <w:p>
-            <w:r>
-              <w:rPr>
-                <w:sz w:val="16"/>
-              </w:rPr>
-              <w:t>ATAA=6</w:t>
-            </w:r>
-          </w:p>
-        </w:tc>
-        <w:tc>
-          <w:tcPr>
-            <w:tcW w:type="dxa" w:w="1045"/>
-          </w:tcPr>
-          <w:p>
-            <w:r>
-              <w:rPr>
-                <w:sz w:val="16"/>
-              </w:rPr>
-              <w:t>6</w:t>
-            </w:r>
-          </w:p>
-        </w:tc>
-        <w:tc>
-          <w:tcPr>
-            <w:tcW w:type="dxa" w:w="1045"/>
-          </w:tcPr>
-          <w:p>
-            <w:r>
-              <w:rPr>
-                <w:sz w:val="16"/>
-              </w:rPr>
-              <w:t>DESeq2</w:t>
-            </w:r>
-          </w:p>
-        </w:tc>
-        <w:tc>
-          <w:tcPr>
-            <w:tcW w:type="dxa" w:w="1045"/>
-          </w:tcPr>
-          <w:p>
-            <w:r>
-              <w:rPr>
-                <w:sz w:val="16"/>
-              </w:rPr>
-              <w:t>1186</w:t>
-            </w:r>
-          </w:p>
-        </w:tc>
-        <w:tc>
-          <w:tcPr>
-            <w:tcW w:type="dxa" w:w="1045"/>
-          </w:tcPr>
-          <w:p>
-            <w:r>
-              <w:rPr>
-                <w:sz w:val="16"/>
-              </w:rPr>
-              <w:t>ATAA meta-analysis</w:t>
-            </w:r>
-          </w:p>
-        </w:tc>
-      </w:tr>
-      <w:tr>
-        <w:tc>
-          <w:tcPr>
-            <w:tcW w:type="dxa" w:w="1045"/>
-          </w:tcPr>
-          <w:p>
-            <w:r>
-              <w:rPr>
-                <w:sz w:val="16"/>
-              </w:rPr>
-              <w:t>GSE235161</w:t>
-            </w:r>
-          </w:p>
-        </w:tc>
-        <w:tc>
-          <w:tcPr>
-            <w:tcW w:type="dxa" w:w="1045"/>
-          </w:tcPr>
-          <w:p>
-            <w:r>
-              <w:rPr>
-                <w:sz w:val="16"/>
-              </w:rPr>
-              <w:t>ATAA</w:t>
-            </w:r>
-          </w:p>
-        </w:tc>
-        <w:tc>
-          <w:tcPr>
-            <w:tcW w:type="dxa" w:w="1045"/>
-          </w:tcPr>
-          <w:p>
-            <w:r>
-              <w:rPr>
-                <w:sz w:val="16"/>
-              </w:rPr>
-              <w:t>Thoracic aortic aneurysm tissue (surgical) vs non-aneurysmal aorta (CABG/donor)</w:t>
-            </w:r>
-          </w:p>
-        </w:tc>
-        <w:tc>
-          <w:tcPr>
-            <w:tcW w:type="dxa" w:w="1045"/>
-          </w:tcPr>
-          <w:p>
-            <w:r>
-              <w:rPr>
-                <w:sz w:val="16"/>
-              </w:rPr>
-              <w:t>RNA-seq (FPKM)</w:t>
-            </w:r>
-          </w:p>
-        </w:tc>
-        <w:tc>
-          <w:tcPr>
-            <w:tcW w:type="dxa" w:w="1045"/>
-          </w:tcPr>
-          <w:p>
-            <w:r>
-              <w:rPr>
-                <w:sz w:val="16"/>
-              </w:rPr>
-              <w:t>ATAA=31</w:t>
-            </w:r>
-          </w:p>
-        </w:tc>
-        <w:tc>
-          <w:tcPr>
-            <w:tcW w:type="dxa" w:w="1045"/>
-          </w:tcPr>
-          <w:p>
-            <w:r>
-              <w:rPr>
-                <w:sz w:val="16"/>
-              </w:rPr>
-              <w:t>11</w:t>
-            </w:r>
-          </w:p>
-        </w:tc>
-        <w:tc>
-          <w:tcPr>
-            <w:tcW w:type="dxa" w:w="1045"/>
-          </w:tcPr>
-          <w:p>
-            <w:r>
-              <w:rPr>
-                <w:sz w:val="16"/>
-              </w:rPr>
-              <w:t>limma-trend</w:t>
-            </w:r>
-          </w:p>
-        </w:tc>
-        <w:tc>
-          <w:tcPr>
-            <w:tcW w:type="dxa" w:w="1045"/>
-          </w:tcPr>
-          <w:p>
-            <w:r>
-              <w:rPr>
-                <w:sz w:val="16"/>
-              </w:rPr>
-              <w:t>7</w:t>
-            </w:r>
-          </w:p>
-        </w:tc>
-        <w:tc>
-          <w:tcPr>
-            <w:tcW w:type="dxa" w:w="1045"/>
-          </w:tcPr>
-          <w:p>
-            <w:r>
-              <w:rPr>
-                <w:sz w:val="16"/>
-              </w:rPr>
-              <w:t>ATAA meta-analysis</w:t>
-            </w:r>
-          </w:p>
-        </w:tc>
-      </w:tr>
-      <w:tr>
-        <w:tc>
-          <w:tcPr>
-            <w:tcW w:type="dxa" w:w="1045"/>
-          </w:tcPr>
-          <w:p>
-            <w:r>
-              <w:rPr>
-                <w:sz w:val="16"/>
-              </w:rPr>
-              <w:t>GSE202267</w:t>
-            </w:r>
-          </w:p>
-        </w:tc>
-        <w:tc>
-          <w:tcPr>
-            <w:tcW w:type="dxa" w:w="1045"/>
-          </w:tcPr>
-          <w:p>
-            <w:r>
-              <w:rPr>
-                <w:sz w:val="16"/>
-              </w:rPr>
-              <w:t>ATAA</w:t>
-            </w:r>
-          </w:p>
-        </w:tc>
-        <w:tc>
-          <w:tcPr>
-            <w:tcW w:type="dxa" w:w="1045"/>
-          </w:tcPr>
-          <w:p>
-            <w:r>
-              <w:rPr>
-                <w:sz w:val="16"/>
-              </w:rPr>
-              <w:t>Thoracic aortic aneurysm vs non-aneurysmal aorta (surgical controls)</w:t>
-            </w:r>
-          </w:p>
-        </w:tc>
-        <w:tc>
-          <w:tcPr>
-            <w:tcW w:type="dxa" w:w="1045"/>
-          </w:tcPr>
-          <w:p>
-            <w:r>
-              <w:rPr>
-                <w:sz w:val="16"/>
-              </w:rPr>
-              <w:t>RNA-seq (counts)</w:t>
-            </w:r>
-          </w:p>
-        </w:tc>
-        <w:tc>
-          <w:tcPr>
-            <w:tcW w:type="dxa" w:w="1045"/>
-          </w:tcPr>
-          <w:p>
-            <w:r>
-              <w:rPr>
-                <w:sz w:val="16"/>
-              </w:rPr>
-              <w:t>ATAA=4</w:t>
-            </w:r>
-          </w:p>
-        </w:tc>
-        <w:tc>
-          <w:tcPr>
-            <w:tcW w:type="dxa" w:w="1045"/>
-          </w:tcPr>
-          <w:p>
-            <w:r>
-              <w:rPr>
-                <w:sz w:val="16"/>
-              </w:rPr>
-              <w:t>4</w:t>
-            </w:r>
-          </w:p>
-        </w:tc>
-        <w:tc>
-          <w:tcPr>
-            <w:tcW w:type="dxa" w:w="1045"/>
-          </w:tcPr>
-          <w:p>
-            <w:r>
-              <w:rPr>
-                <w:sz w:val="16"/>
-              </w:rPr>
-              <w:t>DESeq2</w:t>
-            </w:r>
-          </w:p>
-        </w:tc>
-        <w:tc>
-          <w:tcPr>
-            <w:tcW w:type="dxa" w:w="1045"/>
-          </w:tcPr>
-          <w:p>
-            <w:r>
-              <w:rPr>
-                <w:sz w:val="16"/>
-              </w:rPr>
-              <w:t>81</w:t>
-            </w:r>
-          </w:p>
-        </w:tc>
-        <w:tc>
-          <w:tcPr>
-            <w:tcW w:type="dxa" w:w="1045"/>
-          </w:tcPr>
-          <w:p>
-            <w:r>
-              <w:rPr>
-                <w:sz w:val="16"/>
-              </w:rPr>
-              <w:t>ATAA meta-analysis</w:t>
-            </w:r>
-          </w:p>
-        </w:tc>
-      </w:tr>
-      <w:tr>
-        <w:tc>
-          <w:tcPr>
-            <w:tcW w:type="dxa" w:w="1045"/>
-          </w:tcPr>
-          <w:p>
-            <w:r>
-              <w:rPr>
-                <w:sz w:val="16"/>
-              </w:rPr>
-              <w:t>GSE52093</w:t>
-            </w:r>
-          </w:p>
-        </w:tc>
-        <w:tc>
-          <w:tcPr>
-            <w:tcW w:type="dxa" w:w="1045"/>
-          </w:tcPr>
-          <w:p>
-            <w:r>
-              <w:rPr>
-                <w:sz w:val="16"/>
-              </w:rPr>
-              <w:t>TAAD</w:t>
-            </w:r>
-          </w:p>
-        </w:tc>
-        <w:tc>
-          <w:tcPr>
-            <w:tcW w:type="dxa" w:w="1045"/>
-          </w:tcPr>
-          <w:p>
-            <w:r>
-              <w:rPr>
-                <w:sz w:val="16"/>
-              </w:rPr>
-              <w:t>Acute Stanford type A dissection, ascending aorta vs normal ascending aorta</w:t>
-            </w:r>
-          </w:p>
-        </w:tc>
-        <w:tc>
-          <w:tcPr>
-            <w:tcW w:type="dxa" w:w="1045"/>
-          </w:tcPr>
-          <w:p>
-            <w:r>
-              <w:rPr>
-                <w:sz w:val="16"/>
-              </w:rPr>
-              <w:t>Illumina HumanHT-12 V4</w:t>
-            </w:r>
-          </w:p>
-        </w:tc>
-        <w:tc>
-          <w:tcPr>
-            <w:tcW w:type="dxa" w:w="1045"/>
-          </w:tcPr>
-          <w:p>
-            <w:r>
-              <w:rPr>
-                <w:sz w:val="16"/>
-              </w:rPr>
-              <w:t>TAAD=7</w:t>
-            </w:r>
-          </w:p>
-        </w:tc>
-        <w:tc>
-          <w:tcPr>
-            <w:tcW w:type="dxa" w:w="1045"/>
-          </w:tcPr>
-          <w:p>
-            <w:r>
-              <w:rPr>
-                <w:sz w:val="16"/>
-              </w:rPr>
-              <w:t>5</w:t>
-            </w:r>
-          </w:p>
-        </w:tc>
-        <w:tc>
-          <w:tcPr>
-            <w:tcW w:type="dxa" w:w="1045"/>
-          </w:tcPr>
-          <w:p>
-            <w:r>
-              <w:rPr>
-                <w:sz w:val="16"/>
-              </w:rPr>
-              <w:t>limma-trend</w:t>
-            </w:r>
-          </w:p>
-        </w:tc>
-        <w:tc>
-          <w:tcPr>
-            <w:tcW w:type="dxa" w:w="1045"/>
-          </w:tcPr>
-          <w:p>
-            <w:r>
-              <w:rPr>
-                <w:sz w:val="16"/>
-              </w:rPr>
-              <w:t>1928</w:t>
-            </w:r>
-          </w:p>
-        </w:tc>
-        <w:tc>
-          <w:tcPr>
-            <w:tcW w:type="dxa" w:w="1045"/>
-          </w:tcPr>
-          <w:p>
-            <w:r>
-              <w:rPr>
-                <w:sz w:val="16"/>
-              </w:rPr>
-              <w:t>TAAD meta-analysis</w:t>
-            </w:r>
-          </w:p>
-        </w:tc>
-      </w:tr>
-      <w:tr>
-        <w:tc>
-          <w:tcPr>
-            <w:tcW w:type="dxa" w:w="1045"/>
-          </w:tcPr>
-          <w:p>
-            <w:r>
-              <w:rPr>
-                <w:sz w:val="16"/>
-              </w:rPr>
-              <w:t>GSE153434</w:t>
-            </w:r>
-          </w:p>
-        </w:tc>
-        <w:tc>
-          <w:tcPr>
-            <w:tcW w:type="dxa" w:w="1045"/>
-          </w:tcPr>
-          <w:p>
-            <w:r>
-              <w:rPr>
-                <w:sz w:val="16"/>
-              </w:rPr>
-              <w:t>TAAD</w:t>
-            </w:r>
-          </w:p>
-        </w:tc>
-        <w:tc>
-          <w:tcPr>
-            <w:tcW w:type="dxa" w:w="1045"/>
-          </w:tcPr>
-          <w:p>
-            <w:r>
-              <w:rPr>
-                <w:sz w:val="16"/>
-              </w:rPr>
-              <w:t>Acute type A dissection ascending aorta vs normal (heart-transplant donors)</w:t>
-            </w:r>
-          </w:p>
-        </w:tc>
-        <w:tc>
-          <w:tcPr>
-            <w:tcW w:type="dxa" w:w="1045"/>
-          </w:tcPr>
-          <w:p>
-            <w:r>
-              <w:rPr>
-                <w:sz w:val="16"/>
-              </w:rPr>
-              <w:t>RNA-seq (HiSeq X Ten)</w:t>
-            </w:r>
-          </w:p>
-        </w:tc>
-        <w:tc>
-          <w:tcPr>
-            <w:tcW w:type="dxa" w:w="1045"/>
-          </w:tcPr>
-          <w:p>
-            <w:r>
-              <w:rPr>
-                <w:sz w:val="16"/>
-              </w:rPr>
-              <w:t>TAAD=10</w:t>
-            </w:r>
-          </w:p>
-        </w:tc>
-        <w:tc>
-          <w:tcPr>
-            <w:tcW w:type="dxa" w:w="1045"/>
-          </w:tcPr>
-          <w:p>
-            <w:r>
-              <w:rPr>
-                <w:sz w:val="16"/>
-              </w:rPr>
-              <w:t>10</w:t>
-            </w:r>
-          </w:p>
-        </w:tc>
-        <w:tc>
-          <w:tcPr>
-            <w:tcW w:type="dxa" w:w="1045"/>
-          </w:tcPr>
-          <w:p>
-            <w:r>
-              <w:rPr>
-                <w:sz w:val="16"/>
-              </w:rPr>
-              <w:t>DESeq2</w:t>
-            </w:r>
-          </w:p>
-        </w:tc>
-        <w:tc>
-          <w:tcPr>
-            <w:tcW w:type="dxa" w:w="1045"/>
-          </w:tcPr>
-          <w:p>
-            <w:r>
-              <w:rPr>
-                <w:sz w:val="16"/>
-              </w:rPr>
-              <w:t>3097</w:t>
-            </w:r>
-          </w:p>
-        </w:tc>
-        <w:tc>
-          <w:tcPr>
-            <w:tcW w:type="dxa" w:w="1045"/>
-          </w:tcPr>
-          <w:p>
-            <w:r>
-              <w:rPr>
-                <w:sz w:val="16"/>
-              </w:rPr>
-              <w:t>TAAD meta-analysis</w:t>
-            </w:r>
-          </w:p>
-        </w:tc>
-      </w:tr>
-      <w:tr>
-        <w:tc>
-          <w:tcPr>
-            <w:tcW w:type="dxa" w:w="1045"/>
-          </w:tcPr>
-          <w:p>
-            <w:r>
-              <w:rPr>
-                <w:sz w:val="16"/>
-              </w:rPr>
-              <w:t>GSE98770</w:t>
-            </w:r>
-          </w:p>
-        </w:tc>
-        <w:tc>
-          <w:tcPr>
-            <w:tcW w:type="dxa" w:w="1045"/>
-          </w:tcPr>
-          <w:p>
-            <w:r>
-              <w:rPr>
-                <w:sz w:val="16"/>
-              </w:rPr>
-              <w:t>TAAD</w:t>
-            </w:r>
-          </w:p>
-        </w:tc>
-        <w:tc>
-          <w:tcPr>
-            <w:tcW w:type="dxa" w:w="1045"/>
-          </w:tcPr>
-          <w:p>
-            <w:r>
-              <w:rPr>
-                <w:sz w:val="16"/>
-              </w:rPr>
-              <w:t>Acute type A dissection intima-media vs transplant-donor ascending aorta</w:t>
-            </w:r>
-          </w:p>
-        </w:tc>
-        <w:tc>
-          <w:tcPr>
-            <w:tcW w:type="dxa" w:w="1045"/>
-          </w:tcPr>
-          <w:p>
-            <w:r>
-              <w:rPr>
-                <w:sz w:val="16"/>
-              </w:rPr>
-              <w:t>Agilent SurePrint G3 8x60K</w:t>
-            </w:r>
-          </w:p>
-        </w:tc>
-        <w:tc>
-          <w:tcPr>
-            <w:tcW w:type="dxa" w:w="1045"/>
-          </w:tcPr>
-          <w:p>
-            <w:r>
-              <w:rPr>
-                <w:sz w:val="16"/>
-              </w:rPr>
-              <w:t>TAAD=6</w:t>
-            </w:r>
-          </w:p>
-        </w:tc>
-        <w:tc>
-          <w:tcPr>
-            <w:tcW w:type="dxa" w:w="1045"/>
-          </w:tcPr>
-          <w:p>
-            <w:r>
-              <w:rPr>
-                <w:sz w:val="16"/>
-              </w:rPr>
-              <w:t>5</w:t>
-            </w:r>
-          </w:p>
-        </w:tc>
-        <w:tc>
-          <w:tcPr>
-            <w:tcW w:type="dxa" w:w="1045"/>
-          </w:tcPr>
-          <w:p>
-            <w:r>
-              <w:rPr>
-                <w:sz w:val="16"/>
-              </w:rPr>
-              <w:t>limma-trend</w:t>
-            </w:r>
-          </w:p>
-        </w:tc>
-        <w:tc>
-          <w:tcPr>
-            <w:tcW w:type="dxa" w:w="1045"/>
-          </w:tcPr>
-          <w:p>
-            <w:r>
-              <w:rPr>
-                <w:sz w:val="16"/>
-              </w:rPr>
-              <w:t>1323</w:t>
-            </w:r>
-          </w:p>
-        </w:tc>
-        <w:tc>
-          <w:tcPr>
-            <w:tcW w:type="dxa" w:w="1045"/>
-          </w:tcPr>
-          <w:p>
-            <w:r>
-              <w:rPr>
-                <w:sz w:val="16"/>
-              </w:rPr>
-              <w:t>TAAD meta-analysis</w:t>
-            </w:r>
-          </w:p>
-        </w:tc>
-      </w:tr>
-      <w:tr>
-        <w:tc>
-          <w:tcPr>
-            <w:tcW w:type="dxa" w:w="1045"/>
-          </w:tcPr>
-          <w:p>
-            <w:r>
-              <w:rPr>
-                <w:sz w:val="16"/>
-              </w:rPr>
-              <w:t>GSE294606</w:t>
-            </w:r>
-          </w:p>
-        </w:tc>
-        <w:tc>
-          <w:tcPr>
-            <w:tcW w:type="dxa" w:w="1045"/>
-          </w:tcPr>
-          <w:p>
-            <w:r>
-              <w:rPr>
-                <w:sz w:val="16"/>
-              </w:rPr>
-              <w:t>TAAD</w:t>
-            </w:r>
-          </w:p>
-        </w:tc>
-        <w:tc>
-          <w:tcPr>
-            <w:tcW w:type="dxa" w:w="1045"/>
-          </w:tcPr>
-          <w:p>
-            <w:r>
-              <w:rPr>
-                <w:sz w:val="16"/>
-              </w:rPr>
-              <w:t>Aortic dissection tissue vs control aorta</w:t>
-            </w:r>
-          </w:p>
-        </w:tc>
-        <w:tc>
-          <w:tcPr>
-            <w:tcW w:type="dxa" w:w="1045"/>
-          </w:tcPr>
-          <w:p>
-            <w:r>
-              <w:rPr>
-                <w:sz w:val="16"/>
-              </w:rPr>
-              <w:t>RNA-seq (counts)</w:t>
-            </w:r>
-          </w:p>
-        </w:tc>
-        <w:tc>
-          <w:tcPr>
-            <w:tcW w:type="dxa" w:w="1045"/>
-          </w:tcPr>
-          <w:p>
-            <w:r>
-              <w:rPr>
-                <w:sz w:val="16"/>
-              </w:rPr>
-              <w:t>TAAD=8</w:t>
-            </w:r>
-          </w:p>
-        </w:tc>
-        <w:tc>
-          <w:tcPr>
-            <w:tcW w:type="dxa" w:w="1045"/>
-          </w:tcPr>
-          <w:p>
-            <w:r>
-              <w:rPr>
-                <w:sz w:val="16"/>
-              </w:rPr>
-              <w:t>5</w:t>
-            </w:r>
-          </w:p>
-        </w:tc>
-        <w:tc>
-          <w:tcPr>
-            <w:tcW w:type="dxa" w:w="1045"/>
-          </w:tcPr>
-          <w:p>
-            <w:r>
-              <w:rPr>
-                <w:sz w:val="16"/>
-              </w:rPr>
-              <w:t>DESeq2</w:t>
-            </w:r>
-          </w:p>
-        </w:tc>
-        <w:tc>
-          <w:tcPr>
-            <w:tcW w:type="dxa" w:w="1045"/>
-          </w:tcPr>
-          <w:p>
-            <w:r>
-              <w:rPr>
-                <w:sz w:val="16"/>
-              </w:rPr>
-              <w:t>1408</w:t>
-            </w:r>
-          </w:p>
-        </w:tc>
-        <w:tc>
-          <w:tcPr>
-            <w:tcW w:type="dxa" w:w="1045"/>
-          </w:tcPr>
-          <w:p>
-            <w:r>
-              <w:rPr>
-                <w:sz w:val="16"/>
-              </w:rPr>
-              <w:t>TAAD meta-analysis</w:t>
-            </w:r>
-          </w:p>
-        </w:tc>
-      </w:tr>
-      <w:tr>
-        <w:tc>
-          <w:tcPr>
-            <w:tcW w:type="dxa" w:w="1045"/>
-          </w:tcPr>
-          <w:p>
-            <w:r>
-              <w:rPr>
-                <w:sz w:val="16"/>
-              </w:rPr>
-              <w:t>GSE267434</w:t>
-            </w:r>
-          </w:p>
-        </w:tc>
-        <w:tc>
-          <w:tcPr>
-            <w:tcW w:type="dxa" w:w="1045"/>
-          </w:tcPr>
-          <w:p>
-            <w:r>
-              <w:rPr>
-                <w:sz w:val="16"/>
-              </w:rPr>
-              <w:t>TAAD</w:t>
-            </w:r>
-          </w:p>
-        </w:tc>
-        <w:tc>
-          <w:tcPr>
-            <w:tcW w:type="dxa" w:w="1045"/>
-          </w:tcPr>
-          <w:p>
-            <w:r>
-              <w:rPr>
-                <w:sz w:val="16"/>
-              </w:rPr>
-              <w:t>Dissected ascending aorta vs normal ascending aorta</w:t>
-            </w:r>
-          </w:p>
-        </w:tc>
-        <w:tc>
-          <w:tcPr>
-            <w:tcW w:type="dxa" w:w="1045"/>
-          </w:tcPr>
-          <w:p>
-            <w:r>
-              <w:rPr>
-                <w:sz w:val="16"/>
-              </w:rPr>
-              <w:t>RNA-seq (FPKM)</w:t>
-            </w:r>
-          </w:p>
-        </w:tc>
-        <w:tc>
-          <w:tcPr>
-            <w:tcW w:type="dxa" w:w="1045"/>
-          </w:tcPr>
-          <w:p>
-            <w:r>
-              <w:rPr>
-                <w:sz w:val="16"/>
-              </w:rPr>
-              <w:t>TAAD=6</w:t>
-            </w:r>
-          </w:p>
-        </w:tc>
-        <w:tc>
-          <w:tcPr>
-            <w:tcW w:type="dxa" w:w="1045"/>
-          </w:tcPr>
-          <w:p>
-            <w:r>
-              <w:rPr>
-                <w:sz w:val="16"/>
-              </w:rPr>
-              <w:t>6</w:t>
-            </w:r>
-          </w:p>
-        </w:tc>
-        <w:tc>
-          <w:tcPr>
-            <w:tcW w:type="dxa" w:w="1045"/>
-          </w:tcPr>
-          <w:p>
-            <w:r>
-              <w:rPr>
-                <w:sz w:val="16"/>
-              </w:rPr>
-              <w:t>limma-trend</w:t>
-            </w:r>
-          </w:p>
-        </w:tc>
-        <w:tc>
-          <w:tcPr>
-            <w:tcW w:type="dxa" w:w="1045"/>
-          </w:tcPr>
-          <w:p>
-            <w:r>
-              <w:rPr>
-                <w:sz w:val="16"/>
-              </w:rPr>
-              <w:t>1051</w:t>
-            </w:r>
-          </w:p>
-        </w:tc>
-        <w:tc>
-          <w:tcPr>
-            <w:tcW w:type="dxa" w:w="1045"/>
-          </w:tcPr>
-          <w:p>
-            <w:r>
-              <w:rPr>
-                <w:sz w:val="16"/>
-              </w:rPr>
-              <w:t>TAAD meta-analysis</w:t>
-            </w:r>
-          </w:p>
-        </w:tc>
-      </w:tr>
-      <w:tr>
-        <w:tc>
-          <w:tcPr>
-            <w:tcW w:type="dxa" w:w="1045"/>
-          </w:tcPr>
-          <w:p>
-            <w:r>
-              <w:rPr>
-                <w:sz w:val="16"/>
-              </w:rPr>
-              <w:t>GSE147026</w:t>
-            </w:r>
-          </w:p>
-        </w:tc>
-        <w:tc>
-          <w:tcPr>
-            <w:tcW w:type="dxa" w:w="1045"/>
-          </w:tcPr>
-          <w:p>
-            <w:r>
-              <w:rPr>
-                <w:sz w:val="16"/>
-              </w:rPr>
-              <w:t>TAAD</w:t>
-            </w:r>
-          </w:p>
-        </w:tc>
-        <w:tc>
-          <w:tcPr>
-            <w:tcW w:type="dxa" w:w="1045"/>
-          </w:tcPr>
-          <w:p>
-            <w:r>
-              <w:rPr>
-                <w:sz w:val="16"/>
-              </w:rPr>
-              <w:t>Acute dissection aortic media vs control media</w:t>
-            </w:r>
-          </w:p>
-        </w:tc>
-        <w:tc>
-          <w:tcPr>
-            <w:tcW w:type="dxa" w:w="1045"/>
-          </w:tcPr>
-          <w:p>
-            <w:r>
-              <w:rPr>
-                <w:sz w:val="16"/>
-              </w:rPr>
-              <w:t>RNA-seq</w:t>
-            </w:r>
-          </w:p>
-        </w:tc>
-        <w:tc>
-          <w:tcPr>
-            <w:tcW w:type="dxa" w:w="1045"/>
-          </w:tcPr>
-          <w:p>
-            <w:r>
-              <w:rPr>
-                <w:sz w:val="16"/>
-              </w:rPr>
-              <w:t>TAAD=4</w:t>
-            </w:r>
-          </w:p>
-        </w:tc>
-        <w:tc>
-          <w:tcPr>
-            <w:tcW w:type="dxa" w:w="1045"/>
-          </w:tcPr>
-          <w:p>
-            <w:r>
-              <w:rPr>
-                <w:sz w:val="16"/>
-              </w:rPr>
-              <w:t>4</w:t>
-            </w:r>
-          </w:p>
-        </w:tc>
-        <w:tc>
-          <w:tcPr>
-            <w:tcW w:type="dxa" w:w="1045"/>
-          </w:tcPr>
-          <w:p>
-            <w:r>
-              <w:rPr>
-                <w:sz w:val="16"/>
-              </w:rPr>
-              <w:t>limma-trend</w:t>
-            </w:r>
-          </w:p>
-        </w:tc>
-        <w:tc>
-          <w:tcPr>
-            <w:tcW w:type="dxa" w:w="1045"/>
-          </w:tcPr>
-          <w:p>
-            <w:r>
-              <w:rPr>
-                <w:sz w:val="16"/>
-              </w:rPr>
-              <w:t>1161</w:t>
-            </w:r>
-          </w:p>
-        </w:tc>
-        <w:tc>
-          <w:tcPr>
-            <w:tcW w:type="dxa" w:w="1045"/>
-          </w:tcPr>
-          <w:p>
-            <w:r>
-              <w:rPr>
-                <w:sz w:val="16"/>
-              </w:rPr>
-              <w:t>TAAD meta-analysis</w:t>
-            </w:r>
-          </w:p>
-        </w:tc>
-      </w:tr>
-      <w:tr>
-        <w:tc>
-          <w:tcPr>
-            <w:tcW w:type="dxa" w:w="1045"/>
-          </w:tcPr>
-          <w:p>
-            <w:r>
-              <w:rPr>
-                <w:sz w:val="16"/>
-              </w:rPr>
-              <w:t>GSE190635</w:t>
-            </w:r>
-          </w:p>
-        </w:tc>
-        <w:tc>
-          <w:tcPr>
-            <w:tcW w:type="dxa" w:w="1045"/>
-          </w:tcPr>
-          <w:p>
-            <w:r>
-              <w:rPr>
-                <w:sz w:val="16"/>
-              </w:rPr>
-              <w:t>TAAD</w:t>
-            </w:r>
-          </w:p>
-        </w:tc>
-        <w:tc>
-          <w:tcPr>
-            <w:tcW w:type="dxa" w:w="1045"/>
-          </w:tcPr>
-          <w:p>
-            <w:r>
-              <w:rPr>
-                <w:sz w:val="16"/>
-              </w:rPr>
-              <w:t>Aortic dissection vs healthy control aorta (excluded: label inconsistency)</w:t>
-            </w:r>
-          </w:p>
-        </w:tc>
-        <w:tc>
-          <w:tcPr>
-            <w:tcW w:type="dxa" w:w="1045"/>
-          </w:tcPr>
-          <w:p>
-            <w:r>
-              <w:rPr>
-                <w:sz w:val="16"/>
-              </w:rPr>
-              <w:t>Affymetrix HG-U133 Plus 2.0</w:t>
-            </w:r>
-          </w:p>
-        </w:tc>
-        <w:tc>
-          <w:tcPr>
-            <w:tcW w:type="dxa" w:w="1045"/>
-          </w:tcPr>
-          <w:p>
-            <w:r>
-              <w:rPr>
-                <w:sz w:val="16"/>
-              </w:rPr>
-              <w:t>TAAD=4</w:t>
-            </w:r>
-          </w:p>
-        </w:tc>
-        <w:tc>
-          <w:tcPr>
-            <w:tcW w:type="dxa" w:w="1045"/>
-          </w:tcPr>
-          <w:p>
-            <w:r>
-              <w:rPr>
-                <w:sz w:val="16"/>
-              </w:rPr>
-              <w:t>4</w:t>
-            </w:r>
-          </w:p>
-        </w:tc>
-        <w:tc>
-          <w:tcPr>
-            <w:tcW w:type="dxa" w:w="1045"/>
-          </w:tcPr>
-          <w:p>
-            <w:r>
-              <w:rPr>
-                <w:sz w:val="16"/>
-              </w:rPr>
-              <w:t>limma-trend</w:t>
-            </w:r>
-          </w:p>
-        </w:tc>
-        <w:tc>
-          <w:tcPr>
-            <w:tcW w:type="dxa" w:w="1045"/>
-          </w:tcPr>
-          <w:p>
-            <w:r>
-              <w:rPr>
-                <w:sz w:val="16"/>
-              </w:rPr>
-              <w:t>0</w:t>
-            </w:r>
-          </w:p>
-        </w:tc>
-        <w:tc>
-          <w:tcPr>
-            <w:tcW w:type="dxa" w:w="1045"/>
-          </w:tcPr>
-          <w:p>
-            <w:r>
-              <w:rPr>
-                <w:sz w:val="16"/>
-              </w:rPr>
-              <w:t>excluded (QC)</w:t>
-            </w:r>
-          </w:p>
-        </w:tc>
-      </w:tr>
-      <w:tr>
-        <w:tc>
-          <w:tcPr>
-            <w:tcW w:type="dxa" w:w="1045"/>
-          </w:tcPr>
-          <w:p>
-            <w:r>
-              <w:rPr>
-                <w:sz w:val="16"/>
-              </w:rPr>
-              <w:t>GSE318877</w:t>
-            </w:r>
-          </w:p>
-        </w:tc>
-        <w:tc>
-          <w:tcPr>
-            <w:tcW w:type="dxa" w:w="1045"/>
-          </w:tcPr>
-          <w:p>
-            <w:r>
-              <w:rPr>
-                <w:sz w:val="16"/>
-              </w:rPr>
-              <w:t>ATAA_vs_TAAD</w:t>
-            </w:r>
-          </w:p>
-        </w:tc>
-        <w:tc>
-          <w:tcPr>
-            <w:tcW w:type="dxa" w:w="1045"/>
-          </w:tcPr>
-          <w:p>
-            <w:r>
-              <w:rPr>
-                <w:sz w:val="16"/>
-              </w:rPr>
-              <w:t>Micro-regional (100 um) punches of ascending aortic media; dissection (3 pts) vs dilatation (4 pts); 70 punches</w:t>
-            </w:r>
-          </w:p>
-        </w:tc>
-        <w:tc>
-          <w:tcPr>
-            <w:tcW w:type="dxa" w:w="1045"/>
-          </w:tcPr>
-          <w:p>
-            <w:r>
-              <w:rPr>
-                <w:sz w:val="16"/>
-              </w:rPr>
-              <w:t>Micro-regional RNA-seq</w:t>
-            </w:r>
-          </w:p>
-        </w:tc>
-        <w:tc>
-          <w:tcPr>
-            <w:tcW w:type="dxa" w:w="1045"/>
-          </w:tcPr>
-          <w:p>
-            <w:r>
-              <w:rPr>
-                <w:sz w:val="16"/>
-              </w:rPr>
-              <w:t>TAAD=3 subjects (34 punches)</w:t>
-            </w:r>
-          </w:p>
-        </w:tc>
-        <w:tc>
-          <w:tcPr>
-            <w:tcW w:type="dxa" w:w="1045"/>
-          </w:tcPr>
-          <w:p>
-            <w:r>
-              <w:rPr>
-                <w:sz w:val="16"/>
-              </w:rPr>
-              <w:t>ATAA=4 subjects (36 punches)</w:t>
-            </w:r>
-          </w:p>
-        </w:tc>
-        <w:tc>
-          <w:tcPr>
-            <w:tcW w:type="dxa" w:w="1045"/>
-          </w:tcPr>
-          <w:p>
-            <w:r>
-              <w:rPr>
-                <w:sz w:val="16"/>
-              </w:rPr>
-              <w:t>DESeq2</w:t>
-            </w:r>
-          </w:p>
-        </w:tc>
-        <w:tc>
-          <w:tcPr>
-            <w:tcW w:type="dxa" w:w="1045"/>
-          </w:tcPr>
-          <w:p>
-            <w:r>
-              <w:rPr>
-                <w:sz w:val="16"/>
-              </w:rPr>
-              <w:t>486</w:t>
-            </w:r>
-          </w:p>
-        </w:tc>
-        <w:tc>
-          <w:tcPr>
-            <w:tcW w:type="dxa" w:w="1045"/>
-          </w:tcPr>
-          <w:p>
-            <w:r>
-              <w:rPr>
-                <w:sz w:val="16"/>
-              </w:rPr>
-              <w:t>direct TAAD-vs-ATAA contrast</w:t>
-            </w:r>
-          </w:p>
-        </w:tc>
-      </w:tr>
-      <w:tr>
-        <w:tc>
-          <w:tcPr>
-            <w:tcW w:type="dxa" w:w="1045"/>
-          </w:tcPr>
-          <w:p>
-            <w:r>
-              <w:rPr>
-                <w:sz w:val="16"/>
-              </w:rPr>
-              <w:t>GSE155468</w:t>
-            </w:r>
-          </w:p>
-        </w:tc>
-        <w:tc>
-          <w:tcPr>
-            <w:tcW w:type="dxa" w:w="1045"/>
-          </w:tcPr>
-          <w:p>
-            <w:r>
-              <w:rPr>
-                <w:sz w:val="16"/>
-              </w:rPr>
-              <w:t>ATAA</w:t>
-            </w:r>
-          </w:p>
-        </w:tc>
-        <w:tc>
-          <w:tcPr>
-            <w:tcW w:type="dxa" w:w="1045"/>
-          </w:tcPr>
-          <w:p>
-            <w:r>
-              <w:rPr>
-                <w:sz w:val="16"/>
-              </w:rPr>
-              <w:t>scRNA-seq of ascending aorta: 8 ATAA vs 3 controls</w:t>
-            </w:r>
-          </w:p>
-        </w:tc>
-        <w:tc>
-          <w:tcPr>
-            <w:tcW w:type="dxa" w:w="1045"/>
-          </w:tcPr>
-          <w:p>
-            <w:r>
-              <w:rPr>
-                <w:sz w:val="16"/>
-              </w:rPr>
-              <w:t>10x Genomics</w:t>
-            </w:r>
-          </w:p>
-        </w:tc>
-        <w:tc>
-          <w:tcPr>
-            <w:tcW w:type="dxa" w:w="1045"/>
-          </w:tcPr>
-          <w:p>
-            <w:r>
-              <w:rPr>
-                <w:sz w:val="16"/>
-              </w:rPr>
-              <w:t>ATAA=8</w:t>
-            </w:r>
-          </w:p>
-        </w:tc>
-        <w:tc>
-          <w:tcPr>
-            <w:tcW w:type="dxa" w:w="1045"/>
-          </w:tcPr>
-          <w:p>
-            <w:r>
-              <w:rPr>
-                <w:sz w:val="16"/>
-              </w:rPr>
-              <w:t>3</w:t>
-            </w:r>
-          </w:p>
-        </w:tc>
-        <w:tc>
-          <w:tcPr>
-            <w:tcW w:type="dxa" w:w="1045"/>
-          </w:tcPr>
-          <w:p>
-            <w:r>
-              <w:rPr>
-                <w:sz w:val="16"/>
-              </w:rPr>
-              <w:t>pseudo-bulk limma</w:t>
-            </w:r>
-          </w:p>
-        </w:tc>
-        <w:tc>
-          <w:tcPr>
-            <w:tcW w:type="dxa" w:w="1045"/>
-          </w:tcPr>
-          <w:p>
-            <w:r>
-              <w:rPr>
-                <w:sz w:val="16"/>
-              </w:rPr>
-              <w:t>-</w:t>
-            </w:r>
-          </w:p>
-        </w:tc>
-        <w:tc>
-          <w:tcPr>
-            <w:tcW w:type="dxa" w:w="1045"/>
-          </w:tcPr>
-          <w:p>
-            <w:r>
-              <w:rPr>
-                <w:sz w:val="16"/>
-              </w:rPr>
-              <w:t>single-cell validation</w:t>
-            </w:r>
-          </w:p>
-        </w:tc>
-      </w:tr>
-      <w:tr>
-        <w:tc>
-          <w:tcPr>
-            <w:tcW w:type="dxa" w:w="1045"/>
-          </w:tcPr>
-          <w:p>
-            <w:r>
-              <w:rPr>
-                <w:sz w:val="16"/>
-              </w:rPr>
-              <w:t>GSE213740</w:t>
-            </w:r>
-          </w:p>
-        </w:tc>
-        <w:tc>
-          <w:tcPr>
-            <w:tcW w:type="dxa" w:w="1045"/>
-          </w:tcPr>
-          <w:p>
-            <w:r>
-              <w:rPr>
-                <w:sz w:val="16"/>
-              </w:rPr>
-              <w:t>TAAD</w:t>
-            </w:r>
-          </w:p>
-        </w:tc>
-        <w:tc>
-          <w:tcPr>
-            <w:tcW w:type="dxa" w:w="1045"/>
-          </w:tcPr>
-          <w:p>
-            <w:r>
-              <w:rPr>
-                <w:sz w:val="16"/>
-              </w:rPr>
-              <w:t>scRNA-seq of ascending aortic wall: 6 sporadic type A dissection vs 3 donors</w:t>
-            </w:r>
-          </w:p>
-        </w:tc>
-        <w:tc>
-          <w:tcPr>
-            <w:tcW w:type="dxa" w:w="1045"/>
-          </w:tcPr>
-          <w:p>
-            <w:r>
-              <w:rPr>
-                <w:sz w:val="16"/>
-              </w:rPr>
-              <w:t>10x Genomics</w:t>
-            </w:r>
-          </w:p>
-        </w:tc>
-        <w:tc>
-          <w:tcPr>
-            <w:tcW w:type="dxa" w:w="1045"/>
-          </w:tcPr>
-          <w:p>
-            <w:r>
-              <w:rPr>
-                <w:sz w:val="16"/>
-              </w:rPr>
-              <w:t>TAAD=6</w:t>
-            </w:r>
-          </w:p>
-        </w:tc>
-        <w:tc>
-          <w:tcPr>
-            <w:tcW w:type="dxa" w:w="1045"/>
-          </w:tcPr>
-          <w:p>
-            <w:r>
-              <w:rPr>
-                <w:sz w:val="16"/>
-              </w:rPr>
-              <w:t>3</w:t>
-            </w:r>
-          </w:p>
-        </w:tc>
-        <w:tc>
-          <w:tcPr>
-            <w:tcW w:type="dxa" w:w="1045"/>
-          </w:tcPr>
-          <w:p>
-            <w:r>
-              <w:rPr>
-                <w:sz w:val="16"/>
-              </w:rPr>
-              <w:t>pseudo-bulk limma</w:t>
-            </w:r>
-          </w:p>
-        </w:tc>
-        <w:tc>
-          <w:tcPr>
-            <w:tcW w:type="dxa" w:w="1045"/>
-          </w:tcPr>
-          <w:p>
-            <w:r>
-              <w:rPr>
-                <w:sz w:val="16"/>
-              </w:rPr>
-              <w:t>-</w:t>
-            </w:r>
-          </w:p>
-        </w:tc>
-        <w:tc>
-          <w:tcPr>
-            <w:tcW w:type="dxa" w:w="1045"/>
-          </w:tcPr>
-          <w:p>
-            <w:r>
-              <w:rPr>
-                <w:sz w:val="16"/>
-              </w:rPr>
-              <w:t>single-cell validation</w:t>
-            </w:r>
-          </w:p>
-        </w:tc>
-      </w:tr>
-    </w:tbl>
+    <w:p>
+      <w:r>
+        <w:rPr>
+          <w:b/>
+        </w:rPr>
+        <w:t>发表同意</w:t>
+      </w:r>
+      <w:r>
+        <w:t xml:space="preserve"> 不适用。</w:t>
+      </w:r>
+    </w:p>
+    <w:p>
+      <w:r>
+        <w:rPr>
+          <w:b/>
+        </w:rPr>
+        <w:t>数据与材料的可获得性</w:t>
+      </w:r>
+      <w:r>
+        <w:t xml:space="preserve"> 所有数据集可从 GEO 获取，登录号为 GSE26155、GSE140947、GSE235161、GSE202267、GSE52093、GSE153434、GSE98770、GSE294606、GSE267434、GSE147026、GSE190635、GSE318877、GSE155468 和 GSE213740。分析代码、处理后表达矩阵、队列水平与 meta 分析结果表、通路、细胞组成、网络及分类器输出均在配套仓库（scripts/、results/、figures/ 目录）及附加文件中提供。</w:t>
+      </w:r>
+    </w:p>
+    <w:p>
+      <w:r>
+        <w:rPr>
+          <w:b/>
+        </w:rPr>
+        <w:t>利益冲突</w:t>
+      </w:r>
+      <w:r>
+        <w:t xml:space="preserve"> 作者声明无利益冲突。</w:t>
+      </w:r>
+    </w:p>
+    <w:p>
+      <w:r>
+        <w:rPr>
+          <w:b/>
+        </w:rPr>
+        <w:t>基金</w:t>
+      </w:r>
+      <w:r>
+        <w:t xml:space="preserve"> [待补充。]</w:t>
+      </w:r>
+    </w:p>
+    <w:p>
+      <w:r>
+        <w:rPr>
+          <w:b/>
+        </w:rPr>
+        <w:t>作者贡献</w:t>
+      </w:r>
+      <w:r>
+        <w:t xml:space="preserve"> [待补充：构思与设计；数据获取与分析；结果解释；起草；批判性修改。所有作者均阅读并批准最终稿。]</w:t>
+      </w:r>
+    </w:p>
+    <w:p>
+      <w:r>
+        <w:rPr>
+          <w:b/>
+        </w:rPr>
+        <w:t>致谢</w:t>
+      </w:r>
+      <w:r>
+        <w:t xml:space="preserve"> 感谢将原始数据集上传至 GEO 的各研究者。</w:t>
+      </w:r>
+    </w:p>
+    <w:p>
+      <w:pPr>
+        <w:pStyle w:val="Heading1"/>
+      </w:pPr>
+      <w:r>
+        <w:t>参考文献</w:t>
+      </w:r>
+    </w:p>
+    <w:p>
+      <w:r>
+        <w:t>（与英文稿相同，采用 Vancouver 顺序编号，共 48 条；见 manuscript.md。）</w:t>
+      </w:r>
+    </w:p>
     <w:p>
       <w:pPr>
         <w:pStyle w:val="Heading1"/>

--- a/manuscript/manuscript_JTM_zh.docx
+++ b/manuscript/manuscript_JTM_zh.docx
@@ -114,7 +114,7 @@
         <w:t>结果。</w:t>
       </w:r>
       <w:r>
-        <w:t xml:space="preserve"> 收缩程序的下降在两病之间存在差异（合并 Hedges' g：TAAD −2.11，ATAA −0.34；差值 −1.77，Holm P &lt; 0.001）；损伤应答综合分在两病中均升高、差异仅为临界（+1.75 对 +0.56；Holm P = 0.10）；相对状态 R 在两病之间无差异（+0.20 对 +0.24；P = 0.92）。糖酵解、氧化应激和 MYC-核糖体模块在 TAAD 中更高（BH ≤ 0.02），且在 TAAD 中这些效应在条件化三个细胞签名分后仍保留。干扰素-α、MHC II 类、T 细胞和 ECM-胶原分在 ATAA 中升高，但与 TAAD 的差异不显著。在收缩型平滑肌细胞内，两病的 C 均低于对照（g −0.95 与 −0.98；区间不含 0），I 与 R 无明确变化，R 的患者级主要检验均未通过（精确 P = 0.37 与 0.79）。[[STAGE_ABSTRACT_ZH]] 在动脉瘤患者内，瘤体与瘤颈的 R 无差异（P = 0.19）。在一个队列的有序扩张程度中，C 随扩张下降（ρ = −0.35，BH = 0.016），干扰素、MHC II 类、淋巴细胞和 ECM 分随扩张升高（BH ≤ 0.03），I 无趋势。嵌套留一队列分类器可区分两病（合并 AUC 0.90）。</w:t>
+        <w:t xml:space="preserve"> 收缩程序的下降在两病之间存在差异（合并 Hedges' g：TAAD −2.11，ATAA −0.34；差值 −1.77，Holm P &lt; 0.001）；损伤应答综合分在两病中均升高、差异仅为临界（+1.75 对 +0.56；Holm P = 0.10）；相对状态 R 在两病之间无差异（+0.20 对 +0.24；P = 0.92）。糖酵解、氧化应激和 MYC-核糖体模块在 TAAD 中更高（BH ≤ 0.02），且在 TAAD 中这些效应在条件化三个细胞签名分后仍保留。干扰素-α、MHC II 类、T 细胞和 ECM-胶原分在 ATAA 中升高，但与 TAAD 的差异不显著。在收缩型平滑肌细胞内，两病 C 的点估计均低于对照（g −0.95 与 −0.98），但患者级精确检验不支持差异（两数据集 P 均为 0.17），I 无明确变化，R 的主要检验均未通过（精确 P = 0.37 与 0.79）。在含急性、亚急性与慢性阶段的夹层数据集中（仅估计；各阶段取材位置不同），急性期收缩型 SMC 的 C 低于对照与后期 SMC（g −1.97 与 −1.86），而损伤综合分未升高。在一个外部急性夹层数据集中，因未回收到收缩型 SMC 聚类，计划的收缩型 SMC 检验不可估计；调节型 SMC 显示 C 较低（探索性，g −2.47）而 I 未升高。 在动脉瘤患者内，瘤体与瘤颈的 R 无差异（P = 0.19）。在一个队列的有序扩张程度中，C 随扩张下降（ρ = −0.35，BH = 0.016），干扰素、MHC II 类、淋巴细胞和 ECM 分随扩张升高（BH ≤ 0.03）；未检出 I 的趋势。嵌套留一队列分类器可区分两病（合并 AUC 0.90）。</w:t>
       </w:r>
     </w:p>
     <w:p>
@@ -125,7 +125,7 @@
         <w:t>结论。</w:t>
       </w:r>
       <w:r>
-        <w:t xml:space="preserve"> 在组织水平，TAAD 与 ATAA 的差异主要在于收缩程序丢失与代谢/应激激活的幅度，而两类程序的相对状态并无差异；"两病以不同方式组织这些程序"的假设未获现有患者级数据支持，且这些数据的检验效能不足。动脉瘤扩张伴随收缩程序下降以及免疫与基质程序，但不伴随夹层所特有的损伤应答综合分。</w:t>
+        <w:t xml:space="preserve"> 在纳入的公共组织转录组队列中，TAAD 比 ATAA 表现出更明显的收缩相关表达降低以及部分代谢与应激模块的更强增高。预设的相对状态指标 R 未检出明确的跨疾病差异，细胞类型内与患者内的患者级分析也未提供一致支持，因此目前不能确定这些组织水平差异是否对应两类程序的不同组织方式。在一个有序扩张队列中，收缩、免疫与基质程序呈现不同的扩张关联；其跨队列普遍性与细胞来源仍待验证。</w:t>
       </w:r>
     </w:p>
     <w:p>
@@ -2118,7 +2118,7 @@
               <w:rPr>
                 <w:sz w:val="15"/>
               </w:rPr>
-              <w:t>patient-level test in contractile SMC (F2); acute-stage external replicate</w:t>
+              <w:t>F2 primary test not estimable (no contractile-SMC cluster recovered); exploratory modulated-SMC estimate</w:t>
             </w:r>
           </w:p>
         </w:tc>
@@ -2284,7 +2284,7 @@
     </w:p>
     <w:p>
       <w:r>
-        <w:t>每种疾病的 log2 倍数变化以 DerSimonian–Laird 随机效应模型合并（τ² 截断为零；主估计量）[24,25]；Hartung–Knapp–Sidik–Jonkman（HKSJ）校正为敏感性分析，并以完全相同的效应、方差与缺失处理与 statsmodels 逐基因核对（附加文件 5）。仅考虑在 ≥ 75 % 队列中存在的基因。共识差异表达基因（DEG）要求随机效应 FDR &lt; 0.05、≥ 75 % 队列方向一致、≥ 50 % 队列同方向名义 P &lt; 0.05。稳健性以留一队列（LOCO）重分析评估；对 TAAD 另以全部 15 个 4-of-6 队列子集评估以匹配 ATAA 的队列数。疾病间差异以 z_diff = (LFC_TAAD − LFC_ATAA)/√(SE_TAAD² + SE_ATAA²) 检验并做 FDR 校正。当 FDR_diff &lt; 0.05 且该基因为该病共识 DEG 时归为该病富集；在另一病中的零等效性双单侧检验（TOST；|log2FC| &lt; 0.5，90 % CI）增加一个描述性层级（"富集且在另一病中近零"）；0.5 为声明的操作性界值而非经验证的生物学阈值（附加文件 6）。疾病排序与差异排序的预排序 GSEA（gseapy；MSigDB v2024.1 Hallmark、KEGG legacy、Reactome）保留为描述性通路总结 [26–28]。</w:t>
+        <w:t>每种疾病的 log2 倍数变化以 DerSimonian–Laird 随机效应模型合并（τ² 截断为零；主估计量）[24,25]；Hartung–Knapp–Sidik–Jonkman（HKSJ）校正为敏感性分析。实现以完全相同的效应、方差与缺失处理与 statsmodels（combine_effects，DerSimonian–Laird）逐基因核对；由于 statsmodels 不截断负的 DerSimonian–Laird τ² 而本实现截断，核对时先对 statsmodels 的 τ² 施加同样的截断，再重算权重、合并效应与 Knapp–Hartung 方差。在该共同约定下，全部 23,955 个基因的合并 log2FC、SE、正态 P 与 HKSJ P 在机器精度内一致（最大绝对差 5.9e-15；无非有限值）；statsmodels 未截断的原始输出在 6,789 个（28 %）τ² 为负的基因上与本实现不同，其中 3,620 个为非有限值（附加文件 5）。仅考虑在 ≥ 75 % 队列中存在的基因。共识差异表达基因（DEG）要求随机效应 FDR &lt; 0.05、≥ 75 % 队列方向一致、≥ 50 % 队列同方向名义 P &lt; 0.05。稳健性以留一队列（LOCO）重分析评估；对 TAAD 另以全部 15 个 4-of-6 队列子集评估以匹配 ATAA 的队列数。疾病间差异以 z_diff = (LFC_TAAD − LFC_ATAA)/√(SE_TAAD² + SE_ATAA²) 检验并做 FDR 校正。当 FDR_diff &lt; 0.05 且该基因为该病共识 DEG 时归为该病富集；在另一病中的零等效性双单侧检验（TOST；|log2FC| &lt; 0.5，90 % CI）增加一个描述性层级（"富集且在另一病中近零"）；0.5 为声明的操作性界值而非经验证的生物学阈值（附加文件 6）。疾病排序与差异排序的预排序 GSEA（gseapy；MSigDB v2024.1 Hallmark、KEGG legacy、Reactome）保留为描述性通路总结 [26–28]。</w:t>
       </w:r>
     </w:p>
     <w:p>
@@ -2540,7 +2540,7 @@
         <w:t>F2（单细胞，患者级）</w:t>
       </w:r>
       <w:r>
-        <w:t>：在 GSE155468、GSE213740 与 GSE189795 中各做一个收缩型 SMC 伪 bulk 内 R 的检验，精确枚举全部分组分配（各自 α = 0.05；不同数据集与不同假设不合并为一个家族）。</w:t>
+        <w:t>：在 GSE155468、GSE213740 与 GSE189795 中各做一个收缩型 SMC 伪 bulk 内 R 的检验，精确枚举全部分组分配（各自 α = 0.05；不同数据集与不同假设不合并为一个家族）；若该细胞类型在至少 4 例患者中无法回收，则记为不可估计而不以其他细胞类型替代。</w:t>
       </w:r>
       <w:r>
         <w:rPr>
@@ -7344,6 +7344,2266 @@
               <w:rPr>
                 <w:sz w:val="13"/>
               </w:rPr>
+              <w:t>3. Stage: acute dissection (external replicate)</w:t>
+            </w:r>
+          </w:p>
+        </w:tc>
+        <w:tc>
+          <w:tcPr>
+            <w:tcW w:type="dxa" w:w="1045"/>
+          </w:tcPr>
+          <w:p>
+            <w:r>
+              <w:rPr>
+                <w:sz w:val="13"/>
+              </w:rPr>
+              <w:t>GSE189795</w:t>
+            </w:r>
+          </w:p>
+        </w:tc>
+        <w:tc>
+          <w:tcPr>
+            <w:tcW w:type="dxa" w:w="1045"/>
+          </w:tcPr>
+          <w:p>
+            <w:r>
+              <w:rPr>
+                <w:sz w:val="13"/>
+              </w:rPr>
+              <w:t>acute TAAD vs control</w:t>
+            </w:r>
+          </w:p>
+        </w:tc>
+        <w:tc>
+          <w:tcPr>
+            <w:tcW w:type="dxa" w:w="1045"/>
+          </w:tcPr>
+          <w:p>
+            <w:r>
+              <w:rPr>
+                <w:sz w:val="13"/>
+              </w:rPr>
+              <w:t>R</w:t>
+            </w:r>
+          </w:p>
+        </w:tc>
+        <w:tc>
+          <w:tcPr>
+            <w:tcW w:type="dxa" w:w="1045"/>
+          </w:tcPr>
+          <w:p>
+            <w:r>
+              <w:rPr>
+                <w:sz w:val="13"/>
+              </w:rPr>
+            </w:r>
+          </w:p>
+        </w:tc>
+        <w:tc>
+          <w:tcPr>
+            <w:tcW w:type="dxa" w:w="1045"/>
+          </w:tcPr>
+          <w:p>
+            <w:r>
+              <w:rPr>
+                <w:sz w:val="13"/>
+              </w:rPr>
+              <w:t>no contractile-SMC cluster recovered (SMC-like cells 26-371 per patient, all classified as modulated)</w:t>
+            </w:r>
+          </w:p>
+        </w:tc>
+        <w:tc>
+          <w:tcPr>
+            <w:tcW w:type="dxa" w:w="1045"/>
+          </w:tcPr>
+          <w:p>
+            <w:r>
+              <w:rPr>
+                <w:sz w:val="13"/>
+              </w:rPr>
+              <w:t>not estimable (F2 primary; cell type missing)</w:t>
+            </w:r>
+          </w:p>
+        </w:tc>
+        <w:tc>
+          <w:tcPr>
+            <w:tcW w:type="dxa" w:w="1045"/>
+          </w:tcPr>
+          <w:p>
+            <w:r>
+              <w:rPr>
+                <w:sz w:val="13"/>
+              </w:rPr>
+              <w:t>not estimated</w:t>
+            </w:r>
+          </w:p>
+        </w:tc>
+        <w:tc>
+          <w:tcPr>
+            <w:tcW w:type="dxa" w:w="1045"/>
+          </w:tcPr>
+          <w:p>
+            <w:r>
+              <w:rPr>
+                <w:sz w:val="13"/>
+              </w:rPr>
+              <w:t>not estimable</w:t>
+            </w:r>
+          </w:p>
+        </w:tc>
+      </w:tr>
+      <w:tr>
+        <w:tc>
+          <w:tcPr>
+            <w:tcW w:type="dxa" w:w="1045"/>
+          </w:tcPr>
+          <w:p>
+            <w:r>
+              <w:rPr>
+                <w:sz w:val="13"/>
+              </w:rPr>
+              <w:t>3. Stage: acute dissection (external replicate)</w:t>
+            </w:r>
+          </w:p>
+        </w:tc>
+        <w:tc>
+          <w:tcPr>
+            <w:tcW w:type="dxa" w:w="1045"/>
+          </w:tcPr>
+          <w:p>
+            <w:r>
+              <w:rPr>
+                <w:sz w:val="13"/>
+              </w:rPr>
+              <w:t>GSE189795</w:t>
+            </w:r>
+          </w:p>
+        </w:tc>
+        <w:tc>
+          <w:tcPr>
+            <w:tcW w:type="dxa" w:w="1045"/>
+          </w:tcPr>
+          <w:p>
+            <w:r>
+              <w:rPr>
+                <w:sz w:val="13"/>
+              </w:rPr>
+              <w:t>acute TAAD vs control (modulated SMC, exploratory substitute)</w:t>
+            </w:r>
+          </w:p>
+        </w:tc>
+        <w:tc>
+          <w:tcPr>
+            <w:tcW w:type="dxa" w:w="1045"/>
+          </w:tcPr>
+          <w:p>
+            <w:r>
+              <w:rPr>
+                <w:sz w:val="13"/>
+              </w:rPr>
+              <w:t>C</w:t>
+            </w:r>
+          </w:p>
+        </w:tc>
+        <w:tc>
+          <w:tcPr>
+            <w:tcW w:type="dxa" w:w="1045"/>
+          </w:tcPr>
+          <w:p>
+            <w:r>
+              <w:rPr>
+                <w:sz w:val="13"/>
+              </w:rPr>
+              <w:t>-2.47 [-6.13, -1.87]</w:t>
+            </w:r>
+          </w:p>
+        </w:tc>
+        <w:tc>
+          <w:tcPr>
+            <w:tcW w:type="dxa" w:w="1045"/>
+          </w:tcPr>
+          <w:p>
+            <w:r>
+              <w:rPr>
+                <w:sz w:val="13"/>
+              </w:rPr>
+              <w:t>4 vs 4</w:t>
+            </w:r>
+          </w:p>
+        </w:tc>
+        <w:tc>
+          <w:tcPr>
+            <w:tcW w:type="dxa" w:w="1045"/>
+          </w:tcPr>
+          <w:p>
+            <w:r>
+              <w:rPr>
+                <w:sz w:val="13"/>
+              </w:rPr>
+              <w:t>exploratory (exact P = 0.029; 70 assignments; BH = 1.00)</w:t>
+            </w:r>
+          </w:p>
+        </w:tc>
+        <w:tc>
+          <w:tcPr>
+            <w:tcW w:type="dxa" w:w="1045"/>
+          </w:tcPr>
+          <w:p>
+            <w:r>
+              <w:rPr>
+                <w:sz w:val="13"/>
+              </w:rPr>
+              <w:t>CI excludes 0</w:t>
+            </w:r>
+          </w:p>
+        </w:tc>
+        <w:tc>
+          <w:tcPr>
+            <w:tcW w:type="dxa" w:w="1045"/>
+          </w:tcPr>
+          <w:p>
+            <w:r>
+              <w:rPr>
+                <w:sz w:val="13"/>
+              </w:rPr>
+              <w:t>limited precision (n small; low per-cell depth)</w:t>
+            </w:r>
+          </w:p>
+        </w:tc>
+      </w:tr>
+      <w:tr>
+        <w:tc>
+          <w:tcPr>
+            <w:tcW w:type="dxa" w:w="1045"/>
+          </w:tcPr>
+          <w:p>
+            <w:r>
+              <w:rPr>
+                <w:sz w:val="13"/>
+              </w:rPr>
+              <w:t>3. Stage: acute dissection (external replicate)</w:t>
+            </w:r>
+          </w:p>
+        </w:tc>
+        <w:tc>
+          <w:tcPr>
+            <w:tcW w:type="dxa" w:w="1045"/>
+          </w:tcPr>
+          <w:p>
+            <w:r>
+              <w:rPr>
+                <w:sz w:val="13"/>
+              </w:rPr>
+              <w:t>GSE189795</w:t>
+            </w:r>
+          </w:p>
+        </w:tc>
+        <w:tc>
+          <w:tcPr>
+            <w:tcW w:type="dxa" w:w="1045"/>
+          </w:tcPr>
+          <w:p>
+            <w:r>
+              <w:rPr>
+                <w:sz w:val="13"/>
+              </w:rPr>
+              <w:t>acute TAAD vs control (modulated SMC, exploratory substitute)</w:t>
+            </w:r>
+          </w:p>
+        </w:tc>
+        <w:tc>
+          <w:tcPr>
+            <w:tcW w:type="dxa" w:w="1045"/>
+          </w:tcPr>
+          <w:p>
+            <w:r>
+              <w:rPr>
+                <w:sz w:val="13"/>
+              </w:rPr>
+              <w:t>I</w:t>
+            </w:r>
+          </w:p>
+        </w:tc>
+        <w:tc>
+          <w:tcPr>
+            <w:tcW w:type="dxa" w:w="1045"/>
+          </w:tcPr>
+          <w:p>
+            <w:r>
+              <w:rPr>
+                <w:sz w:val="13"/>
+              </w:rPr>
+              <w:t>+0.44 [-0.72, 2.47]</w:t>
+            </w:r>
+          </w:p>
+        </w:tc>
+        <w:tc>
+          <w:tcPr>
+            <w:tcW w:type="dxa" w:w="1045"/>
+          </w:tcPr>
+          <w:p>
+            <w:r>
+              <w:rPr>
+                <w:sz w:val="13"/>
+              </w:rPr>
+              <w:t>4 vs 4</w:t>
+            </w:r>
+          </w:p>
+        </w:tc>
+        <w:tc>
+          <w:tcPr>
+            <w:tcW w:type="dxa" w:w="1045"/>
+          </w:tcPr>
+          <w:p>
+            <w:r>
+              <w:rPr>
+                <w:sz w:val="13"/>
+              </w:rPr>
+              <w:t>exploratory (exact P = 0.457; 70 assignments; BH = 1.00)</w:t>
+            </w:r>
+          </w:p>
+        </w:tc>
+        <w:tc>
+          <w:tcPr>
+            <w:tcW w:type="dxa" w:w="1045"/>
+          </w:tcPr>
+          <w:p>
+            <w:r>
+              <w:rPr>
+                <w:sz w:val="13"/>
+              </w:rPr>
+              <w:t>CI includes 0</w:t>
+            </w:r>
+          </w:p>
+        </w:tc>
+        <w:tc>
+          <w:tcPr>
+            <w:tcW w:type="dxa" w:w="1045"/>
+          </w:tcPr>
+          <w:p>
+            <w:r>
+              <w:rPr>
+                <w:sz w:val="13"/>
+              </w:rPr>
+              <w:t>limited precision (n small; low per-cell depth)</w:t>
+            </w:r>
+          </w:p>
+        </w:tc>
+      </w:tr>
+      <w:tr>
+        <w:tc>
+          <w:tcPr>
+            <w:tcW w:type="dxa" w:w="1045"/>
+          </w:tcPr>
+          <w:p>
+            <w:r>
+              <w:rPr>
+                <w:sz w:val="13"/>
+              </w:rPr>
+              <w:t>3. Stage: acute dissection (external replicate)</w:t>
+            </w:r>
+          </w:p>
+        </w:tc>
+        <w:tc>
+          <w:tcPr>
+            <w:tcW w:type="dxa" w:w="1045"/>
+          </w:tcPr>
+          <w:p>
+            <w:r>
+              <w:rPr>
+                <w:sz w:val="13"/>
+              </w:rPr>
+              <w:t>GSE189795</w:t>
+            </w:r>
+          </w:p>
+        </w:tc>
+        <w:tc>
+          <w:tcPr>
+            <w:tcW w:type="dxa" w:w="1045"/>
+          </w:tcPr>
+          <w:p>
+            <w:r>
+              <w:rPr>
+                <w:sz w:val="13"/>
+              </w:rPr>
+              <w:t>acute TAAD vs control (modulated SMC, exploratory substitute)</w:t>
+            </w:r>
+          </w:p>
+        </w:tc>
+        <w:tc>
+          <w:tcPr>
+            <w:tcW w:type="dxa" w:w="1045"/>
+          </w:tcPr>
+          <w:p>
+            <w:r>
+              <w:rPr>
+                <w:sz w:val="13"/>
+              </w:rPr>
+              <w:t>R</w:t>
+            </w:r>
+          </w:p>
+        </w:tc>
+        <w:tc>
+          <w:tcPr>
+            <w:tcW w:type="dxa" w:w="1045"/>
+          </w:tcPr>
+          <w:p>
+            <w:r>
+              <w:rPr>
+                <w:sz w:val="13"/>
+              </w:rPr>
+              <w:t>-0.58 [-3.49, 0.64]</w:t>
+            </w:r>
+          </w:p>
+        </w:tc>
+        <w:tc>
+          <w:tcPr>
+            <w:tcW w:type="dxa" w:w="1045"/>
+          </w:tcPr>
+          <w:p>
+            <w:r>
+              <w:rPr>
+                <w:sz w:val="13"/>
+              </w:rPr>
+              <w:t>4 vs 4</w:t>
+            </w:r>
+          </w:p>
+        </w:tc>
+        <w:tc>
+          <w:tcPr>
+            <w:tcW w:type="dxa" w:w="1045"/>
+          </w:tcPr>
+          <w:p>
+            <w:r>
+              <w:rPr>
+                <w:sz w:val="13"/>
+              </w:rPr>
+              <w:t>exploratory (exact P = 0.400; 70 assignments; BH = 1.00)</w:t>
+            </w:r>
+          </w:p>
+        </w:tc>
+        <w:tc>
+          <w:tcPr>
+            <w:tcW w:type="dxa" w:w="1045"/>
+          </w:tcPr>
+          <w:p>
+            <w:r>
+              <w:rPr>
+                <w:sz w:val="13"/>
+              </w:rPr>
+              <w:t>CI includes 0</w:t>
+            </w:r>
+          </w:p>
+        </w:tc>
+        <w:tc>
+          <w:tcPr>
+            <w:tcW w:type="dxa" w:w="1045"/>
+          </w:tcPr>
+          <w:p>
+            <w:r>
+              <w:rPr>
+                <w:sz w:val="13"/>
+              </w:rPr>
+              <w:t>limited precision (n small; low per-cell depth)</w:t>
+            </w:r>
+          </w:p>
+        </w:tc>
+      </w:tr>
+      <w:tr>
+        <w:tc>
+          <w:tcPr>
+            <w:tcW w:type="dxa" w:w="1045"/>
+          </w:tcPr>
+          <w:p>
+            <w:r>
+              <w:rPr>
+                <w:sz w:val="13"/>
+              </w:rPr>
+              <w:t>3. Stage: within-cohort stages (estimation only)</w:t>
+            </w:r>
+          </w:p>
+        </w:tc>
+        <w:tc>
+          <w:tcPr>
+            <w:tcW w:type="dxa" w:w="1045"/>
+          </w:tcPr>
+          <w:p>
+            <w:r>
+              <w:rPr>
+                <w:sz w:val="13"/>
+              </w:rPr>
+              <w:t>GSE222318</w:t>
+            </w:r>
+          </w:p>
+        </w:tc>
+        <w:tc>
+          <w:tcPr>
+            <w:tcW w:type="dxa" w:w="1045"/>
+          </w:tcPr>
+          <w:p>
+            <w:r>
+              <w:rPr>
+                <w:sz w:val="13"/>
+              </w:rPr>
+              <w:t>acute vs control</w:t>
+            </w:r>
+          </w:p>
+        </w:tc>
+        <w:tc>
+          <w:tcPr>
+            <w:tcW w:type="dxa" w:w="1045"/>
+          </w:tcPr>
+          <w:p>
+            <w:r>
+              <w:rPr>
+                <w:sz w:val="13"/>
+              </w:rPr>
+              <w:t>C</w:t>
+            </w:r>
+          </w:p>
+        </w:tc>
+        <w:tc>
+          <w:tcPr>
+            <w:tcW w:type="dxa" w:w="1045"/>
+          </w:tcPr>
+          <w:p>
+            <w:r>
+              <w:rPr>
+                <w:sz w:val="13"/>
+              </w:rPr>
+              <w:t>-1.97 [-9.70, -1.14]</w:t>
+            </w:r>
+          </w:p>
+        </w:tc>
+        <w:tc>
+          <w:tcPr>
+            <w:tcW w:type="dxa" w:w="1045"/>
+          </w:tcPr>
+          <w:p>
+            <w:r>
+              <w:rPr>
+                <w:sz w:val="13"/>
+              </w:rPr>
+              <w:t>4 vs 5 (positions Intima-medium vs Whole)</w:t>
+            </w:r>
+          </w:p>
+        </w:tc>
+        <w:tc>
+          <w:tcPr>
+            <w:tcW w:type="dxa" w:w="1045"/>
+          </w:tcPr>
+          <w:p>
+            <w:r>
+              <w:rPr>
+                <w:sz w:val="13"/>
+              </w:rPr>
+              <w:t>none (Position confounded with stage)</w:t>
+            </w:r>
+          </w:p>
+        </w:tc>
+        <w:tc>
+          <w:tcPr>
+            <w:tcW w:type="dxa" w:w="1045"/>
+          </w:tcPr>
+          <w:p>
+            <w:r>
+              <w:rPr>
+                <w:sz w:val="13"/>
+              </w:rPr>
+              <w:t>CI excludes 0</w:t>
+            </w:r>
+          </w:p>
+        </w:tc>
+        <w:tc>
+          <w:tcPr>
+            <w:tcW w:type="dxa" w:w="1045"/>
+          </w:tcPr>
+          <w:p>
+            <w:r>
+              <w:rPr>
+                <w:sz w:val="13"/>
+              </w:rPr>
+              <w:t>limited precision; sampling position differs between stages</w:t>
+            </w:r>
+          </w:p>
+        </w:tc>
+      </w:tr>
+      <w:tr>
+        <w:tc>
+          <w:tcPr>
+            <w:tcW w:type="dxa" w:w="1045"/>
+          </w:tcPr>
+          <w:p>
+            <w:r>
+              <w:rPr>
+                <w:sz w:val="13"/>
+              </w:rPr>
+              <w:t>3. Stage: within-cohort stages (estimation only)</w:t>
+            </w:r>
+          </w:p>
+        </w:tc>
+        <w:tc>
+          <w:tcPr>
+            <w:tcW w:type="dxa" w:w="1045"/>
+          </w:tcPr>
+          <w:p>
+            <w:r>
+              <w:rPr>
+                <w:sz w:val="13"/>
+              </w:rPr>
+              <w:t>GSE222318</w:t>
+            </w:r>
+          </w:p>
+        </w:tc>
+        <w:tc>
+          <w:tcPr>
+            <w:tcW w:type="dxa" w:w="1045"/>
+          </w:tcPr>
+          <w:p>
+            <w:r>
+              <w:rPr>
+                <w:sz w:val="13"/>
+              </w:rPr>
+              <w:t>acute vs control</w:t>
+            </w:r>
+          </w:p>
+        </w:tc>
+        <w:tc>
+          <w:tcPr>
+            <w:tcW w:type="dxa" w:w="1045"/>
+          </w:tcPr>
+          <w:p>
+            <w:r>
+              <w:rPr>
+                <w:sz w:val="13"/>
+              </w:rPr>
+              <w:t>I</w:t>
+            </w:r>
+          </w:p>
+        </w:tc>
+        <w:tc>
+          <w:tcPr>
+            <w:tcW w:type="dxa" w:w="1045"/>
+          </w:tcPr>
+          <w:p>
+            <w:r>
+              <w:rPr>
+                <w:sz w:val="13"/>
+              </w:rPr>
+              <w:t>-0.23 [-2.45, 0.95]</w:t>
+            </w:r>
+          </w:p>
+        </w:tc>
+        <w:tc>
+          <w:tcPr>
+            <w:tcW w:type="dxa" w:w="1045"/>
+          </w:tcPr>
+          <w:p>
+            <w:r>
+              <w:rPr>
+                <w:sz w:val="13"/>
+              </w:rPr>
+              <w:t>4 vs 5 (positions Intima-medium vs Whole)</w:t>
+            </w:r>
+          </w:p>
+        </w:tc>
+        <w:tc>
+          <w:tcPr>
+            <w:tcW w:type="dxa" w:w="1045"/>
+          </w:tcPr>
+          <w:p>
+            <w:r>
+              <w:rPr>
+                <w:sz w:val="13"/>
+              </w:rPr>
+              <w:t>none (Position confounded with stage)</w:t>
+            </w:r>
+          </w:p>
+        </w:tc>
+        <w:tc>
+          <w:tcPr>
+            <w:tcW w:type="dxa" w:w="1045"/>
+          </w:tcPr>
+          <w:p>
+            <w:r>
+              <w:rPr>
+                <w:sz w:val="13"/>
+              </w:rPr>
+              <w:t>CI includes 0</w:t>
+            </w:r>
+          </w:p>
+        </w:tc>
+        <w:tc>
+          <w:tcPr>
+            <w:tcW w:type="dxa" w:w="1045"/>
+          </w:tcPr>
+          <w:p>
+            <w:r>
+              <w:rPr>
+                <w:sz w:val="13"/>
+              </w:rPr>
+              <w:t>limited precision; sampling position differs between stages</w:t>
+            </w:r>
+          </w:p>
+        </w:tc>
+      </w:tr>
+      <w:tr>
+        <w:tc>
+          <w:tcPr>
+            <w:tcW w:type="dxa" w:w="1045"/>
+          </w:tcPr>
+          <w:p>
+            <w:r>
+              <w:rPr>
+                <w:sz w:val="13"/>
+              </w:rPr>
+              <w:t>3. Stage: within-cohort stages (estimation only)</w:t>
+            </w:r>
+          </w:p>
+        </w:tc>
+        <w:tc>
+          <w:tcPr>
+            <w:tcW w:type="dxa" w:w="1045"/>
+          </w:tcPr>
+          <w:p>
+            <w:r>
+              <w:rPr>
+                <w:sz w:val="13"/>
+              </w:rPr>
+              <w:t>GSE222318</w:t>
+            </w:r>
+          </w:p>
+        </w:tc>
+        <w:tc>
+          <w:tcPr>
+            <w:tcW w:type="dxa" w:w="1045"/>
+          </w:tcPr>
+          <w:p>
+            <w:r>
+              <w:rPr>
+                <w:sz w:val="13"/>
+              </w:rPr>
+              <w:t>acute vs control</w:t>
+            </w:r>
+          </w:p>
+        </w:tc>
+        <w:tc>
+          <w:tcPr>
+            <w:tcW w:type="dxa" w:w="1045"/>
+          </w:tcPr>
+          <w:p>
+            <w:r>
+              <w:rPr>
+                <w:sz w:val="13"/>
+              </w:rPr>
+              <w:t>R</w:t>
+            </w:r>
+          </w:p>
+        </w:tc>
+        <w:tc>
+          <w:tcPr>
+            <w:tcW w:type="dxa" w:w="1045"/>
+          </w:tcPr>
+          <w:p>
+            <w:r>
+              <w:rPr>
+                <w:sz w:val="13"/>
+              </w:rPr>
+              <w:t>-0.80 [-3.54, 0.34]</w:t>
+            </w:r>
+          </w:p>
+        </w:tc>
+        <w:tc>
+          <w:tcPr>
+            <w:tcW w:type="dxa" w:w="1045"/>
+          </w:tcPr>
+          <w:p>
+            <w:r>
+              <w:rPr>
+                <w:sz w:val="13"/>
+              </w:rPr>
+              <w:t>4 vs 5 (positions Intima-medium vs Whole)</w:t>
+            </w:r>
+          </w:p>
+        </w:tc>
+        <w:tc>
+          <w:tcPr>
+            <w:tcW w:type="dxa" w:w="1045"/>
+          </w:tcPr>
+          <w:p>
+            <w:r>
+              <w:rPr>
+                <w:sz w:val="13"/>
+              </w:rPr>
+              <w:t>none (Position confounded with stage)</w:t>
+            </w:r>
+          </w:p>
+        </w:tc>
+        <w:tc>
+          <w:tcPr>
+            <w:tcW w:type="dxa" w:w="1045"/>
+          </w:tcPr>
+          <w:p>
+            <w:r>
+              <w:rPr>
+                <w:sz w:val="13"/>
+              </w:rPr>
+              <w:t>CI includes 0</w:t>
+            </w:r>
+          </w:p>
+        </w:tc>
+        <w:tc>
+          <w:tcPr>
+            <w:tcW w:type="dxa" w:w="1045"/>
+          </w:tcPr>
+          <w:p>
+            <w:r>
+              <w:rPr>
+                <w:sz w:val="13"/>
+              </w:rPr>
+              <w:t>limited precision; sampling position differs between stages</w:t>
+            </w:r>
+          </w:p>
+        </w:tc>
+      </w:tr>
+      <w:tr>
+        <w:tc>
+          <w:tcPr>
+            <w:tcW w:type="dxa" w:w="1045"/>
+          </w:tcPr>
+          <w:p>
+            <w:r>
+              <w:rPr>
+                <w:sz w:val="13"/>
+              </w:rPr>
+              <w:t>3. Stage: within-cohort stages (estimation only)</w:t>
+            </w:r>
+          </w:p>
+        </w:tc>
+        <w:tc>
+          <w:tcPr>
+            <w:tcW w:type="dxa" w:w="1045"/>
+          </w:tcPr>
+          <w:p>
+            <w:r>
+              <w:rPr>
+                <w:sz w:val="13"/>
+              </w:rPr>
+              <w:t>GSE222318</w:t>
+            </w:r>
+          </w:p>
+        </w:tc>
+        <w:tc>
+          <w:tcPr>
+            <w:tcW w:type="dxa" w:w="1045"/>
+          </w:tcPr>
+          <w:p>
+            <w:r>
+              <w:rPr>
+                <w:sz w:val="13"/>
+              </w:rPr>
+              <w:t>subacute vs control</w:t>
+            </w:r>
+          </w:p>
+        </w:tc>
+        <w:tc>
+          <w:tcPr>
+            <w:tcW w:type="dxa" w:w="1045"/>
+          </w:tcPr>
+          <w:p>
+            <w:r>
+              <w:rPr>
+                <w:sz w:val="13"/>
+              </w:rPr>
+              <w:t>C</w:t>
+            </w:r>
+          </w:p>
+        </w:tc>
+        <w:tc>
+          <w:tcPr>
+            <w:tcW w:type="dxa" w:w="1045"/>
+          </w:tcPr>
+          <w:p>
+            <w:r>
+              <w:rPr>
+                <w:sz w:val="13"/>
+              </w:rPr>
+              <w:t>+0.64 [-0.42, 8.37]</w:t>
+            </w:r>
+          </w:p>
+        </w:tc>
+        <w:tc>
+          <w:tcPr>
+            <w:tcW w:type="dxa" w:w="1045"/>
+          </w:tcPr>
+          <w:p>
+            <w:r>
+              <w:rPr>
+                <w:sz w:val="13"/>
+              </w:rPr>
+              <w:t>2 vs 5 (positions Intima-medium vs Whole)</w:t>
+            </w:r>
+          </w:p>
+        </w:tc>
+        <w:tc>
+          <w:tcPr>
+            <w:tcW w:type="dxa" w:w="1045"/>
+          </w:tcPr>
+          <w:p>
+            <w:r>
+              <w:rPr>
+                <w:sz w:val="13"/>
+              </w:rPr>
+              <w:t>none (Position confounded with stage)</w:t>
+            </w:r>
+          </w:p>
+        </w:tc>
+        <w:tc>
+          <w:tcPr>
+            <w:tcW w:type="dxa" w:w="1045"/>
+          </w:tcPr>
+          <w:p>
+            <w:r>
+              <w:rPr>
+                <w:sz w:val="13"/>
+              </w:rPr>
+              <w:t>CI includes 0</w:t>
+            </w:r>
+          </w:p>
+        </w:tc>
+        <w:tc>
+          <w:tcPr>
+            <w:tcW w:type="dxa" w:w="1045"/>
+          </w:tcPr>
+          <w:p>
+            <w:r>
+              <w:rPr>
+                <w:sz w:val="13"/>
+              </w:rPr>
+              <w:t>limited precision; sampling position differs between stages</w:t>
+            </w:r>
+          </w:p>
+        </w:tc>
+      </w:tr>
+      <w:tr>
+        <w:tc>
+          <w:tcPr>
+            <w:tcW w:type="dxa" w:w="1045"/>
+          </w:tcPr>
+          <w:p>
+            <w:r>
+              <w:rPr>
+                <w:sz w:val="13"/>
+              </w:rPr>
+              <w:t>3. Stage: within-cohort stages (estimation only)</w:t>
+            </w:r>
+          </w:p>
+        </w:tc>
+        <w:tc>
+          <w:tcPr>
+            <w:tcW w:type="dxa" w:w="1045"/>
+          </w:tcPr>
+          <w:p>
+            <w:r>
+              <w:rPr>
+                <w:sz w:val="13"/>
+              </w:rPr>
+              <w:t>GSE222318</w:t>
+            </w:r>
+          </w:p>
+        </w:tc>
+        <w:tc>
+          <w:tcPr>
+            <w:tcW w:type="dxa" w:w="1045"/>
+          </w:tcPr>
+          <w:p>
+            <w:r>
+              <w:rPr>
+                <w:sz w:val="13"/>
+              </w:rPr>
+              <w:t>subacute vs control</w:t>
+            </w:r>
+          </w:p>
+        </w:tc>
+        <w:tc>
+          <w:tcPr>
+            <w:tcW w:type="dxa" w:w="1045"/>
+          </w:tcPr>
+          <w:p>
+            <w:r>
+              <w:rPr>
+                <w:sz w:val="13"/>
+              </w:rPr>
+              <w:t>I</w:t>
+            </w:r>
+          </w:p>
+        </w:tc>
+        <w:tc>
+          <w:tcPr>
+            <w:tcW w:type="dxa" w:w="1045"/>
+          </w:tcPr>
+          <w:p>
+            <w:r>
+              <w:rPr>
+                <w:sz w:val="13"/>
+              </w:rPr>
+              <w:t>+0.13 [-2.00, 1.03]</w:t>
+            </w:r>
+          </w:p>
+        </w:tc>
+        <w:tc>
+          <w:tcPr>
+            <w:tcW w:type="dxa" w:w="1045"/>
+          </w:tcPr>
+          <w:p>
+            <w:r>
+              <w:rPr>
+                <w:sz w:val="13"/>
+              </w:rPr>
+              <w:t>2 vs 5 (positions Intima-medium vs Whole)</w:t>
+            </w:r>
+          </w:p>
+        </w:tc>
+        <w:tc>
+          <w:tcPr>
+            <w:tcW w:type="dxa" w:w="1045"/>
+          </w:tcPr>
+          <w:p>
+            <w:r>
+              <w:rPr>
+                <w:sz w:val="13"/>
+              </w:rPr>
+              <w:t>none (Position confounded with stage)</w:t>
+            </w:r>
+          </w:p>
+        </w:tc>
+        <w:tc>
+          <w:tcPr>
+            <w:tcW w:type="dxa" w:w="1045"/>
+          </w:tcPr>
+          <w:p>
+            <w:r>
+              <w:rPr>
+                <w:sz w:val="13"/>
+              </w:rPr>
+              <w:t>CI includes 0</w:t>
+            </w:r>
+          </w:p>
+        </w:tc>
+        <w:tc>
+          <w:tcPr>
+            <w:tcW w:type="dxa" w:w="1045"/>
+          </w:tcPr>
+          <w:p>
+            <w:r>
+              <w:rPr>
+                <w:sz w:val="13"/>
+              </w:rPr>
+              <w:t>limited precision; sampling position differs between stages</w:t>
+            </w:r>
+          </w:p>
+        </w:tc>
+      </w:tr>
+      <w:tr>
+        <w:tc>
+          <w:tcPr>
+            <w:tcW w:type="dxa" w:w="1045"/>
+          </w:tcPr>
+          <w:p>
+            <w:r>
+              <w:rPr>
+                <w:sz w:val="13"/>
+              </w:rPr>
+              <w:t>3. Stage: within-cohort stages (estimation only)</w:t>
+            </w:r>
+          </w:p>
+        </w:tc>
+        <w:tc>
+          <w:tcPr>
+            <w:tcW w:type="dxa" w:w="1045"/>
+          </w:tcPr>
+          <w:p>
+            <w:r>
+              <w:rPr>
+                <w:sz w:val="13"/>
+              </w:rPr>
+              <w:t>GSE222318</w:t>
+            </w:r>
+          </w:p>
+        </w:tc>
+        <w:tc>
+          <w:tcPr>
+            <w:tcW w:type="dxa" w:w="1045"/>
+          </w:tcPr>
+          <w:p>
+            <w:r>
+              <w:rPr>
+                <w:sz w:val="13"/>
+              </w:rPr>
+              <w:t>subacute vs control</w:t>
+            </w:r>
+          </w:p>
+        </w:tc>
+        <w:tc>
+          <w:tcPr>
+            <w:tcW w:type="dxa" w:w="1045"/>
+          </w:tcPr>
+          <w:p>
+            <w:r>
+              <w:rPr>
+                <w:sz w:val="13"/>
+              </w:rPr>
+              <w:t>R</w:t>
+            </w:r>
+          </w:p>
+        </w:tc>
+        <w:tc>
+          <w:tcPr>
+            <w:tcW w:type="dxa" w:w="1045"/>
+          </w:tcPr>
+          <w:p>
+            <w:r>
+              <w:rPr>
+                <w:sz w:val="13"/>
+              </w:rPr>
+              <w:t>+0.37 [-0.71, 1.57]</w:t>
+            </w:r>
+          </w:p>
+        </w:tc>
+        <w:tc>
+          <w:tcPr>
+            <w:tcW w:type="dxa" w:w="1045"/>
+          </w:tcPr>
+          <w:p>
+            <w:r>
+              <w:rPr>
+                <w:sz w:val="13"/>
+              </w:rPr>
+              <w:t>2 vs 5 (positions Intima-medium vs Whole)</w:t>
+            </w:r>
+          </w:p>
+        </w:tc>
+        <w:tc>
+          <w:tcPr>
+            <w:tcW w:type="dxa" w:w="1045"/>
+          </w:tcPr>
+          <w:p>
+            <w:r>
+              <w:rPr>
+                <w:sz w:val="13"/>
+              </w:rPr>
+              <w:t>none (Position confounded with stage)</w:t>
+            </w:r>
+          </w:p>
+        </w:tc>
+        <w:tc>
+          <w:tcPr>
+            <w:tcW w:type="dxa" w:w="1045"/>
+          </w:tcPr>
+          <w:p>
+            <w:r>
+              <w:rPr>
+                <w:sz w:val="13"/>
+              </w:rPr>
+              <w:t>CI includes 0</w:t>
+            </w:r>
+          </w:p>
+        </w:tc>
+        <w:tc>
+          <w:tcPr>
+            <w:tcW w:type="dxa" w:w="1045"/>
+          </w:tcPr>
+          <w:p>
+            <w:r>
+              <w:rPr>
+                <w:sz w:val="13"/>
+              </w:rPr>
+              <w:t>limited precision; sampling position differs between stages</w:t>
+            </w:r>
+          </w:p>
+        </w:tc>
+      </w:tr>
+      <w:tr>
+        <w:tc>
+          <w:tcPr>
+            <w:tcW w:type="dxa" w:w="1045"/>
+          </w:tcPr>
+          <w:p>
+            <w:r>
+              <w:rPr>
+                <w:sz w:val="13"/>
+              </w:rPr>
+              <w:t>3. Stage: within-cohort stages (estimation only)</w:t>
+            </w:r>
+          </w:p>
+        </w:tc>
+        <w:tc>
+          <w:tcPr>
+            <w:tcW w:type="dxa" w:w="1045"/>
+          </w:tcPr>
+          <w:p>
+            <w:r>
+              <w:rPr>
+                <w:sz w:val="13"/>
+              </w:rPr>
+              <w:t>GSE222318</w:t>
+            </w:r>
+          </w:p>
+        </w:tc>
+        <w:tc>
+          <w:tcPr>
+            <w:tcW w:type="dxa" w:w="1045"/>
+          </w:tcPr>
+          <w:p>
+            <w:r>
+              <w:rPr>
+                <w:sz w:val="13"/>
+              </w:rPr>
+              <w:t>chronic vs control</w:t>
+            </w:r>
+          </w:p>
+        </w:tc>
+        <w:tc>
+          <w:tcPr>
+            <w:tcW w:type="dxa" w:w="1045"/>
+          </w:tcPr>
+          <w:p>
+            <w:r>
+              <w:rPr>
+                <w:sz w:val="13"/>
+              </w:rPr>
+              <w:t>C</w:t>
+            </w:r>
+          </w:p>
+        </w:tc>
+        <w:tc>
+          <w:tcPr>
+            <w:tcW w:type="dxa" w:w="1045"/>
+          </w:tcPr>
+          <w:p>
+            <w:r>
+              <w:rPr>
+                <w:sz w:val="13"/>
+              </w:rPr>
+              <w:t>+1.09 [-0.59, 8.55]</w:t>
+            </w:r>
+          </w:p>
+        </w:tc>
+        <w:tc>
+          <w:tcPr>
+            <w:tcW w:type="dxa" w:w="1045"/>
+          </w:tcPr>
+          <w:p>
+            <w:r>
+              <w:rPr>
+                <w:sz w:val="13"/>
+              </w:rPr>
+              <w:t>2 vs 5 (positions Whole vs Whole)</w:t>
+            </w:r>
+          </w:p>
+        </w:tc>
+        <w:tc>
+          <w:tcPr>
+            <w:tcW w:type="dxa" w:w="1045"/>
+          </w:tcPr>
+          <w:p>
+            <w:r>
+              <w:rPr>
+                <w:sz w:val="13"/>
+              </w:rPr>
+              <w:t>none (Position confounded with stage)</w:t>
+            </w:r>
+          </w:p>
+        </w:tc>
+        <w:tc>
+          <w:tcPr>
+            <w:tcW w:type="dxa" w:w="1045"/>
+          </w:tcPr>
+          <w:p>
+            <w:r>
+              <w:rPr>
+                <w:sz w:val="13"/>
+              </w:rPr>
+              <w:t>CI includes 0</w:t>
+            </w:r>
+          </w:p>
+        </w:tc>
+        <w:tc>
+          <w:tcPr>
+            <w:tcW w:type="dxa" w:w="1045"/>
+          </w:tcPr>
+          <w:p>
+            <w:r>
+              <w:rPr>
+                <w:sz w:val="13"/>
+              </w:rPr>
+              <w:t>limited precision; sampling position differs between stages</w:t>
+            </w:r>
+          </w:p>
+        </w:tc>
+      </w:tr>
+      <w:tr>
+        <w:tc>
+          <w:tcPr>
+            <w:tcW w:type="dxa" w:w="1045"/>
+          </w:tcPr>
+          <w:p>
+            <w:r>
+              <w:rPr>
+                <w:sz w:val="13"/>
+              </w:rPr>
+              <w:t>3. Stage: within-cohort stages (estimation only)</w:t>
+            </w:r>
+          </w:p>
+        </w:tc>
+        <w:tc>
+          <w:tcPr>
+            <w:tcW w:type="dxa" w:w="1045"/>
+          </w:tcPr>
+          <w:p>
+            <w:r>
+              <w:rPr>
+                <w:sz w:val="13"/>
+              </w:rPr>
+              <w:t>GSE222318</w:t>
+            </w:r>
+          </w:p>
+        </w:tc>
+        <w:tc>
+          <w:tcPr>
+            <w:tcW w:type="dxa" w:w="1045"/>
+          </w:tcPr>
+          <w:p>
+            <w:r>
+              <w:rPr>
+                <w:sz w:val="13"/>
+              </w:rPr>
+              <w:t>chronic vs control</w:t>
+            </w:r>
+          </w:p>
+        </w:tc>
+        <w:tc>
+          <w:tcPr>
+            <w:tcW w:type="dxa" w:w="1045"/>
+          </w:tcPr>
+          <w:p>
+            <w:r>
+              <w:rPr>
+                <w:sz w:val="13"/>
+              </w:rPr>
+              <w:t>I</w:t>
+            </w:r>
+          </w:p>
+        </w:tc>
+        <w:tc>
+          <w:tcPr>
+            <w:tcW w:type="dxa" w:w="1045"/>
+          </w:tcPr>
+          <w:p>
+            <w:r>
+              <w:rPr>
+                <w:sz w:val="13"/>
+              </w:rPr>
+              <w:t>-0.27 [-3.08, 2.12]</w:t>
+            </w:r>
+          </w:p>
+        </w:tc>
+        <w:tc>
+          <w:tcPr>
+            <w:tcW w:type="dxa" w:w="1045"/>
+          </w:tcPr>
+          <w:p>
+            <w:r>
+              <w:rPr>
+                <w:sz w:val="13"/>
+              </w:rPr>
+              <w:t>2 vs 5 (positions Whole vs Whole)</w:t>
+            </w:r>
+          </w:p>
+        </w:tc>
+        <w:tc>
+          <w:tcPr>
+            <w:tcW w:type="dxa" w:w="1045"/>
+          </w:tcPr>
+          <w:p>
+            <w:r>
+              <w:rPr>
+                <w:sz w:val="13"/>
+              </w:rPr>
+              <w:t>none (Position confounded with stage)</w:t>
+            </w:r>
+          </w:p>
+        </w:tc>
+        <w:tc>
+          <w:tcPr>
+            <w:tcW w:type="dxa" w:w="1045"/>
+          </w:tcPr>
+          <w:p>
+            <w:r>
+              <w:rPr>
+                <w:sz w:val="13"/>
+              </w:rPr>
+              <w:t>CI includes 0</w:t>
+            </w:r>
+          </w:p>
+        </w:tc>
+        <w:tc>
+          <w:tcPr>
+            <w:tcW w:type="dxa" w:w="1045"/>
+          </w:tcPr>
+          <w:p>
+            <w:r>
+              <w:rPr>
+                <w:sz w:val="13"/>
+              </w:rPr>
+              <w:t>limited precision; sampling position differs between stages</w:t>
+            </w:r>
+          </w:p>
+        </w:tc>
+      </w:tr>
+      <w:tr>
+        <w:tc>
+          <w:tcPr>
+            <w:tcW w:type="dxa" w:w="1045"/>
+          </w:tcPr>
+          <w:p>
+            <w:r>
+              <w:rPr>
+                <w:sz w:val="13"/>
+              </w:rPr>
+              <w:t>3. Stage: within-cohort stages (estimation only)</w:t>
+            </w:r>
+          </w:p>
+        </w:tc>
+        <w:tc>
+          <w:tcPr>
+            <w:tcW w:type="dxa" w:w="1045"/>
+          </w:tcPr>
+          <w:p>
+            <w:r>
+              <w:rPr>
+                <w:sz w:val="13"/>
+              </w:rPr>
+              <w:t>GSE222318</w:t>
+            </w:r>
+          </w:p>
+        </w:tc>
+        <w:tc>
+          <w:tcPr>
+            <w:tcW w:type="dxa" w:w="1045"/>
+          </w:tcPr>
+          <w:p>
+            <w:r>
+              <w:rPr>
+                <w:sz w:val="13"/>
+              </w:rPr>
+              <w:t>chronic vs control</w:t>
+            </w:r>
+          </w:p>
+        </w:tc>
+        <w:tc>
+          <w:tcPr>
+            <w:tcW w:type="dxa" w:w="1045"/>
+          </w:tcPr>
+          <w:p>
+            <w:r>
+              <w:rPr>
+                <w:sz w:val="13"/>
+              </w:rPr>
+              <w:t>R</w:t>
+            </w:r>
+          </w:p>
+        </w:tc>
+        <w:tc>
+          <w:tcPr>
+            <w:tcW w:type="dxa" w:w="1045"/>
+          </w:tcPr>
+          <w:p>
+            <w:r>
+              <w:rPr>
+                <w:sz w:val="13"/>
+              </w:rPr>
+              <w:t>+0.21 [-2.71, 4.41]</w:t>
+            </w:r>
+          </w:p>
+        </w:tc>
+        <w:tc>
+          <w:tcPr>
+            <w:tcW w:type="dxa" w:w="1045"/>
+          </w:tcPr>
+          <w:p>
+            <w:r>
+              <w:rPr>
+                <w:sz w:val="13"/>
+              </w:rPr>
+              <w:t>2 vs 5 (positions Whole vs Whole)</w:t>
+            </w:r>
+          </w:p>
+        </w:tc>
+        <w:tc>
+          <w:tcPr>
+            <w:tcW w:type="dxa" w:w="1045"/>
+          </w:tcPr>
+          <w:p>
+            <w:r>
+              <w:rPr>
+                <w:sz w:val="13"/>
+              </w:rPr>
+              <w:t>none (Position confounded with stage)</w:t>
+            </w:r>
+          </w:p>
+        </w:tc>
+        <w:tc>
+          <w:tcPr>
+            <w:tcW w:type="dxa" w:w="1045"/>
+          </w:tcPr>
+          <w:p>
+            <w:r>
+              <w:rPr>
+                <w:sz w:val="13"/>
+              </w:rPr>
+              <w:t>CI includes 0</w:t>
+            </w:r>
+          </w:p>
+        </w:tc>
+        <w:tc>
+          <w:tcPr>
+            <w:tcW w:type="dxa" w:w="1045"/>
+          </w:tcPr>
+          <w:p>
+            <w:r>
+              <w:rPr>
+                <w:sz w:val="13"/>
+              </w:rPr>
+              <w:t>limited precision; sampling position differs between stages</w:t>
+            </w:r>
+          </w:p>
+        </w:tc>
+      </w:tr>
+      <w:tr>
+        <w:tc>
+          <w:tcPr>
+            <w:tcW w:type="dxa" w:w="1045"/>
+          </w:tcPr>
+          <w:p>
+            <w:r>
+              <w:rPr>
+                <w:sz w:val="13"/>
+              </w:rPr>
+              <w:t>3. Stage: within-cohort stages (estimation only)</w:t>
+            </w:r>
+          </w:p>
+        </w:tc>
+        <w:tc>
+          <w:tcPr>
+            <w:tcW w:type="dxa" w:w="1045"/>
+          </w:tcPr>
+          <w:p>
+            <w:r>
+              <w:rPr>
+                <w:sz w:val="13"/>
+              </w:rPr>
+              <w:t>GSE222318</w:t>
+            </w:r>
+          </w:p>
+        </w:tc>
+        <w:tc>
+          <w:tcPr>
+            <w:tcW w:type="dxa" w:w="1045"/>
+          </w:tcPr>
+          <w:p>
+            <w:r>
+              <w:rPr>
+                <w:sz w:val="13"/>
+              </w:rPr>
+              <w:t>acute vs nonacute</w:t>
+            </w:r>
+          </w:p>
+        </w:tc>
+        <w:tc>
+          <w:tcPr>
+            <w:tcW w:type="dxa" w:w="1045"/>
+          </w:tcPr>
+          <w:p>
+            <w:r>
+              <w:rPr>
+                <w:sz w:val="13"/>
+              </w:rPr>
+              <w:t>C</w:t>
+            </w:r>
+          </w:p>
+        </w:tc>
+        <w:tc>
+          <w:tcPr>
+            <w:tcW w:type="dxa" w:w="1045"/>
+          </w:tcPr>
+          <w:p>
+            <w:r>
+              <w:rPr>
+                <w:sz w:val="13"/>
+              </w:rPr>
+              <w:t>-1.86 [-7.63, -1.37]</w:t>
+            </w:r>
+          </w:p>
+        </w:tc>
+        <w:tc>
+          <w:tcPr>
+            <w:tcW w:type="dxa" w:w="1045"/>
+          </w:tcPr>
+          <w:p>
+            <w:r>
+              <w:rPr>
+                <w:sz w:val="13"/>
+              </w:rPr>
+              <w:t>4 vs 4 (positions Intima-medium vs Intima-medium/Whole)</w:t>
+            </w:r>
+          </w:p>
+        </w:tc>
+        <w:tc>
+          <w:tcPr>
+            <w:tcW w:type="dxa" w:w="1045"/>
+          </w:tcPr>
+          <w:p>
+            <w:r>
+              <w:rPr>
+                <w:sz w:val="13"/>
+              </w:rPr>
+              <w:t>none (Position confounded with stage)</w:t>
+            </w:r>
+          </w:p>
+        </w:tc>
+        <w:tc>
+          <w:tcPr>
+            <w:tcW w:type="dxa" w:w="1045"/>
+          </w:tcPr>
+          <w:p>
+            <w:r>
+              <w:rPr>
+                <w:sz w:val="13"/>
+              </w:rPr>
+              <w:t>CI excludes 0</w:t>
+            </w:r>
+          </w:p>
+        </w:tc>
+        <w:tc>
+          <w:tcPr>
+            <w:tcW w:type="dxa" w:w="1045"/>
+          </w:tcPr>
+          <w:p>
+            <w:r>
+              <w:rPr>
+                <w:sz w:val="13"/>
+              </w:rPr>
+              <w:t>limited precision; sampling position differs between stages</w:t>
+            </w:r>
+          </w:p>
+        </w:tc>
+      </w:tr>
+      <w:tr>
+        <w:tc>
+          <w:tcPr>
+            <w:tcW w:type="dxa" w:w="1045"/>
+          </w:tcPr>
+          <w:p>
+            <w:r>
+              <w:rPr>
+                <w:sz w:val="13"/>
+              </w:rPr>
+              <w:t>3. Stage: within-cohort stages (estimation only)</w:t>
+            </w:r>
+          </w:p>
+        </w:tc>
+        <w:tc>
+          <w:tcPr>
+            <w:tcW w:type="dxa" w:w="1045"/>
+          </w:tcPr>
+          <w:p>
+            <w:r>
+              <w:rPr>
+                <w:sz w:val="13"/>
+              </w:rPr>
+              <w:t>GSE222318</w:t>
+            </w:r>
+          </w:p>
+        </w:tc>
+        <w:tc>
+          <w:tcPr>
+            <w:tcW w:type="dxa" w:w="1045"/>
+          </w:tcPr>
+          <w:p>
+            <w:r>
+              <w:rPr>
+                <w:sz w:val="13"/>
+              </w:rPr>
+              <w:t>acute vs nonacute</w:t>
+            </w:r>
+          </w:p>
+        </w:tc>
+        <w:tc>
+          <w:tcPr>
+            <w:tcW w:type="dxa" w:w="1045"/>
+          </w:tcPr>
+          <w:p>
+            <w:r>
+              <w:rPr>
+                <w:sz w:val="13"/>
+              </w:rPr>
+              <w:t>I</w:t>
+            </w:r>
+          </w:p>
+        </w:tc>
+        <w:tc>
+          <w:tcPr>
+            <w:tcW w:type="dxa" w:w="1045"/>
+          </w:tcPr>
+          <w:p>
+            <w:r>
+              <w:rPr>
+                <w:sz w:val="13"/>
+              </w:rPr>
+              <w:t>-0.09 [-2.56, 1.18]</w:t>
+            </w:r>
+          </w:p>
+        </w:tc>
+        <w:tc>
+          <w:tcPr>
+            <w:tcW w:type="dxa" w:w="1045"/>
+          </w:tcPr>
+          <w:p>
+            <w:r>
+              <w:rPr>
+                <w:sz w:val="13"/>
+              </w:rPr>
+              <w:t>4 vs 4 (positions Intima-medium vs Intima-medium/Whole)</w:t>
+            </w:r>
+          </w:p>
+        </w:tc>
+        <w:tc>
+          <w:tcPr>
+            <w:tcW w:type="dxa" w:w="1045"/>
+          </w:tcPr>
+          <w:p>
+            <w:r>
+              <w:rPr>
+                <w:sz w:val="13"/>
+              </w:rPr>
+              <w:t>none (Position confounded with stage)</w:t>
+            </w:r>
+          </w:p>
+        </w:tc>
+        <w:tc>
+          <w:tcPr>
+            <w:tcW w:type="dxa" w:w="1045"/>
+          </w:tcPr>
+          <w:p>
+            <w:r>
+              <w:rPr>
+                <w:sz w:val="13"/>
+              </w:rPr>
+              <w:t>CI includes 0</w:t>
+            </w:r>
+          </w:p>
+        </w:tc>
+        <w:tc>
+          <w:tcPr>
+            <w:tcW w:type="dxa" w:w="1045"/>
+          </w:tcPr>
+          <w:p>
+            <w:r>
+              <w:rPr>
+                <w:sz w:val="13"/>
+              </w:rPr>
+              <w:t>limited precision; sampling position differs between stages</w:t>
+            </w:r>
+          </w:p>
+        </w:tc>
+      </w:tr>
+      <w:tr>
+        <w:tc>
+          <w:tcPr>
+            <w:tcW w:type="dxa" w:w="1045"/>
+          </w:tcPr>
+          <w:p>
+            <w:r>
+              <w:rPr>
+                <w:sz w:val="13"/>
+              </w:rPr>
+              <w:t>3. Stage: within-cohort stages (estimation only)</w:t>
+            </w:r>
+          </w:p>
+        </w:tc>
+        <w:tc>
+          <w:tcPr>
+            <w:tcW w:type="dxa" w:w="1045"/>
+          </w:tcPr>
+          <w:p>
+            <w:r>
+              <w:rPr>
+                <w:sz w:val="13"/>
+              </w:rPr>
+              <w:t>GSE222318</w:t>
+            </w:r>
+          </w:p>
+        </w:tc>
+        <w:tc>
+          <w:tcPr>
+            <w:tcW w:type="dxa" w:w="1045"/>
+          </w:tcPr>
+          <w:p>
+            <w:r>
+              <w:rPr>
+                <w:sz w:val="13"/>
+              </w:rPr>
+              <w:t>acute vs nonacute</w:t>
+            </w:r>
+          </w:p>
+        </w:tc>
+        <w:tc>
+          <w:tcPr>
+            <w:tcW w:type="dxa" w:w="1045"/>
+          </w:tcPr>
+          <w:p>
+            <w:r>
+              <w:rPr>
+                <w:sz w:val="13"/>
+              </w:rPr>
+              <w:t>R</w:t>
+            </w:r>
+          </w:p>
+        </w:tc>
+        <w:tc>
+          <w:tcPr>
+            <w:tcW w:type="dxa" w:w="1045"/>
+          </w:tcPr>
+          <w:p>
+            <w:r>
+              <w:rPr>
+                <w:sz w:val="13"/>
+              </w:rPr>
+              <w:t>-0.77 [-3.24, 0.34]</w:t>
+            </w:r>
+          </w:p>
+        </w:tc>
+        <w:tc>
+          <w:tcPr>
+            <w:tcW w:type="dxa" w:w="1045"/>
+          </w:tcPr>
+          <w:p>
+            <w:r>
+              <w:rPr>
+                <w:sz w:val="13"/>
+              </w:rPr>
+              <w:t>4 vs 4 (positions Intima-medium vs Intima-medium/Whole)</w:t>
+            </w:r>
+          </w:p>
+        </w:tc>
+        <w:tc>
+          <w:tcPr>
+            <w:tcW w:type="dxa" w:w="1045"/>
+          </w:tcPr>
+          <w:p>
+            <w:r>
+              <w:rPr>
+                <w:sz w:val="13"/>
+              </w:rPr>
+              <w:t>none (Position confounded with stage)</w:t>
+            </w:r>
+          </w:p>
+        </w:tc>
+        <w:tc>
+          <w:tcPr>
+            <w:tcW w:type="dxa" w:w="1045"/>
+          </w:tcPr>
+          <w:p>
+            <w:r>
+              <w:rPr>
+                <w:sz w:val="13"/>
+              </w:rPr>
+              <w:t>CI includes 0</w:t>
+            </w:r>
+          </w:p>
+        </w:tc>
+        <w:tc>
+          <w:tcPr>
+            <w:tcW w:type="dxa" w:w="1045"/>
+          </w:tcPr>
+          <w:p>
+            <w:r>
+              <w:rPr>
+                <w:sz w:val="13"/>
+              </w:rPr>
+              <w:t>limited precision; sampling position differs between stages</w:t>
+            </w:r>
+          </w:p>
+        </w:tc>
+      </w:tr>
+      <w:tr>
+        <w:tc>
+          <w:tcPr>
+            <w:tcW w:type="dxa" w:w="1045"/>
+          </w:tcPr>
+          <w:p>
+            <w:r>
+              <w:rPr>
+                <w:sz w:val="13"/>
+              </w:rPr>
+              <w:t>3. Stage: within-cohort stages (estimation only)</w:t>
+            </w:r>
+          </w:p>
+        </w:tc>
+        <w:tc>
+          <w:tcPr>
+            <w:tcW w:type="dxa" w:w="1045"/>
+          </w:tcPr>
+          <w:p>
+            <w:r>
+              <w:rPr>
+                <w:sz w:val="13"/>
+              </w:rPr>
+              <w:t>GSE222318</w:t>
+            </w:r>
+          </w:p>
+        </w:tc>
+        <w:tc>
+          <w:tcPr>
+            <w:tcW w:type="dxa" w:w="1045"/>
+          </w:tcPr>
+          <w:p>
+            <w:r>
+              <w:rPr>
+                <w:sz w:val="13"/>
+              </w:rPr>
+              <w:t>acute vs subacute samePosition</w:t>
+            </w:r>
+          </w:p>
+        </w:tc>
+        <w:tc>
+          <w:tcPr>
+            <w:tcW w:type="dxa" w:w="1045"/>
+          </w:tcPr>
+          <w:p>
+            <w:r>
+              <w:rPr>
+                <w:sz w:val="13"/>
+              </w:rPr>
+              <w:t>C</w:t>
+            </w:r>
+          </w:p>
+        </w:tc>
+        <w:tc>
+          <w:tcPr>
+            <w:tcW w:type="dxa" w:w="1045"/>
+          </w:tcPr>
+          <w:p>
+            <w:r>
+              <w:rPr>
+                <w:sz w:val="13"/>
+              </w:rPr>
+              <w:t>-2.45 [-26.27, -1.47]</w:t>
+            </w:r>
+          </w:p>
+        </w:tc>
+        <w:tc>
+          <w:tcPr>
+            <w:tcW w:type="dxa" w:w="1045"/>
+          </w:tcPr>
+          <w:p>
+            <w:r>
+              <w:rPr>
+                <w:sz w:val="13"/>
+              </w:rPr>
+              <w:t>4 vs 2 (positions Intima-medium vs Intima-medium)</w:t>
+            </w:r>
+          </w:p>
+        </w:tc>
+        <w:tc>
+          <w:tcPr>
+            <w:tcW w:type="dxa" w:w="1045"/>
+          </w:tcPr>
+          <w:p>
+            <w:r>
+              <w:rPr>
+                <w:sz w:val="13"/>
+              </w:rPr>
+              <w:t>none (Position confounded with stage)</w:t>
+            </w:r>
+          </w:p>
+        </w:tc>
+        <w:tc>
+          <w:tcPr>
+            <w:tcW w:type="dxa" w:w="1045"/>
+          </w:tcPr>
+          <w:p>
+            <w:r>
+              <w:rPr>
+                <w:sz w:val="13"/>
+              </w:rPr>
+              <w:t>CI excludes 0</w:t>
+            </w:r>
+          </w:p>
+        </w:tc>
+        <w:tc>
+          <w:tcPr>
+            <w:tcW w:type="dxa" w:w="1045"/>
+          </w:tcPr>
+          <w:p>
+            <w:r>
+              <w:rPr>
+                <w:sz w:val="13"/>
+              </w:rPr>
+              <w:t>limited precision (same sampling position)</w:t>
+            </w:r>
+          </w:p>
+        </w:tc>
+      </w:tr>
+      <w:tr>
+        <w:tc>
+          <w:tcPr>
+            <w:tcW w:type="dxa" w:w="1045"/>
+          </w:tcPr>
+          <w:p>
+            <w:r>
+              <w:rPr>
+                <w:sz w:val="13"/>
+              </w:rPr>
+              <w:t>3. Stage: within-cohort stages (estimation only)</w:t>
+            </w:r>
+          </w:p>
+        </w:tc>
+        <w:tc>
+          <w:tcPr>
+            <w:tcW w:type="dxa" w:w="1045"/>
+          </w:tcPr>
+          <w:p>
+            <w:r>
+              <w:rPr>
+                <w:sz w:val="13"/>
+              </w:rPr>
+              <w:t>GSE222318</w:t>
+            </w:r>
+          </w:p>
+        </w:tc>
+        <w:tc>
+          <w:tcPr>
+            <w:tcW w:type="dxa" w:w="1045"/>
+          </w:tcPr>
+          <w:p>
+            <w:r>
+              <w:rPr>
+                <w:sz w:val="13"/>
+              </w:rPr>
+              <w:t>acute vs subacute samePosition</w:t>
+            </w:r>
+          </w:p>
+        </w:tc>
+        <w:tc>
+          <w:tcPr>
+            <w:tcW w:type="dxa" w:w="1045"/>
+          </w:tcPr>
+          <w:p>
+            <w:r>
+              <w:rPr>
+                <w:sz w:val="13"/>
+              </w:rPr>
+              <w:t>I</w:t>
+            </w:r>
+          </w:p>
+        </w:tc>
+        <w:tc>
+          <w:tcPr>
+            <w:tcW w:type="dxa" w:w="1045"/>
+          </w:tcPr>
+          <w:p>
+            <w:r>
+              <w:rPr>
+                <w:sz w:val="13"/>
+              </w:rPr>
+              <w:t>-0.33 [-127.36, 0.61]</w:t>
+            </w:r>
+          </w:p>
+        </w:tc>
+        <w:tc>
+          <w:tcPr>
+            <w:tcW w:type="dxa" w:w="1045"/>
+          </w:tcPr>
+          <w:p>
+            <w:r>
+              <w:rPr>
+                <w:sz w:val="13"/>
+              </w:rPr>
+              <w:t>4 vs 2 (positions Intima-medium vs Intima-medium)</w:t>
+            </w:r>
+          </w:p>
+        </w:tc>
+        <w:tc>
+          <w:tcPr>
+            <w:tcW w:type="dxa" w:w="1045"/>
+          </w:tcPr>
+          <w:p>
+            <w:r>
+              <w:rPr>
+                <w:sz w:val="13"/>
+              </w:rPr>
+              <w:t>none (Position confounded with stage)</w:t>
+            </w:r>
+          </w:p>
+        </w:tc>
+        <w:tc>
+          <w:tcPr>
+            <w:tcW w:type="dxa" w:w="1045"/>
+          </w:tcPr>
+          <w:p>
+            <w:r>
+              <w:rPr>
+                <w:sz w:val="13"/>
+              </w:rPr>
+              <w:t>CI includes 0</w:t>
+            </w:r>
+          </w:p>
+        </w:tc>
+        <w:tc>
+          <w:tcPr>
+            <w:tcW w:type="dxa" w:w="1045"/>
+          </w:tcPr>
+          <w:p>
+            <w:r>
+              <w:rPr>
+                <w:sz w:val="13"/>
+              </w:rPr>
+              <w:t>limited precision (same sampling position)</w:t>
+            </w:r>
+          </w:p>
+        </w:tc>
+      </w:tr>
+      <w:tr>
+        <w:tc>
+          <w:tcPr>
+            <w:tcW w:type="dxa" w:w="1045"/>
+          </w:tcPr>
+          <w:p>
+            <w:r>
+              <w:rPr>
+                <w:sz w:val="13"/>
+              </w:rPr>
+              <w:t>3. Stage: within-cohort stages (estimation only)</w:t>
+            </w:r>
+          </w:p>
+        </w:tc>
+        <w:tc>
+          <w:tcPr>
+            <w:tcW w:type="dxa" w:w="1045"/>
+          </w:tcPr>
+          <w:p>
+            <w:r>
+              <w:rPr>
+                <w:sz w:val="13"/>
+              </w:rPr>
+              <w:t>GSE222318</w:t>
+            </w:r>
+          </w:p>
+        </w:tc>
+        <w:tc>
+          <w:tcPr>
+            <w:tcW w:type="dxa" w:w="1045"/>
+          </w:tcPr>
+          <w:p>
+            <w:r>
+              <w:rPr>
+                <w:sz w:val="13"/>
+              </w:rPr>
+              <w:t>acute vs subacute samePosition</w:t>
+            </w:r>
+          </w:p>
+        </w:tc>
+        <w:tc>
+          <w:tcPr>
+            <w:tcW w:type="dxa" w:w="1045"/>
+          </w:tcPr>
+          <w:p>
+            <w:r>
+              <w:rPr>
+                <w:sz w:val="13"/>
+              </w:rPr>
+              <w:t>R</w:t>
+            </w:r>
+          </w:p>
+        </w:tc>
+        <w:tc>
+          <w:tcPr>
+            <w:tcW w:type="dxa" w:w="1045"/>
+          </w:tcPr>
+          <w:p>
+            <w:r>
+              <w:rPr>
+                <w:sz w:val="13"/>
+              </w:rPr>
+              <w:t>-0.97 [-51.78, -0.19]</w:t>
+            </w:r>
+          </w:p>
+        </w:tc>
+        <w:tc>
+          <w:tcPr>
+            <w:tcW w:type="dxa" w:w="1045"/>
+          </w:tcPr>
+          <w:p>
+            <w:r>
+              <w:rPr>
+                <w:sz w:val="13"/>
+              </w:rPr>
+              <w:t>4 vs 2 (positions Intima-medium vs Intima-medium)</w:t>
+            </w:r>
+          </w:p>
+        </w:tc>
+        <w:tc>
+          <w:tcPr>
+            <w:tcW w:type="dxa" w:w="1045"/>
+          </w:tcPr>
+          <w:p>
+            <w:r>
+              <w:rPr>
+                <w:sz w:val="13"/>
+              </w:rPr>
+              <w:t>none (Position confounded with stage)</w:t>
+            </w:r>
+          </w:p>
+        </w:tc>
+        <w:tc>
+          <w:tcPr>
+            <w:tcW w:type="dxa" w:w="1045"/>
+          </w:tcPr>
+          <w:p>
+            <w:r>
+              <w:rPr>
+                <w:sz w:val="13"/>
+              </w:rPr>
+              <w:t>CI excludes 0</w:t>
+            </w:r>
+          </w:p>
+        </w:tc>
+        <w:tc>
+          <w:tcPr>
+            <w:tcW w:type="dxa" w:w="1045"/>
+          </w:tcPr>
+          <w:p>
+            <w:r>
+              <w:rPr>
+                <w:sz w:val="13"/>
+              </w:rPr>
+              <w:t>limited precision (same sampling position)</w:t>
+            </w:r>
+          </w:p>
+        </w:tc>
+      </w:tr>
+      <w:tr>
+        <w:tc>
+          <w:tcPr>
+            <w:tcW w:type="dxa" w:w="1045"/>
+          </w:tcPr>
+          <w:p>
+            <w:r>
+              <w:rPr>
+                <w:sz w:val="13"/>
+              </w:rPr>
               <w:t>4. Within-patient region (paired)</w:t>
             </w:r>
           </w:p>
@@ -9132,7 +11392,7 @@
     </w:p>
     <w:p>
       <w:r>
-        <w:t>GSE155468（8 例 ATAA，3 例对照）与 GSE213740（6 例 TAAD，3 例供体）的细胞经质量过滤（200–6,000 个基因，线粒体读数 &lt; 20 %）、每样本降采样至 ≤ 4,000 个细胞、标准化、log 转换，并在 2,000 个高变基因的 40 个主成分上用 Harmony 整合（Scanpy）[29,30]；Leiden 聚类以经典标志注释，去除一个双细胞样聚类后保留 12 个群体共 73,755 个细胞（附加文件 4）。GSE189795 与 GSE222318 以同一流程分别处理。每个数据集按患者与细胞类型形成伪 bulk 谱（log 标准化表达的均值；该类型细胞 &lt; 20 个的患者被排除，这使 GSE155468 收缩型 SMC 分析中少了 1 例 ATAA 患者），在细胞类型内对全部患者计算程序分，并按细胞类型估计疾病对对照效应。全流程核对以对照参照标准化并将标签置换贯穿整个评分过程重复收缩型 SMC 的主要检验。</w:t>
+        <w:t>GSE155468（8 例 ATAA，3 例对照）与 GSE213740（6 例 TAAD，3 例供体）的细胞经质量过滤（200–6,000 个基因，线粒体读数 &lt; 20 %）、每样本降采样至 ≤ 4,000 个细胞、标准化、log 转换，并在 2,000 个高变基因的 40 个主成分上用 Harmony 整合（Scanpy）[29,30]；Leiden 聚类以经典标志注释，去除一个双细胞样聚类后保留 12 个群体共 73,755 个细胞（附加文件 4）。GSE189795 与 GSE222318 以同一流程分别处理。每个数据集按患者与细胞类型形成伪 bulk 谱（log 标准化表达的均值；该类型细胞 &lt; 20 个的患者被排除，这使 GSE155468 收缩型 SMC 分析中少了 1 例 ATAA 患者），在细胞类型内对全部患者计算程序分，并按细胞类型估计疾病对对照效应。全流程核对以对照参照标准化并将标签置换贯穿整个评分过程重复收缩型 SMC 的主要检验。作为针对"细胞可能离开收缩状态"的探索性敏感性分析，在整个 SMC 群体（收缩型加调节型 SMC；更宽定义再加纤维肌细胞）及调节型 SMC 内按患者计算同样的分数，并比较各患者捕获 SMC 中调节型 SMC 的比例；捕获细胞比例受解离偏倚影响、不是组织细胞数，这些比较均非主要检验（附加文件 4）。</w:t>
       </w:r>
     </w:p>
     <w:p>
@@ -9158,7 +11418,7 @@
     </w:p>
     <w:p>
       <w:r>
-        <w:t>为考察 bulk 程序效应是否由组织组成携带，在每个队列内以线性模型重新估计疾病对各 Tier 1 分的效应，并条件化三个预设的对照细胞签名分（收缩型 SMC、炎性髓系细胞、T 细胞）。评分前从结局模块中剔除与三个标志集中任一共有的基因；剩余 &lt; 5 个基因的模块记为不可估计。非条件化与条件化的标准化系数按疾病以随机效应合并。这是敏感性分析，而非细胞内在成分与组成成分的分解。</w:t>
+        <w:t>为考察 bulk 程序效应是否由组织组成携带，在每个队列内以线性模型重新估计疾病对各 Tier 1 分的效应，并条件化三个预设的对照细胞签名分（收缩型 SMC、炎性髓系细胞、T 细胞）。评分前从结局模块中剔除与三个标志集中任一共有的基因；剩余 &lt; 5 个基因的模块记为不可估计。非条件化与条件化的标准化系数及其 OLS 标准误按疾病以随机效应合并；条件化效应保持非条件化效应的符号且合并 |系数/SE| &gt; 1.96 时记为"保留"。这是敏感性分析，而非细胞内在成分与组成成分的分解，三个签名分是基于表达的替代指标而非完整的组成测量。</w:t>
       </w:r>
     </w:p>
     <w:p>
@@ -9319,7 +11579,7 @@
     </w:p>
     <w:p>
       <w:r>
-        <w:t>采用 Tier 1 分数（图 2a–c；表 2），收缩程序 C 在每个 TAAD 队列均降低（g −1.33 至 −2.68；合并 −2.11，95 % CI −2.68 至 −1.54；I² 0 %），在 ATAA 中不一致（4 个队列中 2 个为负；合并 −0.34，−0.94 至 0.25）。两病之差为 −1.77（−2.59 至 −0.94；Holm P &lt; 0.001；F1 主要检验）。损伤应答综合分 I 在 6 个 TAAD 队列中的 5 个升高（合并 +1.75，0.73 至 2.77），在全部 4 个 ATAA 队列中较小幅度升高（+0.56，−0.06 至 1.18）；差值（+1.19，0.00 至 2.39）为临界（P = 0.050；Holm P = 0.10）。相对状态 R = I + C 在每个队列中均接近零（−0.62 至 +0.96），两病无差异（+0.20 对 +0.24；差值 −0.04，−0.82 至 0.74；P = 0.92）。在 C 对 I 的平面上，TAAD 队列沿 I = −C 线（R 不变线）远离原点，ATAA 队列在同一条线上靠近原点（图 6a）。</w:t>
+        <w:t>采用 Tier 1 分数（图 2a–c；表 2），收缩程序 C 在每个 TAAD 队列均降低（g −1.33 至 −2.68；合并 −2.11，95 % CI −2.68 至 −1.54；I² 0 %），在 ATAA 中不一致（4 个队列中 2 个为负；合并 −0.34，−0.94 至 0.25）。两病之差为 −1.77（−2.59 至 −0.94；Holm P &lt; 0.001；F1 主要检验）。损伤应答综合分 I 在 6 个 TAAD 队列中的 5 个升高（合并 +1.75，0.73 至 2.77），在全部 4 个 ATAA 队列中较小幅度升高（+0.56，−0.06 至 1.18）；差值（+1.19，0.00 至 2.39）为临界（P = 0.050；Holm P = 0.10）。相对状态 R = I + C 在每个队列中均接近零（−0.62 至 +0.96），两病无差异（+0.20 对 +0.24；差值 −0.04，−0.82 至 0.74；P = 0.92）。C 与 I 的标准化效应分母不同，不能合成对 R 的效应；在分数尺度上（图 6b），6 个 TAAD 队列中有 5 个的队列内均值差 ΔC 与 ΔI 大小相近、方向相反（ΔR +0.01 至 +0.50；GSE294606 −1.00），而 ATAA 队列 ΔC 较小、ΔR 介于 −0.35 与 +0.79 之间。</w:t>
       </w:r>
     </w:p>
     <w:p>
@@ -9425,7 +11685,7 @@
       <w:r>
         <w:drawing>
           <wp:inline xmlns:a="http://schemas.openxmlformats.org/drawingml/2006/main" xmlns:pic="http://schemas.openxmlformats.org/drawingml/2006/picture">
-            <wp:extent cx="5760720" cy="2921821"/>
+            <wp:extent cx="5760720" cy="4220308"/>
             <wp:docPr id="3" name="Picture 3"/>
             <wp:cNvGraphicFramePr>
               <a:graphicFrameLocks noChangeAspect="1"/>
@@ -9446,7 +11706,7 @@
                   <pic:spPr>
                     <a:xfrm>
                       <a:off x="0" y="0"/>
-                      <a:ext cx="5760720" cy="2921821"/>
+                      <a:ext cx="5760720" cy="4220308"/>
                     </a:xfrm>
                     <a:prstGeom prst="rect"/>
                   </pic:spPr>
@@ -9485,7 +11745,7 @@
         <w:rPr>
           <w:sz w:val="20"/>
         </w:rPr>
-        <w:t xml:space="preserve"> 各数据集对 C（x）与 I（y）的效应：bulk 队列（圆）与合并估计（菱形）、收缩型 SMC 患者级效应（星）与直接夹层对扩张对比（十字）；虚线 I = −C 表示相对状态不变。</w:t>
+        <w:t xml:space="preserve"> bulk 队列（圆，95 % CI）、随机效应合并估计（菱形）与收缩型 SMC 患者级效应（星）对 C（x）与 I（y）的标准化效应（Hedges' g）；由于 g_C 与 g_I 以不同的标准差标准化，不能从该平面读出对 R 的效应。GSE318877 夹层对扩张对比（参照为扩张而非对照）单独置于插图；GSE189795 因未回收到收缩型 SMC 聚类而未显示。</w:t>
       </w:r>
       <w:r>
         <w:rPr>
@@ -9498,7 +11758,20 @@
         <w:rPr>
           <w:sz w:val="20"/>
         </w:rPr>
-        <w:t xml:space="preserve"> 按程序的状态对照：各病合并效应、两病是否不同、队列内或患者级证据；区分获支持与尚未确定的条目；不隐含时间或因果顺序。</w:t>
+        <w:t xml:space="preserve"> 数据集内 C 与 I 在标签无关分数尺度上的均值差（病例减参照），在该尺度上 ΔR = ΔC + ΔI，等 ΔR 线有效（虚线为 ΔR = 0）；各点标注其 ΔR；数值在数据集内可比、跨数据集不可比，GSE318877 以扩张为参照（results/v21_bulk/programme_mean_differences.csv）。</w:t>
+      </w:r>
+      <w:r>
+        <w:rPr>
+          <w:b/>
+          <w:sz w:val="20"/>
+        </w:rPr>
+        <w:t>c</w:t>
+      </w:r>
+      <w:r>
+        <w:rPr>
+          <w:sz w:val="20"/>
+        </w:rPr>
+        <w:t xml:space="preserve"> 按程序的状态对照：各病合并效应、两病是否不同、队列内或患者级证据，以及由敏感性结果读取的组成签名条件化状态；区分获支持与尚未确定的条目，不隐含时间或因果顺序。</w:t>
       </w:r>
     </w:p>
     <w:p>
@@ -9553,7 +11826,7 @@
     </w:p>
     <w:p>
       <w:r>
-        <w:t>条件化三个对照细胞签名分（图 2e；附加文件 10）使 TAAD 对 C（标准化系数 −1.47 → −0.44，−0.75 至 −0.13）和 I（+1.41 → +1.33，0.64 至 2.03）的效应减弱但保留，糖酵解、氧化应激、MYC-核糖体、p53 与 NF-κB/IL-6 效应亦保留。在 ATAA 中，C 的小幅效应保留（−0.30 → −0.26，−0.50 至 −0.03），而损伤综合分（+0.56 → −0.14）、干扰素-α（+0.78 → +0.24，−0.10 至 0.58）、MHC II 类（+0.90 → +0.39）与 ECM-胶原（+0.64 → +0.29）效应变得不确定。因此在此设计下，队列级的 ATAA 相关免疫与基质信号无法与组织组成分离，而 TAAD 相关的收缩丢失与代谢/应激激活可以。</w:t>
+        <w:t>条件化三个对照细胞签名分（图 2e；附加文件 10）使 TAAD 对 C（合并标准化系数 −1.46 → −0.42，95 % CI −0.69 至 −0.15）和 I（+1.38 → +1.19，0.49 至 1.89）的效应减弱但保留，糖酵解、氧化应激、MYC-核糖体、p53 与 NF-κB/IL-6 效应亦保留。在 ATAA 中，C 的小幅效应保留（−0.31 → −0.27，−0.49 至 −0.05），而损伤综合分（+0.58 → −0.64）、干扰素-α（+0.79 → +0.26，−0.36 至 0.89）、MHC II 类（+0.88 → +0.34）与 ECM-胶原（+0.62 → −0.15）效应变得不确定。因此，在控制所选三种细胞签名分后，部分 TAAD 关联仍然存在，而 ATAA 相关的免疫与基质关联不再存在；由于三个签名分是基于表达的替代指标而非完整的组成测量，这是敏感性结果，不是细胞内在效应与组成效应的分离。</w:t>
       </w:r>
     </w:p>
     <w:p>
@@ -9566,7 +11839,7 @@
     </w:p>
     <w:p>
       <w:r>
-        <w:t>在收缩型 SMC 伪 bulk 谱中（图 3；表 2），两数据集的 C 在疾病中均低于对照（GSE155468，ATAA 7 对 3 例，g −0.95，95 % CI −3.93 至 −0.16，精确 P = 0.167；GSE213740，TAAD 6 对 3 例，g −0.98，−4.16 至 −0.05，P = 0.167），I 无明确变化（−0.18 与 +0.35；区间含零）。R 的主要检验未通过（GSE155468，g −0.58，−1.65 至 0.33，120 种分配的精确 P = 0.367；GSE213740，g −0.35，−1.27 至 1.33，84 种分配的 P = 0.786）；以对照参照标准化的全流程核对给出 P = 0.150 与 0.048。各患者分数分布很宽（图 3a–d）：R 最低的 ATAA 患者兼有收缩程序的轻度下降与损伤综合分的明显下降；每例动脉瘤患者的收缩型 SMC 数（50–905）远少于对照（263–2,165），与此前注意到的解离偏倚一致。探索性分析中，ATAA SMC 的 MHC II 类分高于对照（g +1.27，0.66 至 3.33；精确 P = 0.067；BH = 0.90），TAAD SMC 的干扰素-α 分较低（g −1.00；P = 0.167）。在其他细胞类型中（图 3e–g）所有区间均很宽；唯一精确 P &lt; 0.05 的探索性效应为 TAAD 患者 T 细胞中较低的损伤综合分（g −1.96，−8.66 至 −1.41；P = 0.024）。每个数据集仅 3 例对照，这些估计精度有限；数据未显示细胞内相对状态的差异，也不能排除中等大小的差异。</w:t>
+        <w:t>在收缩型 SMC 伪 bulk 谱中（图 3；表 2），两数据集中 C 的点估计在疾病中均低于对照（GSE155468，ATAA 7 对 3 例——1 例动脉瘤患者收缩型 SMC 不足 20 个而被排除，g −0.95，bootstrap 95 % CI −3.93 至 −0.16；GSE213740，TAAD 6 对 3 例，g −0.98，−4.16 至 −0.05），但患者级精确检验不支持差异（两数据集 P 均为 0.167，分别 120 与 84 种分配），I 无明确变化（−0.18 与 +0.35；区间含零）。bootstrap 区间与精确置换 P 回答的是不同问题（固定患者分数的重抽样对标签置换零分布），因此此处区间不含零不作为确认。R 的主要检验未通过（GSE155468，g −0.58，−1.65 至 0.33，120 种分配的精确 P = 0.367；GSE213740，g −0.35，−1.27 至 1.33，84 种分配的 P = 0.786）；以对照参照标准化的全流程核对给出 P = 0.150 与 0.048，因此 TAAD 的结果依赖于评分约定（标签无关对对照参照）；对照参照值为敏感性结果，不替代主要检验。各患者分数分布很宽（图 3a–d）：R 最低的 ATAA 患者兼有收缩程序的轻度下降与损伤综合分的明显下降；每例动脉瘤患者的收缩型 SMC 数（50–905）远少于对照（263–2,165），与此前注意到的解离偏倚一致。探索性分析中，ATAA SMC 的 MHC II 类分高于对照（g +1.27，0.66 至 3.33；精确 P = 0.067；BH = 0.90），TAAD SMC 的干扰素-α 分较低（g −1.00；P = 0.167）。在其他细胞类型中（图 3e–g）所有区间均很宽；唯一精确 P &lt; 0.05 的探索性效应为 TAAD 患者 T 细胞中较低的损伤综合分（g −1.96，−8.66 至 −1.41；P = 0.024）。每个数据集仅 3 例对照，这些估计精度有限；数据既未显示细胞内 C 的下降或相对状态的差异，也不能排除中等大小的效应。</w:t>
       </w:r>
     </w:p>
     <w:p>
@@ -9675,7 +11948,12 @@
         <w:rPr>
           <w:sz w:val="20"/>
         </w:rPr>
-        <w:t xml:space="preserve"> 主要检验与全流程核对。</w:t>
+        <w:t xml:space="preserve"> 主要检验（GSE155468：7 对 3 例，120 种分配，1 例动脉瘤患者因收缩型 SMC &lt; 20 个被排除；GSE213740：6 对 3 例，84 种分配）与对照参照标准化的全流程核对（敏感性）。</w:t>
+      </w:r>
+    </w:p>
+    <w:p>
+      <w:r>
+        <w:t>由于疾病可能使细胞离开收缩状态，另对整个 SMC 群体做了敏感性评分（附加文件 4）。在 GSE155468 中，动脉瘤患者捕获 SMC 中调节型 SMC 的比例较高（0.29–0.82，对照 0.13–0.39；g +2.04，精确 P = 0.024，BH = 0.33），合并 SMC 群体相应地 C 较低（g −1.56，−10.50 至 −0.47；P = 0.048），I（−1.06；P = 0.11）与 R（−1.37；P = 0.073）也较低，而在收缩型与调节型状态内部 I 均接近零；因此全群体的变化反映的是状态组成，而非离开收缩状态的细胞中损伤程序的增加，且任何范围均未显示 I 或 R 的升高。在 GSE213740 中调节型比例无差异（g +0.21；P = 0.76），全 SMC 结果与仅收缩型的图景一致（C −0.86，P = 0.21；R +0.12，P = 0.79），调节型 SMC 显示 I 的非显著升高（g +0.97，0.42 至 2.14；P = 0.14）。这些探索性比较均未通过 BH 校正。</w:t>
       </w:r>
     </w:p>
     <w:p>
@@ -9688,7 +11966,108 @@
     </w:p>
     <w:p>
       <w:r>
-        <w:t>[[STAGE_RESULTS_ZH]]</w:t>
+        <w:t>GSE222318 包含 4 例急性、3 例亚急性、2 例慢性夹层患者与 5 例对照的 54,173 个细胞。急性样本中收缩型 SMC 稀少（每例 27–65 个细胞；亚急性 85–216，慢性 318–581，对照 40–167），1 例亚急性患者不足 20 个。急性与亚急性样本为内膜-中膜取材，慢性与对照为全层取材，因此病程与取材位置混杂，未做推断检验（图 4a–d；表 2）。在收缩型 SMC 内，急性期 C 的点估计低于对照（g −1.97，95 % CI −9.70 至 −1.14）、低于非急性期合并（−1.86，−7.63 至 −1.37）、也低于同取材位置的亚急性样本（−2.45，4 对 2 例），而损伤综合分在任何对比中均无升高（急性对对照 −0.23，−2.45 至 0.95；急性对亚急性 −0.33），R 相应地在急性样本中较低（−0.80，−3.54 至 0.34；急性对亚急性 −0.97）。六个损伤模块中仅糖酵解在急性 SMC 中较高（对对照 +1.48，0.94 至 3.09；对非急性 +1.04，0.17 至 2.64），缺氧、氧化应激、p53 与 NF-κB/IL-6 的点估计为负。亚急性与慢性 SMC 的 C、I、R 与对照无差异（g −0.27 至 +1.09，区间均含零）。这些估计基于每组 2–5 例患者及每例急性患者 27–65 个收缩型 SMC，急性对对照与慢性对比还存在取材位置差异；它们描述的是急性期收缩型 SMC 中较低的收缩分而无较高的损伤综合分，不能读作病程轨迹。</w:t>
+      </w:r>
+    </w:p>
+    <w:p>
+      <w:pPr>
+        <w:jc w:val="center"/>
+      </w:pPr>
+      <w:r>
+        <w:drawing>
+          <wp:inline xmlns:a="http://schemas.openxmlformats.org/drawingml/2006/main" xmlns:pic="http://schemas.openxmlformats.org/drawingml/2006/picture">
+            <wp:extent cx="5760720" cy="3118585"/>
+            <wp:docPr id="5" name="Picture 5"/>
+            <wp:cNvGraphicFramePr>
+              <a:graphicFrameLocks noChangeAspect="1"/>
+            </wp:cNvGraphicFramePr>
+            <a:graphic>
+              <a:graphicData uri="http://schemas.openxmlformats.org/drawingml/2006/picture">
+                <pic:pic>
+                  <pic:nvPicPr>
+                    <pic:cNvPr id="0" name="Fig4_stage.png"/>
+                    <pic:cNvPicPr/>
+                  </pic:nvPicPr>
+                  <pic:blipFill>
+                    <a:blip r:embed="rId13"/>
+                    <a:stretch>
+                      <a:fillRect/>
+                    </a:stretch>
+                  </pic:blipFill>
+                  <pic:spPr>
+                    <a:xfrm>
+                      <a:off x="0" y="0"/>
+                      <a:ext cx="5760720" cy="3118585"/>
+                    </a:xfrm>
+                    <a:prstGeom prst="rect"/>
+                  </pic:spPr>
+                </pic:pic>
+              </a:graphicData>
+            </a:graphic>
+          </wp:inline>
+        </w:drawing>
+      </w:r>
+    </w:p>
+    <w:p>
+      <w:pPr>
+        <w:spacing w:after="280"/>
+      </w:pPr>
+      <w:r>
+        <w:rPr>
+          <w:b/>
+          <w:sz w:val="20"/>
+        </w:rPr>
+        <w:t>图 4 夹层病程各阶段的程序分（GSE222318 仅估计；GSE189795 主要检验）。</w:t>
+      </w:r>
+      <w:r>
+        <w:rPr>
+          <w:sz w:val="20"/>
+        </w:rPr>
+        <w:t xml:space="preserve"> </w:t>
+      </w:r>
+      <w:r>
+        <w:rPr>
+          <w:b/>
+          <w:sz w:val="20"/>
+        </w:rPr>
+        <w:t>a–c</w:t>
+      </w:r>
+      <w:r>
+        <w:rPr>
+          <w:sz w:val="20"/>
+        </w:rPr>
+        <w:t xml:space="preserve"> GSE222318 收缩型 SMC 中各患者按阶段的 C、I、R；标记形状为取材位置（内膜-中膜或全层），各阶段不同。</w:t>
+      </w:r>
+      <w:r>
+        <w:rPr>
+          <w:b/>
+          <w:sz w:val="20"/>
+        </w:rPr>
+        <w:t>d</w:t>
+      </w:r>
+      <w:r>
+        <w:rPr>
+          <w:sz w:val="20"/>
+        </w:rPr>
+        <w:t xml:space="preserve"> 各阶段对比的 Hedges' g（95 % CI），含急性对非急性及同取材位置的急性对亚急性；未做推断检验。</w:t>
+      </w:r>
+      <w:r>
+        <w:rPr>
+          <w:b/>
+          <w:sz w:val="20"/>
+        </w:rPr>
+        <w:t>e</w:t>
+      </w:r>
+      <w:r>
+        <w:rPr>
+          <w:sz w:val="20"/>
+        </w:rPr>
+        <w:t xml:space="preserve"> GSE189795 急性 TAAD 对对照：未回收到收缩型 SMC 聚类，预设主要检验不可估计；显示调节型 SMC 分数作为探索性替代及其精确 P 值。</w:t>
+      </w:r>
+    </w:p>
+    <w:p>
+      <w:r>
+        <w:t>GSE189795（5 例急性 TAAD，4 例对照；过滤后 33,876 个细胞，每细胞检出基因中位数 668）中没有满足收缩型 SMC 标准的聚类：SMC 样细胞在包括对照在内的每个样本中都很稀少（每例 26–371 个，共 902 个）并被归为调节型 SMC，数据集以炎性髓系细胞、成纤维细胞、巨噬细胞与 NK 细胞为主。因此预设的收缩型 SMC 内 R 主要检验不可估计（表 2）。作为探索性替代，调节型 SMC 伪 bulk 谱（≥ 20 个细胞的患者 4 对 4；70 种分配）显示急性夹层中 C 较低（g −2.47，95 % CI −6.13 至 −1.87；精确 P = 0.029，即可达到的最小值、两组完全分离），I 无升高（+0.44，−0.72 至 2.47；P = 0.46），R 较低（−0.58，−3.49 至 0.64；P = 0.40）；内皮细胞、成纤维细胞、巨噬细胞、炎性髓系细胞与 NK 细胞中 C、I、R 的区间均含零（图 4e）。该数据集因此在不同的 SMC 状态、较低的单细胞深度下重复了急性夹层中"收缩分较低而损伤综合分未升高"的模式，但未能提供计划中的主要检验。</w:t>
       </w:r>
     </w:p>
     <w:p>
@@ -9712,7 +12091,7 @@
         <w:drawing>
           <wp:inline xmlns:a="http://schemas.openxmlformats.org/drawingml/2006/main" xmlns:pic="http://schemas.openxmlformats.org/drawingml/2006/picture">
             <wp:extent cx="5760720" cy="4005362"/>
-            <wp:docPr id="5" name="Picture 5"/>
+            <wp:docPr id="6" name="Picture 6"/>
             <wp:cNvGraphicFramePr>
               <a:graphicFrameLocks noChangeAspect="1"/>
             </wp:cNvGraphicFramePr>
@@ -9724,7 +12103,7 @@
                     <pic:cNvPicPr/>
                   </pic:nvPicPr>
                   <pic:blipFill>
-                    <a:blip r:embed="rId13"/>
+                    <a:blip r:embed="rId14"/>
                     <a:stretch>
                       <a:fillRect/>
                     </a:stretch>
@@ -9802,7 +12181,7 @@
     </w:p>
     <w:p>
       <w:r>
-        <w:t>在 GSE26155 的有序扩张程度中（无 31、临界 6、扩张 22；图 5e；附加文件 11），C 随扩张下降（Spearman ρ −0.35；Jonckheere–Terpstra P = 0.006；BH = 0.016；组均值 +0.17、+0.14、−0.28），钙处理亦然（BH = 0.016），而损伤综合分无趋势（ρ +0.03；BH = 0.86），其六个模块均无趋势（BH ≥ 0.58）。因此 R 仅通过 C 下降（ρ −0.14；BH = 0.42）。相反，干扰素-α（ρ +0.38；BH = 0.012）、IFNG_specific（+0.32；0.030）、MHC II 类（+0.49；0.010）、ECM-胶原（+0.32；0.030）、基质降解（+0.30；0.030）、细胞-基质黏附（+0.32；0.030）以及 T 细胞、B 细胞、NK、巨噬细胞与炎性髓系签名（ρ +0.38 至 +0.46；BH ≤ 0.015）随扩张升高。因此，在单一内膜-中膜样本队列内，扩张伴随收缩程序下降以及免疫与基质程序，而不伴随夹层特有的损伤综合分。</w:t>
+        <w:t>在 GSE26155 的有序扩张程度中（无 31、临界 6、扩张 22；图 5e；附加文件 11），C 随扩张下降（Spearman ρ −0.35；Jonckheere–Terpstra P = 0.006；BH = 0.016；组均值 +0.17、+0.14、−0.28），钙处理亦然（BH = 0.016），而损伤综合分无趋势（ρ +0.03；BH = 0.86），其六个模块均无趋势（BH ≥ 0.58）。因此 R 仅通过 C 下降（ρ −0.14；BH = 0.42）。相反，干扰素-α（ρ +0.38；BH = 0.012）、IFNG_specific（+0.32；0.030）、MHC II 类（+0.49；0.010）、ECM-胶原（+0.32；0.030）、基质降解（+0.30；0.030）、细胞-基质黏附（+0.32；0.030）以及 T 细胞、B 细胞、NK、巨噬细胞与炎性髓系签名（ρ +0.38 至 +0.46；BH ≤ 0.015）随扩张升高。因此，在这一单一内膜-中膜样本队列内，扩张与收缩程序下降以及免疫与基质程序相关联，而未检出损伤综合分的趋势；这是探索性的队列内关联，并不表明扩张组织不存在损伤应答。</w:t>
       </w:r>
     </w:p>
     <w:p>
@@ -9815,7 +12194,7 @@
     </w:p>
     <w:p>
       <w:r>
-        <w:t>图 6 在不含时间或因果顺序的前提下总结了状态对照。队列水平获支持的是收缩丢失以及糖酵解、氧化应激与 MYC-核糖体模块的差异；单一队列内获支持的是 C 随扩张下降及干扰素、MHC II 类、淋巴细胞与 ECM 程序随扩张升高。尚未确定的是：相对状态 R 是否在同一类壁细胞内不同，[[STAGE_FIG6_ZH]] 以及 ATAA 相关免疫与基质信号是否为细胞内在。两种组织状态跨队列仍可区分：在每折内重新计算共识特征的嵌套留一队列分类器达到合并队列外 AUC 0.90（准确率 83.7 %；每个 TAAD 队列 ≥ 71 %；GSE26155 91 %、GSE140947 100 %、GSE235161 68 %、GSE202267 50 %），每次保留两病各一个队列的 24 折 AUC 中位 1.00（四分位距 0.93–1.00；附加文件 12）。在每折内重建的 Tier 2 签名与 Tier 1 结果一致（附加文件 8）：TAAD 签名在保留的 TAAD 队列中 g 中位 1.7–2.9（SMC 收缩相关 2.77，最小 1.73，6/6 折 P &lt; 0.05），在保留的 ATAA 队列中 g 中位 0.2–0.7；ATAA 签名在保留的 ATAA 队列中 g 中位 0.9–1.7，但 ECM、抗原呈递与淋巴细胞主题仅能在 4 折中的 3 折构建（保留 GSE26155 时剩余共识基因过少），其在 TAAD 队列中的效应范围为 −2.1 至 +2.8。</w:t>
+        <w:t>图 6 在不含时间或因果顺序的前提下总结了状态对照。队列水平获支持的是收缩丢失以及糖酵解、氧化应激与 MYC-核糖体模块的差异；单一队列内获支持的是 C 随扩张下降及干扰素、MHC II 类、淋巴细胞与 ECM 程序随扩张升高。尚未确定的是：两类程序的相对组织方式是否不同（R 与患者级检验均无定论），GSE222318 急性期收缩型 SMC 中"C 较低而 I 未升高"反映的是病程还是取材位置，以及急性期模式在收缩型 SMC 回收充分的数据集中是否成立（GSE189795 未回收到）， 以及 ATAA 相关免疫与基质信号是否为细胞内在。两种组织状态跨队列仍可区分：在每折内重新计算共识特征的嵌套留一队列分类器达到合并队列外 AUC 0.90（准确率 83.7 %；每个 TAAD 队列 ≥ 71 %；GSE26155 91 %、GSE140947 100 %、GSE235161 68 %、GSE202267 50 %），每次保留两病各一个队列的 24 折 AUC 中位 1.00（四分位距 0.93–1.00；附加文件 12）。在每折内重建的 Tier 2 签名与 Tier 1 结果一致（附加文件 8）：TAAD 签名在保留的 TAAD 队列中 g 中位 1.7–2.9（SMC 收缩相关 2.77，最小 1.73，6/6 折 P &lt; 0.05），在保留的 ATAA 队列中 g 中位 0.2–0.7；ATAA 签名在保留的 ATAA 队列中 g 中位 0.9–1.7，但 ECM、抗原呈递与淋巴细胞主题仅能在 4 折中的 3 折构建（保留 GSE26155 时剩余共识基因过少），其在 TAAD 队列中的效应范围为 −2.1 至 +2.8。</w:t>
       </w:r>
     </w:p>
     <w:p>
@@ -9828,7 +12207,7 @@
     </w:p>
     <w:p>
       <w:r>
-        <w:t>本研究以同一组外部定义的分数在 10 个 bulk 队列和 6 个患者级数据集中追踪两类程序。在组织水平，ATAA 与 TAAD 的主要差异在于收缩丢失的幅度（Holm P &lt; 0.001），其次是损伤综合分（Holm P = 0.10），后者主要由糖酵解、氧化应激与 MYC-核糖体模块承载。两类程序的相对状态在两病间无差异，所有队列均靠近 R 不变的直线。在收缩型 SMC 内，两病 C 的方向相同，相对状态无明确变化；在动脉瘤患者内瘤体与瘤颈无差异；在单一队列内，扩张伴随收缩程序下降以及免疫与基质程序而无损伤综合分趋势。[[STAGE_DISCUSSION_1_ZH]]</w:t>
+        <w:t>本研究以同一组外部定义的分数在 10 个 bulk 队列和 6 个患者级数据集中追踪两类程序。在组织水平，ATAA 与 TAAD 的主要差异在于收缩丢失的幅度（Holm P &lt; 0.001），其次是损伤综合分（Holm P = 0.10），后者主要由糖酵解、氧化应激与 MYC-核糖体模块承载。两病间未检出两类程序相对状态的差异（图 6）。在收缩型 SMC 内，两病 C 的点估计均较低但患者级检验无定论，相对状态无明确变化；在动脉瘤患者内瘤体与瘤颈无差异；在单一队列内，扩张与收缩程序下降以及免疫与基质程序相关联，未检出损伤综合分趋势。在病程数据集中，急性期收缩型 SMC 的收缩分低于对照与后期 SMC 而损伤综合分未升高，但由于取材位置与病程混杂且每例急性患者仅 27–65 个细胞，这只是估计而非检验。外部急性数据集因未回收到收缩型 SMC 聚类而无法提供计划的检验；其探索性调节型 SMC 估计方向相同。 在各单细胞数据集中，夹层患者收缩型 SMC 内的损伤综合分均未升高，而 bulk 夹层组织中该综合分升高；因此夹层组织中 bulk 损伤综合分信号由哪些细胞承载、其中多少反映组成，是留给细胞分辨设计的开放问题，而非本研究的结果。</w:t>
       </w:r>
     </w:p>
     <w:p>
@@ -9841,7 +12220,7 @@
     </w:p>
     <w:p>
       <w:r>
-        <w:t>受检假设是两病以不同方式组织收缩与损伤应答程序，若成立，应表现为 R 在疾病间、病程间、壁层间或区域间的差异。现有数据中该关系无差异，故假设未获支持；但也未被否定，因为 R 不变与"两程序同步移动的单一强度轴"相容，且患者级检验可达到的最小 P 值为 0.017–0.057，置信区间宽到足以容纳中等效应。数据确实显示的是强度差异：同一组"收缩丢失 + 损伤应答"的组合在组织水平于夹层中强表达、于动脉瘤中弱表达，代谢与应激模块提供了最清晰的区分。这一强度解读与近期单细胞图谱描述的糖酵解 ENO1/MIF 轴 [15] 一致——其基因在本研究跨队列中为 TAAD 富集且在 ATAA 中近零；并补充说明该轴表现为更广泛损伤综合分的一部分，而非夹层特异模块。</w:t>
+        <w:t>受检假设是两病以不同方式组织收缩与损伤应答程序，若成立，应表现为 R 在疾病间、病程间、壁层间或区域间的差异。现有数据中未检出这种差异，故假设未获支持；但也未被否定。R 只是若干程序分的一个线性汇总，其权重与零点由评分规则决定（C 为成员基因 z 分数的均值，I 为六个再标准化模块分的均值），并非生物学平衡点；其跨疾病区间（−0.82 至 0.74）仍容纳有意义的差异，而较大的 P 值不是零假设成立的证据。单模块组合、患者间分布或程序间相关关系的差异未必会体现在 R 中。患者级检验可达到的最小 P 值为 0.017–0.057，区间很宽。数据确实显示的是：预设的收缩程序与部分代谢、应激模块在组织水平的效应量在两病间不同；至于两类程序是以同一方式、沿单一强度轴、还是以不同方式组织，无法由这些数据确定。近期单细胞图谱描述的糖酵解 ENO1/MIF 轴 [15] 的表现与此一致：其基因在跨队列中为 TAAD 富集且在 ATAA 中近零，并作为更广泛的一组代谢与应激模块的一部分出现，而非孤立的夹层特异模块。</w:t>
       </w:r>
     </w:p>
     <w:p>
@@ -9854,7 +12233,7 @@
     </w:p>
     <w:p>
       <w:r>
-        <w:t>ATAA 队列与对照的差异在于干扰素、MHC II 类、淋巴细胞与 ECM 程序，在单一队列内这些程序随扩张程度升高而收缩分下降。有两点须谨慎。第一，在队列水平这些效应在条件化对照细胞签名分后变得不确定，因此用 bulk 数据无法将其与组织组成分离；动脉瘤 SMC 伪 bulk 中较高的 MHC II 类分（7 例患者，精确 P = 0.067）有提示性但效能不足。第二，有序扩张队列由三叶瓣患者的内膜-中膜样本组成，比较的是扩张程度而非疾病与对照组织，其结果为探索性。在此限制下，动脉瘤状态可表述为收缩程序下降与免疫、基质程序的组合，而不含伴随夹层的缺氧、糖酵解、氧化应激、MYC 与 p53 模块。这是组织水平程序组成的不同，而非同一类壁细胞以不同方式组织程序的证据。</w:t>
+        <w:t>ATAA 队列与对照的差异在于干扰素、MHC II 类、淋巴细胞与 ECM 程序，在单一队列内这些程序随扩张程度升高而收缩分下降。有两点须谨慎。第一，在队列水平这些效应在条件化三个对照细胞签名分后变得不确定，因此用 bulk 数据无法将其与组织组成区分；动脉瘤 SMC 伪 bulk 中较高的 MHC II 类分（7 例患者，精确 P = 0.067）有提示性但效能不足。第二，有序扩张队列由三叶瓣患者的内膜-中膜样本组成，比较的是扩张程度而非疾病与对照组织，其结果为探索性。在此限制下，动脉瘤队列与有序扩张队列显示收缩程序下降与免疫、基质程序并存，而缺氧、糖酵解、氧化应激、MYC 与 p53 模块随扩张的趋势未被检出；这些模块是不存在还是处于数据无法分辨的水平，尚不确定。这描述的是组织水平关联组合的不同，而非同一类壁细胞以不同方式组织程序的证据。</w:t>
       </w:r>
     </w:p>
     <w:p>
@@ -9880,7 +12259,7 @@
     </w:p>
     <w:p>
       <w:r>
-        <w:t>被概括为"侵蚀或爆炸"的细胞异质性比较 [16] 与 80 例主动脉图谱 [15] 均报告动脉瘤与夹层不同。本研究不重复"两种不同疾病"的对照，而是检验差异如何组织，发现现有患者级结构未显示两类程序的不同组织方式，只显示不同的强度与不同的伴随组成。直接的夹层对扩张队列 [19] 给出方向一致的患者级估计（夹层中膜的 C、I、R 均较低），但 3 对 4 例患者无法检验。</w:t>
+        <w:t>被概括为"侵蚀或爆炸"的细胞异质性比较 [16] 与 80 例主动脉图谱 [15] 均报告动脉瘤与夹层不同。本研究不重复"两种不同疾病"的对照，而是问差异如何组织，发现现有患者级结构既未显示也未排除两类程序的不同组织方式；获支持的是特定程序效应量的差异以及一组不同的组织水平伴随关联。直接的夹层对扩张队列 [19] 给出方向一致的患者级估计（夹层中膜的 C、I、R 均较低），但 3 对 4 例患者无法检验。</w:t>
       </w:r>
     </w:p>
     <w:p>
@@ -9893,7 +12272,7 @@
     </w:p>
     <w:p>
       <w:r>
-        <w:t>各队列的对照组织不同（器官供体、移植供体、非扩张手术主动脉），疾病与队列绑定，因此队列级差异在队列水平检验而不混合样本。标签无关标准化使分数在数据集内可比但不跨数据集可比，故比较的是效应量而非分数。单细胞数据集各仅 3 例对照，主要检验虽精确但分配数少。[[STAGE_LIMITATION_ZH]] Tier 1 模块为外部定义，不能涵盖所有相关程序；损伤综合分按声明对六个模块等权。GSE235161 的亚组代码无法映射到已发表分组，GSE190635 无法重新处理。性别、年龄、瓣膜形态与用药信息不统一可得且未建模。手术组织无法推断时间或因果顺序。</w:t>
+        <w:t>各队列的对照组织不同（器官供体、移植供体、非扩张手术主动脉），疾病与队列绑定，因此队列级差异在队列水平检验而不混合样本。标签无关标准化使分数在数据集内可比但不跨数据集可比，故比较的是效应量而非分数；C 与 I 的标准化效应分母不同，R 等值线仅在数据集内的分数尺度上有意义（图 6b）。R 是一个预设的线性汇总，并不检验两类程序所有可能的组织方式。单细胞数据集各仅 3 例对照，主要检验虽精确但分配数少；GSE155468 的收缩型 SMC 分析使用了 8 例动脉瘤患者中的 7 例。GSE222318 中取材位置与病程混杂，急性样本收缩型 SMC 很少，故病程对比仅为估计。GSE189795 在所有样本中回收的 SMC 都很少且没有收缩型 SMC 聚类，因此其预设检验不可估计，仅报告探索性的调节型 SMC 估计；F2 家族实际依赖两个数据集。 Tier 1 模块为外部定义，不能涵盖所有相关程序；损伤综合分按声明对六个模块等权。GSE235161 的亚组代码无法映射到已发表分组，GSE190635 无法重新处理。性别、年龄、瓣膜形态与用药信息不统一可得且未建模。手术组织无法推断时间或因果顺序。</w:t>
       </w:r>
     </w:p>
     <w:p>
@@ -9906,7 +12285,7 @@
     </w:p>
     <w:p>
       <w:r>
-        <w:t>在组织水平，升主动脉瘤与 A 型夹层的差异主要在于收缩丢失与代谢/应激激活的幅度，而非收缩与损伤应答程序的相对状态。"两病以不同方式组织这些程序"的假设未获现有患者级数据支持，而这些数据对该问题效能不足。动脉瘤扩张伴随收缩程序下降以及干扰素、抗原呈递、淋巴细胞与基质程序，但不伴随夹层的损伤综合分。以外部定义模块为基础的程序级分数为跨队列比较主动脉组织状态提供了可重复的单元，并可作为前瞻性、标注病程、分层取材设计的基础。</w:t>
+        <w:t>在纳入的公共组织转录组队列中，A 型夹层比升主动脉瘤表现出更明显的收缩相关表达降低以及部分代谢与应激模块的更强增高。预设的相对状态指标 R 未检出明确的跨疾病差异，细胞类型内与患者内的患者级分析也未提供一致支持，因此目前不能确定这些组织水平差异是否对应两类程序的不同组织方式。在一个有序扩张队列中，收缩、免疫与基质程序呈现不同的扩张关联；其跨队列普遍性与细胞来源仍待验证。以外部定义模块为基础的程序级分数为此类比较提供了可重复的单元，可用于标注病程、分层取材并具组织学表型的取材设计。</w:t>
       </w:r>
     </w:p>
     <w:p>
@@ -10357,63 +12736,6 @@
           <w:i/>
         </w:rPr>
         <w:t>分析时尚无关联原始论文的数据集（GSE235161、GSE202267、GSE294606、GSE267434、GSE147026、GSE190635、GSE213740、GSE189795、GSE222318）以 GEO 登录号引用 [42]。文献 [15]、[16]、[19] 的细节待按最终发表版本补全。</w:t>
-      </w:r>
-    </w:p>
-    <w:p>
-      <w:pPr>
-        <w:spacing w:after="280"/>
-      </w:pPr>
-      <w:r>
-        <w:rPr>
-          <w:b/>
-          <w:sz w:val="20"/>
-        </w:rPr>
-        <w:t>图 4 夹层病程各阶段的程序分（GSE222318 仅估计；GSE189795 主要检验）。</w:t>
-      </w:r>
-      <w:r>
-        <w:rPr>
-          <w:sz w:val="20"/>
-        </w:rPr>
-        <w:t xml:space="preserve"> </w:t>
-      </w:r>
-      <w:r>
-        <w:rPr>
-          <w:b/>
-          <w:sz w:val="20"/>
-        </w:rPr>
-        <w:t>a–c</w:t>
-      </w:r>
-      <w:r>
-        <w:rPr>
-          <w:sz w:val="20"/>
-        </w:rPr>
-        <w:t xml:space="preserve"> GSE222318 收缩型 SMC 中各患者按阶段的 C、I、R；标记形状为取材位置（内膜-中膜或全层），各阶段不同。</w:t>
-      </w:r>
-      <w:r>
-        <w:rPr>
-          <w:b/>
-          <w:sz w:val="20"/>
-        </w:rPr>
-        <w:t>d</w:t>
-      </w:r>
-      <w:r>
-        <w:rPr>
-          <w:sz w:val="20"/>
-        </w:rPr>
-        <w:t xml:space="preserve"> 各阶段对比的 Hedges' g（95 % CI），含急性对非急性及同取材位置的急性对亚急性；未做推断检验。</w:t>
-      </w:r>
-      <w:r>
-        <w:rPr>
-          <w:b/>
-          <w:sz w:val="20"/>
-        </w:rPr>
-        <w:t>e</w:t>
-      </w:r>
-      <w:r>
-        <w:rPr>
-          <w:sz w:val="20"/>
-        </w:rPr>
-        <w:t xml:space="preserve"> GSE189795 急性 TAAD 对对照的收缩型 SMC，含 R 的精确主要检验。</w:t>
       </w:r>
     </w:p>
     <w:p>
